--- a/5.人员管理/1.流程制度规范类文件/TXHS-05-02-人员培训管理制度.docx
+++ b/5.人员管理/1.流程制度规范类文件/TXHS-05-02-人员培训管理制度.docx
@@ -351,12 +351,6 @@
             <w:insideH w:val="none" w:color="auto" w:sz="0" w:space="0"/>
             <w:insideV w:val="none" w:color="auto" w:sz="0" w:space="0"/>
           </w:tblBorders>
-          <w:tblCellMar>
-            <w:top w:w="0" w:type="dxa"/>
-            <w:left w:w="108" w:type="dxa"/>
-            <w:bottom w:w="0" w:type="dxa"/>
-            <w:right w:w="108" w:type="dxa"/>
-          </w:tblCellMar>
         </w:tblPrEx>
         <w:trPr>
           <w:trHeight w:val="810" w:hRule="atLeast"/>
@@ -616,8 +610,6 @@
               </w:rPr>
               <w:t>审核时间</w:t>
             </w:r>
-            <w:bookmarkStart w:id="11" w:name="_GoBack"/>
-            <w:bookmarkEnd w:id="11"/>
             <w:r>
               <w:rPr>
                 <w:rFonts w:hint="eastAsia" w:asciiTheme="minorAscii" w:hAnsiTheme="minorAscii" w:eastAsiaTheme="minorEastAsia"/>
@@ -2925,7 +2917,16 @@
           <w:rFonts w:hint="default"/>
           <w:lang w:val="en-US" w:eastAsia="zh-CN"/>
         </w:rPr>
-        <w:t>为使公司员工持续适应行业发展与公司战略要求，在市场竞争中保持人才优势，系统性提升员工的专业知识、技能与综合素质，确保员工具备正确的价值观、端正的工作态度和规范的工作行为，从而在岗位上创造更大价值，保障公司软件运维服务的高质量交付，特制定本程序，以规范培训工作的规划、组织、实施与评估。</w:t>
+        <w:t>为使公司员工持续适应行业发展与公司战略要求，在市场竞争中保持人才优势，系统性提升员工的专业知识、技能与综合素质，确保员工具备正确的价值观、端正的工作态度和规范的工作行为，从而在岗位上创造更大价值，保障公司</w:t>
+      </w:r>
+      <w:bookmarkStart w:id="11" w:name="_GoBack"/>
+      <w:bookmarkEnd w:id="11"/>
+      <w:r>
+        <w:rPr>
+          <w:rFonts w:hint="default"/>
+          <w:lang w:val="en-US" w:eastAsia="zh-CN"/>
+        </w:rPr>
+        <w:t>运维服务的高质量交付，特制定本程序，以规范培训工作的规划、组织、实施与评估。</w:t>
       </w:r>
     </w:p>
     <w:p>
@@ -3287,6 +3288,12 @@
             <w:insideV w:val="single" w:color="auto" w:sz="4" w:space="0"/>
           </w:tblBorders>
           <w:shd w:val="clear" w:color="auto" w:fill="auto"/>
+          <w:tblCellMar>
+            <w:top w:w="15" w:type="dxa"/>
+            <w:left w:w="15" w:type="dxa"/>
+            <w:bottom w:w="15" w:type="dxa"/>
+            <w:right w:w="15" w:type="dxa"/>
+          </w:tblCellMar>
         </w:tblPrEx>
         <w:trPr>
           <w:tblHeader/>
@@ -3913,6 +3920,7 @@
             <w:insideH w:val="single" w:color="auto" w:sz="4" w:space="0"/>
             <w:insideV w:val="single" w:color="auto" w:sz="4" w:space="0"/>
           </w:tblBorders>
+          <w:shd w:val="clear" w:color="auto" w:fill="auto"/>
           <w:tblCellMar>
             <w:top w:w="15" w:type="dxa"/>
             <w:left w:w="15" w:type="dxa"/>
@@ -4130,6 +4138,7 @@
             <w:insideH w:val="single" w:color="auto" w:sz="4" w:space="0"/>
             <w:insideV w:val="single" w:color="auto" w:sz="4" w:space="0"/>
           </w:tblBorders>
+          <w:shd w:val="clear" w:color="auto" w:fill="auto"/>
           <w:tblCellMar>
             <w:top w:w="15" w:type="dxa"/>
             <w:left w:w="15" w:type="dxa"/>
@@ -4347,6 +4356,7 @@
             <w:insideH w:val="single" w:color="auto" w:sz="4" w:space="0"/>
             <w:insideV w:val="single" w:color="auto" w:sz="4" w:space="0"/>
           </w:tblBorders>
+          <w:shd w:val="clear" w:color="auto" w:fill="auto"/>
           <w:tblCellMar>
             <w:top w:w="15" w:type="dxa"/>
             <w:left w:w="15" w:type="dxa"/>
@@ -4903,7 +4913,6 @@
             <w:insideH w:val="none" w:color="auto" w:sz="0" w:space="0"/>
             <w:insideV w:val="none" w:color="auto" w:sz="0" w:space="0"/>
           </w:tblBorders>
-          <w:shd w:val="clear" w:color="auto" w:fill="auto"/>
           <w:tblCellMar>
             <w:top w:w="0" w:type="dxa"/>
             <w:left w:w="108" w:type="dxa"/>
@@ -5129,6 +5138,7 @@
             <w:insideH w:val="none" w:color="auto" w:sz="0" w:space="0"/>
             <w:insideV w:val="none" w:color="auto" w:sz="0" w:space="0"/>
           </w:tblBorders>
+          <w:shd w:val="clear" w:color="auto" w:fill="auto"/>
           <w:tblCellMar>
             <w:top w:w="0" w:type="dxa"/>
             <w:left w:w="108" w:type="dxa"/>

--- a/5.人员管理/1.流程制度规范类文件/TXHS-05-02-人员培训管理制度.docx
+++ b/5.人员管理/1.流程制度规范类文件/TXHS-05-02-人员培训管理制度.docx
@@ -1,10 +1,11 @@
 
 <file path=word/document.xml><?xml version="1.0" encoding="utf-8"?>
-<w:document xmlns:wpc="http://schemas.microsoft.com/office/word/2010/wordprocessingCanvas" xmlns:mc="http://schemas.openxmlformats.org/markup-compatibility/2006" xmlns:o="urn:schemas-microsoft-com:office:office" xmlns:r="http://schemas.openxmlformats.org/officeDocument/2006/relationships" xmlns:m="http://schemas.openxmlformats.org/officeDocument/2006/math" xmlns:v="urn:schemas-microsoft-com:vml" xmlns:wp14="http://schemas.microsoft.com/office/word/2010/wordprocessingDrawing" xmlns:wp="http://schemas.openxmlformats.org/drawingml/2006/wordprocessingDrawing" xmlns:w="http://schemas.openxmlformats.org/wordprocessingml/2006/main" xmlns:w14="http://schemas.microsoft.com/office/word/2010/wordml" xmlns:w10="urn:schemas-microsoft-com:office:word" xmlns:w15="http://schemas.microsoft.com/office/word/2012/wordml" xmlns:wpg="http://schemas.microsoft.com/office/word/2010/wordprocessingGroup" xmlns:wpi="http://schemas.microsoft.com/office/word/2010/wordprocessingInk" xmlns:wne="http://schemas.microsoft.com/office/word/2006/wordml" xmlns:wps="http://schemas.microsoft.com/office/word/2010/wordprocessingShape" xmlns:wpsCustomData="http://www.wps.cn/officeDocument/2013/wpsCustomData" mc:Ignorable="w14 w15 wp14">
+<w:document xmlns:wpc="http://schemas.microsoft.com/office/word/2010/wordprocessingCanvas" xmlns:mc="http://schemas.openxmlformats.org/markup-compatibility/2006" xmlns:o="urn:schemas-microsoft-com:office:office" xmlns:r="http://schemas.openxmlformats.org/officeDocument/2006/relationships" xmlns:m="http://schemas.openxmlformats.org/officeDocument/2006/math" xmlns:v="urn:schemas-microsoft-com:vml" xmlns:wp14="http://schemas.microsoft.com/office/word/2010/wordprocessingDrawing" xmlns:wp="http://schemas.openxmlformats.org/drawingml/2006/wordprocessingDrawing" xmlns:w10="urn:schemas-microsoft-com:office:word" xmlns:w="http://schemas.openxmlformats.org/wordprocessingml/2006/main" xmlns:w14="http://schemas.microsoft.com/office/word/2010/wordml" xmlns:w15="http://schemas.microsoft.com/office/word/2012/wordml" xmlns:wne="http://schemas.microsoft.com/office/word/2006/wordml" xmlns:wpg="http://schemas.microsoft.com/office/word/2010/wordprocessingGroup" xmlns:wpi="http://schemas.microsoft.com/office/word/2010/wordprocessingInk" xmlns:wps="http://schemas.microsoft.com/office/word/2010/wordprocessingShape" mc:Ignorable="w14 w15 wp14">
+  <!-- Generated by Aspose.Words for .NET 13.3.0.1 -->
   <w:body>
     <w:p>
       <w:pPr>
-        <w:pStyle w:val="24"/>
+        <w:pStyle w:val="a"/>
         <w:keepNext w:val="0"/>
         <w:keepLines w:val="0"/>
         <w:pageBreakBefore w:val="0"/>
@@ -24,7 +25,7 @@
       <w:bookmarkStart w:id="0" w:name="_Toc25940"/>
       <w:r>
         <w:drawing>
-          <wp:anchor distT="0" distB="0" distL="114300" distR="114300" simplePos="0" relativeHeight="251660288" behindDoc="1" locked="0" layoutInCell="1" allowOverlap="1">
+          <wp:anchor distT="0" distB="0" distL="114300" distR="114300" simplePos="0" relativeHeight="251659264" behindDoc="1" locked="0" layoutInCell="1" allowOverlap="1">
             <wp:simplePos x="0" y="0"/>
             <wp:positionH relativeFrom="column">
               <wp:posOffset>0</wp:posOffset>
@@ -49,7 +50,7 @@
                     </pic:cNvPicPr>
                   </pic:nvPicPr>
                   <pic:blipFill>
-                    <a:blip r:embed="rId8"/>
+                    <a:blip xmlns:r="http://schemas.openxmlformats.org/officeDocument/2006/relationships" r:embed="rId4"/>
                     <a:stretch>
                       <a:fillRect/>
                     </a:stretch>
@@ -79,7 +80,7 @@
           <w:lang w:val="en-US" w:eastAsia="zh-CN"/>
         </w:rPr>
         <w:drawing>
-          <wp:anchor distT="0" distB="0" distL="114300" distR="114300" simplePos="0" relativeHeight="251659264" behindDoc="1" locked="0" layoutInCell="1" allowOverlap="1">
+          <wp:anchor distT="0" distB="0" distL="114300" distR="114300" simplePos="0" relativeHeight="251658240" behindDoc="1" locked="0" layoutInCell="1" allowOverlap="1">
             <wp:simplePos x="0" y="0"/>
             <wp:positionH relativeFrom="column">
               <wp:posOffset>635</wp:posOffset>
@@ -104,7 +105,7 @@
                     </pic:cNvPicPr>
                   </pic:nvPicPr>
                   <pic:blipFill>
-                    <a:blip r:embed="rId9">
+                    <a:blip xmlns:r="http://schemas.openxmlformats.org/officeDocument/2006/relationships" r:embed="rId5">
                       <a:alphaModFix amt="58000"/>
                       <a:lum contrast="-52000"/>
                     </a:blip>
@@ -136,7 +137,7 @@
       </w:r>
       <w:r>
         <w:drawing>
-          <wp:anchor distT="0" distB="0" distL="114300" distR="114300" simplePos="0" relativeHeight="251661312" behindDoc="1" locked="0" layoutInCell="1" allowOverlap="1">
+          <wp:anchor distT="0" distB="0" distL="114300" distR="114300" simplePos="0" relativeHeight="251660288" behindDoc="1" locked="0" layoutInCell="1" allowOverlap="1">
             <wp:simplePos x="0" y="0"/>
             <wp:positionH relativeFrom="column">
               <wp:posOffset>-19050</wp:posOffset>
@@ -161,7 +162,7 @@
                     </pic:cNvPicPr>
                   </pic:nvPicPr>
                   <pic:blipFill>
-                    <a:blip r:embed="rId10"/>
+                    <a:blip xmlns:r="http://schemas.openxmlformats.org/officeDocument/2006/relationships" r:embed="rId6"/>
                     <a:stretch>
                       <a:fillRect/>
                     </a:stretch>
@@ -189,7 +190,7 @@
     </w:p>
     <w:p>
       <w:pPr>
-        <w:pStyle w:val="25"/>
+        <w:pStyle w:val="a0"/>
         <w:keepNext w:val="0"/>
         <w:keepLines w:val="0"/>
         <w:pageBreakBefore w:val="0"/>
@@ -236,11 +237,11 @@
         <w:adjustRightInd w:val="0"/>
         <w:snapToGrid w:val="0"/>
         <w:spacing w:after="624" w:afterLines="200" w:line="219" w:lineRule="auto"/>
-        <w:ind w:left="0" w:leftChars="0" w:right="0" w:rightChars="0" w:firstLine="0" w:firstLineChars="0"/>
+        <w:ind w:left="0" w:right="0" w:firstLine="0" w:leftChars="0" w:rightChars="0" w:firstLineChars="0"/>
         <w:jc w:val="center"/>
         <w:textAlignment w:val="baseline"/>
         <w:rPr>
-          <w:rFonts w:hint="eastAsia" w:ascii="宋体" w:hAnsi="宋体" w:eastAsia="宋体" w:cs="宋体"/>
+          <w:rFonts w:ascii="宋体" w:eastAsia="宋体" w:hAnsi="宋体" w:cs="宋体" w:hint="eastAsia"/>
           <w:sz w:val="24"/>
           <w:szCs w:val="24"/>
           <w:lang w:val="en-US" w:eastAsia="zh-CN"/>
@@ -248,7 +249,7 @@
       </w:pPr>
       <w:r>
         <w:rPr>
-          <w:rFonts w:ascii="宋体" w:hAnsi="宋体" w:eastAsia="宋体" w:cs="宋体"/>
+          <w:rFonts w:ascii="宋体" w:eastAsia="宋体" w:hAnsi="宋体" w:cs="宋体"/>
           <w:b/>
           <w:bCs/>
           <w:spacing w:val="-3"/>
@@ -259,7 +260,7 @@
       </w:r>
       <w:r>
         <w:rPr>
-          <w:rFonts w:hint="eastAsia" w:ascii="宋体" w:hAnsi="宋体" w:eastAsia="宋体" w:cs="宋体"/>
+          <w:rFonts w:ascii="宋体" w:eastAsia="宋体" w:hAnsi="宋体" w:cs="宋体" w:hint="eastAsia"/>
           <w:b/>
           <w:bCs/>
           <w:spacing w:val="-3"/>
@@ -271,7 +272,7 @@
       </w:r>
       <w:r>
         <w:rPr>
-          <w:rFonts w:ascii="宋体" w:hAnsi="宋体" w:eastAsia="宋体" w:cs="宋体"/>
+          <w:rFonts w:ascii="宋体" w:eastAsia="宋体" w:hAnsi="宋体" w:cs="宋体"/>
           <w:b/>
           <w:bCs/>
           <w:spacing w:val="-3"/>
@@ -282,7 +283,7 @@
       </w:r>
       <w:r>
         <w:rPr>
-          <w:rFonts w:hint="eastAsia" w:ascii="宋体" w:hAnsi="宋体" w:eastAsia="宋体" w:cs="宋体"/>
+          <w:rFonts w:ascii="宋体" w:eastAsia="宋体" w:hAnsi="宋体" w:cs="宋体" w:hint="eastAsia"/>
           <w:b/>
           <w:bCs/>
           <w:spacing w:val="-3"/>
@@ -294,7 +295,7 @@
       </w:r>
       <w:r>
         <w:rPr>
-          <w:rFonts w:ascii="宋体" w:hAnsi="宋体" w:eastAsia="宋体" w:cs="宋体"/>
+          <w:rFonts w:ascii="宋体" w:eastAsia="宋体" w:hAnsi="宋体" w:cs="宋体"/>
           <w:b/>
           <w:bCs/>
           <w:spacing w:val="-3"/>
@@ -305,7 +306,7 @@
       </w:r>
       <w:r>
         <w:rPr>
-          <w:rFonts w:hint="eastAsia" w:ascii="宋体" w:hAnsi="宋体" w:cs="宋体"/>
+          <w:rFonts w:ascii="宋体" w:hAnsi="宋体" w:cs="宋体" w:hint="eastAsia"/>
           <w:b/>
           <w:bCs/>
           <w:spacing w:val="-3"/>
@@ -318,18 +319,17 @@
     </w:p>
     <w:tbl>
       <w:tblPr>
-        <w:tblStyle w:val="21"/>
+        <w:tblStyle w:val="TableGrid"/>
         <w:tblW w:w="0" w:type="auto"/>
         <w:jc w:val="center"/>
         <w:tblBorders>
-          <w:top w:val="none" w:color="auto" w:sz="0" w:space="0"/>
-          <w:left w:val="none" w:color="auto" w:sz="0" w:space="0"/>
-          <w:bottom w:val="none" w:color="auto" w:sz="0" w:space="0"/>
-          <w:right w:val="none" w:color="auto" w:sz="0" w:space="0"/>
-          <w:insideH w:val="none" w:color="auto" w:sz="0" w:space="0"/>
-          <w:insideV w:val="none" w:color="auto" w:sz="0" w:space="0"/>
+          <w:top w:val="nil"/>
+          <w:left w:val="nil"/>
+          <w:bottom w:val="nil"/>
+          <w:right w:val="nil"/>
+          <w:insideH w:val="nil"/>
+          <w:insideV w:val="nil"/>
         </w:tblBorders>
-        <w:tblLayout w:type="autofit"/>
         <w:tblCellMar>
           <w:top w:w="0" w:type="dxa"/>
           <w:left w:w="108" w:type="dxa"/>
@@ -343,17 +343,25 @@
       </w:tblGrid>
       <w:tr>
         <w:tblPrEx>
+          <w:tblW w:w="0" w:type="auto"/>
+          <w:jc w:val="center"/>
           <w:tblBorders>
-            <w:top w:val="none" w:color="auto" w:sz="0" w:space="0"/>
-            <w:left w:val="none" w:color="auto" w:sz="0" w:space="0"/>
-            <w:bottom w:val="none" w:color="auto" w:sz="0" w:space="0"/>
-            <w:right w:val="none" w:color="auto" w:sz="0" w:space="0"/>
-            <w:insideH w:val="none" w:color="auto" w:sz="0" w:space="0"/>
-            <w:insideV w:val="none" w:color="auto" w:sz="0" w:space="0"/>
+            <w:top w:val="nil"/>
+            <w:left w:val="nil"/>
+            <w:bottom w:val="nil"/>
+            <w:right w:val="nil"/>
+            <w:insideH w:val="nil"/>
+            <w:insideV w:val="nil"/>
           </w:tblBorders>
+          <w:tblCellMar>
+            <w:top w:w="0" w:type="dxa"/>
+            <w:left w:w="108" w:type="dxa"/>
+            <w:bottom w:w="0" w:type="dxa"/>
+            <w:right w:w="108" w:type="dxa"/>
+          </w:tblCellMar>
         </w:tblPrEx>
         <w:trPr>
-          <w:trHeight w:val="810" w:hRule="atLeast"/>
+          <w:trHeight w:val="810"/>
           <w:jc w:val="center"/>
         </w:trPr>
         <w:tc>
@@ -391,7 +399,7 @@
             </w:r>
             <w:r>
               <w:rPr>
-                <w:rFonts w:hint="default" w:asciiTheme="minorAscii" w:hAnsiTheme="minorAscii" w:eastAsiaTheme="minorEastAsia"/>
+                <w:rFonts w:asciiTheme="minorAscii" w:eastAsiaTheme="minorEastAsia" w:hAnsiTheme="minorAscii" w:hint="default"/>
                 <w:spacing w:val="227"/>
                 <w:sz w:val="21"/>
                 <w:vertAlign w:val="baseline"/>
@@ -445,7 +453,7 @@
             </w:r>
             <w:r>
               <w:rPr>
-                <w:rFonts w:hint="eastAsia" w:asciiTheme="minorAscii" w:hAnsiTheme="minorAscii" w:eastAsiaTheme="minorEastAsia"/>
+                <w:rFonts w:asciiTheme="minorAscii" w:eastAsiaTheme="minorEastAsia" w:hAnsiTheme="minorAscii" w:hint="eastAsia"/>
                 <w:spacing w:val="227"/>
                 <w:sz w:val="21"/>
                 <w:vertAlign w:val="baseline"/>
@@ -467,14 +475,8 @@
       </w:tr>
       <w:tr>
         <w:tblPrEx>
-          <w:tblBorders>
-            <w:top w:val="none" w:color="auto" w:sz="0" w:space="0"/>
-            <w:left w:val="none" w:color="auto" w:sz="0" w:space="0"/>
-            <w:bottom w:val="none" w:color="auto" w:sz="0" w:space="0"/>
-            <w:right w:val="none" w:color="auto" w:sz="0" w:space="0"/>
-            <w:insideH w:val="none" w:color="auto" w:sz="0" w:space="0"/>
-            <w:insideV w:val="none" w:color="auto" w:sz="0" w:space="0"/>
-          </w:tblBorders>
+          <w:tblW w:w="0" w:type="auto"/>
+          <w:jc w:val="center"/>
           <w:tblCellMar>
             <w:top w:w="0" w:type="dxa"/>
             <w:left w:w="108" w:type="dxa"/>
@@ -483,7 +485,7 @@
           </w:tblCellMar>
         </w:tblPrEx>
         <w:trPr>
-          <w:trHeight w:val="810" w:hRule="atLeast"/>
+          <w:trHeight w:val="810"/>
           <w:jc w:val="center"/>
         </w:trPr>
         <w:tc>
@@ -507,7 +509,7 @@
               <w:snapToGrid w:val="0"/>
               <w:textAlignment w:val="baseline"/>
               <w:rPr>
-                <w:rFonts w:hint="default" w:ascii="Arial" w:hAnsi="Arial" w:eastAsia="Arial" w:cs="Arial"/>
+                <w:rFonts w:ascii="Arial" w:eastAsia="Arial" w:hAnsi="Arial" w:cs="Arial" w:hint="default"/>
                 <w:snapToGrid w:val="0"/>
                 <w:color w:val="000000"/>
                 <w:kern w:val="0"/>
@@ -539,7 +541,7 @@
             </w:r>
             <w:r>
               <w:rPr>
-                <w:rFonts w:hint="default" w:asciiTheme="minorAscii" w:hAnsiTheme="minorAscii" w:eastAsiaTheme="minorEastAsia"/>
+                <w:rFonts w:asciiTheme="minorAscii" w:eastAsiaTheme="minorEastAsia" w:hAnsiTheme="minorAscii" w:hint="default"/>
                 <w:spacing w:val="227"/>
                 <w:sz w:val="21"/>
                 <w:vertAlign w:val="baseline"/>
@@ -556,18 +558,7 @@
                 <w:vertAlign w:val="baseline"/>
                 <w:lang w:val="en-US" w:eastAsia="zh-CN"/>
               </w:rPr>
-              <w:t>V2.</w:t>
-            </w:r>
-            <w:r>
-              <w:rPr>
-                <w:rFonts w:hint="eastAsia"/>
-                <w:spacing w:val="0"/>
-                <w:kern w:val="0"/>
-                <w:u w:val="single"/>
-                <w:vertAlign w:val="baseline"/>
-                <w:lang w:val="en-US" w:eastAsia="zh-CN"/>
-              </w:rPr>
-              <w:t>0</w:t>
+              <w:t>V1.0</w:t>
             </w:r>
           </w:p>
         </w:tc>
@@ -592,7 +583,7 @@
               <w:snapToGrid w:val="0"/>
               <w:textAlignment w:val="baseline"/>
               <w:rPr>
-                <w:rFonts w:hint="default" w:ascii="Arial" w:hAnsi="Arial" w:eastAsia="Arial" w:cs="Arial"/>
+                <w:rFonts w:ascii="Arial" w:eastAsia="Arial" w:hAnsi="Arial" w:cs="Arial" w:hint="default"/>
                 <w:snapToGrid w:val="0"/>
                 <w:color w:val="000000"/>
                 <w:kern w:val="0"/>
@@ -612,7 +603,7 @@
             </w:r>
             <w:r>
               <w:rPr>
-                <w:rFonts w:hint="eastAsia" w:asciiTheme="minorAscii" w:hAnsiTheme="minorAscii" w:eastAsiaTheme="minorEastAsia"/>
+                <w:rFonts w:asciiTheme="minorAscii" w:eastAsiaTheme="minorEastAsia" w:hAnsiTheme="minorAscii" w:hint="eastAsia"/>
                 <w:spacing w:val="227"/>
                 <w:sz w:val="21"/>
                 <w:vertAlign w:val="baseline"/>
@@ -634,14 +625,8 @@
       </w:tr>
       <w:tr>
         <w:tblPrEx>
-          <w:tblBorders>
-            <w:top w:val="none" w:color="auto" w:sz="0" w:space="0"/>
-            <w:left w:val="none" w:color="auto" w:sz="0" w:space="0"/>
-            <w:bottom w:val="none" w:color="auto" w:sz="0" w:space="0"/>
-            <w:right w:val="none" w:color="auto" w:sz="0" w:space="0"/>
-            <w:insideH w:val="none" w:color="auto" w:sz="0" w:space="0"/>
-            <w:insideV w:val="none" w:color="auto" w:sz="0" w:space="0"/>
-          </w:tblBorders>
+          <w:tblW w:w="0" w:type="auto"/>
+          <w:jc w:val="center"/>
           <w:tblCellMar>
             <w:top w:w="0" w:type="dxa"/>
             <w:left w:w="108" w:type="dxa"/>
@@ -650,7 +635,7 @@
           </w:tblCellMar>
         </w:tblPrEx>
         <w:trPr>
-          <w:trHeight w:val="635" w:hRule="atLeast"/>
+          <w:trHeight w:val="635"/>
           <w:jc w:val="center"/>
         </w:trPr>
         <w:tc>
@@ -700,7 +685,7 @@
             </w:r>
             <w:r>
               <w:rPr>
-                <w:rFonts w:hint="eastAsia" w:asciiTheme="minorAscii" w:hAnsiTheme="minorAscii" w:eastAsiaTheme="minorEastAsia"/>
+                <w:rFonts w:asciiTheme="minorAscii" w:eastAsiaTheme="minorEastAsia" w:hAnsiTheme="minorAscii" w:hint="eastAsia"/>
                 <w:spacing w:val="227"/>
                 <w:sz w:val="21"/>
                 <w:vertAlign w:val="baseline"/>
@@ -753,7 +738,7 @@
             </w:r>
             <w:r>
               <w:rPr>
-                <w:rFonts w:hint="eastAsia" w:asciiTheme="minorAscii" w:hAnsiTheme="minorAscii" w:eastAsiaTheme="minorEastAsia"/>
+                <w:rFonts w:asciiTheme="minorAscii" w:eastAsiaTheme="minorEastAsia" w:hAnsiTheme="minorAscii" w:hint="eastAsia"/>
                 <w:spacing w:val="227"/>
                 <w:sz w:val="21"/>
                 <w:vertAlign w:val="baseline"/>
@@ -812,14 +797,14 @@
         <w:ind w:left="3634"/>
         <w:textAlignment w:val="baseline"/>
         <w:rPr>
-          <w:rFonts w:ascii="宋体" w:hAnsi="宋体" w:eastAsia="宋体" w:cs="宋体"/>
+          <w:rFonts w:ascii="宋体" w:eastAsia="宋体" w:hAnsi="宋体" w:cs="宋体"/>
           <w:sz w:val="31"/>
           <w:szCs w:val="31"/>
         </w:rPr>
       </w:pPr>
       <w:r>
         <w:rPr>
-          <w:rFonts w:ascii="宋体" w:hAnsi="宋体" w:eastAsia="宋体" w:cs="宋体"/>
+          <w:rFonts w:ascii="宋体" w:eastAsia="宋体" w:hAnsi="宋体" w:cs="宋体"/>
           <w:b/>
           <w:bCs/>
           <w:spacing w:val="4"/>
@@ -831,16 +816,16 @@
     </w:p>
     <w:tbl>
       <w:tblPr>
-        <w:tblStyle w:val="26"/>
+        <w:tblStyle w:val="TableNormal0"/>
         <w:tblW w:w="8214" w:type="dxa"/>
         <w:jc w:val="center"/>
         <w:tblBorders>
-          <w:top w:val="single" w:color="000000" w:sz="2" w:space="0"/>
-          <w:left w:val="single" w:color="000000" w:sz="2" w:space="0"/>
-          <w:bottom w:val="single" w:color="000000" w:sz="2" w:space="0"/>
-          <w:right w:val="single" w:color="000000" w:sz="2" w:space="0"/>
-          <w:insideH w:val="single" w:color="000000" w:sz="2" w:space="0"/>
-          <w:insideV w:val="single" w:color="000000" w:sz="2" w:space="0"/>
+          <w:top w:val="single" w:sz="2" w:space="0" w:color="000000"/>
+          <w:left w:val="single" w:sz="2" w:space="0" w:color="000000"/>
+          <w:bottom w:val="single" w:sz="2" w:space="0" w:color="000000"/>
+          <w:right w:val="single" w:sz="2" w:space="0" w:color="000000"/>
+          <w:insideH w:val="single" w:sz="2" w:space="0" w:color="000000"/>
+          <w:insideV w:val="single" w:sz="2" w:space="0" w:color="000000"/>
         </w:tblBorders>
         <w:tblLayout w:type="fixed"/>
         <w:tblCellMar>
@@ -860,14 +845,17 @@
       </w:tblGrid>
       <w:tr>
         <w:tblPrEx>
+          <w:tblW w:w="8214" w:type="dxa"/>
+          <w:jc w:val="center"/>
           <w:tblBorders>
-            <w:top w:val="single" w:color="000000" w:sz="2" w:space="0"/>
-            <w:left w:val="single" w:color="000000" w:sz="2" w:space="0"/>
-            <w:bottom w:val="single" w:color="000000" w:sz="2" w:space="0"/>
-            <w:right w:val="single" w:color="000000" w:sz="2" w:space="0"/>
-            <w:insideH w:val="single" w:color="000000" w:sz="2" w:space="0"/>
-            <w:insideV w:val="single" w:color="000000" w:sz="2" w:space="0"/>
+            <w:top w:val="single" w:sz="2" w:space="0" w:color="000000"/>
+            <w:left w:val="single" w:sz="2" w:space="0" w:color="000000"/>
+            <w:bottom w:val="single" w:sz="2" w:space="0" w:color="000000"/>
+            <w:right w:val="single" w:sz="2" w:space="0" w:color="000000"/>
+            <w:insideH w:val="single" w:sz="2" w:space="0" w:color="000000"/>
+            <w:insideV w:val="single" w:sz="2" w:space="0" w:color="000000"/>
           </w:tblBorders>
+          <w:tblLayout w:type="fixed"/>
           <w:tblCellMar>
             <w:top w:w="0" w:type="dxa"/>
             <w:left w:w="0" w:type="dxa"/>
@@ -876,7 +864,7 @@
           </w:tblCellMar>
         </w:tblPrEx>
         <w:trPr>
-          <w:trHeight w:val="593" w:hRule="atLeast"/>
+          <w:trHeight w:val="593"/>
           <w:jc w:val="center"/>
         </w:trPr>
         <w:tc>
@@ -898,18 +886,18 @@
               <w:adjustRightInd w:val="0"/>
               <w:snapToGrid w:val="0"/>
               <w:spacing w:before="176" w:line="228" w:lineRule="auto"/>
-              <w:ind w:left="0" w:leftChars="0" w:right="0" w:rightChars="0" w:firstLine="0" w:firstLineChars="0"/>
+              <w:ind w:left="0" w:right="0" w:firstLine="0" w:leftChars="0" w:rightChars="0" w:firstLineChars="0"/>
               <w:jc w:val="center"/>
               <w:textAlignment w:val="baseline"/>
               <w:rPr>
-                <w:rFonts w:ascii="宋体" w:hAnsi="宋体" w:eastAsia="宋体" w:cs="宋体"/>
+                <w:rFonts w:ascii="宋体" w:eastAsia="宋体" w:hAnsi="宋体" w:cs="宋体"/>
                 <w:sz w:val="20"/>
                 <w:szCs w:val="20"/>
               </w:rPr>
             </w:pPr>
             <w:r>
               <w:rPr>
-                <w:rFonts w:hint="eastAsia" w:ascii="宋体" w:hAnsi="宋体" w:cs="宋体"/>
+                <w:rFonts w:ascii="宋体" w:hAnsi="宋体" w:cs="宋体" w:hint="eastAsia"/>
                 <w:spacing w:val="-14"/>
                 <w:sz w:val="20"/>
                 <w:szCs w:val="20"/>
@@ -919,7 +907,7 @@
             </w:r>
             <w:r>
               <w:rPr>
-                <w:rFonts w:ascii="宋体" w:hAnsi="宋体" w:eastAsia="宋体" w:cs="宋体"/>
+                <w:rFonts w:ascii="宋体" w:eastAsia="宋体" w:hAnsi="宋体" w:cs="宋体"/>
                 <w:spacing w:val="-14"/>
                 <w:sz w:val="20"/>
                 <w:szCs w:val="20"/>
@@ -947,18 +935,18 @@
               <w:adjustRightInd w:val="0"/>
               <w:snapToGrid w:val="0"/>
               <w:spacing w:before="175" w:line="227" w:lineRule="auto"/>
-              <w:ind w:left="0" w:leftChars="0" w:right="0" w:rightChars="0" w:firstLine="0" w:firstLineChars="0"/>
+              <w:ind w:left="0" w:right="0" w:firstLine="0" w:leftChars="0" w:rightChars="0" w:firstLineChars="0"/>
               <w:jc w:val="center"/>
               <w:textAlignment w:val="baseline"/>
               <w:rPr>
-                <w:rFonts w:ascii="宋体" w:hAnsi="宋体" w:eastAsia="宋体" w:cs="宋体"/>
+                <w:rFonts w:ascii="宋体" w:eastAsia="宋体" w:hAnsi="宋体" w:cs="宋体"/>
                 <w:sz w:val="20"/>
                 <w:szCs w:val="20"/>
               </w:rPr>
             </w:pPr>
             <w:r>
               <w:rPr>
-                <w:rFonts w:ascii="宋体" w:hAnsi="宋体" w:eastAsia="宋体" w:cs="宋体"/>
+                <w:rFonts w:ascii="宋体" w:eastAsia="宋体" w:hAnsi="宋体" w:cs="宋体"/>
                 <w:spacing w:val="4"/>
                 <w:sz w:val="20"/>
                 <w:szCs w:val="20"/>
@@ -986,18 +974,18 @@
               <w:adjustRightInd w:val="0"/>
               <w:snapToGrid w:val="0"/>
               <w:spacing w:before="175" w:line="228" w:lineRule="auto"/>
-              <w:ind w:left="0" w:leftChars="0" w:right="0" w:rightChars="0" w:firstLine="0" w:firstLineChars="0"/>
+              <w:ind w:left="0" w:right="0" w:firstLine="0" w:leftChars="0" w:rightChars="0" w:firstLineChars="0"/>
               <w:jc w:val="center"/>
               <w:textAlignment w:val="baseline"/>
               <w:rPr>
-                <w:rFonts w:ascii="宋体" w:hAnsi="宋体" w:eastAsia="宋体" w:cs="宋体"/>
+                <w:rFonts w:ascii="宋体" w:eastAsia="宋体" w:hAnsi="宋体" w:cs="宋体"/>
                 <w:sz w:val="20"/>
                 <w:szCs w:val="20"/>
               </w:rPr>
             </w:pPr>
             <w:r>
               <w:rPr>
-                <w:rFonts w:ascii="宋体" w:hAnsi="宋体" w:eastAsia="宋体" w:cs="宋体"/>
+                <w:rFonts w:ascii="宋体" w:eastAsia="宋体" w:hAnsi="宋体" w:cs="宋体"/>
                 <w:spacing w:val="7"/>
                 <w:sz w:val="20"/>
                 <w:szCs w:val="20"/>
@@ -1025,11 +1013,11 @@
               <w:adjustRightInd w:val="0"/>
               <w:snapToGrid w:val="0"/>
               <w:spacing w:before="175" w:line="228" w:lineRule="auto"/>
-              <w:ind w:left="0" w:leftChars="0" w:right="0" w:rightChars="0" w:firstLine="0" w:firstLineChars="0"/>
+              <w:ind w:left="0" w:right="0" w:firstLine="0" w:leftChars="0" w:rightChars="0" w:firstLineChars="0"/>
               <w:jc w:val="center"/>
               <w:textAlignment w:val="baseline"/>
               <w:rPr>
-                <w:rFonts w:hint="eastAsia" w:ascii="宋体" w:hAnsi="宋体" w:eastAsia="宋体" w:cs="宋体"/>
+                <w:rFonts w:ascii="宋体" w:eastAsia="宋体" w:hAnsi="宋体" w:cs="宋体" w:hint="eastAsia"/>
                 <w:spacing w:val="7"/>
                 <w:sz w:val="20"/>
                 <w:szCs w:val="20"/>
@@ -1038,7 +1026,7 @@
             </w:pPr>
             <w:r>
               <w:rPr>
-                <w:rFonts w:hint="eastAsia" w:ascii="宋体" w:hAnsi="宋体" w:cs="宋体"/>
+                <w:rFonts w:ascii="宋体" w:hAnsi="宋体" w:cs="宋体" w:hint="eastAsia"/>
                 <w:spacing w:val="7"/>
                 <w:sz w:val="20"/>
                 <w:szCs w:val="20"/>
@@ -1067,11 +1055,11 @@
               <w:adjustRightInd w:val="0"/>
               <w:snapToGrid w:val="0"/>
               <w:spacing w:before="175" w:line="228" w:lineRule="auto"/>
-              <w:ind w:left="0" w:leftChars="0" w:right="0" w:rightChars="0" w:firstLine="0" w:firstLineChars="0"/>
+              <w:ind w:left="0" w:right="0" w:firstLine="0" w:leftChars="0" w:rightChars="0" w:firstLineChars="0"/>
               <w:jc w:val="center"/>
               <w:textAlignment w:val="baseline"/>
               <w:rPr>
-                <w:rFonts w:hint="default" w:ascii="宋体" w:hAnsi="宋体" w:cs="宋体"/>
+                <w:rFonts w:ascii="宋体" w:hAnsi="宋体" w:cs="宋体" w:hint="default"/>
                 <w:spacing w:val="7"/>
                 <w:sz w:val="20"/>
                 <w:szCs w:val="20"/>
@@ -1080,7 +1068,7 @@
             </w:pPr>
             <w:r>
               <w:rPr>
-                <w:rFonts w:hint="eastAsia" w:ascii="宋体" w:hAnsi="宋体" w:cs="宋体"/>
+                <w:rFonts w:ascii="宋体" w:hAnsi="宋体" w:cs="宋体" w:hint="eastAsia"/>
                 <w:spacing w:val="7"/>
                 <w:sz w:val="20"/>
                 <w:szCs w:val="20"/>
@@ -1109,18 +1097,18 @@
               <w:adjustRightInd w:val="0"/>
               <w:snapToGrid w:val="0"/>
               <w:spacing w:before="176" w:line="229" w:lineRule="auto"/>
-              <w:ind w:left="0" w:leftChars="0" w:right="0" w:rightChars="0" w:firstLine="0" w:firstLineChars="0"/>
+              <w:ind w:left="0" w:right="0" w:firstLine="0" w:leftChars="0" w:rightChars="0" w:firstLineChars="0"/>
               <w:jc w:val="center"/>
               <w:textAlignment w:val="baseline"/>
               <w:rPr>
-                <w:rFonts w:ascii="宋体" w:hAnsi="宋体" w:eastAsia="宋体" w:cs="宋体"/>
+                <w:rFonts w:ascii="宋体" w:eastAsia="宋体" w:hAnsi="宋体" w:cs="宋体"/>
                 <w:sz w:val="20"/>
                 <w:szCs w:val="20"/>
               </w:rPr>
             </w:pPr>
             <w:r>
               <w:rPr>
-                <w:rFonts w:ascii="宋体" w:hAnsi="宋体" w:eastAsia="宋体" w:cs="宋体"/>
+                <w:rFonts w:ascii="宋体" w:eastAsia="宋体" w:hAnsi="宋体" w:cs="宋体"/>
                 <w:spacing w:val="7"/>
                 <w:sz w:val="20"/>
                 <w:szCs w:val="20"/>
@@ -1132,14 +1120,9 @@
       </w:tr>
       <w:tr>
         <w:tblPrEx>
-          <w:tblBorders>
-            <w:top w:val="single" w:color="000000" w:sz="2" w:space="0"/>
-            <w:left w:val="single" w:color="000000" w:sz="2" w:space="0"/>
-            <w:bottom w:val="single" w:color="000000" w:sz="2" w:space="0"/>
-            <w:right w:val="single" w:color="000000" w:sz="2" w:space="0"/>
-            <w:insideH w:val="single" w:color="000000" w:sz="2" w:space="0"/>
-            <w:insideV w:val="single" w:color="000000" w:sz="2" w:space="0"/>
-          </w:tblBorders>
+          <w:tblW w:w="8214" w:type="dxa"/>
+          <w:jc w:val="center"/>
+          <w:tblLayout w:type="fixed"/>
           <w:tblCellMar>
             <w:top w:w="0" w:type="dxa"/>
             <w:left w:w="0" w:type="dxa"/>
@@ -1148,7 +1131,7 @@
           </w:tblCellMar>
         </w:tblPrEx>
         <w:trPr>
-          <w:trHeight w:val="516" w:hRule="atLeast"/>
+          <w:trHeight w:val="516"/>
           <w:jc w:val="center"/>
         </w:trPr>
         <w:tc>
@@ -1170,11 +1153,11 @@
               <w:adjustRightInd w:val="0"/>
               <w:snapToGrid w:val="0"/>
               <w:spacing w:before="173" w:line="267" w:lineRule="exact"/>
-              <w:ind w:left="0" w:leftChars="0" w:right="0" w:rightChars="0" w:firstLine="0" w:firstLineChars="0"/>
+              <w:ind w:left="0" w:right="0" w:firstLine="0" w:leftChars="0" w:rightChars="0" w:firstLineChars="0"/>
               <w:jc w:val="center"/>
               <w:textAlignment w:val="baseline"/>
               <w:rPr>
-                <w:rFonts w:hint="default" w:ascii="宋体" w:hAnsi="宋体" w:eastAsia="宋体" w:cs="宋体"/>
+                <w:rFonts w:ascii="宋体" w:eastAsia="宋体" w:hAnsi="宋体" w:cs="宋体" w:hint="default"/>
                 <w:sz w:val="20"/>
                 <w:szCs w:val="20"/>
                 <w:lang w:val="en-US"/>
@@ -1182,7 +1165,7 @@
             </w:pPr>
             <w:r>
               <w:rPr>
-                <w:rFonts w:ascii="宋体" w:hAnsi="宋体" w:eastAsia="宋体" w:cs="宋体"/>
+                <w:rFonts w:ascii="宋体" w:eastAsia="宋体" w:hAnsi="宋体" w:cs="宋体"/>
                 <w:spacing w:val="3"/>
                 <w:position w:val="1"/>
                 <w:sz w:val="20"/>
@@ -1211,18 +1194,18 @@
               <w:adjustRightInd w:val="0"/>
               <w:snapToGrid w:val="0"/>
               <w:spacing w:before="173" w:line="267" w:lineRule="exact"/>
-              <w:ind w:left="0" w:leftChars="0" w:right="0" w:rightChars="0" w:firstLine="0" w:firstLineChars="0"/>
+              <w:ind w:left="0" w:right="0" w:firstLine="0" w:leftChars="0" w:rightChars="0" w:firstLineChars="0"/>
               <w:jc w:val="center"/>
               <w:textAlignment w:val="baseline"/>
               <w:rPr>
-                <w:rFonts w:ascii="宋体" w:hAnsi="宋体" w:eastAsia="宋体" w:cs="宋体"/>
+                <w:rFonts w:ascii="宋体" w:eastAsia="宋体" w:hAnsi="宋体" w:cs="宋体"/>
                 <w:sz w:val="20"/>
                 <w:szCs w:val="20"/>
               </w:rPr>
             </w:pPr>
             <w:r>
               <w:rPr>
-                <w:rFonts w:ascii="宋体" w:hAnsi="宋体" w:eastAsia="宋体" w:cs="宋体"/>
+                <w:rFonts w:ascii="宋体" w:eastAsia="宋体" w:hAnsi="宋体" w:cs="宋体"/>
                 <w:spacing w:val="4"/>
                 <w:position w:val="1"/>
                 <w:sz w:val="20"/>
@@ -1251,18 +1234,18 @@
               <w:adjustRightInd w:val="0"/>
               <w:snapToGrid w:val="0"/>
               <w:spacing w:before="172" w:line="228" w:lineRule="auto"/>
-              <w:ind w:left="0" w:leftChars="0" w:right="0" w:rightChars="0" w:firstLine="0" w:firstLineChars="0"/>
+              <w:ind w:left="0" w:right="0" w:firstLine="0" w:leftChars="0" w:rightChars="0" w:firstLineChars="0"/>
               <w:jc w:val="center"/>
               <w:textAlignment w:val="baseline"/>
               <w:rPr>
-                <w:rFonts w:ascii="宋体" w:hAnsi="宋体" w:eastAsia="宋体" w:cs="宋体"/>
+                <w:rFonts w:ascii="宋体" w:eastAsia="宋体" w:hAnsi="宋体" w:cs="宋体"/>
                 <w:sz w:val="20"/>
                 <w:szCs w:val="20"/>
               </w:rPr>
             </w:pPr>
             <w:r>
               <w:rPr>
-                <w:rFonts w:ascii="宋体" w:hAnsi="宋体" w:eastAsia="宋体" w:cs="宋体"/>
+                <w:rFonts w:ascii="宋体" w:eastAsia="宋体" w:hAnsi="宋体" w:cs="宋体"/>
                 <w:spacing w:val="200"/>
                 <w:kern w:val="0"/>
                 <w:sz w:val="20"/>
@@ -1272,7 +1255,7 @@
             </w:r>
             <w:r>
               <w:rPr>
-                <w:rFonts w:ascii="宋体" w:hAnsi="宋体" w:eastAsia="宋体" w:cs="宋体"/>
+                <w:rFonts w:ascii="宋体" w:eastAsia="宋体" w:hAnsi="宋体" w:cs="宋体"/>
                 <w:spacing w:val="0"/>
                 <w:kern w:val="0"/>
                 <w:sz w:val="20"/>
@@ -1301,11 +1284,11 @@
               <w:adjustRightInd w:val="0"/>
               <w:snapToGrid w:val="0"/>
               <w:spacing w:before="172" w:line="228" w:lineRule="auto"/>
-              <w:ind w:left="0" w:leftChars="0" w:right="0" w:rightChars="0" w:firstLine="0" w:firstLineChars="0"/>
+              <w:ind w:left="0" w:right="0" w:firstLine="0" w:leftChars="0" w:rightChars="0" w:firstLineChars="0"/>
               <w:jc w:val="center"/>
               <w:textAlignment w:val="baseline"/>
               <w:rPr>
-                <w:rFonts w:ascii="宋体" w:hAnsi="宋体" w:eastAsia="宋体" w:cs="宋体"/>
+                <w:rFonts w:ascii="宋体" w:eastAsia="宋体" w:hAnsi="宋体" w:cs="宋体"/>
                 <w:spacing w:val="200"/>
                 <w:kern w:val="0"/>
                 <w:sz w:val="20"/>
@@ -1314,14 +1297,14 @@
             </w:pPr>
             <w:r>
               <w:rPr>
-                <w:rFonts w:hint="eastAsia" w:ascii="宋体" w:hAnsi="宋体" w:eastAsia="宋体" w:cs="宋体"/>
+                <w:rFonts w:ascii="宋体" w:eastAsia="宋体" w:hAnsi="宋体" w:cs="宋体" w:hint="eastAsia"/>
                 <w:spacing w:val="200"/>
                 <w:kern w:val="0"/>
                 <w:sz w:val="20"/>
                 <w:szCs w:val="20"/>
                 <w:lang w:val="en-US" w:eastAsia="zh-CN"/>
               </w:rPr>
-              <w:t>吴夤</w:t>
+              <w:t>平湾</w:t>
             </w:r>
           </w:p>
         </w:tc>
@@ -1344,11 +1327,11 @@
               <w:adjustRightInd w:val="0"/>
               <w:snapToGrid w:val="0"/>
               <w:spacing w:before="173" w:line="229" w:lineRule="auto"/>
-              <w:ind w:left="0" w:leftChars="0" w:right="0" w:rightChars="0" w:firstLine="0" w:firstLineChars="0"/>
+              <w:ind w:left="0" w:right="0" w:firstLine="0" w:leftChars="0" w:rightChars="0" w:firstLineChars="0"/>
               <w:jc w:val="center"/>
               <w:textAlignment w:val="baseline"/>
               <w:rPr>
-                <w:rFonts w:ascii="宋体" w:hAnsi="宋体" w:eastAsia="宋体" w:cs="宋体"/>
+                <w:rFonts w:ascii="宋体" w:eastAsia="宋体" w:hAnsi="宋体" w:cs="宋体"/>
                 <w:spacing w:val="200"/>
                 <w:kern w:val="0"/>
                 <w:sz w:val="20"/>
@@ -1357,14 +1340,14 @@
             </w:pPr>
             <w:r>
               <w:rPr>
-                <w:rFonts w:hint="eastAsia" w:asciiTheme="minorAscii" w:hAnsiTheme="minorAscii" w:eastAsiaTheme="minorEastAsia"/>
+                <w:rFonts w:asciiTheme="minorAscii" w:eastAsiaTheme="minorEastAsia" w:hAnsiTheme="minorAscii" w:hint="eastAsia"/>
                 <w:spacing w:val="0"/>
                 <w:kern w:val="0"/>
                 <w:sz w:val="21"/>
                 <w:vertAlign w:val="baseline"/>
                 <w:lang w:val="en-US" w:eastAsia="zh-CN"/>
               </w:rPr>
-              <w:t>茅建根</w:t>
+              <w:t>陈凯</w:t>
             </w:r>
           </w:p>
         </w:tc>
@@ -1387,18 +1370,18 @@
               <w:adjustRightInd w:val="0"/>
               <w:snapToGrid w:val="0"/>
               <w:spacing w:before="173" w:line="229" w:lineRule="auto"/>
-              <w:ind w:left="0" w:leftChars="0" w:right="0" w:rightChars="0" w:firstLine="0" w:firstLineChars="0"/>
+              <w:ind w:left="0" w:right="0" w:firstLine="0" w:leftChars="0" w:rightChars="0" w:firstLineChars="0"/>
               <w:jc w:val="center"/>
               <w:textAlignment w:val="baseline"/>
               <w:rPr>
-                <w:rFonts w:ascii="宋体" w:hAnsi="宋体" w:eastAsia="宋体" w:cs="宋体"/>
+                <w:rFonts w:ascii="宋体" w:eastAsia="宋体" w:hAnsi="宋体" w:cs="宋体"/>
                 <w:sz w:val="20"/>
                 <w:szCs w:val="20"/>
               </w:rPr>
             </w:pPr>
             <w:r>
               <w:rPr>
-                <w:rFonts w:hint="eastAsia" w:asciiTheme="minorAscii" w:hAnsiTheme="minorAscii" w:eastAsiaTheme="minorEastAsia"/>
+                <w:rFonts w:asciiTheme="minorAscii" w:eastAsiaTheme="minorEastAsia" w:hAnsiTheme="minorAscii" w:hint="eastAsia"/>
                 <w:spacing w:val="0"/>
                 <w:kern w:val="0"/>
                 <w:sz w:val="21"/>
@@ -1412,14 +1395,9 @@
       </w:tr>
       <w:tr>
         <w:tblPrEx>
-          <w:tblBorders>
-            <w:top w:val="single" w:color="000000" w:sz="2" w:space="0"/>
-            <w:left w:val="single" w:color="000000" w:sz="2" w:space="0"/>
-            <w:bottom w:val="single" w:color="000000" w:sz="2" w:space="0"/>
-            <w:right w:val="single" w:color="000000" w:sz="2" w:space="0"/>
-            <w:insideH w:val="single" w:color="000000" w:sz="2" w:space="0"/>
-            <w:insideV w:val="single" w:color="000000" w:sz="2" w:space="0"/>
-          </w:tblBorders>
+          <w:tblW w:w="8214" w:type="dxa"/>
+          <w:jc w:val="center"/>
+          <w:tblLayout w:type="fixed"/>
           <w:tblCellMar>
             <w:top w:w="0" w:type="dxa"/>
             <w:left w:w="0" w:type="dxa"/>
@@ -1428,7 +1406,7 @@
           </w:tblCellMar>
         </w:tblPrEx>
         <w:trPr>
-          <w:trHeight w:val="556" w:hRule="atLeast"/>
+          <w:trHeight w:val="556"/>
           <w:jc w:val="center"/>
         </w:trPr>
         <w:tc>
@@ -1450,13 +1428,13 @@
               <w:adjustRightInd w:val="0"/>
               <w:snapToGrid w:val="0"/>
               <w:spacing w:before="173" w:line="267" w:lineRule="exact"/>
-              <w:ind w:left="0" w:leftChars="0" w:right="0" w:rightChars="0" w:firstLine="0" w:firstLineChars="0"/>
+              <w:ind w:left="0" w:right="0" w:firstLine="0" w:leftChars="0" w:rightChars="0" w:firstLineChars="0"/>
               <w:jc w:val="center"/>
               <w:textAlignment w:val="baseline"/>
             </w:pPr>
             <w:r>
               <w:rPr>
-                <w:rFonts w:ascii="宋体" w:hAnsi="宋体" w:eastAsia="宋体" w:cs="宋体"/>
+                <w:rFonts w:ascii="宋体" w:eastAsia="宋体" w:hAnsi="宋体" w:cs="宋体"/>
                 <w:spacing w:val="3"/>
                 <w:position w:val="1"/>
                 <w:sz w:val="20"/>
@@ -1466,7 +1444,7 @@
             </w:r>
             <w:r>
               <w:rPr>
-                <w:rFonts w:hint="eastAsia" w:ascii="宋体" w:hAnsi="宋体" w:cs="宋体"/>
+                <w:rFonts w:ascii="宋体" w:hAnsi="宋体" w:cs="宋体" w:hint="eastAsia"/>
                 <w:spacing w:val="3"/>
                 <w:position w:val="1"/>
                 <w:sz w:val="20"/>
@@ -1496,40 +1474,19 @@
               <w:adjustRightInd w:val="0"/>
               <w:snapToGrid w:val="0"/>
               <w:spacing w:before="173" w:line="267" w:lineRule="exact"/>
-              <w:ind w:left="0" w:leftChars="0" w:right="0" w:rightChars="0" w:firstLine="0" w:firstLineChars="0"/>
+              <w:ind w:left="0" w:right="0" w:firstLine="0" w:leftChars="0" w:rightChars="0" w:firstLineChars="0"/>
               <w:jc w:val="center"/>
               <w:textAlignment w:val="baseline"/>
             </w:pPr>
             <w:r>
               <w:rPr>
-                <w:rFonts w:ascii="宋体" w:hAnsi="宋体" w:eastAsia="宋体" w:cs="宋体"/>
+                <w:rFonts w:ascii="宋体" w:eastAsia="宋体" w:hAnsi="宋体" w:cs="宋体"/>
                 <w:spacing w:val="4"/>
                 <w:position w:val="1"/>
                 <w:sz w:val="20"/>
                 <w:szCs w:val="20"/>
               </w:rPr>
-              <w:t>V</w:t>
-            </w:r>
-            <w:r>
-              <w:rPr>
-                <w:rFonts w:hint="eastAsia" w:ascii="宋体" w:hAnsi="宋体" w:cs="宋体"/>
-                <w:spacing w:val="4"/>
-                <w:position w:val="1"/>
-                <w:sz w:val="20"/>
-                <w:szCs w:val="20"/>
-                <w:lang w:val="en-US" w:eastAsia="zh-CN"/>
-              </w:rPr>
-              <w:t>2</w:t>
-            </w:r>
-            <w:r>
-              <w:rPr>
-                <w:rFonts w:ascii="宋体" w:hAnsi="宋体" w:eastAsia="宋体" w:cs="宋体"/>
-                <w:spacing w:val="4"/>
-                <w:position w:val="1"/>
-                <w:sz w:val="20"/>
-                <w:szCs w:val="20"/>
-              </w:rPr>
-              <w:t>.0</w:t>
+              <w:t>V1.0</w:t>
             </w:r>
           </w:p>
         </w:tc>
@@ -1552,7 +1509,7 @@
               <w:adjustRightInd w:val="0"/>
               <w:snapToGrid w:val="0"/>
               <w:spacing w:before="172" w:line="228" w:lineRule="auto"/>
-              <w:ind w:left="0" w:leftChars="0" w:right="0" w:rightChars="0" w:firstLine="0" w:firstLineChars="0"/>
+              <w:ind w:left="0" w:right="0" w:firstLine="0" w:leftChars="0" w:rightChars="0" w:firstLineChars="0"/>
               <w:jc w:val="center"/>
               <w:textAlignment w:val="baseline"/>
               <w:rPr>
@@ -1562,7 +1519,7 @@
             </w:pPr>
             <w:r>
               <w:rPr>
-                <w:rFonts w:hint="eastAsia" w:ascii="宋体" w:hAnsi="宋体" w:cs="宋体"/>
+                <w:rFonts w:ascii="宋体" w:hAnsi="宋体" w:cs="宋体" w:hint="eastAsia"/>
                 <w:snapToGrid w:val="0"/>
                 <w:color w:val="000000"/>
                 <w:kern w:val="0"/>
@@ -1593,20 +1550,20 @@
               <w:adjustRightInd w:val="0"/>
               <w:snapToGrid w:val="0"/>
               <w:spacing w:before="172" w:line="228" w:lineRule="auto"/>
-              <w:ind w:left="0" w:leftChars="0" w:right="0" w:rightChars="0" w:firstLine="0" w:firstLineChars="0"/>
+              <w:ind w:left="0" w:right="0" w:firstLine="0" w:leftChars="0" w:rightChars="0" w:firstLineChars="0"/>
               <w:jc w:val="center"/>
               <w:textAlignment w:val="baseline"/>
             </w:pPr>
             <w:r>
               <w:rPr>
-                <w:rFonts w:hint="eastAsia" w:ascii="宋体" w:hAnsi="宋体" w:eastAsia="宋体" w:cs="宋体"/>
+                <w:rFonts w:ascii="宋体" w:eastAsia="宋体" w:hAnsi="宋体" w:cs="宋体" w:hint="eastAsia"/>
                 <w:spacing w:val="200"/>
                 <w:kern w:val="0"/>
                 <w:sz w:val="20"/>
                 <w:szCs w:val="20"/>
                 <w:lang w:val="en-US" w:eastAsia="zh-CN"/>
               </w:rPr>
-              <w:t>吴夤</w:t>
+              <w:t>平湾</w:t>
             </w:r>
           </w:p>
         </w:tc>
@@ -1629,20 +1586,20 @@
               <w:adjustRightInd w:val="0"/>
               <w:snapToGrid w:val="0"/>
               <w:spacing w:before="173" w:line="229" w:lineRule="auto"/>
-              <w:ind w:left="0" w:leftChars="0" w:right="0" w:rightChars="0" w:firstLine="0" w:firstLineChars="0"/>
+              <w:ind w:left="0" w:right="0" w:firstLine="0" w:leftChars="0" w:rightChars="0" w:firstLineChars="0"/>
               <w:jc w:val="center"/>
               <w:textAlignment w:val="baseline"/>
             </w:pPr>
             <w:r>
               <w:rPr>
-                <w:rFonts w:hint="eastAsia" w:asciiTheme="minorAscii" w:hAnsiTheme="minorAscii" w:eastAsiaTheme="minorEastAsia"/>
+                <w:rFonts w:asciiTheme="minorAscii" w:eastAsiaTheme="minorEastAsia" w:hAnsiTheme="minorAscii" w:hint="eastAsia"/>
                 <w:spacing w:val="0"/>
                 <w:kern w:val="0"/>
                 <w:sz w:val="21"/>
                 <w:vertAlign w:val="baseline"/>
                 <w:lang w:val="en-US" w:eastAsia="zh-CN"/>
               </w:rPr>
-              <w:t>茅建根</w:t>
+              <w:t>陈凯</w:t>
             </w:r>
           </w:p>
         </w:tc>
@@ -1665,13 +1622,13 @@
               <w:adjustRightInd w:val="0"/>
               <w:snapToGrid w:val="0"/>
               <w:spacing w:before="173" w:line="229" w:lineRule="auto"/>
-              <w:ind w:left="0" w:leftChars="0" w:right="0" w:rightChars="0" w:firstLine="0" w:firstLineChars="0"/>
+              <w:ind w:left="0" w:right="0" w:firstLine="0" w:leftChars="0" w:rightChars="0" w:firstLineChars="0"/>
               <w:jc w:val="center"/>
               <w:textAlignment w:val="baseline"/>
             </w:pPr>
             <w:r>
               <w:rPr>
-                <w:rFonts w:hint="eastAsia" w:asciiTheme="minorAscii" w:hAnsiTheme="minorAscii" w:eastAsiaTheme="minorEastAsia"/>
+                <w:rFonts w:asciiTheme="minorAscii" w:eastAsiaTheme="minorEastAsia" w:hAnsiTheme="minorAscii" w:hint="eastAsia"/>
                 <w:spacing w:val="0"/>
                 <w:kern w:val="0"/>
                 <w:sz w:val="21"/>
@@ -1685,14 +1642,9 @@
       </w:tr>
       <w:tr>
         <w:tblPrEx>
-          <w:tblBorders>
-            <w:top w:val="single" w:color="000000" w:sz="2" w:space="0"/>
-            <w:left w:val="single" w:color="000000" w:sz="2" w:space="0"/>
-            <w:bottom w:val="single" w:color="000000" w:sz="2" w:space="0"/>
-            <w:right w:val="single" w:color="000000" w:sz="2" w:space="0"/>
-            <w:insideH w:val="single" w:color="000000" w:sz="2" w:space="0"/>
-            <w:insideV w:val="single" w:color="000000" w:sz="2" w:space="0"/>
-          </w:tblBorders>
+          <w:tblW w:w="8214" w:type="dxa"/>
+          <w:jc w:val="center"/>
+          <w:tblLayout w:type="fixed"/>
           <w:tblCellMar>
             <w:top w:w="0" w:type="dxa"/>
             <w:left w:w="0" w:type="dxa"/>
@@ -1701,7 +1653,7 @@
           </w:tblCellMar>
         </w:tblPrEx>
         <w:trPr>
-          <w:trHeight w:val="556" w:hRule="atLeast"/>
+          <w:trHeight w:val="556"/>
           <w:jc w:val="center"/>
         </w:trPr>
         <w:tc>
@@ -1710,7 +1662,7 @@
           </w:tcPr>
           <w:p>
             <w:pPr>
-              <w:pStyle w:val="27"/>
+              <w:pStyle w:val="TableText"/>
               <w:keepNext w:val="0"/>
               <w:keepLines w:val="0"/>
               <w:pageBreakBefore w:val="0"/>
@@ -1723,7 +1675,7 @@
               <w:bidi w:val="0"/>
               <w:adjustRightInd w:val="0"/>
               <w:snapToGrid w:val="0"/>
-              <w:ind w:left="0" w:leftChars="0" w:right="0" w:rightChars="0" w:firstLine="0" w:firstLineChars="0"/>
+              <w:ind w:left="0" w:right="0" w:firstLine="0" w:leftChars="0" w:rightChars="0" w:firstLineChars="0"/>
               <w:jc w:val="center"/>
               <w:textAlignment w:val="baseline"/>
             </w:pPr>
@@ -1735,7 +1687,7 @@
           </w:tcPr>
           <w:p>
             <w:pPr>
-              <w:pStyle w:val="27"/>
+              <w:pStyle w:val="TableText"/>
               <w:keepNext w:val="0"/>
               <w:keepLines w:val="0"/>
               <w:pageBreakBefore w:val="0"/>
@@ -1748,7 +1700,7 @@
               <w:bidi w:val="0"/>
               <w:adjustRightInd w:val="0"/>
               <w:snapToGrid w:val="0"/>
-              <w:ind w:left="0" w:leftChars="0" w:right="0" w:rightChars="0" w:firstLine="0" w:firstLineChars="0"/>
+              <w:ind w:left="0" w:right="0" w:firstLine="0" w:leftChars="0" w:rightChars="0" w:firstLineChars="0"/>
               <w:jc w:val="center"/>
               <w:textAlignment w:val="baseline"/>
             </w:pPr>
@@ -1760,7 +1712,7 @@
           </w:tcPr>
           <w:p>
             <w:pPr>
-              <w:pStyle w:val="27"/>
+              <w:pStyle w:val="TableText"/>
               <w:keepNext w:val="0"/>
               <w:keepLines w:val="0"/>
               <w:pageBreakBefore w:val="0"/>
@@ -1773,7 +1725,7 @@
               <w:bidi w:val="0"/>
               <w:adjustRightInd w:val="0"/>
               <w:snapToGrid w:val="0"/>
-              <w:ind w:left="0" w:leftChars="0" w:right="0" w:rightChars="0" w:firstLine="0" w:firstLineChars="0"/>
+              <w:ind w:left="0" w:right="0" w:firstLine="0" w:leftChars="0" w:rightChars="0" w:firstLineChars="0"/>
               <w:jc w:val="center"/>
               <w:textAlignment w:val="baseline"/>
             </w:pPr>
@@ -1785,7 +1737,7 @@
           </w:tcPr>
           <w:p>
             <w:pPr>
-              <w:pStyle w:val="27"/>
+              <w:pStyle w:val="TableText"/>
               <w:keepNext w:val="0"/>
               <w:keepLines w:val="0"/>
               <w:pageBreakBefore w:val="0"/>
@@ -1798,7 +1750,7 @@
               <w:bidi w:val="0"/>
               <w:adjustRightInd w:val="0"/>
               <w:snapToGrid w:val="0"/>
-              <w:ind w:left="0" w:leftChars="0" w:right="0" w:rightChars="0" w:firstLine="0" w:firstLineChars="0"/>
+              <w:ind w:left="0" w:right="0" w:firstLine="0" w:leftChars="0" w:rightChars="0" w:firstLineChars="0"/>
               <w:jc w:val="center"/>
               <w:textAlignment w:val="baseline"/>
             </w:pPr>
@@ -1810,7 +1762,7 @@
           </w:tcPr>
           <w:p>
             <w:pPr>
-              <w:pStyle w:val="27"/>
+              <w:pStyle w:val="TableText"/>
               <w:keepNext w:val="0"/>
               <w:keepLines w:val="0"/>
               <w:pageBreakBefore w:val="0"/>
@@ -1823,7 +1775,7 @@
               <w:bidi w:val="0"/>
               <w:adjustRightInd w:val="0"/>
               <w:snapToGrid w:val="0"/>
-              <w:ind w:left="0" w:leftChars="0" w:right="0" w:rightChars="0" w:firstLine="0" w:firstLineChars="0"/>
+              <w:ind w:left="0" w:right="0" w:firstLine="0" w:leftChars="0" w:rightChars="0" w:firstLineChars="0"/>
               <w:jc w:val="center"/>
               <w:textAlignment w:val="baseline"/>
             </w:pPr>
@@ -1835,7 +1787,7 @@
           </w:tcPr>
           <w:p>
             <w:pPr>
-              <w:pStyle w:val="27"/>
+              <w:pStyle w:val="TableText"/>
               <w:keepNext w:val="0"/>
               <w:keepLines w:val="0"/>
               <w:pageBreakBefore w:val="0"/>
@@ -1848,7 +1800,7 @@
               <w:bidi w:val="0"/>
               <w:adjustRightInd w:val="0"/>
               <w:snapToGrid w:val="0"/>
-              <w:ind w:left="0" w:leftChars="0" w:right="0" w:rightChars="0" w:firstLine="0" w:firstLineChars="0"/>
+              <w:ind w:left="0" w:right="0" w:firstLine="0" w:leftChars="0" w:rightChars="0" w:firstLineChars="0"/>
               <w:jc w:val="center"/>
               <w:textAlignment w:val="baseline"/>
             </w:pPr>
@@ -1857,14 +1809,9 @@
       </w:tr>
       <w:tr>
         <w:tblPrEx>
-          <w:tblBorders>
-            <w:top w:val="single" w:color="000000" w:sz="2" w:space="0"/>
-            <w:left w:val="single" w:color="000000" w:sz="2" w:space="0"/>
-            <w:bottom w:val="single" w:color="000000" w:sz="2" w:space="0"/>
-            <w:right w:val="single" w:color="000000" w:sz="2" w:space="0"/>
-            <w:insideH w:val="single" w:color="000000" w:sz="2" w:space="0"/>
-            <w:insideV w:val="single" w:color="000000" w:sz="2" w:space="0"/>
-          </w:tblBorders>
+          <w:tblW w:w="8214" w:type="dxa"/>
+          <w:jc w:val="center"/>
+          <w:tblLayout w:type="fixed"/>
           <w:tblCellMar>
             <w:top w:w="0" w:type="dxa"/>
             <w:left w:w="0" w:type="dxa"/>
@@ -1873,7 +1820,7 @@
           </w:tblCellMar>
         </w:tblPrEx>
         <w:trPr>
-          <w:trHeight w:val="557" w:hRule="atLeast"/>
+          <w:trHeight w:val="557"/>
           <w:jc w:val="center"/>
         </w:trPr>
         <w:tc>
@@ -1882,7 +1829,7 @@
           </w:tcPr>
           <w:p>
             <w:pPr>
-              <w:pStyle w:val="27"/>
+              <w:pStyle w:val="TableText"/>
               <w:keepNext w:val="0"/>
               <w:keepLines w:val="0"/>
               <w:pageBreakBefore w:val="0"/>
@@ -1895,7 +1842,7 @@
               <w:bidi w:val="0"/>
               <w:adjustRightInd w:val="0"/>
               <w:snapToGrid w:val="0"/>
-              <w:ind w:left="0" w:leftChars="0" w:right="0" w:rightChars="0" w:firstLine="0" w:firstLineChars="0"/>
+              <w:ind w:left="0" w:right="0" w:firstLine="0" w:leftChars="0" w:rightChars="0" w:firstLineChars="0"/>
               <w:jc w:val="center"/>
               <w:textAlignment w:val="baseline"/>
             </w:pPr>
@@ -1907,7 +1854,7 @@
           </w:tcPr>
           <w:p>
             <w:pPr>
-              <w:pStyle w:val="27"/>
+              <w:pStyle w:val="TableText"/>
               <w:keepNext w:val="0"/>
               <w:keepLines w:val="0"/>
               <w:pageBreakBefore w:val="0"/>
@@ -1920,7 +1867,7 @@
               <w:bidi w:val="0"/>
               <w:adjustRightInd w:val="0"/>
               <w:snapToGrid w:val="0"/>
-              <w:ind w:left="0" w:leftChars="0" w:right="0" w:rightChars="0" w:firstLine="0" w:firstLineChars="0"/>
+              <w:ind w:left="0" w:right="0" w:firstLine="0" w:leftChars="0" w:rightChars="0" w:firstLineChars="0"/>
               <w:jc w:val="center"/>
               <w:textAlignment w:val="baseline"/>
             </w:pPr>
@@ -1932,7 +1879,7 @@
           </w:tcPr>
           <w:p>
             <w:pPr>
-              <w:pStyle w:val="27"/>
+              <w:pStyle w:val="TableText"/>
               <w:keepNext w:val="0"/>
               <w:keepLines w:val="0"/>
               <w:pageBreakBefore w:val="0"/>
@@ -1945,7 +1892,7 @@
               <w:bidi w:val="0"/>
               <w:adjustRightInd w:val="0"/>
               <w:snapToGrid w:val="0"/>
-              <w:ind w:left="0" w:leftChars="0" w:right="0" w:rightChars="0" w:firstLine="0" w:firstLineChars="0"/>
+              <w:ind w:left="0" w:right="0" w:firstLine="0" w:leftChars="0" w:rightChars="0" w:firstLineChars="0"/>
               <w:jc w:val="center"/>
               <w:textAlignment w:val="baseline"/>
             </w:pPr>
@@ -1957,7 +1904,7 @@
           </w:tcPr>
           <w:p>
             <w:pPr>
-              <w:pStyle w:val="27"/>
+              <w:pStyle w:val="TableText"/>
               <w:keepNext w:val="0"/>
               <w:keepLines w:val="0"/>
               <w:pageBreakBefore w:val="0"/>
@@ -1970,7 +1917,7 @@
               <w:bidi w:val="0"/>
               <w:adjustRightInd w:val="0"/>
               <w:snapToGrid w:val="0"/>
-              <w:ind w:left="0" w:leftChars="0" w:right="0" w:rightChars="0" w:firstLine="0" w:firstLineChars="0"/>
+              <w:ind w:left="0" w:right="0" w:firstLine="0" w:leftChars="0" w:rightChars="0" w:firstLineChars="0"/>
               <w:jc w:val="center"/>
               <w:textAlignment w:val="baseline"/>
             </w:pPr>
@@ -1982,7 +1929,7 @@
           </w:tcPr>
           <w:p>
             <w:pPr>
-              <w:pStyle w:val="27"/>
+              <w:pStyle w:val="TableText"/>
               <w:keepNext w:val="0"/>
               <w:keepLines w:val="0"/>
               <w:pageBreakBefore w:val="0"/>
@@ -1995,7 +1942,7 @@
               <w:bidi w:val="0"/>
               <w:adjustRightInd w:val="0"/>
               <w:snapToGrid w:val="0"/>
-              <w:ind w:left="0" w:leftChars="0" w:right="0" w:rightChars="0" w:firstLine="0" w:firstLineChars="0"/>
+              <w:ind w:left="0" w:right="0" w:firstLine="0" w:leftChars="0" w:rightChars="0" w:firstLineChars="0"/>
               <w:jc w:val="center"/>
               <w:textAlignment w:val="baseline"/>
             </w:pPr>
@@ -2007,7 +1954,7 @@
           </w:tcPr>
           <w:p>
             <w:pPr>
-              <w:pStyle w:val="27"/>
+              <w:pStyle w:val="TableText"/>
               <w:keepNext w:val="0"/>
               <w:keepLines w:val="0"/>
               <w:pageBreakBefore w:val="0"/>
@@ -2020,7 +1967,7 @@
               <w:bidi w:val="0"/>
               <w:adjustRightInd w:val="0"/>
               <w:snapToGrid w:val="0"/>
-              <w:ind w:left="0" w:leftChars="0" w:right="0" w:rightChars="0" w:firstLine="0" w:firstLineChars="0"/>
+              <w:ind w:left="0" w:right="0" w:firstLine="0" w:leftChars="0" w:rightChars="0" w:firstLineChars="0"/>
               <w:jc w:val="center"/>
               <w:textAlignment w:val="baseline"/>
             </w:pPr>
@@ -2051,7 +1998,7 @@
     <w:sdt>
       <w:sdtPr>
         <w:rPr>
-          <w:rFonts w:ascii="宋体" w:hAnsi="宋体" w:eastAsia="宋体" w:cs="Arial"/>
+          <w:rFonts w:ascii="宋体" w:eastAsia="宋体" w:hAnsi="宋体" w:cs="Arial"/>
           <w:snapToGrid w:val="0"/>
           <w:color w:val="000000"/>
           <w:kern w:val="0"/>
@@ -2067,7 +2014,7 @@
       </w:sdtPr>
       <w:sdtEndPr>
         <w:rPr>
-          <w:rFonts w:hint="eastAsia" w:ascii="宋体" w:hAnsi="宋体" w:eastAsia="宋体" w:cs="宋体"/>
+          <w:rFonts w:ascii="宋体" w:eastAsia="宋体" w:hAnsi="宋体" w:cs="宋体" w:hint="eastAsia"/>
           <w:snapToGrid w:val="0"/>
           <w:color w:val="000000"/>
           <w:kern w:val="0"/>
@@ -2092,18 +2039,18 @@
             <w:adjustRightInd w:val="0"/>
             <w:snapToGrid w:val="0"/>
             <w:spacing w:before="0" w:beforeLines="0" w:after="0" w:afterLines="0" w:line="240" w:lineRule="auto"/>
-            <w:ind w:left="0" w:leftChars="0" w:right="0" w:rightChars="0" w:firstLine="0" w:firstLineChars="0"/>
+            <w:ind w:left="0" w:right="0" w:firstLine="0" w:leftChars="0" w:rightChars="0" w:firstLineChars="0"/>
             <w:jc w:val="center"/>
             <w:textAlignment w:val="baseline"/>
             <w:rPr>
-              <w:rFonts w:hint="eastAsia" w:ascii="宋体" w:hAnsi="宋体" w:eastAsia="宋体" w:cs="宋体"/>
+              <w:rFonts w:ascii="宋体" w:eastAsia="宋体" w:hAnsi="宋体" w:cs="宋体" w:hint="eastAsia"/>
               <w:sz w:val="24"/>
               <w:szCs w:val="24"/>
             </w:rPr>
           </w:pPr>
           <w:r>
             <w:rPr>
-              <w:rFonts w:hint="eastAsia" w:ascii="宋体" w:hAnsi="宋体" w:eastAsia="宋体" w:cs="宋体"/>
+              <w:rFonts w:ascii="宋体" w:eastAsia="宋体" w:hAnsi="宋体" w:cs="宋体" w:hint="eastAsia"/>
               <w:sz w:val="24"/>
               <w:szCs w:val="24"/>
             </w:rPr>
@@ -2112,14 +2059,14 @@
         </w:p>
         <w:p>
           <w:pPr>
-            <w:pStyle w:val="16"/>
+            <w:pStyle w:val="TOC1"/>
             <w:tabs>
               <w:tab w:val="right" w:leader="dot" w:pos="8306"/>
             </w:tabs>
           </w:pPr>
           <w:r>
             <w:rPr>
-              <w:rFonts w:hint="eastAsia" w:ascii="宋体" w:hAnsi="宋体" w:eastAsia="宋体" w:cs="宋体"/>
+              <w:rFonts w:ascii="宋体" w:eastAsia="宋体" w:hAnsi="宋体" w:cs="宋体" w:hint="eastAsia"/>
               <w:sz w:val="24"/>
               <w:szCs w:val="24"/>
             </w:rPr>
@@ -2127,7 +2074,7 @@
           </w:r>
           <w:r>
             <w:rPr>
-              <w:rFonts w:hint="eastAsia" w:ascii="宋体" w:hAnsi="宋体" w:eastAsia="宋体" w:cs="宋体"/>
+              <w:rFonts w:ascii="宋体" w:eastAsia="宋体" w:hAnsi="宋体" w:cs="宋体" w:hint="eastAsia"/>
               <w:sz w:val="24"/>
               <w:szCs w:val="24"/>
             </w:rPr>
@@ -2135,7 +2082,7 @@
           </w:r>
           <w:r>
             <w:rPr>
-              <w:rFonts w:hint="eastAsia" w:ascii="宋体" w:hAnsi="宋体" w:eastAsia="宋体" w:cs="宋体"/>
+              <w:rFonts w:ascii="宋体" w:eastAsia="宋体" w:hAnsi="宋体" w:cs="宋体" w:hint="eastAsia"/>
               <w:sz w:val="24"/>
               <w:szCs w:val="24"/>
             </w:rPr>
@@ -2143,21 +2090,21 @@
           </w:r>
           <w:r>
             <w:rPr>
-              <w:rFonts w:hint="eastAsia" w:ascii="宋体" w:hAnsi="宋体" w:eastAsia="宋体" w:cs="宋体"/>
+              <w:rFonts w:ascii="宋体" w:eastAsia="宋体" w:hAnsi="宋体" w:cs="宋体" w:hint="eastAsia"/>
               <w:szCs w:val="24"/>
             </w:rPr>
             <w:fldChar w:fldCharType="begin"/>
           </w:r>
           <w:r>
             <w:rPr>
-              <w:rFonts w:hint="eastAsia" w:ascii="宋体" w:hAnsi="宋体" w:eastAsia="宋体" w:cs="宋体"/>
+              <w:rFonts w:ascii="宋体" w:eastAsia="宋体" w:hAnsi="宋体" w:cs="宋体" w:hint="eastAsia"/>
               <w:szCs w:val="24"/>
             </w:rPr>
             <w:instrText xml:space="preserve"> HYPERLINK \l _Toc25940 </w:instrText>
           </w:r>
           <w:r>
             <w:rPr>
-              <w:rFonts w:hint="eastAsia" w:ascii="宋体" w:hAnsi="宋体" w:eastAsia="宋体" w:cs="宋体"/>
+              <w:rFonts w:ascii="宋体" w:eastAsia="宋体" w:hAnsi="宋体" w:cs="宋体" w:hint="eastAsia"/>
               <w:szCs w:val="24"/>
             </w:rPr>
             <w:fldChar w:fldCharType="separate"/>
@@ -2189,7 +2136,7 @@
           </w:r>
           <w:r>
             <w:rPr>
-              <w:rFonts w:hint="eastAsia" w:ascii="宋体" w:hAnsi="宋体" w:eastAsia="宋体" w:cs="宋体"/>
+              <w:rFonts w:ascii="宋体" w:eastAsia="宋体" w:hAnsi="宋体" w:cs="宋体" w:hint="eastAsia"/>
               <w:szCs w:val="24"/>
             </w:rPr>
             <w:fldChar w:fldCharType="end"/>
@@ -2197,28 +2144,28 @@
         </w:p>
         <w:p>
           <w:pPr>
-            <w:pStyle w:val="16"/>
+            <w:pStyle w:val="TOC1"/>
             <w:tabs>
               <w:tab w:val="right" w:leader="dot" w:pos="8306"/>
             </w:tabs>
           </w:pPr>
           <w:r>
             <w:rPr>
-              <w:rFonts w:hint="eastAsia" w:ascii="宋体" w:hAnsi="宋体" w:eastAsia="宋体" w:cs="宋体"/>
+              <w:rFonts w:ascii="宋体" w:eastAsia="宋体" w:hAnsi="宋体" w:cs="宋体" w:hint="eastAsia"/>
               <w:szCs w:val="24"/>
             </w:rPr>
             <w:fldChar w:fldCharType="begin"/>
           </w:r>
           <w:r>
             <w:rPr>
-              <w:rFonts w:hint="eastAsia" w:ascii="宋体" w:hAnsi="宋体" w:eastAsia="宋体" w:cs="宋体"/>
+              <w:rFonts w:ascii="宋体" w:eastAsia="宋体" w:hAnsi="宋体" w:cs="宋体" w:hint="eastAsia"/>
               <w:szCs w:val="24"/>
             </w:rPr>
             <w:instrText xml:space="preserve"> HYPERLINK \l _Toc29694 </w:instrText>
           </w:r>
           <w:r>
             <w:rPr>
-              <w:rFonts w:hint="eastAsia" w:ascii="宋体" w:hAnsi="宋体" w:eastAsia="宋体" w:cs="宋体"/>
+              <w:rFonts w:ascii="宋体" w:eastAsia="宋体" w:hAnsi="宋体" w:cs="宋体" w:hint="eastAsia"/>
               <w:szCs w:val="24"/>
             </w:rPr>
             <w:fldChar w:fldCharType="separate"/>
@@ -2250,7 +2197,7 @@
           </w:r>
           <w:r>
             <w:rPr>
-              <w:rFonts w:hint="eastAsia" w:ascii="宋体" w:hAnsi="宋体" w:eastAsia="宋体" w:cs="宋体"/>
+              <w:rFonts w:ascii="宋体" w:eastAsia="宋体" w:hAnsi="宋体" w:cs="宋体" w:hint="eastAsia"/>
               <w:szCs w:val="24"/>
             </w:rPr>
             <w:fldChar w:fldCharType="end"/>
@@ -2258,28 +2205,28 @@
         </w:p>
         <w:p>
           <w:pPr>
-            <w:pStyle w:val="16"/>
+            <w:pStyle w:val="TOC1"/>
             <w:tabs>
               <w:tab w:val="right" w:leader="dot" w:pos="8306"/>
             </w:tabs>
           </w:pPr>
           <w:r>
             <w:rPr>
-              <w:rFonts w:hint="eastAsia" w:ascii="宋体" w:hAnsi="宋体" w:eastAsia="宋体" w:cs="宋体"/>
+              <w:rFonts w:ascii="宋体" w:eastAsia="宋体" w:hAnsi="宋体" w:cs="宋体" w:hint="eastAsia"/>
               <w:szCs w:val="24"/>
             </w:rPr>
             <w:fldChar w:fldCharType="begin"/>
           </w:r>
           <w:r>
             <w:rPr>
-              <w:rFonts w:hint="eastAsia" w:ascii="宋体" w:hAnsi="宋体" w:eastAsia="宋体" w:cs="宋体"/>
+              <w:rFonts w:ascii="宋体" w:eastAsia="宋体" w:hAnsi="宋体" w:cs="宋体" w:hint="eastAsia"/>
               <w:szCs w:val="24"/>
             </w:rPr>
             <w:instrText xml:space="preserve"> HYPERLINK \l _Toc28781 </w:instrText>
           </w:r>
           <w:r>
             <w:rPr>
-              <w:rFonts w:hint="eastAsia" w:ascii="宋体" w:hAnsi="宋体" w:eastAsia="宋体" w:cs="宋体"/>
+              <w:rFonts w:ascii="宋体" w:eastAsia="宋体" w:hAnsi="宋体" w:cs="宋体" w:hint="eastAsia"/>
               <w:szCs w:val="24"/>
             </w:rPr>
             <w:fldChar w:fldCharType="separate"/>
@@ -2311,7 +2258,7 @@
           </w:r>
           <w:r>
             <w:rPr>
-              <w:rFonts w:hint="eastAsia" w:ascii="宋体" w:hAnsi="宋体" w:eastAsia="宋体" w:cs="宋体"/>
+              <w:rFonts w:ascii="宋体" w:eastAsia="宋体" w:hAnsi="宋体" w:cs="宋体" w:hint="eastAsia"/>
               <w:szCs w:val="24"/>
             </w:rPr>
             <w:fldChar w:fldCharType="end"/>
@@ -2319,28 +2266,28 @@
         </w:p>
         <w:p>
           <w:pPr>
-            <w:pStyle w:val="16"/>
+            <w:pStyle w:val="TOC1"/>
             <w:tabs>
               <w:tab w:val="right" w:leader="dot" w:pos="8306"/>
             </w:tabs>
           </w:pPr>
           <w:r>
             <w:rPr>
-              <w:rFonts w:hint="eastAsia" w:ascii="宋体" w:hAnsi="宋体" w:eastAsia="宋体" w:cs="宋体"/>
+              <w:rFonts w:ascii="宋体" w:eastAsia="宋体" w:hAnsi="宋体" w:cs="宋体" w:hint="eastAsia"/>
               <w:szCs w:val="24"/>
             </w:rPr>
             <w:fldChar w:fldCharType="begin"/>
           </w:r>
           <w:r>
             <w:rPr>
-              <w:rFonts w:hint="eastAsia" w:ascii="宋体" w:hAnsi="宋体" w:eastAsia="宋体" w:cs="宋体"/>
+              <w:rFonts w:ascii="宋体" w:eastAsia="宋体" w:hAnsi="宋体" w:cs="宋体" w:hint="eastAsia"/>
               <w:szCs w:val="24"/>
             </w:rPr>
             <w:instrText xml:space="preserve"> HYPERLINK \l _Toc18123 </w:instrText>
           </w:r>
           <w:r>
             <w:rPr>
-              <w:rFonts w:hint="eastAsia" w:ascii="宋体" w:hAnsi="宋体" w:eastAsia="宋体" w:cs="宋体"/>
+              <w:rFonts w:ascii="宋体" w:eastAsia="宋体" w:hAnsi="宋体" w:cs="宋体" w:hint="eastAsia"/>
               <w:szCs w:val="24"/>
             </w:rPr>
             <w:fldChar w:fldCharType="separate"/>
@@ -2372,7 +2319,7 @@
           </w:r>
           <w:r>
             <w:rPr>
-              <w:rFonts w:hint="eastAsia" w:ascii="宋体" w:hAnsi="宋体" w:eastAsia="宋体" w:cs="宋体"/>
+              <w:rFonts w:ascii="宋体" w:eastAsia="宋体" w:hAnsi="宋体" w:cs="宋体" w:hint="eastAsia"/>
               <w:szCs w:val="24"/>
             </w:rPr>
             <w:fldChar w:fldCharType="end"/>
@@ -2380,28 +2327,28 @@
         </w:p>
         <w:p>
           <w:pPr>
-            <w:pStyle w:val="16"/>
+            <w:pStyle w:val="TOC1"/>
             <w:tabs>
               <w:tab w:val="right" w:leader="dot" w:pos="8306"/>
             </w:tabs>
           </w:pPr>
           <w:r>
             <w:rPr>
-              <w:rFonts w:hint="eastAsia" w:ascii="宋体" w:hAnsi="宋体" w:eastAsia="宋体" w:cs="宋体"/>
+              <w:rFonts w:ascii="宋体" w:eastAsia="宋体" w:hAnsi="宋体" w:cs="宋体" w:hint="eastAsia"/>
               <w:szCs w:val="24"/>
             </w:rPr>
             <w:fldChar w:fldCharType="begin"/>
           </w:r>
           <w:r>
             <w:rPr>
-              <w:rFonts w:hint="eastAsia" w:ascii="宋体" w:hAnsi="宋体" w:eastAsia="宋体" w:cs="宋体"/>
+              <w:rFonts w:ascii="宋体" w:eastAsia="宋体" w:hAnsi="宋体" w:cs="宋体" w:hint="eastAsia"/>
               <w:szCs w:val="24"/>
             </w:rPr>
             <w:instrText xml:space="preserve"> HYPERLINK \l _Toc20962 </w:instrText>
           </w:r>
           <w:r>
             <w:rPr>
-              <w:rFonts w:hint="eastAsia" w:ascii="宋体" w:hAnsi="宋体" w:eastAsia="宋体" w:cs="宋体"/>
+              <w:rFonts w:ascii="宋体" w:eastAsia="宋体" w:hAnsi="宋体" w:cs="宋体" w:hint="eastAsia"/>
               <w:szCs w:val="24"/>
             </w:rPr>
             <w:fldChar w:fldCharType="separate"/>
@@ -2433,7 +2380,7 @@
           </w:r>
           <w:r>
             <w:rPr>
-              <w:rFonts w:hint="eastAsia" w:ascii="宋体" w:hAnsi="宋体" w:eastAsia="宋体" w:cs="宋体"/>
+              <w:rFonts w:ascii="宋体" w:eastAsia="宋体" w:hAnsi="宋体" w:cs="宋体" w:hint="eastAsia"/>
               <w:szCs w:val="24"/>
             </w:rPr>
             <w:fldChar w:fldCharType="end"/>
@@ -2441,28 +2388,28 @@
         </w:p>
         <w:p>
           <w:pPr>
-            <w:pStyle w:val="16"/>
+            <w:pStyle w:val="TOC1"/>
             <w:tabs>
               <w:tab w:val="right" w:leader="dot" w:pos="8306"/>
             </w:tabs>
           </w:pPr>
           <w:r>
             <w:rPr>
-              <w:rFonts w:hint="eastAsia" w:ascii="宋体" w:hAnsi="宋体" w:eastAsia="宋体" w:cs="宋体"/>
+              <w:rFonts w:ascii="宋体" w:eastAsia="宋体" w:hAnsi="宋体" w:cs="宋体" w:hint="eastAsia"/>
               <w:szCs w:val="24"/>
             </w:rPr>
             <w:fldChar w:fldCharType="begin"/>
           </w:r>
           <w:r>
             <w:rPr>
-              <w:rFonts w:hint="eastAsia" w:ascii="宋体" w:hAnsi="宋体" w:eastAsia="宋体" w:cs="宋体"/>
+              <w:rFonts w:ascii="宋体" w:eastAsia="宋体" w:hAnsi="宋体" w:cs="宋体" w:hint="eastAsia"/>
               <w:szCs w:val="24"/>
             </w:rPr>
             <w:instrText xml:space="preserve"> HYPERLINK \l _Toc29307 </w:instrText>
           </w:r>
           <w:r>
             <w:rPr>
-              <w:rFonts w:hint="eastAsia" w:ascii="宋体" w:hAnsi="宋体" w:eastAsia="宋体" w:cs="宋体"/>
+              <w:rFonts w:ascii="宋体" w:eastAsia="宋体" w:hAnsi="宋体" w:cs="宋体" w:hint="eastAsia"/>
               <w:szCs w:val="24"/>
             </w:rPr>
             <w:fldChar w:fldCharType="separate"/>
@@ -2494,7 +2441,7 @@
           </w:r>
           <w:r>
             <w:rPr>
-              <w:rFonts w:hint="eastAsia" w:ascii="宋体" w:hAnsi="宋体" w:eastAsia="宋体" w:cs="宋体"/>
+              <w:rFonts w:ascii="宋体" w:eastAsia="宋体" w:hAnsi="宋体" w:cs="宋体" w:hint="eastAsia"/>
               <w:szCs w:val="24"/>
             </w:rPr>
             <w:fldChar w:fldCharType="end"/>
@@ -2502,28 +2449,28 @@
         </w:p>
         <w:p>
           <w:pPr>
-            <w:pStyle w:val="16"/>
+            <w:pStyle w:val="TOC1"/>
             <w:tabs>
               <w:tab w:val="right" w:leader="dot" w:pos="8306"/>
             </w:tabs>
           </w:pPr>
           <w:r>
             <w:rPr>
-              <w:rFonts w:hint="eastAsia" w:ascii="宋体" w:hAnsi="宋体" w:eastAsia="宋体" w:cs="宋体"/>
+              <w:rFonts w:ascii="宋体" w:eastAsia="宋体" w:hAnsi="宋体" w:cs="宋体" w:hint="eastAsia"/>
               <w:szCs w:val="24"/>
             </w:rPr>
             <w:fldChar w:fldCharType="begin"/>
           </w:r>
           <w:r>
             <w:rPr>
-              <w:rFonts w:hint="eastAsia" w:ascii="宋体" w:hAnsi="宋体" w:eastAsia="宋体" w:cs="宋体"/>
+              <w:rFonts w:ascii="宋体" w:eastAsia="宋体" w:hAnsi="宋体" w:cs="宋体" w:hint="eastAsia"/>
               <w:szCs w:val="24"/>
             </w:rPr>
             <w:instrText xml:space="preserve"> HYPERLINK \l _Toc17859 </w:instrText>
           </w:r>
           <w:r>
             <w:rPr>
-              <w:rFonts w:hint="eastAsia" w:ascii="宋体" w:hAnsi="宋体" w:eastAsia="宋体" w:cs="宋体"/>
+              <w:rFonts w:ascii="宋体" w:eastAsia="宋体" w:hAnsi="宋体" w:cs="宋体" w:hint="eastAsia"/>
               <w:szCs w:val="24"/>
             </w:rPr>
             <w:fldChar w:fldCharType="separate"/>
@@ -2555,7 +2502,7 @@
           </w:r>
           <w:r>
             <w:rPr>
-              <w:rFonts w:hint="eastAsia" w:ascii="宋体" w:hAnsi="宋体" w:eastAsia="宋体" w:cs="宋体"/>
+              <w:rFonts w:ascii="宋体" w:eastAsia="宋体" w:hAnsi="宋体" w:cs="宋体" w:hint="eastAsia"/>
               <w:szCs w:val="24"/>
             </w:rPr>
             <w:fldChar w:fldCharType="end"/>
@@ -2563,28 +2510,28 @@
         </w:p>
         <w:p>
           <w:pPr>
-            <w:pStyle w:val="16"/>
+            <w:pStyle w:val="TOC1"/>
             <w:tabs>
               <w:tab w:val="right" w:leader="dot" w:pos="8306"/>
             </w:tabs>
           </w:pPr>
           <w:r>
             <w:rPr>
-              <w:rFonts w:hint="eastAsia" w:ascii="宋体" w:hAnsi="宋体" w:eastAsia="宋体" w:cs="宋体"/>
+              <w:rFonts w:ascii="宋体" w:eastAsia="宋体" w:hAnsi="宋体" w:cs="宋体" w:hint="eastAsia"/>
               <w:szCs w:val="24"/>
             </w:rPr>
             <w:fldChar w:fldCharType="begin"/>
           </w:r>
           <w:r>
             <w:rPr>
-              <w:rFonts w:hint="eastAsia" w:ascii="宋体" w:hAnsi="宋体" w:eastAsia="宋体" w:cs="宋体"/>
+              <w:rFonts w:ascii="宋体" w:eastAsia="宋体" w:hAnsi="宋体" w:cs="宋体" w:hint="eastAsia"/>
               <w:szCs w:val="24"/>
             </w:rPr>
             <w:instrText xml:space="preserve"> HYPERLINK \l _Toc31907 </w:instrText>
           </w:r>
           <w:r>
             <w:rPr>
-              <w:rFonts w:hint="eastAsia" w:ascii="宋体" w:hAnsi="宋体" w:eastAsia="宋体" w:cs="宋体"/>
+              <w:rFonts w:ascii="宋体" w:eastAsia="宋体" w:hAnsi="宋体" w:cs="宋体" w:hint="eastAsia"/>
               <w:szCs w:val="24"/>
             </w:rPr>
             <w:fldChar w:fldCharType="separate"/>
@@ -2616,7 +2563,7 @@
           </w:r>
           <w:r>
             <w:rPr>
-              <w:rFonts w:hint="eastAsia" w:ascii="宋体" w:hAnsi="宋体" w:eastAsia="宋体" w:cs="宋体"/>
+              <w:rFonts w:ascii="宋体" w:eastAsia="宋体" w:hAnsi="宋体" w:cs="宋体" w:hint="eastAsia"/>
               <w:szCs w:val="24"/>
             </w:rPr>
             <w:fldChar w:fldCharType="end"/>
@@ -2624,28 +2571,28 @@
         </w:p>
         <w:p>
           <w:pPr>
-            <w:pStyle w:val="16"/>
+            <w:pStyle w:val="TOC1"/>
             <w:tabs>
               <w:tab w:val="right" w:leader="dot" w:pos="8306"/>
             </w:tabs>
           </w:pPr>
           <w:r>
             <w:rPr>
-              <w:rFonts w:hint="eastAsia" w:ascii="宋体" w:hAnsi="宋体" w:eastAsia="宋体" w:cs="宋体"/>
+              <w:rFonts w:ascii="宋体" w:eastAsia="宋体" w:hAnsi="宋体" w:cs="宋体" w:hint="eastAsia"/>
               <w:szCs w:val="24"/>
             </w:rPr>
             <w:fldChar w:fldCharType="begin"/>
           </w:r>
           <w:r>
             <w:rPr>
-              <w:rFonts w:hint="eastAsia" w:ascii="宋体" w:hAnsi="宋体" w:eastAsia="宋体" w:cs="宋体"/>
+              <w:rFonts w:ascii="宋体" w:eastAsia="宋体" w:hAnsi="宋体" w:cs="宋体" w:hint="eastAsia"/>
               <w:szCs w:val="24"/>
             </w:rPr>
             <w:instrText xml:space="preserve"> HYPERLINK \l _Toc5647 </w:instrText>
           </w:r>
           <w:r>
             <w:rPr>
-              <w:rFonts w:hint="eastAsia" w:ascii="宋体" w:hAnsi="宋体" w:eastAsia="宋体" w:cs="宋体"/>
+              <w:rFonts w:ascii="宋体" w:eastAsia="宋体" w:hAnsi="宋体" w:cs="宋体" w:hint="eastAsia"/>
               <w:szCs w:val="24"/>
             </w:rPr>
             <w:fldChar w:fldCharType="separate"/>
@@ -2677,7 +2624,7 @@
           </w:r>
           <w:r>
             <w:rPr>
-              <w:rFonts w:hint="eastAsia" w:ascii="宋体" w:hAnsi="宋体" w:eastAsia="宋体" w:cs="宋体"/>
+              <w:rFonts w:ascii="宋体" w:eastAsia="宋体" w:hAnsi="宋体" w:cs="宋体" w:hint="eastAsia"/>
               <w:szCs w:val="24"/>
             </w:rPr>
             <w:fldChar w:fldCharType="end"/>
@@ -2685,28 +2632,28 @@
         </w:p>
         <w:p>
           <w:pPr>
-            <w:pStyle w:val="16"/>
+            <w:pStyle w:val="TOC1"/>
             <w:tabs>
               <w:tab w:val="right" w:leader="dot" w:pos="8306"/>
             </w:tabs>
           </w:pPr>
           <w:r>
             <w:rPr>
-              <w:rFonts w:hint="eastAsia" w:ascii="宋体" w:hAnsi="宋体" w:eastAsia="宋体" w:cs="宋体"/>
+              <w:rFonts w:ascii="宋体" w:eastAsia="宋体" w:hAnsi="宋体" w:cs="宋体" w:hint="eastAsia"/>
               <w:szCs w:val="24"/>
             </w:rPr>
             <w:fldChar w:fldCharType="begin"/>
           </w:r>
           <w:r>
             <w:rPr>
-              <w:rFonts w:hint="eastAsia" w:ascii="宋体" w:hAnsi="宋体" w:eastAsia="宋体" w:cs="宋体"/>
+              <w:rFonts w:ascii="宋体" w:eastAsia="宋体" w:hAnsi="宋体" w:cs="宋体" w:hint="eastAsia"/>
               <w:szCs w:val="24"/>
             </w:rPr>
             <w:instrText xml:space="preserve"> HYPERLINK \l _Toc24341 </w:instrText>
           </w:r>
           <w:r>
             <w:rPr>
-              <w:rFonts w:hint="eastAsia" w:ascii="宋体" w:hAnsi="宋体" w:eastAsia="宋体" w:cs="宋体"/>
+              <w:rFonts w:ascii="宋体" w:eastAsia="宋体" w:hAnsi="宋体" w:cs="宋体" w:hint="eastAsia"/>
               <w:szCs w:val="24"/>
             </w:rPr>
             <w:fldChar w:fldCharType="separate"/>
@@ -2745,7 +2692,7 @@
           </w:r>
           <w:r>
             <w:rPr>
-              <w:rFonts w:hint="eastAsia" w:ascii="宋体" w:hAnsi="宋体" w:eastAsia="宋体" w:cs="宋体"/>
+              <w:rFonts w:ascii="宋体" w:eastAsia="宋体" w:hAnsi="宋体" w:cs="宋体" w:hint="eastAsia"/>
               <w:szCs w:val="24"/>
             </w:rPr>
             <w:fldChar w:fldCharType="end"/>
@@ -2753,28 +2700,28 @@
         </w:p>
         <w:p>
           <w:pPr>
-            <w:pStyle w:val="16"/>
+            <w:pStyle w:val="TOC1"/>
             <w:tabs>
               <w:tab w:val="right" w:leader="dot" w:pos="8306"/>
             </w:tabs>
           </w:pPr>
           <w:r>
             <w:rPr>
-              <w:rFonts w:hint="eastAsia" w:ascii="宋体" w:hAnsi="宋体" w:eastAsia="宋体" w:cs="宋体"/>
+              <w:rFonts w:ascii="宋体" w:eastAsia="宋体" w:hAnsi="宋体" w:cs="宋体" w:hint="eastAsia"/>
               <w:szCs w:val="24"/>
             </w:rPr>
             <w:fldChar w:fldCharType="begin"/>
           </w:r>
           <w:r>
             <w:rPr>
-              <w:rFonts w:hint="eastAsia" w:ascii="宋体" w:hAnsi="宋体" w:eastAsia="宋体" w:cs="宋体"/>
+              <w:rFonts w:ascii="宋体" w:eastAsia="宋体" w:hAnsi="宋体" w:cs="宋体" w:hint="eastAsia"/>
               <w:szCs w:val="24"/>
             </w:rPr>
             <w:instrText xml:space="preserve"> HYPERLINK \l _Toc5592 </w:instrText>
           </w:r>
           <w:r>
             <w:rPr>
-              <w:rFonts w:hint="eastAsia" w:ascii="宋体" w:hAnsi="宋体" w:eastAsia="宋体" w:cs="宋体"/>
+              <w:rFonts w:ascii="宋体" w:eastAsia="宋体" w:hAnsi="宋体" w:cs="宋体" w:hint="eastAsia"/>
               <w:szCs w:val="24"/>
             </w:rPr>
             <w:fldChar w:fldCharType="separate"/>
@@ -2806,7 +2753,7 @@
           </w:r>
           <w:r>
             <w:rPr>
-              <w:rFonts w:hint="eastAsia" w:ascii="宋体" w:hAnsi="宋体" w:eastAsia="宋体" w:cs="宋体"/>
+              <w:rFonts w:ascii="宋体" w:eastAsia="宋体" w:hAnsi="宋体" w:cs="宋体" w:hint="eastAsia"/>
               <w:szCs w:val="24"/>
             </w:rPr>
             <w:fldChar w:fldCharType="end"/>
@@ -2828,7 +2775,7 @@
             <w:snapToGrid w:val="0"/>
             <w:textAlignment w:val="baseline"/>
             <w:rPr>
-              <w:rFonts w:hint="eastAsia" w:ascii="宋体" w:hAnsi="宋体" w:eastAsia="宋体" w:cs="宋体"/>
+              <w:rFonts w:ascii="宋体" w:eastAsia="宋体" w:hAnsi="宋体" w:cs="宋体" w:hint="eastAsia"/>
               <w:snapToGrid w:val="0"/>
               <w:color w:val="000000"/>
               <w:kern w:val="0"/>
@@ -2839,7 +2786,7 @@
           </w:pPr>
           <w:r>
             <w:rPr>
-              <w:rFonts w:hint="eastAsia" w:ascii="宋体" w:hAnsi="宋体" w:eastAsia="宋体" w:cs="宋体"/>
+              <w:rFonts w:ascii="宋体" w:eastAsia="宋体" w:hAnsi="宋体" w:cs="宋体" w:hint="eastAsia"/>
               <w:szCs w:val="24"/>
             </w:rPr>
             <w:fldChar w:fldCharType="end"/>
@@ -2863,7 +2810,7 @@
         <w:snapToGrid w:val="0"/>
         <w:textAlignment w:val="baseline"/>
         <w:rPr>
-          <w:rFonts w:ascii="Arial" w:hAnsi="Arial" w:eastAsia="Arial" w:cs="Arial"/>
+          <w:rFonts w:ascii="Arial" w:eastAsia="Arial" w:hAnsi="Arial" w:cs="Arial"/>
           <w:snapToGrid w:val="0"/>
           <w:color w:val="000000"/>
           <w:kern w:val="0"/>
@@ -2874,7 +2821,7 @@
       </w:pPr>
       <w:r>
         <w:rPr>
-          <w:rFonts w:ascii="Arial" w:hAnsi="Arial" w:eastAsia="Arial" w:cs="Arial"/>
+          <w:rFonts w:ascii="Arial" w:eastAsia="Arial" w:hAnsi="Arial" w:cs="Arial"/>
           <w:snapToGrid w:val="0"/>
           <w:color w:val="000000"/>
           <w:kern w:val="0"/>
@@ -2887,7 +2834,7 @@
     </w:p>
     <w:p>
       <w:pPr>
-        <w:pStyle w:val="28"/>
+        <w:pStyle w:val="1"/>
         <w:bidi w:val="0"/>
         <w:rPr>
           <w:rFonts w:hint="default"/>
@@ -2906,7 +2853,7 @@
     </w:p>
     <w:p>
       <w:pPr>
-        <w:pStyle w:val="29"/>
+        <w:pStyle w:val="a1"/>
         <w:rPr>
           <w:rFonts w:hint="default"/>
           <w:lang w:val="en-US" w:eastAsia="zh-CN"/>
@@ -2919,8 +2866,8 @@
         </w:rPr>
         <w:t>为使公司员工持续适应行业发展与公司战略要求，在市场竞争中保持人才优势，系统性提升员工的专业知识、技能与综合素质，确保员工具备正确的价值观、端正的工作态度和规范的工作行为，从而在岗位上创造更大价值，保障公司</w:t>
       </w:r>
-      <w:bookmarkStart w:id="11" w:name="_GoBack"/>
-      <w:bookmarkEnd w:id="11"/>
+      <w:bookmarkStart w:id="3" w:name="_GoBack"/>
+      <w:bookmarkEnd w:id="3"/>
       <w:r>
         <w:rPr>
           <w:rFonts w:hint="default"/>
@@ -2931,14 +2878,14 @@
     </w:p>
     <w:p>
       <w:pPr>
-        <w:pStyle w:val="28"/>
+        <w:pStyle w:val="1"/>
         <w:bidi w:val="0"/>
         <w:rPr>
           <w:rFonts w:hint="default"/>
           <w:lang w:val="en-US" w:eastAsia="zh-CN"/>
         </w:rPr>
       </w:pPr>
-      <w:bookmarkStart w:id="3" w:name="_Toc18123"/>
+      <w:bookmarkStart w:id="4" w:name="_Toc18123"/>
       <w:r>
         <w:rPr>
           <w:rFonts w:hint="default"/>
@@ -2946,11 +2893,11 @@
         </w:rPr>
         <w:t>管理职责</w:t>
       </w:r>
-      <w:bookmarkEnd w:id="3"/>
+      <w:bookmarkEnd w:id="4"/>
     </w:p>
     <w:p>
       <w:pPr>
-        <w:pStyle w:val="29"/>
+        <w:pStyle w:val="a1"/>
         <w:rPr>
           <w:rFonts w:hint="default"/>
           <w:lang w:val="en-US" w:eastAsia="zh-CN"/>
@@ -2966,12 +2913,12 @@
     </w:p>
     <w:p>
       <w:pPr>
-        <w:pStyle w:val="29"/>
+        <w:pStyle w:val="a1"/>
         <w:numPr>
           <w:ilvl w:val="0"/>
           <w:numId w:val="2"/>
         </w:numPr>
-        <w:ind w:left="425" w:leftChars="0" w:hanging="425" w:firstLineChars="0"/>
+        <w:ind w:left="425" w:hanging="425" w:leftChars="0" w:firstLineChars="0"/>
         <w:rPr>
           <w:rFonts w:hint="default"/>
           <w:lang w:val="en-US" w:eastAsia="zh-CN"/>
@@ -2987,12 +2934,12 @@
     </w:p>
     <w:p>
       <w:pPr>
-        <w:pStyle w:val="29"/>
+        <w:pStyle w:val="a1"/>
         <w:numPr>
           <w:ilvl w:val="0"/>
           <w:numId w:val="2"/>
         </w:numPr>
-        <w:ind w:left="425" w:leftChars="0" w:hanging="425" w:firstLineChars="0"/>
+        <w:ind w:left="425" w:hanging="425" w:leftChars="0" w:firstLineChars="0"/>
         <w:rPr>
           <w:rFonts w:hint="default"/>
           <w:lang w:val="en-US" w:eastAsia="zh-CN"/>
@@ -3008,12 +2955,12 @@
     </w:p>
     <w:p>
       <w:pPr>
-        <w:pStyle w:val="29"/>
+        <w:pStyle w:val="a1"/>
         <w:numPr>
           <w:ilvl w:val="0"/>
           <w:numId w:val="2"/>
         </w:numPr>
-        <w:ind w:left="425" w:leftChars="0" w:hanging="425" w:firstLineChars="0"/>
+        <w:ind w:left="425" w:hanging="425" w:leftChars="0" w:firstLineChars="0"/>
         <w:rPr>
           <w:rFonts w:hint="default"/>
           <w:lang w:val="en-US" w:eastAsia="zh-CN"/>
@@ -3029,12 +2976,12 @@
     </w:p>
     <w:p>
       <w:pPr>
-        <w:pStyle w:val="29"/>
+        <w:pStyle w:val="a1"/>
         <w:numPr>
           <w:ilvl w:val="0"/>
           <w:numId w:val="2"/>
         </w:numPr>
-        <w:ind w:left="425" w:leftChars="0" w:hanging="425" w:firstLineChars="0"/>
+        <w:ind w:left="425" w:hanging="425" w:leftChars="0" w:firstLineChars="0"/>
         <w:rPr>
           <w:rFonts w:hint="default"/>
           <w:lang w:val="en-US" w:eastAsia="zh-CN"/>
@@ -3050,14 +2997,14 @@
     </w:p>
     <w:p>
       <w:pPr>
-        <w:pStyle w:val="28"/>
+        <w:pStyle w:val="1"/>
         <w:bidi w:val="0"/>
         <w:rPr>
           <w:rFonts w:hint="default"/>
           <w:lang w:val="en-US" w:eastAsia="zh-CN"/>
         </w:rPr>
       </w:pPr>
-      <w:bookmarkStart w:id="4" w:name="_Toc20962"/>
+      <w:bookmarkStart w:id="5" w:name="_Toc20962"/>
       <w:r>
         <w:rPr>
           <w:rFonts w:hint="default"/>
@@ -3065,11 +3012,11 @@
         </w:rPr>
         <w:t>培训工作管理原则</w:t>
       </w:r>
-      <w:bookmarkEnd w:id="4"/>
+      <w:bookmarkEnd w:id="5"/>
     </w:p>
     <w:p>
       <w:pPr>
-        <w:pStyle w:val="29"/>
+        <w:pStyle w:val="a1"/>
         <w:rPr>
           <w:rFonts w:hint="default"/>
           <w:lang w:val="en-US" w:eastAsia="zh-CN"/>
@@ -3085,7 +3032,7 @@
     </w:p>
     <w:p>
       <w:pPr>
-        <w:pStyle w:val="29"/>
+        <w:pStyle w:val="a1"/>
         <w:rPr>
           <w:rFonts w:hint="default"/>
           <w:lang w:val="en-US" w:eastAsia="zh-CN"/>
@@ -3101,7 +3048,7 @@
     </w:p>
     <w:p>
       <w:pPr>
-        <w:pStyle w:val="29"/>
+        <w:pStyle w:val="a1"/>
         <w:rPr>
           <w:rFonts w:hint="default"/>
           <w:lang w:val="en-US" w:eastAsia="zh-CN"/>
@@ -3117,7 +3064,7 @@
     </w:p>
     <w:p>
       <w:pPr>
-        <w:pStyle w:val="29"/>
+        <w:pStyle w:val="a1"/>
         <w:rPr>
           <w:rFonts w:hint="default"/>
           <w:lang w:val="en-US" w:eastAsia="zh-CN"/>
@@ -3133,7 +3080,7 @@
     </w:p>
     <w:p>
       <w:pPr>
-        <w:pStyle w:val="29"/>
+        <w:pStyle w:val="a1"/>
         <w:rPr>
           <w:rFonts w:hint="default"/>
           <w:lang w:val="en-US" w:eastAsia="zh-CN"/>
@@ -3149,14 +3096,14 @@
     </w:p>
     <w:p>
       <w:pPr>
-        <w:pStyle w:val="28"/>
+        <w:pStyle w:val="1"/>
         <w:bidi w:val="0"/>
         <w:rPr>
           <w:rFonts w:hint="default"/>
           <w:lang w:val="en-US" w:eastAsia="zh-CN"/>
         </w:rPr>
       </w:pPr>
-      <w:bookmarkStart w:id="5" w:name="_Toc29307"/>
+      <w:bookmarkStart w:id="6" w:name="_Toc29307"/>
       <w:r>
         <w:rPr>
           <w:rFonts w:hint="default"/>
@@ -3164,11 +3111,11 @@
         </w:rPr>
         <w:t>培训计划制定</w:t>
       </w:r>
-      <w:bookmarkEnd w:id="5"/>
+      <w:bookmarkEnd w:id="6"/>
     </w:p>
     <w:p>
       <w:pPr>
-        <w:pStyle w:val="29"/>
+        <w:pStyle w:val="a1"/>
         <w:rPr>
           <w:rFonts w:hint="default"/>
           <w:lang w:val="en-US" w:eastAsia="zh-CN"/>
@@ -3184,7 +3131,7 @@
     </w:p>
     <w:p>
       <w:pPr>
-        <w:pStyle w:val="29"/>
+        <w:pStyle w:val="a1"/>
         <w:rPr>
           <w:rFonts w:hint="default"/>
           <w:lang w:val="en-US" w:eastAsia="zh-CN"/>
@@ -3200,7 +3147,7 @@
     </w:p>
     <w:p>
       <w:pPr>
-        <w:pStyle w:val="29"/>
+        <w:pStyle w:val="a1"/>
         <w:rPr>
           <w:rFonts w:hint="default"/>
           <w:lang w:val="en-US" w:eastAsia="zh-CN"/>
@@ -3216,7 +3163,7 @@
     </w:p>
     <w:p>
       <w:pPr>
-        <w:pStyle w:val="29"/>
+        <w:pStyle w:val="a1"/>
         <w:rPr>
           <w:rFonts w:hint="default"/>
           <w:lang w:val="en-US" w:eastAsia="zh-CN"/>
@@ -3232,14 +3179,14 @@
     </w:p>
     <w:p>
       <w:pPr>
-        <w:pStyle w:val="28"/>
+        <w:pStyle w:val="1"/>
         <w:bidi w:val="0"/>
         <w:rPr>
           <w:rFonts w:hint="default"/>
           <w:lang w:val="en-US" w:eastAsia="zh-CN"/>
         </w:rPr>
       </w:pPr>
-      <w:bookmarkStart w:id="6" w:name="_Toc17859"/>
+      <w:bookmarkStart w:id="7" w:name="_Toc17859"/>
       <w:r>
         <w:rPr>
           <w:rFonts w:hint="default"/>
@@ -3247,23 +3194,22 @@
         </w:rPr>
         <w:t>培训类别与内容</w:t>
       </w:r>
-      <w:bookmarkEnd w:id="6"/>
+      <w:bookmarkEnd w:id="7"/>
     </w:p>
     <w:tbl>
       <w:tblPr>
-        <w:tblStyle w:val="20"/>
+        <w:tblStyle w:val="TableNormal"/>
         <w:tblW w:w="0" w:type="auto"/>
         <w:tblInd w:w="0" w:type="dxa"/>
         <w:tblBorders>
-          <w:top w:val="single" w:color="auto" w:sz="4" w:space="0"/>
-          <w:left w:val="single" w:color="auto" w:sz="4" w:space="0"/>
-          <w:bottom w:val="single" w:color="auto" w:sz="4" w:space="0"/>
-          <w:right w:val="single" w:color="auto" w:sz="4" w:space="0"/>
-          <w:insideH w:val="single" w:color="auto" w:sz="4" w:space="0"/>
-          <w:insideV w:val="single" w:color="auto" w:sz="4" w:space="0"/>
+          <w:top w:val="single" w:sz="4" w:space="0" w:color="auto"/>
+          <w:left w:val="single" w:sz="4" w:space="0" w:color="auto"/>
+          <w:bottom w:val="single" w:sz="4" w:space="0" w:color="auto"/>
+          <w:right w:val="single" w:sz="4" w:space="0" w:color="auto"/>
+          <w:insideH w:val="single" w:sz="4" w:space="0" w:color="auto"/>
+          <w:insideV w:val="single" w:sz="4" w:space="0" w:color="auto"/>
         </w:tblBorders>
         <w:shd w:val="clear" w:color="auto" w:fill="auto"/>
-        <w:tblLayout w:type="autofit"/>
         <w:tblCellMar>
           <w:top w:w="15" w:type="dxa"/>
           <w:left w:w="15" w:type="dxa"/>
@@ -3279,13 +3225,15 @@
       </w:tblGrid>
       <w:tr>
         <w:tblPrEx>
+          <w:tblW w:w="0" w:type="auto"/>
+          <w:tblInd w:w="0" w:type="dxa"/>
           <w:tblBorders>
-            <w:top w:val="single" w:color="auto" w:sz="4" w:space="0"/>
-            <w:left w:val="single" w:color="auto" w:sz="4" w:space="0"/>
-            <w:bottom w:val="single" w:color="auto" w:sz="4" w:space="0"/>
-            <w:right w:val="single" w:color="auto" w:sz="4" w:space="0"/>
-            <w:insideH w:val="single" w:color="auto" w:sz="4" w:space="0"/>
-            <w:insideV w:val="single" w:color="auto" w:sz="4" w:space="0"/>
+            <w:top w:val="single" w:sz="4" w:space="0" w:color="auto"/>
+            <w:left w:val="single" w:sz="4" w:space="0" w:color="auto"/>
+            <w:bottom w:val="single" w:sz="4" w:space="0" w:color="auto"/>
+            <w:right w:val="single" w:sz="4" w:space="0" w:color="auto"/>
+            <w:insideH w:val="single" w:sz="4" w:space="0" w:color="auto"/>
+            <w:insideV w:val="single" w:sz="4" w:space="0" w:color="auto"/>
           </w:tblBorders>
           <w:shd w:val="clear" w:color="auto" w:fill="auto"/>
           <w:tblCellMar>
@@ -3317,10 +3265,10 @@
               <w:widowControl/>
               <w:suppressLineNumbers w:val="0"/>
               <w:spacing w:line="300" w:lineRule="atLeast"/>
-              <w:ind w:left="0" w:leftChars="0" w:right="0" w:rightChars="0" w:firstLine="0" w:firstLineChars="0"/>
+              <w:ind w:left="0" w:right="0" w:firstLine="0" w:leftChars="0" w:rightChars="0" w:firstLineChars="0"/>
               <w:jc w:val="center"/>
               <w:rPr>
-                <w:rFonts w:ascii="Segoe UI" w:hAnsi="Segoe UI" w:eastAsia="Segoe UI" w:cs="Segoe UI"/>
+                <w:rFonts w:ascii="Segoe UI" w:eastAsia="Segoe UI" w:hAnsi="Segoe UI" w:cs="Segoe UI"/>
                 <w:i w:val="0"/>
                 <w:iCs w:val="0"/>
                 <w:caps w:val="0"/>
@@ -3332,7 +3280,7 @@
             </w:pPr>
             <w:r>
               <w:rPr>
-                <w:rFonts w:hint="default" w:ascii="Segoe UI" w:hAnsi="Segoe UI" w:eastAsia="Segoe UI" w:cs="Segoe UI"/>
+                <w:rFonts w:ascii="Segoe UI" w:eastAsia="Segoe UI" w:hAnsi="Segoe UI" w:cs="Segoe UI" w:hint="default"/>
                 <w:i w:val="0"/>
                 <w:iCs w:val="0"/>
                 <w:caps w:val="0"/>
@@ -3367,10 +3315,10 @@
               <w:widowControl/>
               <w:suppressLineNumbers w:val="0"/>
               <w:spacing w:line="300" w:lineRule="atLeast"/>
-              <w:ind w:left="0" w:leftChars="0" w:right="0" w:rightChars="0" w:firstLine="0" w:firstLineChars="0"/>
+              <w:ind w:left="0" w:right="0" w:firstLine="0" w:leftChars="0" w:rightChars="0" w:firstLineChars="0"/>
               <w:jc w:val="center"/>
               <w:rPr>
-                <w:rFonts w:hint="default" w:ascii="Segoe UI" w:hAnsi="Segoe UI" w:eastAsia="Segoe UI" w:cs="Segoe UI"/>
+                <w:rFonts w:ascii="Segoe UI" w:eastAsia="Segoe UI" w:hAnsi="Segoe UI" w:cs="Segoe UI" w:hint="default"/>
                 <w:i w:val="0"/>
                 <w:iCs w:val="0"/>
                 <w:caps w:val="0"/>
@@ -3382,7 +3330,7 @@
             </w:pPr>
             <w:r>
               <w:rPr>
-                <w:rFonts w:hint="default" w:ascii="Segoe UI" w:hAnsi="Segoe UI" w:eastAsia="Segoe UI" w:cs="Segoe UI"/>
+                <w:rFonts w:ascii="Segoe UI" w:eastAsia="Segoe UI" w:hAnsi="Segoe UI" w:cs="Segoe UI" w:hint="default"/>
                 <w:i w:val="0"/>
                 <w:iCs w:val="0"/>
                 <w:caps w:val="0"/>
@@ -3417,10 +3365,10 @@
               <w:widowControl/>
               <w:suppressLineNumbers w:val="0"/>
               <w:spacing w:line="300" w:lineRule="atLeast"/>
-              <w:ind w:left="0" w:leftChars="0" w:right="0" w:rightChars="0" w:firstLine="0" w:firstLineChars="0"/>
+              <w:ind w:left="0" w:right="0" w:firstLine="0" w:leftChars="0" w:rightChars="0" w:firstLineChars="0"/>
               <w:jc w:val="center"/>
               <w:rPr>
-                <w:rFonts w:hint="default" w:ascii="Segoe UI" w:hAnsi="Segoe UI" w:eastAsia="Segoe UI" w:cs="Segoe UI"/>
+                <w:rFonts w:ascii="Segoe UI" w:eastAsia="Segoe UI" w:hAnsi="Segoe UI" w:cs="Segoe UI" w:hint="default"/>
                 <w:i w:val="0"/>
                 <w:iCs w:val="0"/>
                 <w:caps w:val="0"/>
@@ -3432,7 +3380,7 @@
             </w:pPr>
             <w:r>
               <w:rPr>
-                <w:rFonts w:hint="default" w:ascii="Segoe UI" w:hAnsi="Segoe UI" w:eastAsia="Segoe UI" w:cs="Segoe UI"/>
+                <w:rFonts w:ascii="Segoe UI" w:eastAsia="Segoe UI" w:hAnsi="Segoe UI" w:cs="Segoe UI" w:hint="default"/>
                 <w:i w:val="0"/>
                 <w:iCs w:val="0"/>
                 <w:caps w:val="0"/>
@@ -3467,10 +3415,10 @@
               <w:widowControl/>
               <w:suppressLineNumbers w:val="0"/>
               <w:spacing w:line="300" w:lineRule="atLeast"/>
-              <w:ind w:left="0" w:leftChars="0" w:right="0" w:rightChars="0" w:firstLine="0" w:firstLineChars="0"/>
+              <w:ind w:left="0" w:right="0" w:firstLine="0" w:leftChars="0" w:rightChars="0" w:firstLineChars="0"/>
               <w:jc w:val="center"/>
               <w:rPr>
-                <w:rFonts w:hint="default" w:ascii="Segoe UI" w:hAnsi="Segoe UI" w:eastAsia="Segoe UI" w:cs="Segoe UI"/>
+                <w:rFonts w:ascii="Segoe UI" w:eastAsia="Segoe UI" w:hAnsi="Segoe UI" w:cs="Segoe UI" w:hint="default"/>
                 <w:i w:val="0"/>
                 <w:iCs w:val="0"/>
                 <w:caps w:val="0"/>
@@ -3482,7 +3430,7 @@
             </w:pPr>
             <w:r>
               <w:rPr>
-                <w:rFonts w:hint="default" w:ascii="Segoe UI" w:hAnsi="Segoe UI" w:eastAsia="Segoe UI" w:cs="Segoe UI"/>
+                <w:rFonts w:ascii="Segoe UI" w:eastAsia="Segoe UI" w:hAnsi="Segoe UI" w:cs="Segoe UI" w:hint="default"/>
                 <w:i w:val="0"/>
                 <w:iCs w:val="0"/>
                 <w:caps w:val="0"/>
@@ -3501,14 +3449,9 @@
       </w:tr>
       <w:tr>
         <w:tblPrEx>
-          <w:tblBorders>
-            <w:top w:val="single" w:color="auto" w:sz="4" w:space="0"/>
-            <w:left w:val="single" w:color="auto" w:sz="4" w:space="0"/>
-            <w:bottom w:val="single" w:color="auto" w:sz="4" w:space="0"/>
-            <w:right w:val="single" w:color="auto" w:sz="4" w:space="0"/>
-            <w:insideH w:val="single" w:color="auto" w:sz="4" w:space="0"/>
-            <w:insideV w:val="single" w:color="auto" w:sz="4" w:space="0"/>
-          </w:tblBorders>
+          <w:tblW w:w="0" w:type="auto"/>
+          <w:tblInd w:w="0" w:type="dxa"/>
+          <w:shd w:val="clear" w:color="auto" w:fill="auto"/>
           <w:tblCellMar>
             <w:top w:w="15" w:type="dxa"/>
             <w:left w:w="15" w:type="dxa"/>
@@ -3538,7 +3481,7 @@
               <w:spacing w:line="300" w:lineRule="atLeast"/>
               <w:jc w:val="left"/>
               <w:rPr>
-                <w:rFonts w:hint="default" w:ascii="Segoe UI" w:hAnsi="Segoe UI" w:eastAsia="Segoe UI" w:cs="Segoe UI"/>
+                <w:rFonts w:ascii="Segoe UI" w:eastAsia="Segoe UI" w:hAnsi="Segoe UI" w:cs="Segoe UI" w:hint="default"/>
                 <w:i w:val="0"/>
                 <w:iCs w:val="0"/>
                 <w:caps w:val="0"/>
@@ -3550,8 +3493,8 @@
             </w:pPr>
             <w:r>
               <w:rPr>
-                <w:rStyle w:val="23"/>
-                <w:rFonts w:hint="default" w:ascii="Segoe UI" w:hAnsi="Segoe UI" w:eastAsia="Segoe UI" w:cs="Segoe UI"/>
+                <w:rStyle w:val="Strong"/>
+                <w:rFonts w:ascii="Segoe UI" w:eastAsia="Segoe UI" w:hAnsi="Segoe UI" w:cs="Segoe UI" w:hint="default"/>
                 <w:b/>
                 <w:bCs/>
                 <w:i w:val="0"/>
@@ -3590,7 +3533,7 @@
               <w:spacing w:line="300" w:lineRule="atLeast"/>
               <w:jc w:val="left"/>
               <w:rPr>
-                <w:rFonts w:hint="default" w:ascii="Segoe UI" w:hAnsi="Segoe UI" w:eastAsia="Segoe UI" w:cs="Segoe UI"/>
+                <w:rFonts w:ascii="Segoe UI" w:eastAsia="Segoe UI" w:hAnsi="Segoe UI" w:cs="Segoe UI" w:hint="default"/>
                 <w:i w:val="0"/>
                 <w:iCs w:val="0"/>
                 <w:caps w:val="0"/>
@@ -3602,7 +3545,7 @@
             </w:pPr>
             <w:r>
               <w:rPr>
-                <w:rFonts w:hint="default" w:ascii="Segoe UI" w:hAnsi="Segoe UI" w:eastAsia="Segoe UI" w:cs="Segoe UI"/>
+                <w:rFonts w:ascii="Segoe UI" w:eastAsia="Segoe UI" w:hAnsi="Segoe UI" w:cs="Segoe UI" w:hint="default"/>
                 <w:i w:val="0"/>
                 <w:iCs w:val="0"/>
                 <w:caps w:val="0"/>
@@ -3639,7 +3582,7 @@
               <w:spacing w:line="300" w:lineRule="atLeast"/>
               <w:jc w:val="left"/>
               <w:rPr>
-                <w:rFonts w:hint="default" w:ascii="Segoe UI" w:hAnsi="Segoe UI" w:eastAsia="Segoe UI" w:cs="Segoe UI"/>
+                <w:rFonts w:ascii="Segoe UI" w:eastAsia="Segoe UI" w:hAnsi="Segoe UI" w:cs="Segoe UI" w:hint="default"/>
                 <w:i w:val="0"/>
                 <w:iCs w:val="0"/>
                 <w:caps w:val="0"/>
@@ -3651,7 +3594,7 @@
             </w:pPr>
             <w:r>
               <w:rPr>
-                <w:rFonts w:hint="default" w:ascii="Segoe UI" w:hAnsi="Segoe UI" w:eastAsia="Segoe UI" w:cs="Segoe UI"/>
+                <w:rFonts w:ascii="Segoe UI" w:eastAsia="Segoe UI" w:hAnsi="Segoe UI" w:cs="Segoe UI" w:hint="default"/>
                 <w:i w:val="0"/>
                 <w:iCs w:val="0"/>
                 <w:caps w:val="0"/>
@@ -3688,7 +3631,7 @@
               <w:spacing w:line="300" w:lineRule="atLeast"/>
               <w:jc w:val="left"/>
               <w:rPr>
-                <w:rFonts w:hint="default" w:ascii="Segoe UI" w:hAnsi="Segoe UI" w:eastAsia="Segoe UI" w:cs="Segoe UI"/>
+                <w:rFonts w:ascii="Segoe UI" w:eastAsia="Segoe UI" w:hAnsi="Segoe UI" w:cs="Segoe UI" w:hint="default"/>
                 <w:i w:val="0"/>
                 <w:iCs w:val="0"/>
                 <w:caps w:val="0"/>
@@ -3700,7 +3643,7 @@
             </w:pPr>
             <w:r>
               <w:rPr>
-                <w:rFonts w:hint="default" w:ascii="Segoe UI" w:hAnsi="Segoe UI" w:eastAsia="Segoe UI" w:cs="Segoe UI"/>
+                <w:rFonts w:ascii="Segoe UI" w:eastAsia="Segoe UI" w:hAnsi="Segoe UI" w:cs="Segoe UI" w:hint="default"/>
                 <w:i w:val="0"/>
                 <w:iCs w:val="0"/>
                 <w:caps w:val="0"/>
@@ -3719,14 +3662,9 @@
       </w:tr>
       <w:tr>
         <w:tblPrEx>
-          <w:tblBorders>
-            <w:top w:val="single" w:color="auto" w:sz="4" w:space="0"/>
-            <w:left w:val="single" w:color="auto" w:sz="4" w:space="0"/>
-            <w:bottom w:val="single" w:color="auto" w:sz="4" w:space="0"/>
-            <w:right w:val="single" w:color="auto" w:sz="4" w:space="0"/>
-            <w:insideH w:val="single" w:color="auto" w:sz="4" w:space="0"/>
-            <w:insideV w:val="single" w:color="auto" w:sz="4" w:space="0"/>
-          </w:tblBorders>
+          <w:tblW w:w="0" w:type="auto"/>
+          <w:tblInd w:w="0" w:type="dxa"/>
+          <w:shd w:val="clear" w:color="auto" w:fill="auto"/>
           <w:tblCellMar>
             <w:top w:w="15" w:type="dxa"/>
             <w:left w:w="15" w:type="dxa"/>
@@ -3737,7 +3675,7 @@
         <w:tc>
           <w:tcPr>
             <w:tcW w:w="0" w:type="auto"/>
-            <w:vMerge w:val="continue"/>
+            <w:vMerge/>
             <w:shd w:val="clear" w:color="auto" w:fill="auto"/>
             <w:tcMar>
               <w:top w:w="120" w:type="dxa"/>
@@ -3750,7 +3688,7 @@
           <w:p>
             <w:pPr>
               <w:rPr>
-                <w:rFonts w:hint="default" w:ascii="Segoe UI" w:hAnsi="Segoe UI" w:eastAsia="Segoe UI" w:cs="Segoe UI"/>
+                <w:rFonts w:ascii="Segoe UI" w:eastAsia="Segoe UI" w:hAnsi="Segoe UI" w:cs="Segoe UI" w:hint="default"/>
                 <w:i w:val="0"/>
                 <w:iCs w:val="0"/>
                 <w:caps w:val="0"/>
@@ -3783,7 +3721,7 @@
               <w:spacing w:line="300" w:lineRule="atLeast"/>
               <w:jc w:val="left"/>
               <w:rPr>
-                <w:rFonts w:hint="default" w:ascii="Segoe UI" w:hAnsi="Segoe UI" w:eastAsia="Segoe UI" w:cs="Segoe UI"/>
+                <w:rFonts w:ascii="Segoe UI" w:eastAsia="Segoe UI" w:hAnsi="Segoe UI" w:cs="Segoe UI" w:hint="default"/>
                 <w:i w:val="0"/>
                 <w:iCs w:val="0"/>
                 <w:caps w:val="0"/>
@@ -3795,7 +3733,7 @@
             </w:pPr>
             <w:r>
               <w:rPr>
-                <w:rFonts w:hint="default" w:ascii="Segoe UI" w:hAnsi="Segoe UI" w:eastAsia="Segoe UI" w:cs="Segoe UI"/>
+                <w:rFonts w:ascii="Segoe UI" w:eastAsia="Segoe UI" w:hAnsi="Segoe UI" w:cs="Segoe UI" w:hint="default"/>
                 <w:i w:val="0"/>
                 <w:iCs w:val="0"/>
                 <w:caps w:val="0"/>
@@ -3832,7 +3770,7 @@
               <w:spacing w:line="300" w:lineRule="atLeast"/>
               <w:jc w:val="left"/>
               <w:rPr>
-                <w:rFonts w:hint="default" w:ascii="Segoe UI" w:hAnsi="Segoe UI" w:eastAsia="Segoe UI" w:cs="Segoe UI"/>
+                <w:rFonts w:ascii="Segoe UI" w:eastAsia="Segoe UI" w:hAnsi="Segoe UI" w:cs="Segoe UI" w:hint="default"/>
                 <w:i w:val="0"/>
                 <w:iCs w:val="0"/>
                 <w:caps w:val="0"/>
@@ -3844,7 +3782,7 @@
             </w:pPr>
             <w:r>
               <w:rPr>
-                <w:rFonts w:hint="default" w:ascii="Segoe UI" w:hAnsi="Segoe UI" w:eastAsia="Segoe UI" w:cs="Segoe UI"/>
+                <w:rFonts w:ascii="Segoe UI" w:eastAsia="Segoe UI" w:hAnsi="Segoe UI" w:cs="Segoe UI" w:hint="default"/>
                 <w:i w:val="0"/>
                 <w:iCs w:val="0"/>
                 <w:caps w:val="0"/>
@@ -3881,7 +3819,7 @@
               <w:spacing w:line="300" w:lineRule="atLeast"/>
               <w:jc w:val="left"/>
               <w:rPr>
-                <w:rFonts w:hint="default" w:ascii="Segoe UI" w:hAnsi="Segoe UI" w:eastAsia="Segoe UI" w:cs="Segoe UI"/>
+                <w:rFonts w:ascii="Segoe UI" w:eastAsia="Segoe UI" w:hAnsi="Segoe UI" w:cs="Segoe UI" w:hint="default"/>
                 <w:i w:val="0"/>
                 <w:iCs w:val="0"/>
                 <w:caps w:val="0"/>
@@ -3893,7 +3831,7 @@
             </w:pPr>
             <w:r>
               <w:rPr>
-                <w:rFonts w:hint="default" w:ascii="Segoe UI" w:hAnsi="Segoe UI" w:eastAsia="Segoe UI" w:cs="Segoe UI"/>
+                <w:rFonts w:ascii="Segoe UI" w:eastAsia="Segoe UI" w:hAnsi="Segoe UI" w:cs="Segoe UI" w:hint="default"/>
                 <w:i w:val="0"/>
                 <w:iCs w:val="0"/>
                 <w:caps w:val="0"/>
@@ -3912,14 +3850,8 @@
       </w:tr>
       <w:tr>
         <w:tblPrEx>
-          <w:tblBorders>
-            <w:top w:val="single" w:color="auto" w:sz="4" w:space="0"/>
-            <w:left w:val="single" w:color="auto" w:sz="4" w:space="0"/>
-            <w:bottom w:val="single" w:color="auto" w:sz="4" w:space="0"/>
-            <w:right w:val="single" w:color="auto" w:sz="4" w:space="0"/>
-            <w:insideH w:val="single" w:color="auto" w:sz="4" w:space="0"/>
-            <w:insideV w:val="single" w:color="auto" w:sz="4" w:space="0"/>
-          </w:tblBorders>
+          <w:tblW w:w="0" w:type="auto"/>
+          <w:tblInd w:w="0" w:type="dxa"/>
           <w:shd w:val="clear" w:color="auto" w:fill="auto"/>
           <w:tblCellMar>
             <w:top w:w="15" w:type="dxa"/>
@@ -3949,7 +3881,7 @@
               <w:spacing w:line="300" w:lineRule="atLeast"/>
               <w:jc w:val="left"/>
               <w:rPr>
-                <w:rFonts w:hint="default" w:ascii="Segoe UI" w:hAnsi="Segoe UI" w:eastAsia="Segoe UI" w:cs="Segoe UI"/>
+                <w:rFonts w:ascii="Segoe UI" w:eastAsia="Segoe UI" w:hAnsi="Segoe UI" w:cs="Segoe UI" w:hint="default"/>
                 <w:i w:val="0"/>
                 <w:iCs w:val="0"/>
                 <w:caps w:val="0"/>
@@ -3961,8 +3893,8 @@
             </w:pPr>
             <w:r>
               <w:rPr>
-                <w:rStyle w:val="23"/>
-                <w:rFonts w:hint="default" w:ascii="Segoe UI" w:hAnsi="Segoe UI" w:eastAsia="Segoe UI" w:cs="Segoe UI"/>
+                <w:rStyle w:val="Strong"/>
+                <w:rFonts w:ascii="Segoe UI" w:eastAsia="Segoe UI" w:hAnsi="Segoe UI" w:cs="Segoe UI" w:hint="default"/>
                 <w:b/>
                 <w:bCs/>
                 <w:i w:val="0"/>
@@ -4001,7 +3933,7 @@
               <w:spacing w:line="300" w:lineRule="atLeast"/>
               <w:jc w:val="left"/>
               <w:rPr>
-                <w:rFonts w:hint="default" w:ascii="Segoe UI" w:hAnsi="Segoe UI" w:eastAsia="Segoe UI" w:cs="Segoe UI"/>
+                <w:rFonts w:ascii="Segoe UI" w:eastAsia="Segoe UI" w:hAnsi="Segoe UI" w:cs="Segoe UI" w:hint="default"/>
                 <w:i w:val="0"/>
                 <w:iCs w:val="0"/>
                 <w:caps w:val="0"/>
@@ -4013,7 +3945,7 @@
             </w:pPr>
             <w:r>
               <w:rPr>
-                <w:rFonts w:hint="default" w:ascii="Segoe UI" w:hAnsi="Segoe UI" w:eastAsia="Segoe UI" w:cs="Segoe UI"/>
+                <w:rFonts w:ascii="Segoe UI" w:eastAsia="Segoe UI" w:hAnsi="Segoe UI" w:cs="Segoe UI" w:hint="default"/>
                 <w:i w:val="0"/>
                 <w:iCs w:val="0"/>
                 <w:caps w:val="0"/>
@@ -4050,7 +3982,7 @@
               <w:spacing w:line="300" w:lineRule="atLeast"/>
               <w:jc w:val="left"/>
               <w:rPr>
-                <w:rFonts w:hint="default" w:ascii="Segoe UI" w:hAnsi="Segoe UI" w:eastAsia="Segoe UI" w:cs="Segoe UI"/>
+                <w:rFonts w:ascii="Segoe UI" w:eastAsia="Segoe UI" w:hAnsi="Segoe UI" w:cs="Segoe UI" w:hint="default"/>
                 <w:i w:val="0"/>
                 <w:iCs w:val="0"/>
                 <w:caps w:val="0"/>
@@ -4062,7 +3994,7 @@
             </w:pPr>
             <w:r>
               <w:rPr>
-                <w:rFonts w:hint="default" w:ascii="Segoe UI" w:hAnsi="Segoe UI" w:eastAsia="Segoe UI" w:cs="Segoe UI"/>
+                <w:rFonts w:ascii="Segoe UI" w:eastAsia="Segoe UI" w:hAnsi="Segoe UI" w:cs="Segoe UI" w:hint="default"/>
                 <w:i w:val="0"/>
                 <w:iCs w:val="0"/>
                 <w:caps w:val="0"/>
@@ -4099,7 +4031,7 @@
               <w:spacing w:line="300" w:lineRule="atLeast"/>
               <w:jc w:val="left"/>
               <w:rPr>
-                <w:rFonts w:hint="default" w:ascii="Segoe UI" w:hAnsi="Segoe UI" w:eastAsia="Segoe UI" w:cs="Segoe UI"/>
+                <w:rFonts w:ascii="Segoe UI" w:eastAsia="Segoe UI" w:hAnsi="Segoe UI" w:cs="Segoe UI" w:hint="default"/>
                 <w:i w:val="0"/>
                 <w:iCs w:val="0"/>
                 <w:caps w:val="0"/>
@@ -4111,7 +4043,7 @@
             </w:pPr>
             <w:r>
               <w:rPr>
-                <w:rFonts w:hint="default" w:ascii="Segoe UI" w:hAnsi="Segoe UI" w:eastAsia="Segoe UI" w:cs="Segoe UI"/>
+                <w:rFonts w:ascii="Segoe UI" w:eastAsia="Segoe UI" w:hAnsi="Segoe UI" w:cs="Segoe UI" w:hint="default"/>
                 <w:i w:val="0"/>
                 <w:iCs w:val="0"/>
                 <w:caps w:val="0"/>
@@ -4130,14 +4062,8 @@
       </w:tr>
       <w:tr>
         <w:tblPrEx>
-          <w:tblBorders>
-            <w:top w:val="single" w:color="auto" w:sz="4" w:space="0"/>
-            <w:left w:val="single" w:color="auto" w:sz="4" w:space="0"/>
-            <w:bottom w:val="single" w:color="auto" w:sz="4" w:space="0"/>
-            <w:right w:val="single" w:color="auto" w:sz="4" w:space="0"/>
-            <w:insideH w:val="single" w:color="auto" w:sz="4" w:space="0"/>
-            <w:insideV w:val="single" w:color="auto" w:sz="4" w:space="0"/>
-          </w:tblBorders>
+          <w:tblW w:w="0" w:type="auto"/>
+          <w:tblInd w:w="0" w:type="dxa"/>
           <w:shd w:val="clear" w:color="auto" w:fill="auto"/>
           <w:tblCellMar>
             <w:top w:w="15" w:type="dxa"/>
@@ -4167,7 +4093,7 @@
               <w:spacing w:line="300" w:lineRule="atLeast"/>
               <w:jc w:val="left"/>
               <w:rPr>
-                <w:rFonts w:hint="default" w:ascii="Segoe UI" w:hAnsi="Segoe UI" w:eastAsia="Segoe UI" w:cs="Segoe UI"/>
+                <w:rFonts w:ascii="Segoe UI" w:eastAsia="Segoe UI" w:hAnsi="Segoe UI" w:cs="Segoe UI" w:hint="default"/>
                 <w:i w:val="0"/>
                 <w:iCs w:val="0"/>
                 <w:caps w:val="0"/>
@@ -4179,8 +4105,8 @@
             </w:pPr>
             <w:r>
               <w:rPr>
-                <w:rStyle w:val="23"/>
-                <w:rFonts w:hint="default" w:ascii="Segoe UI" w:hAnsi="Segoe UI" w:eastAsia="Segoe UI" w:cs="Segoe UI"/>
+                <w:rStyle w:val="Strong"/>
+                <w:rFonts w:ascii="Segoe UI" w:eastAsia="Segoe UI" w:hAnsi="Segoe UI" w:cs="Segoe UI" w:hint="default"/>
                 <w:b/>
                 <w:bCs/>
                 <w:i w:val="0"/>
@@ -4219,7 +4145,7 @@
               <w:spacing w:line="300" w:lineRule="atLeast"/>
               <w:jc w:val="left"/>
               <w:rPr>
-                <w:rFonts w:hint="default" w:ascii="Segoe UI" w:hAnsi="Segoe UI" w:eastAsia="Segoe UI" w:cs="Segoe UI"/>
+                <w:rFonts w:ascii="Segoe UI" w:eastAsia="Segoe UI" w:hAnsi="Segoe UI" w:cs="Segoe UI" w:hint="default"/>
                 <w:i w:val="0"/>
                 <w:iCs w:val="0"/>
                 <w:caps w:val="0"/>
@@ -4231,7 +4157,7 @@
             </w:pPr>
             <w:r>
               <w:rPr>
-                <w:rFonts w:hint="default" w:ascii="Segoe UI" w:hAnsi="Segoe UI" w:eastAsia="Segoe UI" w:cs="Segoe UI"/>
+                <w:rFonts w:ascii="Segoe UI" w:eastAsia="Segoe UI" w:hAnsi="Segoe UI" w:cs="Segoe UI" w:hint="default"/>
                 <w:i w:val="0"/>
                 <w:iCs w:val="0"/>
                 <w:caps w:val="0"/>
@@ -4268,7 +4194,7 @@
               <w:spacing w:line="300" w:lineRule="atLeast"/>
               <w:jc w:val="left"/>
               <w:rPr>
-                <w:rFonts w:hint="default" w:ascii="Segoe UI" w:hAnsi="Segoe UI" w:eastAsia="Segoe UI" w:cs="Segoe UI"/>
+                <w:rFonts w:ascii="Segoe UI" w:eastAsia="Segoe UI" w:hAnsi="Segoe UI" w:cs="Segoe UI" w:hint="default"/>
                 <w:i w:val="0"/>
                 <w:iCs w:val="0"/>
                 <w:caps w:val="0"/>
@@ -4280,7 +4206,7 @@
             </w:pPr>
             <w:r>
               <w:rPr>
-                <w:rFonts w:hint="default" w:ascii="Segoe UI" w:hAnsi="Segoe UI" w:eastAsia="Segoe UI" w:cs="Segoe UI"/>
+                <w:rFonts w:ascii="Segoe UI" w:eastAsia="Segoe UI" w:hAnsi="Segoe UI" w:cs="Segoe UI" w:hint="default"/>
                 <w:i w:val="0"/>
                 <w:iCs w:val="0"/>
                 <w:caps w:val="0"/>
@@ -4317,7 +4243,7 @@
               <w:spacing w:line="300" w:lineRule="atLeast"/>
               <w:jc w:val="left"/>
               <w:rPr>
-                <w:rFonts w:hint="default" w:ascii="Segoe UI" w:hAnsi="Segoe UI" w:eastAsia="Segoe UI" w:cs="Segoe UI"/>
+                <w:rFonts w:ascii="Segoe UI" w:eastAsia="Segoe UI" w:hAnsi="Segoe UI" w:cs="Segoe UI" w:hint="default"/>
                 <w:i w:val="0"/>
                 <w:iCs w:val="0"/>
                 <w:caps w:val="0"/>
@@ -4329,7 +4255,7 @@
             </w:pPr>
             <w:r>
               <w:rPr>
-                <w:rFonts w:hint="default" w:ascii="Segoe UI" w:hAnsi="Segoe UI" w:eastAsia="Segoe UI" w:cs="Segoe UI"/>
+                <w:rFonts w:ascii="Segoe UI" w:eastAsia="Segoe UI" w:hAnsi="Segoe UI" w:cs="Segoe UI" w:hint="default"/>
                 <w:i w:val="0"/>
                 <w:iCs w:val="0"/>
                 <w:caps w:val="0"/>
@@ -4348,14 +4274,8 @@
       </w:tr>
       <w:tr>
         <w:tblPrEx>
-          <w:tblBorders>
-            <w:top w:val="single" w:color="auto" w:sz="4" w:space="0"/>
-            <w:left w:val="single" w:color="auto" w:sz="4" w:space="0"/>
-            <w:bottom w:val="single" w:color="auto" w:sz="4" w:space="0"/>
-            <w:right w:val="single" w:color="auto" w:sz="4" w:space="0"/>
-            <w:insideH w:val="single" w:color="auto" w:sz="4" w:space="0"/>
-            <w:insideV w:val="single" w:color="auto" w:sz="4" w:space="0"/>
-          </w:tblBorders>
+          <w:tblW w:w="0" w:type="auto"/>
+          <w:tblInd w:w="0" w:type="dxa"/>
           <w:shd w:val="clear" w:color="auto" w:fill="auto"/>
           <w:tblCellMar>
             <w:top w:w="15" w:type="dxa"/>
@@ -4385,7 +4305,7 @@
               <w:spacing w:line="300" w:lineRule="atLeast"/>
               <w:jc w:val="left"/>
               <w:rPr>
-                <w:rFonts w:hint="default" w:ascii="Segoe UI" w:hAnsi="Segoe UI" w:eastAsia="Segoe UI" w:cs="Segoe UI"/>
+                <w:rFonts w:ascii="Segoe UI" w:eastAsia="Segoe UI" w:hAnsi="Segoe UI" w:cs="Segoe UI" w:hint="default"/>
                 <w:i w:val="0"/>
                 <w:iCs w:val="0"/>
                 <w:caps w:val="0"/>
@@ -4397,8 +4317,8 @@
             </w:pPr>
             <w:r>
               <w:rPr>
-                <w:rStyle w:val="23"/>
-                <w:rFonts w:hint="default" w:ascii="Segoe UI" w:hAnsi="Segoe UI" w:eastAsia="Segoe UI" w:cs="Segoe UI"/>
+                <w:rStyle w:val="Strong"/>
+                <w:rFonts w:ascii="Segoe UI" w:eastAsia="Segoe UI" w:hAnsi="Segoe UI" w:cs="Segoe UI" w:hint="default"/>
                 <w:b/>
                 <w:bCs/>
                 <w:i w:val="0"/>
@@ -4437,7 +4357,7 @@
               <w:spacing w:line="300" w:lineRule="atLeast"/>
               <w:jc w:val="left"/>
               <w:rPr>
-                <w:rFonts w:hint="default" w:ascii="Segoe UI" w:hAnsi="Segoe UI" w:eastAsia="Segoe UI" w:cs="Segoe UI"/>
+                <w:rFonts w:ascii="Segoe UI" w:eastAsia="Segoe UI" w:hAnsi="Segoe UI" w:cs="Segoe UI" w:hint="default"/>
                 <w:i w:val="0"/>
                 <w:iCs w:val="0"/>
                 <w:caps w:val="0"/>
@@ -4449,7 +4369,7 @@
             </w:pPr>
             <w:r>
               <w:rPr>
-                <w:rFonts w:hint="default" w:ascii="Segoe UI" w:hAnsi="Segoe UI" w:eastAsia="Segoe UI" w:cs="Segoe UI"/>
+                <w:rFonts w:ascii="Segoe UI" w:eastAsia="Segoe UI" w:hAnsi="Segoe UI" w:cs="Segoe UI" w:hint="default"/>
                 <w:i w:val="0"/>
                 <w:iCs w:val="0"/>
                 <w:caps w:val="0"/>
@@ -4486,7 +4406,7 @@
               <w:spacing w:line="300" w:lineRule="atLeast"/>
               <w:jc w:val="left"/>
               <w:rPr>
-                <w:rFonts w:hint="default" w:ascii="Segoe UI" w:hAnsi="Segoe UI" w:eastAsia="Segoe UI" w:cs="Segoe UI"/>
+                <w:rFonts w:ascii="Segoe UI" w:eastAsia="Segoe UI" w:hAnsi="Segoe UI" w:cs="Segoe UI" w:hint="default"/>
                 <w:i w:val="0"/>
                 <w:iCs w:val="0"/>
                 <w:caps w:val="0"/>
@@ -4498,7 +4418,7 @@
             </w:pPr>
             <w:r>
               <w:rPr>
-                <w:rFonts w:hint="default" w:ascii="Segoe UI" w:hAnsi="Segoe UI" w:eastAsia="Segoe UI" w:cs="Segoe UI"/>
+                <w:rFonts w:ascii="Segoe UI" w:eastAsia="Segoe UI" w:hAnsi="Segoe UI" w:cs="Segoe UI" w:hint="default"/>
                 <w:i w:val="0"/>
                 <w:iCs w:val="0"/>
                 <w:caps w:val="0"/>
@@ -4535,7 +4455,7 @@
               <w:spacing w:line="300" w:lineRule="atLeast"/>
               <w:jc w:val="left"/>
               <w:rPr>
-                <w:rFonts w:hint="default" w:ascii="Segoe UI" w:hAnsi="Segoe UI" w:eastAsia="Segoe UI" w:cs="Segoe UI"/>
+                <w:rFonts w:ascii="Segoe UI" w:eastAsia="Segoe UI" w:hAnsi="Segoe UI" w:cs="Segoe UI" w:hint="default"/>
                 <w:i w:val="0"/>
                 <w:iCs w:val="0"/>
                 <w:caps w:val="0"/>
@@ -4547,7 +4467,7 @@
             </w:pPr>
             <w:r>
               <w:rPr>
-                <w:rFonts w:hint="default" w:ascii="Segoe UI" w:hAnsi="Segoe UI" w:eastAsia="Segoe UI" w:cs="Segoe UI"/>
+                <w:rFonts w:ascii="Segoe UI" w:eastAsia="Segoe UI" w:hAnsi="Segoe UI" w:cs="Segoe UI" w:hint="default"/>
                 <w:i w:val="0"/>
                 <w:iCs w:val="0"/>
                 <w:caps w:val="0"/>
@@ -4567,14 +4487,14 @@
     </w:tbl>
     <w:p>
       <w:pPr>
-        <w:pStyle w:val="28"/>
+        <w:pStyle w:val="1"/>
         <w:bidi w:val="0"/>
         <w:rPr>
           <w:rFonts w:hint="default"/>
           <w:lang w:val="en-US" w:eastAsia="zh-CN"/>
         </w:rPr>
       </w:pPr>
-      <w:bookmarkStart w:id="7" w:name="_Toc31907"/>
+      <w:bookmarkStart w:id="8" w:name="_Toc31907"/>
       <w:r>
         <w:rPr>
           <w:rFonts w:hint="default"/>
@@ -4582,11 +4502,11 @@
         </w:rPr>
         <w:t>培训组织与实施</w:t>
       </w:r>
-      <w:bookmarkEnd w:id="7"/>
+      <w:bookmarkEnd w:id="8"/>
     </w:p>
     <w:p>
       <w:pPr>
-        <w:pStyle w:val="29"/>
+        <w:pStyle w:val="a1"/>
         <w:rPr>
           <w:rFonts w:hint="default"/>
           <w:lang w:val="en-US" w:eastAsia="zh-CN"/>
@@ -4602,7 +4522,7 @@
     </w:p>
     <w:p>
       <w:pPr>
-        <w:pStyle w:val="29"/>
+        <w:pStyle w:val="a1"/>
         <w:rPr>
           <w:rFonts w:hint="default"/>
           <w:lang w:val="en-US" w:eastAsia="zh-CN"/>
@@ -4618,7 +4538,7 @@
     </w:p>
     <w:p>
       <w:pPr>
-        <w:pStyle w:val="29"/>
+        <w:pStyle w:val="a1"/>
         <w:rPr>
           <w:rFonts w:hint="default"/>
           <w:lang w:val="en-US" w:eastAsia="zh-CN"/>
@@ -4634,7 +4554,7 @@
     </w:p>
     <w:p>
       <w:pPr>
-        <w:pStyle w:val="29"/>
+        <w:pStyle w:val="a1"/>
         <w:rPr>
           <w:rFonts w:hint="default"/>
           <w:lang w:val="en-US" w:eastAsia="zh-CN"/>
@@ -4650,7 +4570,7 @@
     </w:p>
     <w:p>
       <w:pPr>
-        <w:pStyle w:val="29"/>
+        <w:pStyle w:val="a1"/>
         <w:rPr>
           <w:rFonts w:hint="default"/>
           <w:lang w:val="en-US" w:eastAsia="zh-CN"/>
@@ -4666,7 +4586,7 @@
     </w:p>
     <w:p>
       <w:pPr>
-        <w:pStyle w:val="29"/>
+        <w:pStyle w:val="a1"/>
         <w:rPr>
           <w:rFonts w:hint="default"/>
           <w:lang w:val="en-US" w:eastAsia="zh-CN"/>
@@ -4682,7 +4602,7 @@
     </w:p>
     <w:p>
       <w:pPr>
-        <w:pStyle w:val="29"/>
+        <w:pStyle w:val="a1"/>
         <w:rPr>
           <w:rFonts w:hint="default"/>
           <w:lang w:val="en-US" w:eastAsia="zh-CN"/>
@@ -4698,7 +4618,7 @@
     </w:p>
     <w:p>
       <w:pPr>
-        <w:pStyle w:val="29"/>
+        <w:pStyle w:val="a1"/>
         <w:rPr>
           <w:rFonts w:hint="default"/>
           <w:lang w:val="en-US" w:eastAsia="zh-CN"/>
@@ -4714,14 +4634,14 @@
     </w:p>
     <w:p>
       <w:pPr>
-        <w:pStyle w:val="28"/>
+        <w:pStyle w:val="1"/>
         <w:bidi w:val="0"/>
         <w:rPr>
           <w:rFonts w:hint="default"/>
           <w:lang w:val="en-US" w:eastAsia="zh-CN"/>
         </w:rPr>
       </w:pPr>
-      <w:bookmarkStart w:id="8" w:name="_Toc5647"/>
+      <w:bookmarkStart w:id="9" w:name="_Toc5647"/>
       <w:r>
         <w:rPr>
           <w:rFonts w:hint="default"/>
@@ -4729,11 +4649,11 @@
         </w:rPr>
         <w:t>培训效果评估与改进</w:t>
       </w:r>
-      <w:bookmarkEnd w:id="8"/>
+      <w:bookmarkEnd w:id="9"/>
     </w:p>
     <w:p>
       <w:pPr>
-        <w:pStyle w:val="29"/>
+        <w:pStyle w:val="a1"/>
         <w:rPr>
           <w:rFonts w:hint="default"/>
           <w:lang w:val="en-US" w:eastAsia="zh-CN"/>
@@ -4749,7 +4669,7 @@
     </w:p>
     <w:p>
       <w:pPr>
-        <w:pStyle w:val="29"/>
+        <w:pStyle w:val="a1"/>
         <w:rPr>
           <w:rFonts w:hint="default"/>
           <w:lang w:val="en-US" w:eastAsia="zh-CN"/>
@@ -4765,7 +4685,7 @@
     </w:p>
     <w:p>
       <w:pPr>
-        <w:pStyle w:val="29"/>
+        <w:pStyle w:val="a1"/>
         <w:rPr>
           <w:rFonts w:hint="default"/>
           <w:lang w:val="en-US" w:eastAsia="zh-CN"/>
@@ -4781,7 +4701,7 @@
     </w:p>
     <w:p>
       <w:pPr>
-        <w:pStyle w:val="29"/>
+        <w:pStyle w:val="a1"/>
         <w:rPr>
           <w:rFonts w:hint="default"/>
           <w:lang w:val="en-US" w:eastAsia="zh-CN"/>
@@ -4797,7 +4717,7 @@
     </w:p>
     <w:p>
       <w:pPr>
-        <w:pStyle w:val="29"/>
+        <w:pStyle w:val="a1"/>
         <w:rPr>
           <w:rFonts w:hint="default"/>
           <w:lang w:val="en-US" w:eastAsia="zh-CN"/>
@@ -4813,7 +4733,7 @@
     </w:p>
     <w:p>
       <w:pPr>
-        <w:pStyle w:val="29"/>
+        <w:pStyle w:val="a1"/>
         <w:rPr>
           <w:rFonts w:hint="default"/>
           <w:lang w:val="en-US" w:eastAsia="zh-CN"/>
@@ -4829,7 +4749,7 @@
     </w:p>
     <w:p>
       <w:pPr>
-        <w:pStyle w:val="29"/>
+        <w:pStyle w:val="a1"/>
         <w:rPr>
           <w:rFonts w:hint="default"/>
           <w:lang w:val="en-US" w:eastAsia="zh-CN"/>
@@ -4845,7 +4765,7 @@
     </w:p>
     <w:p>
       <w:pPr>
-        <w:pStyle w:val="28"/>
+        <w:pStyle w:val="1"/>
         <w:keepNext w:val="0"/>
         <w:keepLines w:val="0"/>
         <w:pageBreakBefore w:val="0"/>
@@ -4865,7 +4785,7 @@
           <w:lang w:val="en-US" w:eastAsia="zh-CN"/>
         </w:rPr>
       </w:pPr>
-      <w:bookmarkStart w:id="9" w:name="_Toc24341"/>
+      <w:bookmarkStart w:id="10" w:name="_Toc24341"/>
       <w:r>
         <w:rPr>
           <w:rFonts w:hint="eastAsia"/>
@@ -4873,23 +4793,22 @@
         </w:rPr>
         <w:t>考核指标</w:t>
       </w:r>
-      <w:bookmarkEnd w:id="9"/>
+      <w:bookmarkEnd w:id="10"/>
     </w:p>
     <w:tbl>
       <w:tblPr>
-        <w:tblStyle w:val="20"/>
+        <w:tblStyle w:val="TableNormal"/>
         <w:tblW w:w="7675" w:type="dxa"/>
         <w:tblInd w:w="96" w:type="dxa"/>
         <w:tblBorders>
-          <w:top w:val="none" w:color="auto" w:sz="0" w:space="0"/>
-          <w:left w:val="none" w:color="auto" w:sz="0" w:space="0"/>
-          <w:bottom w:val="none" w:color="auto" w:sz="0" w:space="0"/>
-          <w:right w:val="none" w:color="auto" w:sz="0" w:space="0"/>
-          <w:insideH w:val="none" w:color="auto" w:sz="0" w:space="0"/>
-          <w:insideV w:val="none" w:color="auto" w:sz="0" w:space="0"/>
+          <w:top w:val="nil"/>
+          <w:left w:val="nil"/>
+          <w:bottom w:val="nil"/>
+          <w:right w:val="nil"/>
+          <w:insideH w:val="nil"/>
+          <w:insideV w:val="nil"/>
         </w:tblBorders>
         <w:shd w:val="clear" w:color="auto" w:fill="auto"/>
-        <w:tblLayout w:type="autofit"/>
         <w:tblCellMar>
           <w:top w:w="0" w:type="dxa"/>
           <w:left w:w="108" w:type="dxa"/>
@@ -4905,14 +4824,17 @@
       </w:tblGrid>
       <w:tr>
         <w:tblPrEx>
+          <w:tblW w:w="7675" w:type="dxa"/>
+          <w:tblInd w:w="96" w:type="dxa"/>
           <w:tblBorders>
-            <w:top w:val="none" w:color="auto" w:sz="0" w:space="0"/>
-            <w:left w:val="none" w:color="auto" w:sz="0" w:space="0"/>
-            <w:bottom w:val="none" w:color="auto" w:sz="0" w:space="0"/>
-            <w:right w:val="none" w:color="auto" w:sz="0" w:space="0"/>
-            <w:insideH w:val="none" w:color="auto" w:sz="0" w:space="0"/>
-            <w:insideV w:val="none" w:color="auto" w:sz="0" w:space="0"/>
+            <w:top w:val="nil"/>
+            <w:left w:val="nil"/>
+            <w:bottom w:val="nil"/>
+            <w:right w:val="nil"/>
+            <w:insideH w:val="nil"/>
+            <w:insideV w:val="nil"/>
           </w:tblBorders>
+          <w:shd w:val="clear" w:color="auto" w:fill="auto"/>
           <w:tblCellMar>
             <w:top w:w="0" w:type="dxa"/>
             <w:left w:w="108" w:type="dxa"/>
@@ -4921,16 +4843,16 @@
           </w:tblCellMar>
         </w:tblPrEx>
         <w:trPr>
-          <w:trHeight w:val="493" w:hRule="atLeast"/>
+          <w:trHeight w:val="493"/>
         </w:trPr>
         <w:tc>
           <w:tcPr>
             <w:tcW w:w="1927" w:type="dxa"/>
             <w:tcBorders>
-              <w:top w:val="single" w:color="000000" w:sz="4" w:space="0"/>
-              <w:left w:val="single" w:color="000000" w:sz="4" w:space="0"/>
-              <w:bottom w:val="single" w:color="000000" w:sz="4" w:space="0"/>
-              <w:right w:val="single" w:color="000000" w:sz="4" w:space="0"/>
+              <w:top w:val="single" w:sz="4" w:space="0" w:color="000000"/>
+              <w:left w:val="single" w:sz="4" w:space="0" w:color="000000"/>
+              <w:bottom w:val="single" w:sz="4" w:space="0" w:color="000000"/>
+              <w:right w:val="single" w:sz="4" w:space="0" w:color="000000"/>
             </w:tcBorders>
             <w:shd w:val="clear" w:color="auto" w:fill="C0C0C0"/>
             <w:vAlign w:val="center"/>
@@ -4944,7 +4866,7 @@
               <w:jc w:val="center"/>
               <w:textAlignment w:val="center"/>
               <w:rPr>
-                <w:rFonts w:hint="default" w:ascii="楷体_GB2312" w:hAnsi="宋体" w:eastAsia="楷体_GB2312" w:cs="楷体_GB2312"/>
+                <w:rFonts w:ascii="楷体_GB2312" w:eastAsia="楷体_GB2312" w:hAnsi="宋体" w:cs="楷体_GB2312" w:hint="default"/>
                 <w:b/>
                 <w:bCs/>
                 <w:i w:val="0"/>
@@ -4957,7 +4879,7 @@
             </w:pPr>
             <w:r>
               <w:rPr>
-                <w:rFonts w:hint="default" w:ascii="楷体_GB2312" w:hAnsi="宋体" w:eastAsia="楷体_GB2312" w:cs="楷体_GB2312"/>
+                <w:rFonts w:ascii="楷体_GB2312" w:eastAsia="楷体_GB2312" w:hAnsi="宋体" w:cs="楷体_GB2312" w:hint="default"/>
                 <w:b/>
                 <w:bCs/>
                 <w:i w:val="0"/>
@@ -4978,10 +4900,10 @@
           <w:tcPr>
             <w:tcW w:w="888" w:type="dxa"/>
             <w:tcBorders>
-              <w:top w:val="single" w:color="000000" w:sz="4" w:space="0"/>
-              <w:left w:val="single" w:color="000000" w:sz="4" w:space="0"/>
-              <w:bottom w:val="single" w:color="000000" w:sz="4" w:space="0"/>
-              <w:right w:val="single" w:color="000000" w:sz="4" w:space="0"/>
+              <w:top w:val="single" w:sz="4" w:space="0" w:color="000000"/>
+              <w:left w:val="single" w:sz="4" w:space="0" w:color="000000"/>
+              <w:bottom w:val="single" w:sz="4" w:space="0" w:color="000000"/>
+              <w:right w:val="single" w:sz="4" w:space="0" w:color="000000"/>
             </w:tcBorders>
             <w:shd w:val="clear" w:color="auto" w:fill="C0C0C0"/>
             <w:vAlign w:val="center"/>
@@ -4995,7 +4917,7 @@
               <w:jc w:val="center"/>
               <w:textAlignment w:val="center"/>
               <w:rPr>
-                <w:rFonts w:hint="default" w:ascii="楷体_GB2312" w:hAnsi="宋体" w:eastAsia="楷体_GB2312" w:cs="楷体_GB2312"/>
+                <w:rFonts w:ascii="楷体_GB2312" w:eastAsia="楷体_GB2312" w:hAnsi="宋体" w:cs="楷体_GB2312" w:hint="default"/>
                 <w:b/>
                 <w:bCs/>
                 <w:i w:val="0"/>
@@ -5008,7 +4930,7 @@
             </w:pPr>
             <w:r>
               <w:rPr>
-                <w:rFonts w:hint="default" w:ascii="楷体_GB2312" w:hAnsi="宋体" w:eastAsia="楷体_GB2312" w:cs="楷体_GB2312"/>
+                <w:rFonts w:ascii="楷体_GB2312" w:eastAsia="楷体_GB2312" w:hAnsi="宋体" w:cs="楷体_GB2312" w:hint="default"/>
                 <w:b/>
                 <w:bCs/>
                 <w:i w:val="0"/>
@@ -5029,10 +4951,10 @@
           <w:tcPr>
             <w:tcW w:w="3552" w:type="dxa"/>
             <w:tcBorders>
-              <w:top w:val="single" w:color="000000" w:sz="4" w:space="0"/>
-              <w:left w:val="single" w:color="000000" w:sz="4" w:space="0"/>
-              <w:bottom w:val="single" w:color="000000" w:sz="4" w:space="0"/>
-              <w:right w:val="single" w:color="000000" w:sz="4" w:space="0"/>
+              <w:top w:val="single" w:sz="4" w:space="0" w:color="000000"/>
+              <w:left w:val="single" w:sz="4" w:space="0" w:color="000000"/>
+              <w:bottom w:val="single" w:sz="4" w:space="0" w:color="000000"/>
+              <w:right w:val="single" w:sz="4" w:space="0" w:color="000000"/>
             </w:tcBorders>
             <w:shd w:val="clear" w:color="auto" w:fill="C0C0C0"/>
             <w:vAlign w:val="center"/>
@@ -5046,7 +4968,7 @@
               <w:jc w:val="center"/>
               <w:textAlignment w:val="center"/>
               <w:rPr>
-                <w:rFonts w:hint="default" w:ascii="楷体_GB2312" w:hAnsi="宋体" w:eastAsia="楷体_GB2312" w:cs="楷体_GB2312"/>
+                <w:rFonts w:ascii="楷体_GB2312" w:eastAsia="楷体_GB2312" w:hAnsi="宋体" w:cs="楷体_GB2312" w:hint="default"/>
                 <w:b/>
                 <w:bCs/>
                 <w:i w:val="0"/>
@@ -5059,7 +4981,7 @@
             </w:pPr>
             <w:r>
               <w:rPr>
-                <w:rFonts w:hint="default" w:ascii="楷体_GB2312" w:hAnsi="宋体" w:eastAsia="楷体_GB2312" w:cs="楷体_GB2312"/>
+                <w:rFonts w:ascii="楷体_GB2312" w:eastAsia="楷体_GB2312" w:hAnsi="宋体" w:cs="楷体_GB2312" w:hint="default"/>
                 <w:b/>
                 <w:bCs/>
                 <w:i w:val="0"/>
@@ -5080,10 +5002,10 @@
           <w:tcPr>
             <w:tcW w:w="1308" w:type="dxa"/>
             <w:tcBorders>
-              <w:top w:val="single" w:color="000000" w:sz="4" w:space="0"/>
-              <w:left w:val="single" w:color="000000" w:sz="4" w:space="0"/>
-              <w:bottom w:val="single" w:color="000000" w:sz="4" w:space="0"/>
-              <w:right w:val="single" w:color="000000" w:sz="4" w:space="0"/>
+              <w:top w:val="single" w:sz="4" w:space="0" w:color="000000"/>
+              <w:left w:val="single" w:sz="4" w:space="0" w:color="000000"/>
+              <w:bottom w:val="single" w:sz="4" w:space="0" w:color="000000"/>
+              <w:right w:val="single" w:sz="4" w:space="0" w:color="000000"/>
             </w:tcBorders>
             <w:shd w:val="clear" w:color="auto" w:fill="C0C0C0"/>
             <w:vAlign w:val="center"/>
@@ -5097,7 +5019,7 @@
               <w:jc w:val="center"/>
               <w:textAlignment w:val="center"/>
               <w:rPr>
-                <w:rFonts w:hint="default" w:ascii="楷体_GB2312" w:hAnsi="宋体" w:eastAsia="楷体_GB2312" w:cs="楷体_GB2312"/>
+                <w:rFonts w:ascii="楷体_GB2312" w:eastAsia="楷体_GB2312" w:hAnsi="宋体" w:cs="楷体_GB2312" w:hint="default"/>
                 <w:b/>
                 <w:bCs/>
                 <w:i w:val="0"/>
@@ -5110,7 +5032,7 @@
             </w:pPr>
             <w:r>
               <w:rPr>
-                <w:rFonts w:hint="default" w:ascii="楷体_GB2312" w:hAnsi="宋体" w:eastAsia="楷体_GB2312" w:cs="楷体_GB2312"/>
+                <w:rFonts w:ascii="楷体_GB2312" w:eastAsia="楷体_GB2312" w:hAnsi="宋体" w:cs="楷体_GB2312" w:hint="default"/>
                 <w:b/>
                 <w:bCs/>
                 <w:i w:val="0"/>
@@ -5130,14 +5052,8 @@
       </w:tr>
       <w:tr>
         <w:tblPrEx>
-          <w:tblBorders>
-            <w:top w:val="none" w:color="auto" w:sz="0" w:space="0"/>
-            <w:left w:val="none" w:color="auto" w:sz="0" w:space="0"/>
-            <w:bottom w:val="none" w:color="auto" w:sz="0" w:space="0"/>
-            <w:right w:val="none" w:color="auto" w:sz="0" w:space="0"/>
-            <w:insideH w:val="none" w:color="auto" w:sz="0" w:space="0"/>
-            <w:insideV w:val="none" w:color="auto" w:sz="0" w:space="0"/>
-          </w:tblBorders>
+          <w:tblW w:w="7675" w:type="dxa"/>
+          <w:tblInd w:w="96" w:type="dxa"/>
           <w:shd w:val="clear" w:color="auto" w:fill="auto"/>
           <w:tblCellMar>
             <w:top w:w="0" w:type="dxa"/>
@@ -5147,16 +5063,16 @@
           </w:tblCellMar>
         </w:tblPrEx>
         <w:trPr>
-          <w:trHeight w:val="493" w:hRule="atLeast"/>
+          <w:trHeight w:val="493"/>
         </w:trPr>
         <w:tc>
           <w:tcPr>
             <w:tcW w:w="1927" w:type="dxa"/>
             <w:tcBorders>
-              <w:top w:val="single" w:color="000000" w:sz="4" w:space="0"/>
-              <w:left w:val="single" w:color="000000" w:sz="4" w:space="0"/>
-              <w:bottom w:val="single" w:color="000000" w:sz="4" w:space="0"/>
-              <w:right w:val="single" w:color="000000" w:sz="4" w:space="0"/>
+              <w:top w:val="single" w:sz="4" w:space="0" w:color="000000"/>
+              <w:left w:val="single" w:sz="4" w:space="0" w:color="000000"/>
+              <w:bottom w:val="single" w:sz="4" w:space="0" w:color="000000"/>
+              <w:right w:val="single" w:sz="4" w:space="0" w:color="000000"/>
             </w:tcBorders>
             <w:shd w:val="clear" w:color="auto" w:fill="auto"/>
             <w:vAlign w:val="center"/>
@@ -5170,7 +5086,7 @@
               <w:jc w:val="left"/>
               <w:textAlignment w:val="center"/>
               <w:rPr>
-                <w:rFonts w:hint="default" w:ascii="楷体_GB2312" w:hAnsi="宋体" w:eastAsia="楷体_GB2312" w:cs="楷体_GB2312"/>
+                <w:rFonts w:ascii="楷体_GB2312" w:eastAsia="楷体_GB2312" w:hAnsi="宋体" w:cs="楷体_GB2312" w:hint="default"/>
                 <w:b/>
                 <w:bCs/>
                 <w:i w:val="0"/>
@@ -5186,7 +5102,7 @@
             </w:pPr>
             <w:r>
               <w:rPr>
-                <w:rFonts w:hint="eastAsia" w:ascii="宋体" w:hAnsi="宋体" w:eastAsia="宋体" w:cs="宋体"/>
+                <w:rFonts w:ascii="宋体" w:eastAsia="宋体" w:hAnsi="宋体" w:cs="宋体" w:hint="eastAsia"/>
                 <w:i w:val="0"/>
                 <w:iCs w:val="0"/>
                 <w:snapToGrid w:val="0"/>
@@ -5205,10 +5121,10 @@
           <w:tcPr>
             <w:tcW w:w="888" w:type="dxa"/>
             <w:tcBorders>
-              <w:top w:val="single" w:color="000000" w:sz="4" w:space="0"/>
-              <w:left w:val="single" w:color="000000" w:sz="4" w:space="0"/>
-              <w:bottom w:val="single" w:color="000000" w:sz="4" w:space="0"/>
-              <w:right w:val="single" w:color="000000" w:sz="4" w:space="0"/>
+              <w:top w:val="single" w:sz="4" w:space="0" w:color="000000"/>
+              <w:left w:val="single" w:sz="4" w:space="0" w:color="000000"/>
+              <w:bottom w:val="single" w:sz="4" w:space="0" w:color="000000"/>
+              <w:right w:val="single" w:sz="4" w:space="0" w:color="000000"/>
             </w:tcBorders>
             <w:shd w:val="clear" w:color="auto" w:fill="auto"/>
             <w:vAlign w:val="center"/>
@@ -5222,7 +5138,7 @@
               <w:jc w:val="left"/>
               <w:textAlignment w:val="center"/>
               <w:rPr>
-                <w:rFonts w:hint="default" w:ascii="楷体_GB2312" w:hAnsi="宋体" w:eastAsia="楷体_GB2312" w:cs="楷体_GB2312"/>
+                <w:rFonts w:ascii="楷体_GB2312" w:eastAsia="楷体_GB2312" w:hAnsi="宋体" w:cs="楷体_GB2312" w:hint="default"/>
                 <w:b/>
                 <w:bCs/>
                 <w:i w:val="0"/>
@@ -5238,7 +5154,7 @@
             </w:pPr>
             <w:r>
               <w:rPr>
-                <w:rFonts w:hint="eastAsia" w:ascii="宋体" w:hAnsi="宋体" w:eastAsia="宋体" w:cs="宋体"/>
+                <w:rFonts w:ascii="宋体" w:eastAsia="宋体" w:hAnsi="宋体" w:cs="宋体" w:hint="eastAsia"/>
                 <w:i w:val="0"/>
                 <w:iCs w:val="0"/>
                 <w:snapToGrid w:val="0"/>
@@ -5257,10 +5173,10 @@
           <w:tcPr>
             <w:tcW w:w="3552" w:type="dxa"/>
             <w:tcBorders>
-              <w:top w:val="single" w:color="000000" w:sz="4" w:space="0"/>
-              <w:left w:val="single" w:color="000000" w:sz="4" w:space="0"/>
-              <w:bottom w:val="single" w:color="000000" w:sz="4" w:space="0"/>
-              <w:right w:val="single" w:color="000000" w:sz="4" w:space="0"/>
+              <w:top w:val="single" w:sz="4" w:space="0" w:color="000000"/>
+              <w:left w:val="single" w:sz="4" w:space="0" w:color="000000"/>
+              <w:bottom w:val="single" w:sz="4" w:space="0" w:color="000000"/>
+              <w:right w:val="single" w:sz="4" w:space="0" w:color="000000"/>
             </w:tcBorders>
             <w:shd w:val="clear" w:color="auto" w:fill="auto"/>
             <w:vAlign w:val="center"/>
@@ -5274,7 +5190,7 @@
               <w:jc w:val="left"/>
               <w:textAlignment w:val="center"/>
               <w:rPr>
-                <w:rFonts w:hint="default" w:ascii="楷体_GB2312" w:hAnsi="宋体" w:eastAsia="楷体_GB2312" w:cs="楷体_GB2312"/>
+                <w:rFonts w:ascii="楷体_GB2312" w:eastAsia="楷体_GB2312" w:hAnsi="宋体" w:cs="楷体_GB2312" w:hint="default"/>
                 <w:b/>
                 <w:bCs/>
                 <w:i w:val="0"/>
@@ -5290,7 +5206,7 @@
             </w:pPr>
             <w:r>
               <w:rPr>
-                <w:rFonts w:hint="eastAsia" w:ascii="宋体" w:hAnsi="宋体" w:eastAsia="宋体" w:cs="宋体"/>
+                <w:rFonts w:ascii="宋体" w:eastAsia="宋体" w:hAnsi="宋体" w:cs="宋体" w:hint="eastAsia"/>
                 <w:i w:val="0"/>
                 <w:iCs w:val="0"/>
                 <w:snapToGrid w:val="0"/>
@@ -5309,10 +5225,10 @@
           <w:tcPr>
             <w:tcW w:w="1308" w:type="dxa"/>
             <w:tcBorders>
-              <w:top w:val="single" w:color="000000" w:sz="4" w:space="0"/>
-              <w:left w:val="single" w:color="000000" w:sz="4" w:space="0"/>
-              <w:bottom w:val="single" w:color="000000" w:sz="4" w:space="0"/>
-              <w:right w:val="single" w:color="000000" w:sz="4" w:space="0"/>
+              <w:top w:val="single" w:sz="4" w:space="0" w:color="000000"/>
+              <w:left w:val="single" w:sz="4" w:space="0" w:color="000000"/>
+              <w:bottom w:val="single" w:sz="4" w:space="0" w:color="000000"/>
+              <w:right w:val="single" w:sz="4" w:space="0" w:color="000000"/>
             </w:tcBorders>
             <w:shd w:val="clear" w:color="auto" w:fill="auto"/>
             <w:vAlign w:val="center"/>
@@ -5326,7 +5242,7 @@
               <w:jc w:val="left"/>
               <w:textAlignment w:val="center"/>
               <w:rPr>
-                <w:rFonts w:hint="default" w:ascii="楷体_GB2312" w:hAnsi="宋体" w:eastAsia="楷体_GB2312" w:cs="楷体_GB2312"/>
+                <w:rFonts w:ascii="楷体_GB2312" w:eastAsia="楷体_GB2312" w:hAnsi="宋体" w:cs="楷体_GB2312" w:hint="default"/>
                 <w:b/>
                 <w:bCs/>
                 <w:i w:val="0"/>
@@ -5342,7 +5258,7 @@
             </w:pPr>
             <w:r>
               <w:rPr>
-                <w:rFonts w:hint="eastAsia" w:ascii="宋体" w:hAnsi="宋体" w:eastAsia="宋体" w:cs="宋体"/>
+                <w:rFonts w:ascii="宋体" w:eastAsia="宋体" w:hAnsi="宋体" w:cs="宋体" w:hint="eastAsia"/>
                 <w:i w:val="0"/>
                 <w:iCs w:val="0"/>
                 <w:snapToGrid w:val="0"/>
@@ -5361,14 +5277,14 @@
     </w:tbl>
     <w:p>
       <w:pPr>
-        <w:pStyle w:val="28"/>
+        <w:pStyle w:val="1"/>
         <w:bidi w:val="0"/>
         <w:rPr>
           <w:rFonts w:hint="default"/>
           <w:lang w:val="en-US" w:eastAsia="zh-CN"/>
         </w:rPr>
       </w:pPr>
-      <w:bookmarkStart w:id="10" w:name="_Toc5592"/>
+      <w:bookmarkStart w:id="11" w:name="_Toc5592"/>
       <w:r>
         <w:rPr>
           <w:rFonts w:hint="default"/>
@@ -5376,16 +5292,16 @@
         </w:rPr>
         <w:t>附则</w:t>
       </w:r>
-      <w:bookmarkEnd w:id="10"/>
+      <w:bookmarkEnd w:id="11"/>
     </w:p>
     <w:p>
       <w:pPr>
-        <w:pStyle w:val="29"/>
+        <w:pStyle w:val="a1"/>
         <w:numPr>
           <w:ilvl w:val="0"/>
           <w:numId w:val="3"/>
         </w:numPr>
-        <w:ind w:left="425" w:leftChars="0" w:hanging="425" w:firstLineChars="0"/>
+        <w:ind w:left="425" w:hanging="425" w:leftChars="0" w:firstLineChars="0"/>
         <w:rPr>
           <w:rFonts w:hint="default"/>
           <w:lang w:val="en-US" w:eastAsia="zh-CN"/>
@@ -5401,12 +5317,12 @@
     </w:p>
     <w:p>
       <w:pPr>
-        <w:pStyle w:val="29"/>
+        <w:pStyle w:val="a1"/>
         <w:numPr>
           <w:ilvl w:val="0"/>
           <w:numId w:val="3"/>
         </w:numPr>
-        <w:ind w:left="425" w:leftChars="0" w:hanging="425" w:firstLineChars="0"/>
+        <w:ind w:left="425" w:hanging="425" w:leftChars="0" w:firstLineChars="0"/>
         <w:rPr>
           <w:rFonts w:hint="default"/>
           <w:lang w:val="en-US" w:eastAsia="zh-CN"/>
@@ -5422,12 +5338,12 @@
     </w:p>
     <w:p>
       <w:pPr>
-        <w:pStyle w:val="29"/>
+        <w:pStyle w:val="a1"/>
         <w:numPr>
           <w:ilvl w:val="0"/>
           <w:numId w:val="3"/>
         </w:numPr>
-        <w:ind w:left="425" w:leftChars="0" w:hanging="425" w:firstLineChars="0"/>
+        <w:ind w:left="425" w:hanging="425" w:leftChars="0" w:firstLineChars="0"/>
         <w:rPr>
           <w:rFonts w:hint="default"/>
           <w:lang w:val="en-US" w:eastAsia="zh-CN"/>
@@ -5442,84 +5358,34 @@
       </w:r>
     </w:p>
     <w:sectPr>
-      <w:headerReference r:id="rId5" w:type="default"/>
-      <w:footerReference r:id="rId6" w:type="default"/>
+      <w:headerReference w:type="default" r:id="rId7"/>
+      <w:footerReference w:type="default" r:id="rId8"/>
       <w:pgSz w:w="11906" w:h="16838"/>
       <w:pgMar w:top="1417" w:right="1800" w:bottom="1440" w:left="1800" w:header="1140" w:footer="992" w:gutter="0"/>
-      <w:cols w:space="425" w:num="1"/>
+      <w:cols w:num="1" w:space="425"/>
       <w:docGrid w:type="lines" w:linePitch="312" w:charSpace="0"/>
     </w:sectPr>
   </w:body>
 </w:document>
 </file>
 
-<file path=word/endnotes.xml><?xml version="1.0" encoding="utf-8"?>
-<w:endnotes xmlns:wpc="http://schemas.microsoft.com/office/word/2010/wordprocessingCanvas" xmlns:mc="http://schemas.openxmlformats.org/markup-compatibility/2006" xmlns:o="urn:schemas-microsoft-com:office:office" xmlns:r="http://schemas.openxmlformats.org/officeDocument/2006/relationships" xmlns:m="http://schemas.openxmlformats.org/officeDocument/2006/math" xmlns:v="urn:schemas-microsoft-com:vml" xmlns:wp14="http://schemas.microsoft.com/office/word/2010/wordprocessingDrawing" xmlns:wp="http://schemas.openxmlformats.org/drawingml/2006/wordprocessingDrawing" xmlns:w="http://schemas.openxmlformats.org/wordprocessingml/2006/main" xmlns:w14="http://schemas.microsoft.com/office/word/2010/wordml" xmlns:w15="http://schemas.microsoft.com/office/word/2012/wordml" xmlns:w10="urn:schemas-microsoft-com:office:word" xmlns:wpg="http://schemas.microsoft.com/office/word/2010/wordprocessingGroup" xmlns:wpi="http://schemas.microsoft.com/office/word/2010/wordprocessingInk" xmlns:wne="http://schemas.microsoft.com/office/word/2006/wordml" xmlns:wps="http://schemas.microsoft.com/office/word/2010/wordprocessingShape" xmlns:wpsCustomData="http://www.wps.cn/officeDocument/2013/wpsCustomData" mc:Ignorable="w14 w15 wp14">
-  <w:endnote w:type="separator" w:id="0">
-    <w:p>
-      <w:pPr>
-        <w:spacing w:line="240" w:lineRule="auto"/>
-      </w:pPr>
-      <w:r>
-        <w:separator/>
-      </w:r>
-    </w:p>
-  </w:endnote>
-  <w:endnote w:type="continuationSeparator" w:id="1">
-    <w:p>
-      <w:pPr>
-        <w:spacing w:line="240" w:lineRule="auto"/>
-      </w:pPr>
-      <w:r>
-        <w:continuationSeparator/>
-      </w:r>
-    </w:p>
-  </w:endnote>
-</w:endnotes>
-</file>
-
 <file path=word/footer1.xml><?xml version="1.0" encoding="utf-8"?>
-<w:ftr xmlns:wpc="http://schemas.microsoft.com/office/word/2010/wordprocessingCanvas" xmlns:mc="http://schemas.openxmlformats.org/markup-compatibility/2006" xmlns:o="urn:schemas-microsoft-com:office:office" xmlns:r="http://schemas.openxmlformats.org/officeDocument/2006/relationships" xmlns:m="http://schemas.openxmlformats.org/officeDocument/2006/math" xmlns:v="urn:schemas-microsoft-com:vml" xmlns:wp14="http://schemas.microsoft.com/office/word/2010/wordprocessingDrawing" xmlns:wp="http://schemas.openxmlformats.org/drawingml/2006/wordprocessingDrawing" xmlns:w10="urn:schemas-microsoft-com:office:word" xmlns:w="http://schemas.openxmlformats.org/wordprocessingml/2006/main" xmlns:w14="http://schemas.microsoft.com/office/word/2010/wordml" xmlns:w15="http://schemas.microsoft.com/office/word/2012/wordml" xmlns:wpg="http://schemas.microsoft.com/office/word/2010/wordprocessingGroup" xmlns:wpi="http://schemas.microsoft.com/office/word/2010/wordprocessingInk" xmlns:wne="http://schemas.microsoft.com/office/word/2006/wordml" xmlns:wps="http://schemas.microsoft.com/office/word/2010/wordprocessingShape" xmlns:wpsCustomData="http://www.wps.cn/officeDocument/2013/wpsCustomData" mc:Ignorable="w14 w15 wp14">
+<w:ftr xmlns:wpc="http://schemas.microsoft.com/office/word/2010/wordprocessingCanvas" xmlns:mc="http://schemas.openxmlformats.org/markup-compatibility/2006" xmlns:o="urn:schemas-microsoft-com:office:office" xmlns:r="http://schemas.openxmlformats.org/officeDocument/2006/relationships" xmlns:m="http://schemas.openxmlformats.org/officeDocument/2006/math" xmlns:v="urn:schemas-microsoft-com:vml" xmlns:wp14="http://schemas.microsoft.com/office/word/2010/wordprocessingDrawing" xmlns:wp="http://schemas.openxmlformats.org/drawingml/2006/wordprocessingDrawing" xmlns:w10="urn:schemas-microsoft-com:office:word" xmlns:w="http://schemas.openxmlformats.org/wordprocessingml/2006/main" xmlns:w14="http://schemas.microsoft.com/office/word/2010/wordml" xmlns:w15="http://schemas.microsoft.com/office/word/2012/wordml" xmlns:wne="http://schemas.microsoft.com/office/word/2006/wordml" xmlns:wpg="http://schemas.microsoft.com/office/word/2010/wordprocessingGroup" xmlns:wpi="http://schemas.microsoft.com/office/word/2010/wordprocessingInk" xmlns:wps="http://schemas.microsoft.com/office/word/2010/wordprocessingShape" mc:Ignorable="w14 w15 wp14">
   <w:p>
     <w:pPr>
-      <w:pStyle w:val="14"/>
+      <w:pStyle w:val="Footer"/>
     </w:pPr>
   </w:p>
 </w:ftr>
 </file>
 
-<file path=word/footnotes.xml><?xml version="1.0" encoding="utf-8"?>
-<w:footnotes xmlns:wpc="http://schemas.microsoft.com/office/word/2010/wordprocessingCanvas" xmlns:mc="http://schemas.openxmlformats.org/markup-compatibility/2006" xmlns:o="urn:schemas-microsoft-com:office:office" xmlns:r="http://schemas.openxmlformats.org/officeDocument/2006/relationships" xmlns:m="http://schemas.openxmlformats.org/officeDocument/2006/math" xmlns:v="urn:schemas-microsoft-com:vml" xmlns:wp14="http://schemas.microsoft.com/office/word/2010/wordprocessingDrawing" xmlns:wp="http://schemas.openxmlformats.org/drawingml/2006/wordprocessingDrawing" xmlns:w="http://schemas.openxmlformats.org/wordprocessingml/2006/main" xmlns:w14="http://schemas.microsoft.com/office/word/2010/wordml" xmlns:w15="http://schemas.microsoft.com/office/word/2012/wordml" xmlns:w10="urn:schemas-microsoft-com:office:word" xmlns:wpg="http://schemas.microsoft.com/office/word/2010/wordprocessingGroup" xmlns:wpi="http://schemas.microsoft.com/office/word/2010/wordprocessingInk" xmlns:wne="http://schemas.microsoft.com/office/word/2006/wordml" xmlns:wps="http://schemas.microsoft.com/office/word/2010/wordprocessingShape" xmlns:wpsCustomData="http://www.wps.cn/officeDocument/2013/wpsCustomData" mc:Ignorable="w14 w15 wp14">
-  <w:footnote w:type="separator" w:id="0">
-    <w:p>
-      <w:pPr>
-        <w:spacing w:line="360" w:lineRule="auto"/>
-      </w:pPr>
-      <w:r>
-        <w:separator/>
-      </w:r>
-    </w:p>
-  </w:footnote>
-  <w:footnote w:type="continuationSeparator" w:id="1">
-    <w:p>
-      <w:pPr>
-        <w:spacing w:line="360" w:lineRule="auto"/>
-      </w:pPr>
-      <w:r>
-        <w:continuationSeparator/>
-      </w:r>
-    </w:p>
-  </w:footnote>
-</w:footnotes>
-</file>
-
 <file path=word/header1.xml><?xml version="1.0" encoding="utf-8"?>
-<w:hdr xmlns:wpc="http://schemas.microsoft.com/office/word/2010/wordprocessingCanvas" xmlns:mc="http://schemas.openxmlformats.org/markup-compatibility/2006" xmlns:o="urn:schemas-microsoft-com:office:office" xmlns:r="http://schemas.openxmlformats.org/officeDocument/2006/relationships" xmlns:m="http://schemas.openxmlformats.org/officeDocument/2006/math" xmlns:v="urn:schemas-microsoft-com:vml" xmlns:wp14="http://schemas.microsoft.com/office/word/2010/wordprocessingDrawing" xmlns:wp="http://schemas.openxmlformats.org/drawingml/2006/wordprocessingDrawing" xmlns:w10="urn:schemas-microsoft-com:office:word" xmlns:w="http://schemas.openxmlformats.org/wordprocessingml/2006/main" xmlns:w14="http://schemas.microsoft.com/office/word/2010/wordml" xmlns:w15="http://schemas.microsoft.com/office/word/2012/wordml" xmlns:wpg="http://schemas.microsoft.com/office/word/2010/wordprocessingGroup" xmlns:wpi="http://schemas.microsoft.com/office/word/2010/wordprocessingInk" xmlns:wne="http://schemas.microsoft.com/office/word/2006/wordml" xmlns:wps="http://schemas.microsoft.com/office/word/2010/wordprocessingShape" xmlns:wpsCustomData="http://www.wps.cn/officeDocument/2013/wpsCustomData" mc:Ignorable="w14 w15 wp14">
+<w:hdr xmlns:wpc="http://schemas.microsoft.com/office/word/2010/wordprocessingCanvas" xmlns:mc="http://schemas.openxmlformats.org/markup-compatibility/2006" xmlns:o="urn:schemas-microsoft-com:office:office" xmlns:r="http://schemas.openxmlformats.org/officeDocument/2006/relationships" xmlns:m="http://schemas.openxmlformats.org/officeDocument/2006/math" xmlns:v="urn:schemas-microsoft-com:vml" xmlns:wp14="http://schemas.microsoft.com/office/word/2010/wordprocessingDrawing" xmlns:wp="http://schemas.openxmlformats.org/drawingml/2006/wordprocessingDrawing" xmlns:w10="urn:schemas-microsoft-com:office:word" xmlns:w="http://schemas.openxmlformats.org/wordprocessingml/2006/main" xmlns:w14="http://schemas.microsoft.com/office/word/2010/wordml" xmlns:w15="http://schemas.microsoft.com/office/word/2012/wordml" xmlns:wne="http://schemas.microsoft.com/office/word/2006/wordml" xmlns:wpg="http://schemas.microsoft.com/office/word/2010/wordprocessingGroup" xmlns:wpi="http://schemas.microsoft.com/office/word/2010/wordprocessingInk" xmlns:wps="http://schemas.microsoft.com/office/word/2010/wordprocessingShape" mc:Ignorable="w14 w15 wp14">
   <w:p>
     <w:pPr>
-      <w:pStyle w:val="15"/>
+      <w:pStyle w:val="Header"/>
       <w:pBdr>
-        <w:bottom w:val="single" w:color="auto" w:sz="4" w:space="1"/>
+        <w:bottom w:val="single" w:sz="4" w:space="1" w:color="auto"/>
       </w:pBdr>
       <w:tabs>
         <w:tab w:val="left" w:pos="335"/>
@@ -5527,27 +5393,27 @@
       </w:tabs>
       <w:jc w:val="right"/>
       <w:rPr>
-        <w:rFonts w:hint="eastAsia" w:eastAsiaTheme="minorEastAsia"/>
+        <w:rFonts w:eastAsiaTheme="minorEastAsia" w:hint="eastAsia"/>
         <w:lang w:eastAsia="zh-CN"/>
       </w:rPr>
     </w:pPr>
     <w:r>
       <w:rPr>
-        <w:rFonts w:hint="eastAsia" w:eastAsiaTheme="minorEastAsia"/>
+        <w:rFonts w:eastAsiaTheme="minorEastAsia" w:hint="eastAsia"/>
         <w:lang w:val="en-US" w:eastAsia="zh-CN"/>
       </w:rPr>
       <w:tab/>
     </w:r>
     <w:r>
       <w:rPr>
-        <w:rFonts w:hint="eastAsia" w:eastAsiaTheme="minorEastAsia"/>
+        <w:rFonts w:eastAsiaTheme="minorEastAsia" w:hint="eastAsia"/>
         <w:lang w:val="en-US" w:eastAsia="zh-CN"/>
       </w:rPr>
       <w:tab/>
     </w:r>
     <w:r>
       <w:rPr>
-        <w:rFonts w:hint="eastAsia" w:eastAsiaTheme="minorEastAsia"/>
+        <w:rFonts w:eastAsiaTheme="minorEastAsia" w:hint="eastAsia"/>
         <w:lang w:val="en-US" w:eastAsia="zh-CN"/>
       </w:rPr>
       <w:t>桐乡华数广电网络有限公司</w:t>
@@ -5557,12 +5423,12 @@
 </file>
 
 <file path=word/numbering.xml><?xml version="1.0" encoding="utf-8"?>
-<w:numbering xmlns:wpc="http://schemas.microsoft.com/office/word/2010/wordprocessingCanvas" xmlns:mc="http://schemas.openxmlformats.org/markup-compatibility/2006" xmlns:o="urn:schemas-microsoft-com:office:office" xmlns:r="http://schemas.openxmlformats.org/officeDocument/2006/relationships" xmlns:m="http://schemas.openxmlformats.org/officeDocument/2006/math" xmlns:v="urn:schemas-microsoft-com:vml" xmlns:wp14="http://schemas.microsoft.com/office/word/2010/wordprocessingDrawing" xmlns:wp="http://schemas.openxmlformats.org/drawingml/2006/wordprocessingDrawing" xmlns:w10="urn:schemas-microsoft-com:office:word" xmlns:w="http://schemas.openxmlformats.org/wordprocessingml/2006/main" xmlns:w14="http://schemas.microsoft.com/office/word/2010/wordml" xmlns:wpg="http://schemas.microsoft.com/office/word/2010/wordprocessingGroup" xmlns:wpi="http://schemas.microsoft.com/office/word/2010/wordprocessingInk" xmlns:wne="http://schemas.microsoft.com/office/word/2006/wordml" xmlns:wps="http://schemas.microsoft.com/office/word/2010/wordprocessingShape" xmlns:wpsCustomData="http://www.wps.cn/officeDocument/2013/wpsCustomData" mc:Ignorable="w14 wp14">
+<w:numbering xmlns:wpc="http://schemas.microsoft.com/office/word/2010/wordprocessingCanvas" xmlns:mc="http://schemas.openxmlformats.org/markup-compatibility/2006" xmlns:o="urn:schemas-microsoft-com:office:office" xmlns:r="http://schemas.openxmlformats.org/officeDocument/2006/relationships" xmlns:m="http://schemas.openxmlformats.org/officeDocument/2006/math" xmlns:v="urn:schemas-microsoft-com:vml" xmlns:wp14="http://schemas.microsoft.com/office/word/2010/wordprocessingDrawing" xmlns:wp="http://schemas.openxmlformats.org/drawingml/2006/wordprocessingDrawing" xmlns:w10="urn:schemas-microsoft-com:office:word" xmlns:w="http://schemas.openxmlformats.org/wordprocessingml/2006/main" xmlns:w14="http://schemas.microsoft.com/office/word/2010/wordml" xmlns:w15="http://schemas.microsoft.com/office/word/2012/wordml" xmlns:wne="http://schemas.microsoft.com/office/word/2006/wordml" xmlns:wpg="http://schemas.microsoft.com/office/word/2010/wordprocessingGroup" xmlns:wpi="http://schemas.microsoft.com/office/word/2010/wordprocessingInk" xmlns:wps="http://schemas.microsoft.com/office/word/2010/wordprocessingShape" mc:Ignorable="w14 w15 wp14">
   <w:abstractNum w:abstractNumId="0">
     <w:nsid w:val="8C9C0A9E"/>
     <w:multiLevelType w:val="singleLevel"/>
     <w:tmpl w:val="8C9C0A9E"/>
-    <w:lvl w:ilvl="0" w:tentative="0">
+    <w:lvl w:ilvl="0">
       <w:start w:val="1"/>
       <w:numFmt w:val="decimal"/>
       <w:lvlText w:val="%1."/>
@@ -5579,10 +5445,10 @@
     <w:nsid w:val="8E964DCE"/>
     <w:multiLevelType w:val="multilevel"/>
     <w:tmpl w:val="8E964DCE"/>
-    <w:lvl w:ilvl="0" w:tentative="0">
+    <w:lvl w:ilvl="0">
       <w:start w:val="1"/>
       <w:numFmt w:val="decimal"/>
-      <w:pStyle w:val="2"/>
+      <w:pStyle w:val="Heading1"/>
       <w:lvlText w:val="%1."/>
       <w:lvlJc w:val="left"/>
       <w:pPr>
@@ -5592,10 +5458,10 @@
         <w:rFonts w:hint="default"/>
       </w:rPr>
     </w:lvl>
-    <w:lvl w:ilvl="1" w:tentative="0">
+    <w:lvl w:ilvl="1">
       <w:start w:val="1"/>
       <w:numFmt w:val="decimal"/>
-      <w:pStyle w:val="3"/>
+      <w:pStyle w:val="Heading2"/>
       <w:lvlText w:val="%1.%2."/>
       <w:lvlJc w:val="left"/>
       <w:pPr>
@@ -5605,10 +5471,10 @@
         <w:rFonts w:hint="default"/>
       </w:rPr>
     </w:lvl>
-    <w:lvl w:ilvl="2" w:tentative="0">
+    <w:lvl w:ilvl="2">
       <w:start w:val="1"/>
       <w:numFmt w:val="decimal"/>
-      <w:pStyle w:val="4"/>
+      <w:pStyle w:val="Heading3"/>
       <w:lvlText w:val="%1.%2.%3."/>
       <w:lvlJc w:val="left"/>
       <w:pPr>
@@ -5618,10 +5484,10 @@
         <w:rFonts w:hint="default"/>
       </w:rPr>
     </w:lvl>
-    <w:lvl w:ilvl="3" w:tentative="0">
+    <w:lvl w:ilvl="3">
       <w:start w:val="1"/>
       <w:numFmt w:val="decimal"/>
-      <w:pStyle w:val="5"/>
+      <w:pStyle w:val="Heading4"/>
       <w:lvlText w:val="%1.%2.%3.%4."/>
       <w:lvlJc w:val="left"/>
       <w:pPr>
@@ -5631,10 +5497,10 @@
         <w:rFonts w:hint="default"/>
       </w:rPr>
     </w:lvl>
-    <w:lvl w:ilvl="4" w:tentative="0">
+    <w:lvl w:ilvl="4">
       <w:start w:val="1"/>
       <w:numFmt w:val="decimal"/>
-      <w:pStyle w:val="6"/>
+      <w:pStyle w:val="Heading5"/>
       <w:lvlText w:val="%1.%2.%3.%4.%5."/>
       <w:lvlJc w:val="left"/>
       <w:pPr>
@@ -5644,10 +5510,10 @@
         <w:rFonts w:hint="default"/>
       </w:rPr>
     </w:lvl>
-    <w:lvl w:ilvl="5" w:tentative="0">
+    <w:lvl w:ilvl="5">
       <w:start w:val="1"/>
       <w:numFmt w:val="decimal"/>
-      <w:pStyle w:val="7"/>
+      <w:pStyle w:val="Heading6"/>
       <w:lvlText w:val="%1.%2.%3.%4.%5.%6."/>
       <w:lvlJc w:val="left"/>
       <w:pPr>
@@ -5657,10 +5523,10 @@
         <w:rFonts w:hint="default"/>
       </w:rPr>
     </w:lvl>
-    <w:lvl w:ilvl="6" w:tentative="0">
+    <w:lvl w:ilvl="6">
       <w:start w:val="1"/>
       <w:numFmt w:val="decimal"/>
-      <w:pStyle w:val="8"/>
+      <w:pStyle w:val="Heading7"/>
       <w:lvlText w:val="%1.%2.%3.%4.%5.%6.%7."/>
       <w:lvlJc w:val="left"/>
       <w:pPr>
@@ -5670,10 +5536,10 @@
         <w:rFonts w:hint="default"/>
       </w:rPr>
     </w:lvl>
-    <w:lvl w:ilvl="7" w:tentative="0">
+    <w:lvl w:ilvl="7">
       <w:start w:val="1"/>
       <w:numFmt w:val="decimal"/>
-      <w:pStyle w:val="9"/>
+      <w:pStyle w:val="Heading8"/>
       <w:lvlText w:val="%1.%2.%3.%4.%5.%6.%7.%8."/>
       <w:lvlJc w:val="left"/>
       <w:pPr>
@@ -5683,10 +5549,10 @@
         <w:rFonts w:hint="default"/>
       </w:rPr>
     </w:lvl>
-    <w:lvl w:ilvl="8" w:tentative="0">
+    <w:lvl w:ilvl="8">
       <w:start w:val="1"/>
       <w:numFmt w:val="decimal"/>
-      <w:pStyle w:val="10"/>
+      <w:pStyle w:val="Heading9"/>
       <w:lvlText w:val="%1.%2.%3.%4.%5.%6.%7.%8.%9."/>
       <w:lvlJc w:val="left"/>
       <w:pPr>
@@ -5701,7 +5567,7 @@
     <w:nsid w:val="0F1C296F"/>
     <w:multiLevelType w:val="singleLevel"/>
     <w:tmpl w:val="0F1C296F"/>
-    <w:lvl w:ilvl="0" w:tentative="0">
+    <w:lvl w:ilvl="0">
       <w:start w:val="1"/>
       <w:numFmt w:val="decimal"/>
       <w:lvlText w:val="%1."/>
@@ -5727,269 +5593,267 @@
 </file>
 
 <file path=word/styles.xml><?xml version="1.0" encoding="utf-8"?>
-<w:styles xmlns:mc="http://schemas.openxmlformats.org/markup-compatibility/2006" xmlns:o="urn:schemas-microsoft-com:office:office" xmlns:r="http://schemas.openxmlformats.org/officeDocument/2006/relationships" xmlns:m="http://schemas.openxmlformats.org/officeDocument/2006/math" xmlns:v="urn:schemas-microsoft-com:vml" xmlns:w="http://schemas.openxmlformats.org/wordprocessingml/2006/main" xmlns:w14="http://schemas.microsoft.com/office/word/2010/wordml" xmlns:w10="urn:schemas-microsoft-com:office:word" xmlns:sl="http://schemas.openxmlformats.org/schemaLibrary/2006/main" xmlns:wpsCustomData="http://www.wps.cn/officeDocument/2013/wpsCustomData" mc:Ignorable="w14">
+<w:styles xmlns:mc="http://schemas.openxmlformats.org/markup-compatibility/2006" xmlns:r="http://schemas.openxmlformats.org/officeDocument/2006/relationships" xmlns:w="http://schemas.openxmlformats.org/wordprocessingml/2006/main" xmlns:w14="http://schemas.microsoft.com/office/word/2010/wordml" xmlns:w15="http://schemas.microsoft.com/office/word/2012/wordml" mc:Ignorable="w14 w15">
   <w:docDefaults>
     <w:rPrDefault>
       <w:rPr>
-        <w:rFonts w:ascii="Times New Roman" w:hAnsi="Times New Roman" w:eastAsia="宋体" w:cs="Times New Roman"/>
+        <w:rFonts w:ascii="Times New Roman" w:eastAsia="宋体" w:hAnsi="Times New Roman" w:cs="Times New Roman"/>
       </w:rPr>
     </w:rPrDefault>
     <w:pPrDefault/>
   </w:docDefaults>
-  <w:latentStyles w:count="260" w:defQFormat="0" w:defUnhideWhenUsed="1" w:defSemiHidden="1" w:defUIPriority="99" w:defLockedState="0">
-    <w:lsdException w:qFormat="1" w:unhideWhenUsed="0" w:uiPriority="0" w:semiHidden="0" w:name="Normal"/>
-    <w:lsdException w:qFormat="1" w:unhideWhenUsed="0" w:uiPriority="0" w:semiHidden="0" w:name="heading 1"/>
-    <w:lsdException w:qFormat="1" w:uiPriority="0" w:semiHidden="0" w:name="heading 2"/>
-    <w:lsdException w:qFormat="1" w:uiPriority="0" w:name="heading 3"/>
-    <w:lsdException w:qFormat="1" w:uiPriority="0" w:semiHidden="0" w:name="heading 4"/>
-    <w:lsdException w:qFormat="1" w:uiPriority="0" w:name="heading 5"/>
-    <w:lsdException w:qFormat="1" w:uiPriority="0" w:name="heading 6"/>
-    <w:lsdException w:qFormat="1" w:uiPriority="0" w:name="heading 7"/>
-    <w:lsdException w:qFormat="1" w:uiPriority="0" w:name="heading 8"/>
-    <w:lsdException w:qFormat="1" w:uiPriority="0" w:name="heading 9"/>
-    <w:lsdException w:unhideWhenUsed="0" w:uiPriority="0" w:semiHidden="0" w:name="index 1"/>
-    <w:lsdException w:unhideWhenUsed="0" w:uiPriority="0" w:semiHidden="0" w:name="index 2"/>
-    <w:lsdException w:unhideWhenUsed="0" w:uiPriority="0" w:semiHidden="0" w:name="index 3"/>
-    <w:lsdException w:unhideWhenUsed="0" w:uiPriority="0" w:semiHidden="0" w:name="index 4"/>
-    <w:lsdException w:unhideWhenUsed="0" w:uiPriority="0" w:semiHidden="0" w:name="index 5"/>
-    <w:lsdException w:unhideWhenUsed="0" w:uiPriority="0" w:semiHidden="0" w:name="index 6"/>
-    <w:lsdException w:unhideWhenUsed="0" w:uiPriority="0" w:semiHidden="0" w:name="index 7"/>
-    <w:lsdException w:unhideWhenUsed="0" w:uiPriority="0" w:semiHidden="0" w:name="index 8"/>
-    <w:lsdException w:unhideWhenUsed="0" w:uiPriority="0" w:semiHidden="0" w:name="index 9"/>
-    <w:lsdException w:qFormat="1" w:unhideWhenUsed="0" w:uiPriority="0" w:semiHidden="0" w:name="toc 1"/>
-    <w:lsdException w:qFormat="1" w:unhideWhenUsed="0" w:uiPriority="0" w:semiHidden="0" w:name="toc 2"/>
-    <w:lsdException w:qFormat="1" w:unhideWhenUsed="0" w:uiPriority="0" w:semiHidden="0" w:name="toc 3"/>
-    <w:lsdException w:unhideWhenUsed="0" w:uiPriority="0" w:semiHidden="0" w:name="toc 4"/>
-    <w:lsdException w:unhideWhenUsed="0" w:uiPriority="0" w:semiHidden="0" w:name="toc 5"/>
-    <w:lsdException w:unhideWhenUsed="0" w:uiPriority="0" w:semiHidden="0" w:name="toc 6"/>
-    <w:lsdException w:unhideWhenUsed="0" w:uiPriority="0" w:semiHidden="0" w:name="toc 7"/>
-    <w:lsdException w:unhideWhenUsed="0" w:uiPriority="0" w:semiHidden="0" w:name="toc 8"/>
-    <w:lsdException w:unhideWhenUsed="0" w:uiPriority="0" w:semiHidden="0" w:name="toc 9"/>
-    <w:lsdException w:unhideWhenUsed="0" w:uiPriority="0" w:semiHidden="0" w:name="Normal Indent"/>
-    <w:lsdException w:unhideWhenUsed="0" w:uiPriority="0" w:semiHidden="0" w:name="footnote text"/>
-    <w:lsdException w:qFormat="1" w:unhideWhenUsed="0" w:uiPriority="0" w:semiHidden="0" w:name="annotation text"/>
-    <w:lsdException w:qFormat="1" w:unhideWhenUsed="0" w:uiPriority="0" w:semiHidden="0" w:name="header"/>
-    <w:lsdException w:qFormat="1" w:unhideWhenUsed="0" w:uiPriority="0" w:semiHidden="0" w:name="footer"/>
-    <w:lsdException w:unhideWhenUsed="0" w:uiPriority="0" w:semiHidden="0" w:name="index heading"/>
-    <w:lsdException w:qFormat="1" w:uiPriority="0" w:name="caption"/>
-    <w:lsdException w:unhideWhenUsed="0" w:uiPriority="0" w:semiHidden="0" w:name="table of figures"/>
-    <w:lsdException w:unhideWhenUsed="0" w:uiPriority="0" w:semiHidden="0" w:name="envelope address"/>
-    <w:lsdException w:unhideWhenUsed="0" w:uiPriority="0" w:semiHidden="0" w:name="envelope return"/>
-    <w:lsdException w:unhideWhenUsed="0" w:uiPriority="0" w:semiHidden="0" w:name="footnote reference"/>
-    <w:lsdException w:unhideWhenUsed="0" w:uiPriority="0" w:semiHidden="0" w:name="annotation reference"/>
-    <w:lsdException w:unhideWhenUsed="0" w:uiPriority="0" w:semiHidden="0" w:name="line number"/>
-    <w:lsdException w:unhideWhenUsed="0" w:uiPriority="0" w:semiHidden="0" w:name="page number"/>
-    <w:lsdException w:unhideWhenUsed="0" w:uiPriority="0" w:semiHidden="0" w:name="endnote reference"/>
-    <w:lsdException w:unhideWhenUsed="0" w:uiPriority="0" w:semiHidden="0" w:name="endnote text"/>
-    <w:lsdException w:unhideWhenUsed="0" w:uiPriority="0" w:semiHidden="0" w:name="table of authorities"/>
-    <w:lsdException w:unhideWhenUsed="0" w:uiPriority="0" w:semiHidden="0" w:name="macro"/>
-    <w:lsdException w:unhideWhenUsed="0" w:uiPriority="0" w:semiHidden="0" w:name="toa heading"/>
-    <w:lsdException w:unhideWhenUsed="0" w:uiPriority="0" w:semiHidden="0" w:name="List"/>
-    <w:lsdException w:unhideWhenUsed="0" w:uiPriority="0" w:semiHidden="0" w:name="List Bullet"/>
-    <w:lsdException w:unhideWhenUsed="0" w:uiPriority="0" w:semiHidden="0" w:name="List Number"/>
-    <w:lsdException w:unhideWhenUsed="0" w:uiPriority="0" w:semiHidden="0" w:name="List 2"/>
-    <w:lsdException w:unhideWhenUsed="0" w:uiPriority="0" w:semiHidden="0" w:name="List 3"/>
-    <w:lsdException w:unhideWhenUsed="0" w:uiPriority="0" w:semiHidden="0" w:name="List 4"/>
-    <w:lsdException w:unhideWhenUsed="0" w:uiPriority="0" w:semiHidden="0" w:name="List 5"/>
-    <w:lsdException w:unhideWhenUsed="0" w:uiPriority="0" w:semiHidden="0" w:name="List Bullet 2"/>
-    <w:lsdException w:unhideWhenUsed="0" w:uiPriority="0" w:semiHidden="0" w:name="List Bullet 3"/>
-    <w:lsdException w:unhideWhenUsed="0" w:uiPriority="0" w:semiHidden="0" w:name="List Bullet 4"/>
-    <w:lsdException w:unhideWhenUsed="0" w:uiPriority="0" w:semiHidden="0" w:name="List Bullet 5"/>
-    <w:lsdException w:unhideWhenUsed="0" w:uiPriority="0" w:semiHidden="0" w:name="List Number 2"/>
-    <w:lsdException w:unhideWhenUsed="0" w:uiPriority="0" w:semiHidden="0" w:name="List Number 3"/>
-    <w:lsdException w:unhideWhenUsed="0" w:uiPriority="0" w:semiHidden="0" w:name="List Number 4"/>
-    <w:lsdException w:unhideWhenUsed="0" w:uiPriority="0" w:semiHidden="0" w:name="List Number 5"/>
-    <w:lsdException w:qFormat="1" w:unhideWhenUsed="0" w:uiPriority="0" w:semiHidden="0" w:name="Title"/>
-    <w:lsdException w:unhideWhenUsed="0" w:uiPriority="0" w:semiHidden="0" w:name="Closing"/>
-    <w:lsdException w:unhideWhenUsed="0" w:uiPriority="0" w:semiHidden="0" w:name="Signature"/>
-    <w:lsdException w:qFormat="1" w:unhideWhenUsed="0" w:uiPriority="0" w:name="Default Paragraph Font"/>
-    <w:lsdException w:qFormat="1" w:unhideWhenUsed="0" w:uiPriority="0" w:name="Body Text"/>
-    <w:lsdException w:unhideWhenUsed="0" w:uiPriority="0" w:semiHidden="0" w:name="Body Text Indent"/>
-    <w:lsdException w:unhideWhenUsed="0" w:uiPriority="0" w:semiHidden="0" w:name="List Continue"/>
-    <w:lsdException w:unhideWhenUsed="0" w:uiPriority="0" w:semiHidden="0" w:name="List Continue 2"/>
-    <w:lsdException w:unhideWhenUsed="0" w:uiPriority="0" w:semiHidden="0" w:name="List Continue 3"/>
-    <w:lsdException w:unhideWhenUsed="0" w:uiPriority="0" w:semiHidden="0" w:name="List Continue 4"/>
-    <w:lsdException w:unhideWhenUsed="0" w:uiPriority="0" w:semiHidden="0" w:name="List Continue 5"/>
-    <w:lsdException w:unhideWhenUsed="0" w:uiPriority="0" w:semiHidden="0" w:name="Message Header"/>
-    <w:lsdException w:qFormat="1" w:unhideWhenUsed="0" w:uiPriority="0" w:semiHidden="0" w:name="Subtitle"/>
-    <w:lsdException w:unhideWhenUsed="0" w:uiPriority="0" w:semiHidden="0" w:name="Salutation"/>
-    <w:lsdException w:unhideWhenUsed="0" w:uiPriority="0" w:semiHidden="0" w:name="Date"/>
-    <w:lsdException w:unhideWhenUsed="0" w:uiPriority="0" w:semiHidden="0" w:name="Body Text First Indent"/>
-    <w:lsdException w:unhideWhenUsed="0" w:uiPriority="0" w:semiHidden="0" w:name="Body Text First Indent 2"/>
-    <w:lsdException w:uiPriority="99" w:name="Note Heading"/>
-    <w:lsdException w:unhideWhenUsed="0" w:uiPriority="0" w:semiHidden="0" w:name="Body Text 2"/>
-    <w:lsdException w:unhideWhenUsed="0" w:uiPriority="0" w:semiHidden="0" w:name="Body Text 3"/>
-    <w:lsdException w:unhideWhenUsed="0" w:uiPriority="0" w:semiHidden="0" w:name="Body Text Indent 2"/>
-    <w:lsdException w:unhideWhenUsed="0" w:uiPriority="0" w:semiHidden="0" w:name="Body Text Indent 3"/>
-    <w:lsdException w:unhideWhenUsed="0" w:uiPriority="0" w:semiHidden="0" w:name="Block Text"/>
-    <w:lsdException w:unhideWhenUsed="0" w:uiPriority="0" w:semiHidden="0" w:name="Hyperlink"/>
-    <w:lsdException w:unhideWhenUsed="0" w:uiPriority="0" w:semiHidden="0" w:name="FollowedHyperlink"/>
-    <w:lsdException w:qFormat="1" w:unhideWhenUsed="0" w:uiPriority="0" w:semiHidden="0" w:name="Strong"/>
-    <w:lsdException w:qFormat="1" w:unhideWhenUsed="0" w:uiPriority="0" w:semiHidden="0" w:name="Emphasis"/>
-    <w:lsdException w:unhideWhenUsed="0" w:uiPriority="0" w:semiHidden="0" w:name="Document Map"/>
-    <w:lsdException w:unhideWhenUsed="0" w:uiPriority="0" w:semiHidden="0" w:name="Plain Text"/>
-    <w:lsdException w:unhideWhenUsed="0" w:uiPriority="0" w:semiHidden="0" w:name="E-mail Signature"/>
-    <w:lsdException w:qFormat="1" w:unhideWhenUsed="0" w:uiPriority="0" w:semiHidden="0" w:name="Normal (Web)"/>
-    <w:lsdException w:unhideWhenUsed="0" w:uiPriority="0" w:semiHidden="0" w:name="HTML Acronym"/>
-    <w:lsdException w:unhideWhenUsed="0" w:uiPriority="0" w:semiHidden="0" w:name="HTML Address"/>
-    <w:lsdException w:unhideWhenUsed="0" w:uiPriority="0" w:semiHidden="0" w:name="HTML Cite"/>
-    <w:lsdException w:unhideWhenUsed="0" w:uiPriority="0" w:semiHidden="0" w:name="HTML Code"/>
-    <w:lsdException w:unhideWhenUsed="0" w:uiPriority="0" w:semiHidden="0" w:name="HTML Definition"/>
-    <w:lsdException w:unhideWhenUsed="0" w:uiPriority="0" w:semiHidden="0" w:name="HTML Keyboard"/>
-    <w:lsdException w:unhideWhenUsed="0" w:uiPriority="0" w:semiHidden="0" w:name="HTML Preformatted"/>
-    <w:lsdException w:unhideWhenUsed="0" w:uiPriority="0" w:semiHidden="0" w:name="HTML Sample"/>
-    <w:lsdException w:unhideWhenUsed="0" w:uiPriority="0" w:semiHidden="0" w:name="HTML Typewriter"/>
-    <w:lsdException w:unhideWhenUsed="0" w:uiPriority="0" w:semiHidden="0" w:name="HTML Variable"/>
-    <w:lsdException w:qFormat="1" w:unhideWhenUsed="0" w:uiPriority="0" w:name="Normal Table"/>
-    <w:lsdException w:unhideWhenUsed="0" w:uiPriority="0" w:semiHidden="0" w:name="annotation subject"/>
-    <w:lsdException w:unhideWhenUsed="0" w:uiPriority="0" w:semiHidden="0" w:name="Table Simple 1"/>
-    <w:lsdException w:unhideWhenUsed="0" w:uiPriority="0" w:semiHidden="0" w:name="Table Simple 2"/>
-    <w:lsdException w:unhideWhenUsed="0" w:uiPriority="0" w:semiHidden="0" w:name="Table Simple 3"/>
-    <w:lsdException w:unhideWhenUsed="0" w:uiPriority="0" w:semiHidden="0" w:name="Table Classic 1"/>
-    <w:lsdException w:unhideWhenUsed="0" w:uiPriority="0" w:semiHidden="0" w:name="Table Classic 2"/>
-    <w:lsdException w:unhideWhenUsed="0" w:uiPriority="0" w:semiHidden="0" w:name="Table Classic 3"/>
-    <w:lsdException w:unhideWhenUsed="0" w:uiPriority="0" w:semiHidden="0" w:name="Table Classic 4"/>
-    <w:lsdException w:unhideWhenUsed="0" w:uiPriority="0" w:semiHidden="0" w:name="Table Colorful 1"/>
-    <w:lsdException w:unhideWhenUsed="0" w:uiPriority="0" w:semiHidden="0" w:name="Table Colorful 2"/>
-    <w:lsdException w:unhideWhenUsed="0" w:uiPriority="0" w:semiHidden="0" w:name="Table Colorful 3"/>
-    <w:lsdException w:unhideWhenUsed="0" w:uiPriority="0" w:semiHidden="0" w:name="Table Columns 1"/>
-    <w:lsdException w:unhideWhenUsed="0" w:uiPriority="0" w:semiHidden="0" w:name="Table Columns 2"/>
-    <w:lsdException w:unhideWhenUsed="0" w:uiPriority="0" w:semiHidden="0" w:name="Table Columns 3"/>
-    <w:lsdException w:unhideWhenUsed="0" w:uiPriority="0" w:semiHidden="0" w:name="Table Columns 4"/>
-    <w:lsdException w:unhideWhenUsed="0" w:uiPriority="0" w:semiHidden="0" w:name="Table Columns 5"/>
-    <w:lsdException w:unhideWhenUsed="0" w:uiPriority="0" w:semiHidden="0" w:name="Table Grid 1"/>
-    <w:lsdException w:unhideWhenUsed="0" w:uiPriority="0" w:semiHidden="0" w:name="Table Grid 2"/>
-    <w:lsdException w:unhideWhenUsed="0" w:uiPriority="0" w:semiHidden="0" w:name="Table Grid 3"/>
-    <w:lsdException w:unhideWhenUsed="0" w:uiPriority="0" w:semiHidden="0" w:name="Table Grid 4"/>
-    <w:lsdException w:unhideWhenUsed="0" w:uiPriority="0" w:semiHidden="0" w:name="Table Grid 5"/>
-    <w:lsdException w:unhideWhenUsed="0" w:uiPriority="0" w:semiHidden="0" w:name="Table Grid 6"/>
-    <w:lsdException w:unhideWhenUsed="0" w:uiPriority="0" w:semiHidden="0" w:name="Table Grid 7"/>
-    <w:lsdException w:unhideWhenUsed="0" w:uiPriority="0" w:semiHidden="0" w:name="Table Grid 8"/>
-    <w:lsdException w:unhideWhenUsed="0" w:uiPriority="0" w:semiHidden="0" w:name="Table List 1"/>
-    <w:lsdException w:unhideWhenUsed="0" w:uiPriority="0" w:semiHidden="0" w:name="Table List 2"/>
-    <w:lsdException w:unhideWhenUsed="0" w:uiPriority="0" w:semiHidden="0" w:name="Table List 3"/>
-    <w:lsdException w:unhideWhenUsed="0" w:uiPriority="0" w:semiHidden="0" w:name="Table List 4"/>
-    <w:lsdException w:unhideWhenUsed="0" w:uiPriority="0" w:semiHidden="0" w:name="Table List 5"/>
-    <w:lsdException w:unhideWhenUsed="0" w:uiPriority="0" w:semiHidden="0" w:name="Table List 6"/>
-    <w:lsdException w:unhideWhenUsed="0" w:uiPriority="0" w:semiHidden="0" w:name="Table List 7"/>
-    <w:lsdException w:unhideWhenUsed="0" w:uiPriority="0" w:semiHidden="0" w:name="Table List 8"/>
-    <w:lsdException w:unhideWhenUsed="0" w:uiPriority="0" w:semiHidden="0" w:name="Table 3D effects 1"/>
-    <w:lsdException w:unhideWhenUsed="0" w:uiPriority="0" w:semiHidden="0" w:name="Table 3D effects 2"/>
-    <w:lsdException w:unhideWhenUsed="0" w:uiPriority="0" w:semiHidden="0" w:name="Table 3D effects 3"/>
-    <w:lsdException w:unhideWhenUsed="0" w:uiPriority="0" w:semiHidden="0" w:name="Table Contemporary"/>
-    <w:lsdException w:unhideWhenUsed="0" w:uiPriority="0" w:semiHidden="0" w:name="Table Elegant"/>
-    <w:lsdException w:unhideWhenUsed="0" w:uiPriority="0" w:semiHidden="0" w:name="Table Professional"/>
-    <w:lsdException w:unhideWhenUsed="0" w:uiPriority="0" w:semiHidden="0" w:name="Table Subtle 1"/>
-    <w:lsdException w:unhideWhenUsed="0" w:uiPriority="0" w:semiHidden="0" w:name="Table Subtle 2"/>
-    <w:lsdException w:unhideWhenUsed="0" w:uiPriority="0" w:semiHidden="0" w:name="Table Web 1"/>
-    <w:lsdException w:unhideWhenUsed="0" w:uiPriority="0" w:semiHidden="0" w:name="Table Web 2"/>
-    <w:lsdException w:unhideWhenUsed="0" w:uiPriority="0" w:semiHidden="0" w:name="Table Web 3"/>
-    <w:lsdException w:unhideWhenUsed="0" w:uiPriority="0" w:semiHidden="0" w:name="Balloon Text"/>
-    <w:lsdException w:qFormat="1" w:unhideWhenUsed="0" w:uiPriority="0" w:semiHidden="0" w:name="Table Grid"/>
-    <w:lsdException w:unhideWhenUsed="0" w:uiPriority="0" w:semiHidden="0" w:name="Table Theme"/>
-    <w:lsdException w:unhideWhenUsed="0" w:uiPriority="60" w:semiHidden="0" w:name="Light Shading"/>
-    <w:lsdException w:unhideWhenUsed="0" w:uiPriority="61" w:semiHidden="0" w:name="Light List"/>
-    <w:lsdException w:unhideWhenUsed="0" w:uiPriority="62" w:semiHidden="0" w:name="Light Grid"/>
-    <w:lsdException w:unhideWhenUsed="0" w:uiPriority="63" w:semiHidden="0" w:name="Medium Shading 1"/>
-    <w:lsdException w:unhideWhenUsed="0" w:uiPriority="64" w:semiHidden="0" w:name="Medium Shading 2"/>
-    <w:lsdException w:unhideWhenUsed="0" w:uiPriority="65" w:semiHidden="0" w:name="Medium List 1"/>
-    <w:lsdException w:unhideWhenUsed="0" w:uiPriority="66" w:semiHidden="0" w:name="Medium List 2"/>
-    <w:lsdException w:unhideWhenUsed="0" w:uiPriority="67" w:semiHidden="0" w:name="Medium Grid 1"/>
-    <w:lsdException w:unhideWhenUsed="0" w:uiPriority="68" w:semiHidden="0" w:name="Medium Grid 2"/>
-    <w:lsdException w:unhideWhenUsed="0" w:uiPriority="69" w:semiHidden="0" w:name="Medium Grid 3"/>
-    <w:lsdException w:unhideWhenUsed="0" w:uiPriority="70" w:semiHidden="0" w:name="Dark List"/>
-    <w:lsdException w:unhideWhenUsed="0" w:uiPriority="71" w:semiHidden="0" w:name="Colorful Shading"/>
-    <w:lsdException w:unhideWhenUsed="0" w:uiPriority="72" w:semiHidden="0" w:name="Colorful List"/>
-    <w:lsdException w:unhideWhenUsed="0" w:uiPriority="73" w:semiHidden="0" w:name="Colorful Grid"/>
-    <w:lsdException w:unhideWhenUsed="0" w:uiPriority="60" w:semiHidden="0" w:name="Light Shading Accent 1"/>
-    <w:lsdException w:unhideWhenUsed="0" w:uiPriority="61" w:semiHidden="0" w:name="Light List Accent 1"/>
-    <w:lsdException w:unhideWhenUsed="0" w:uiPriority="62" w:semiHidden="0" w:name="Light Grid Accent 1"/>
-    <w:lsdException w:unhideWhenUsed="0" w:uiPriority="63" w:semiHidden="0" w:name="Medium Shading 1 Accent 1"/>
-    <w:lsdException w:unhideWhenUsed="0" w:uiPriority="64" w:semiHidden="0" w:name="Medium Shading 2 Accent 1"/>
-    <w:lsdException w:unhideWhenUsed="0" w:uiPriority="65" w:semiHidden="0" w:name="Medium List 1 Accent 1"/>
-    <w:lsdException w:unhideWhenUsed="0" w:uiPriority="66" w:semiHidden="0" w:name="Medium List 2 Accent 1"/>
-    <w:lsdException w:unhideWhenUsed="0" w:uiPriority="67" w:semiHidden="0" w:name="Medium Grid 1 Accent 1"/>
-    <w:lsdException w:unhideWhenUsed="0" w:uiPriority="68" w:semiHidden="0" w:name="Medium Grid 2 Accent 1"/>
-    <w:lsdException w:unhideWhenUsed="0" w:uiPriority="69" w:semiHidden="0" w:name="Medium Grid 3 Accent 1"/>
-    <w:lsdException w:unhideWhenUsed="0" w:uiPriority="70" w:semiHidden="0" w:name="Dark List Accent 1"/>
-    <w:lsdException w:unhideWhenUsed="0" w:uiPriority="71" w:semiHidden="0" w:name="Colorful Shading Accent 1"/>
-    <w:lsdException w:unhideWhenUsed="0" w:uiPriority="72" w:semiHidden="0" w:name="Colorful List Accent 1"/>
-    <w:lsdException w:unhideWhenUsed="0" w:uiPriority="73" w:semiHidden="0" w:name="Colorful Grid Accent 1"/>
-    <w:lsdException w:unhideWhenUsed="0" w:uiPriority="60" w:semiHidden="0" w:name="Light Shading Accent 2"/>
-    <w:lsdException w:unhideWhenUsed="0" w:uiPriority="61" w:semiHidden="0" w:name="Light List Accent 2"/>
-    <w:lsdException w:unhideWhenUsed="0" w:uiPriority="62" w:semiHidden="0" w:name="Light Grid Accent 2"/>
-    <w:lsdException w:unhideWhenUsed="0" w:uiPriority="63" w:semiHidden="0" w:name="Medium Shading 1 Accent 2"/>
-    <w:lsdException w:unhideWhenUsed="0" w:uiPriority="64" w:semiHidden="0" w:name="Medium Shading 2 Accent 2"/>
-    <w:lsdException w:unhideWhenUsed="0" w:uiPriority="65" w:semiHidden="0" w:name="Medium List 1 Accent 2"/>
-    <w:lsdException w:unhideWhenUsed="0" w:uiPriority="66" w:semiHidden="0" w:name="Medium List 2 Accent 2"/>
-    <w:lsdException w:unhideWhenUsed="0" w:uiPriority="67" w:semiHidden="0" w:name="Medium Grid 1 Accent 2"/>
-    <w:lsdException w:unhideWhenUsed="0" w:uiPriority="68" w:semiHidden="0" w:name="Medium Grid 2 Accent 2"/>
-    <w:lsdException w:unhideWhenUsed="0" w:uiPriority="69" w:semiHidden="0" w:name="Medium Grid 3 Accent 2"/>
-    <w:lsdException w:unhideWhenUsed="0" w:uiPriority="70" w:semiHidden="0" w:name="Dark List Accent 2"/>
-    <w:lsdException w:unhideWhenUsed="0" w:uiPriority="71" w:semiHidden="0" w:name="Colorful Shading Accent 2"/>
-    <w:lsdException w:unhideWhenUsed="0" w:uiPriority="72" w:semiHidden="0" w:name="Colorful List Accent 2"/>
-    <w:lsdException w:unhideWhenUsed="0" w:uiPriority="73" w:semiHidden="0" w:name="Colorful Grid Accent 2"/>
-    <w:lsdException w:unhideWhenUsed="0" w:uiPriority="60" w:semiHidden="0" w:name="Light Shading Accent 3"/>
-    <w:lsdException w:unhideWhenUsed="0" w:uiPriority="61" w:semiHidden="0" w:name="Light List Accent 3"/>
-    <w:lsdException w:unhideWhenUsed="0" w:uiPriority="62" w:semiHidden="0" w:name="Light Grid Accent 3"/>
-    <w:lsdException w:unhideWhenUsed="0" w:uiPriority="63" w:semiHidden="0" w:name="Medium Shading 1 Accent 3"/>
-    <w:lsdException w:unhideWhenUsed="0" w:uiPriority="64" w:semiHidden="0" w:name="Medium Shading 2 Accent 3"/>
-    <w:lsdException w:unhideWhenUsed="0" w:uiPriority="65" w:semiHidden="0" w:name="Medium List 1 Accent 3"/>
-    <w:lsdException w:unhideWhenUsed="0" w:uiPriority="66" w:semiHidden="0" w:name="Medium List 2 Accent 3"/>
-    <w:lsdException w:unhideWhenUsed="0" w:uiPriority="67" w:semiHidden="0" w:name="Medium Grid 1 Accent 3"/>
-    <w:lsdException w:unhideWhenUsed="0" w:uiPriority="68" w:semiHidden="0" w:name="Medium Grid 2 Accent 3"/>
-    <w:lsdException w:unhideWhenUsed="0" w:uiPriority="69" w:semiHidden="0" w:name="Medium Grid 3 Accent 3"/>
-    <w:lsdException w:unhideWhenUsed="0" w:uiPriority="70" w:semiHidden="0" w:name="Dark List Accent 3"/>
-    <w:lsdException w:unhideWhenUsed="0" w:uiPriority="71" w:semiHidden="0" w:name="Colorful Shading Accent 3"/>
-    <w:lsdException w:unhideWhenUsed="0" w:uiPriority="72" w:semiHidden="0" w:name="Colorful List Accent 3"/>
-    <w:lsdException w:unhideWhenUsed="0" w:uiPriority="73" w:semiHidden="0" w:name="Colorful Grid Accent 3"/>
-    <w:lsdException w:unhideWhenUsed="0" w:uiPriority="60" w:semiHidden="0" w:name="Light Shading Accent 4"/>
-    <w:lsdException w:unhideWhenUsed="0" w:uiPriority="61" w:semiHidden="0" w:name="Light List Accent 4"/>
-    <w:lsdException w:unhideWhenUsed="0" w:uiPriority="62" w:semiHidden="0" w:name="Light Grid Accent 4"/>
-    <w:lsdException w:unhideWhenUsed="0" w:uiPriority="63" w:semiHidden="0" w:name="Medium Shading 1 Accent 4"/>
-    <w:lsdException w:unhideWhenUsed="0" w:uiPriority="64" w:semiHidden="0" w:name="Medium Shading 2 Accent 4"/>
-    <w:lsdException w:unhideWhenUsed="0" w:uiPriority="65" w:semiHidden="0" w:name="Medium List 1 Accent 4"/>
-    <w:lsdException w:unhideWhenUsed="0" w:uiPriority="66" w:semiHidden="0" w:name="Medium List 2 Accent 4"/>
-    <w:lsdException w:unhideWhenUsed="0" w:uiPriority="67" w:semiHidden="0" w:name="Medium Grid 1 Accent 4"/>
-    <w:lsdException w:unhideWhenUsed="0" w:uiPriority="68" w:semiHidden="0" w:name="Medium Grid 2 Accent 4"/>
-    <w:lsdException w:unhideWhenUsed="0" w:uiPriority="69" w:semiHidden="0" w:name="Medium Grid 3 Accent 4"/>
-    <w:lsdException w:unhideWhenUsed="0" w:uiPriority="70" w:semiHidden="0" w:name="Dark List Accent 4"/>
-    <w:lsdException w:unhideWhenUsed="0" w:uiPriority="71" w:semiHidden="0" w:name="Colorful Shading Accent 4"/>
-    <w:lsdException w:unhideWhenUsed="0" w:uiPriority="72" w:semiHidden="0" w:name="Colorful List Accent 4"/>
-    <w:lsdException w:unhideWhenUsed="0" w:uiPriority="73" w:semiHidden="0" w:name="Colorful Grid Accent 4"/>
-    <w:lsdException w:unhideWhenUsed="0" w:uiPriority="60" w:semiHidden="0" w:name="Light Shading Accent 5"/>
-    <w:lsdException w:unhideWhenUsed="0" w:uiPriority="61" w:semiHidden="0" w:name="Light List Accent 5"/>
-    <w:lsdException w:unhideWhenUsed="0" w:uiPriority="62" w:semiHidden="0" w:name="Light Grid Accent 5"/>
-    <w:lsdException w:unhideWhenUsed="0" w:uiPriority="63" w:semiHidden="0" w:name="Medium Shading 1 Accent 5"/>
-    <w:lsdException w:unhideWhenUsed="0" w:uiPriority="64" w:semiHidden="0" w:name="Medium Shading 2 Accent 5"/>
-    <w:lsdException w:unhideWhenUsed="0" w:uiPriority="65" w:semiHidden="0" w:name="Medium List 1 Accent 5"/>
-    <w:lsdException w:unhideWhenUsed="0" w:uiPriority="66" w:semiHidden="0" w:name="Medium List 2 Accent 5"/>
-    <w:lsdException w:unhideWhenUsed="0" w:uiPriority="67" w:semiHidden="0" w:name="Medium Grid 1 Accent 5"/>
-    <w:lsdException w:unhideWhenUsed="0" w:uiPriority="68" w:semiHidden="0" w:name="Medium Grid 2 Accent 5"/>
-    <w:lsdException w:unhideWhenUsed="0" w:uiPriority="69" w:semiHidden="0" w:name="Medium Grid 3 Accent 5"/>
-    <w:lsdException w:unhideWhenUsed="0" w:uiPriority="70" w:semiHidden="0" w:name="Dark List Accent 5"/>
-    <w:lsdException w:unhideWhenUsed="0" w:uiPriority="71" w:semiHidden="0" w:name="Colorful Shading Accent 5"/>
-    <w:lsdException w:unhideWhenUsed="0" w:uiPriority="72" w:semiHidden="0" w:name="Colorful List Accent 5"/>
-    <w:lsdException w:unhideWhenUsed="0" w:uiPriority="73" w:semiHidden="0" w:name="Colorful Grid Accent 5"/>
-    <w:lsdException w:unhideWhenUsed="0" w:uiPriority="60" w:semiHidden="0" w:name="Light Shading Accent 6"/>
-    <w:lsdException w:unhideWhenUsed="0" w:uiPriority="61" w:semiHidden="0" w:name="Light List Accent 6"/>
-    <w:lsdException w:unhideWhenUsed="0" w:uiPriority="62" w:semiHidden="0" w:name="Light Grid Accent 6"/>
-    <w:lsdException w:unhideWhenUsed="0" w:uiPriority="63" w:semiHidden="0" w:name="Medium Shading 1 Accent 6"/>
-    <w:lsdException w:unhideWhenUsed="0" w:uiPriority="64" w:semiHidden="0" w:name="Medium Shading 2 Accent 6"/>
-    <w:lsdException w:unhideWhenUsed="0" w:uiPriority="65" w:semiHidden="0" w:name="Medium List 1 Accent 6"/>
-    <w:lsdException w:unhideWhenUsed="0" w:uiPriority="66" w:semiHidden="0" w:name="Medium List 2 Accent 6"/>
-    <w:lsdException w:unhideWhenUsed="0" w:uiPriority="67" w:semiHidden="0" w:name="Medium Grid 1 Accent 6"/>
-    <w:lsdException w:unhideWhenUsed="0" w:uiPriority="68" w:semiHidden="0" w:name="Medium Grid 2 Accent 6"/>
-    <w:lsdException w:unhideWhenUsed="0" w:uiPriority="69" w:semiHidden="0" w:name="Medium Grid 3 Accent 6"/>
-    <w:lsdException w:unhideWhenUsed="0" w:uiPriority="70" w:semiHidden="0" w:name="Dark List Accent 6"/>
-    <w:lsdException w:unhideWhenUsed="0" w:uiPriority="71" w:semiHidden="0" w:name="Colorful Shading Accent 6"/>
-    <w:lsdException w:unhideWhenUsed="0" w:uiPriority="72" w:semiHidden="0" w:name="Colorful List Accent 6"/>
-    <w:lsdException w:unhideWhenUsed="0" w:uiPriority="73" w:semiHidden="0" w:name="Colorful Grid Accent 6"/>
+  <w:latentStyles w:defLockedState="0" w:defUIPriority="99" w:defSemiHidden="1" w:defUnhideWhenUsed="1" w:defQFormat="0" w:count="260">
+    <w:lsdException w:name="Normal" w:semiHidden="0" w:uiPriority="0" w:unhideWhenUsed="0" w:qFormat="1"/>
+    <w:lsdException w:name="heading 1" w:semiHidden="0" w:uiPriority="0" w:unhideWhenUsed="0" w:qFormat="1"/>
+    <w:lsdException w:name="heading 2" w:semiHidden="0" w:uiPriority="0" w:qFormat="1"/>
+    <w:lsdException w:name="heading 3" w:uiPriority="0" w:qFormat="1"/>
+    <w:lsdException w:name="heading 4" w:semiHidden="0" w:uiPriority="0" w:qFormat="1"/>
+    <w:lsdException w:name="heading 5" w:uiPriority="0" w:qFormat="1"/>
+    <w:lsdException w:name="heading 6" w:uiPriority="0" w:qFormat="1"/>
+    <w:lsdException w:name="heading 7" w:uiPriority="0" w:qFormat="1"/>
+    <w:lsdException w:name="heading 8" w:uiPriority="0" w:qFormat="1"/>
+    <w:lsdException w:name="heading 9" w:uiPriority="0" w:qFormat="1"/>
+    <w:lsdException w:name="index 1" w:semiHidden="0" w:uiPriority="0" w:unhideWhenUsed="0"/>
+    <w:lsdException w:name="index 2" w:semiHidden="0" w:uiPriority="0" w:unhideWhenUsed="0"/>
+    <w:lsdException w:name="index 3" w:semiHidden="0" w:uiPriority="0" w:unhideWhenUsed="0"/>
+    <w:lsdException w:name="index 4" w:semiHidden="0" w:uiPriority="0" w:unhideWhenUsed="0"/>
+    <w:lsdException w:name="index 5" w:semiHidden="0" w:uiPriority="0" w:unhideWhenUsed="0"/>
+    <w:lsdException w:name="index 6" w:semiHidden="0" w:uiPriority="0" w:unhideWhenUsed="0"/>
+    <w:lsdException w:name="index 7" w:semiHidden="0" w:uiPriority="0" w:unhideWhenUsed="0"/>
+    <w:lsdException w:name="index 8" w:semiHidden="0" w:uiPriority="0" w:unhideWhenUsed="0"/>
+    <w:lsdException w:name="index 9" w:semiHidden="0" w:uiPriority="0" w:unhideWhenUsed="0"/>
+    <w:lsdException w:name="toc 1" w:semiHidden="0" w:uiPriority="0" w:unhideWhenUsed="0" w:qFormat="1"/>
+    <w:lsdException w:name="toc 2" w:semiHidden="0" w:uiPriority="0" w:unhideWhenUsed="0" w:qFormat="1"/>
+    <w:lsdException w:name="toc 3" w:semiHidden="0" w:uiPriority="0" w:unhideWhenUsed="0" w:qFormat="1"/>
+    <w:lsdException w:name="toc 4" w:semiHidden="0" w:uiPriority="0" w:unhideWhenUsed="0"/>
+    <w:lsdException w:name="toc 5" w:semiHidden="0" w:uiPriority="0" w:unhideWhenUsed="0"/>
+    <w:lsdException w:name="toc 6" w:semiHidden="0" w:uiPriority="0" w:unhideWhenUsed="0"/>
+    <w:lsdException w:name="toc 7" w:semiHidden="0" w:uiPriority="0" w:unhideWhenUsed="0"/>
+    <w:lsdException w:name="toc 8" w:semiHidden="0" w:uiPriority="0" w:unhideWhenUsed="0"/>
+    <w:lsdException w:name="toc 9" w:semiHidden="0" w:uiPriority="0" w:unhideWhenUsed="0"/>
+    <w:lsdException w:name="Normal Indent" w:semiHidden="0" w:uiPriority="0" w:unhideWhenUsed="0"/>
+    <w:lsdException w:name="footnote text" w:semiHidden="0" w:uiPriority="0" w:unhideWhenUsed="0"/>
+    <w:lsdException w:name="annotation text" w:semiHidden="0" w:uiPriority="0" w:unhideWhenUsed="0" w:qFormat="1"/>
+    <w:lsdException w:name="header" w:semiHidden="0" w:uiPriority="0" w:unhideWhenUsed="0" w:qFormat="1"/>
+    <w:lsdException w:name="footer" w:semiHidden="0" w:uiPriority="0" w:unhideWhenUsed="0" w:qFormat="1"/>
+    <w:lsdException w:name="index heading" w:semiHidden="0" w:uiPriority="0" w:unhideWhenUsed="0"/>
+    <w:lsdException w:name="caption" w:uiPriority="0" w:qFormat="1"/>
+    <w:lsdException w:name="table of figures" w:semiHidden="0" w:uiPriority="0" w:unhideWhenUsed="0"/>
+    <w:lsdException w:name="envelope address" w:semiHidden="0" w:uiPriority="0" w:unhideWhenUsed="0"/>
+    <w:lsdException w:name="envelope return" w:semiHidden="0" w:uiPriority="0" w:unhideWhenUsed="0"/>
+    <w:lsdException w:name="footnote reference" w:semiHidden="0" w:uiPriority="0" w:unhideWhenUsed="0"/>
+    <w:lsdException w:name="annotation reference" w:semiHidden="0" w:uiPriority="0" w:unhideWhenUsed="0"/>
+    <w:lsdException w:name="line number" w:semiHidden="0" w:uiPriority="0" w:unhideWhenUsed="0"/>
+    <w:lsdException w:name="page number" w:semiHidden="0" w:uiPriority="0" w:unhideWhenUsed="0"/>
+    <w:lsdException w:name="endnote reference" w:semiHidden="0" w:uiPriority="0" w:unhideWhenUsed="0"/>
+    <w:lsdException w:name="endnote text" w:semiHidden="0" w:uiPriority="0" w:unhideWhenUsed="0"/>
+    <w:lsdException w:name="table of authorities" w:semiHidden="0" w:uiPriority="0" w:unhideWhenUsed="0"/>
+    <w:lsdException w:name="macro" w:semiHidden="0" w:uiPriority="0" w:unhideWhenUsed="0"/>
+    <w:lsdException w:name="toa heading" w:semiHidden="0" w:uiPriority="0" w:unhideWhenUsed="0"/>
+    <w:lsdException w:name="List" w:semiHidden="0" w:uiPriority="0" w:unhideWhenUsed="0"/>
+    <w:lsdException w:name="List Bullet" w:semiHidden="0" w:uiPriority="0" w:unhideWhenUsed="0"/>
+    <w:lsdException w:name="List Number" w:semiHidden="0" w:uiPriority="0" w:unhideWhenUsed="0"/>
+    <w:lsdException w:name="List 2" w:semiHidden="0" w:uiPriority="0" w:unhideWhenUsed="0"/>
+    <w:lsdException w:name="List 3" w:semiHidden="0" w:uiPriority="0" w:unhideWhenUsed="0"/>
+    <w:lsdException w:name="List 4" w:semiHidden="0" w:uiPriority="0" w:unhideWhenUsed="0"/>
+    <w:lsdException w:name="List 5" w:semiHidden="0" w:uiPriority="0" w:unhideWhenUsed="0"/>
+    <w:lsdException w:name="List Bullet 2" w:semiHidden="0" w:uiPriority="0" w:unhideWhenUsed="0"/>
+    <w:lsdException w:name="List Bullet 3" w:semiHidden="0" w:uiPriority="0" w:unhideWhenUsed="0"/>
+    <w:lsdException w:name="List Bullet 4" w:semiHidden="0" w:uiPriority="0" w:unhideWhenUsed="0"/>
+    <w:lsdException w:name="List Bullet 5" w:semiHidden="0" w:uiPriority="0" w:unhideWhenUsed="0"/>
+    <w:lsdException w:name="List Number 2" w:semiHidden="0" w:uiPriority="0" w:unhideWhenUsed="0"/>
+    <w:lsdException w:name="List Number 3" w:semiHidden="0" w:uiPriority="0" w:unhideWhenUsed="0"/>
+    <w:lsdException w:name="List Number 4" w:semiHidden="0" w:uiPriority="0" w:unhideWhenUsed="0"/>
+    <w:lsdException w:name="List Number 5" w:semiHidden="0" w:uiPriority="0" w:unhideWhenUsed="0"/>
+    <w:lsdException w:name="Title" w:semiHidden="0" w:uiPriority="0" w:unhideWhenUsed="0" w:qFormat="1"/>
+    <w:lsdException w:name="Closing" w:semiHidden="0" w:uiPriority="0" w:unhideWhenUsed="0"/>
+    <w:lsdException w:name="Signature" w:semiHidden="0" w:uiPriority="0" w:unhideWhenUsed="0"/>
+    <w:lsdException w:name="Default Paragraph Font" w:uiPriority="0" w:unhideWhenUsed="0" w:qFormat="1"/>
+    <w:lsdException w:name="Body Text" w:uiPriority="0" w:unhideWhenUsed="0" w:qFormat="1"/>
+    <w:lsdException w:name="Body Text Indent" w:semiHidden="0" w:uiPriority="0" w:unhideWhenUsed="0"/>
+    <w:lsdException w:name="List Continue" w:semiHidden="0" w:uiPriority="0" w:unhideWhenUsed="0"/>
+    <w:lsdException w:name="List Continue 2" w:semiHidden="0" w:uiPriority="0" w:unhideWhenUsed="0"/>
+    <w:lsdException w:name="List Continue 3" w:semiHidden="0" w:uiPriority="0" w:unhideWhenUsed="0"/>
+    <w:lsdException w:name="List Continue 4" w:semiHidden="0" w:uiPriority="0" w:unhideWhenUsed="0"/>
+    <w:lsdException w:name="List Continue 5" w:semiHidden="0" w:uiPriority="0" w:unhideWhenUsed="0"/>
+    <w:lsdException w:name="Message Header" w:semiHidden="0" w:uiPriority="0" w:unhideWhenUsed="0"/>
+    <w:lsdException w:name="Subtitle" w:semiHidden="0" w:uiPriority="0" w:unhideWhenUsed="0" w:qFormat="1"/>
+    <w:lsdException w:name="Salutation" w:semiHidden="0" w:uiPriority="0" w:unhideWhenUsed="0"/>
+    <w:lsdException w:name="Date" w:semiHidden="0" w:uiPriority="0" w:unhideWhenUsed="0"/>
+    <w:lsdException w:name="Body Text First Indent" w:semiHidden="0" w:uiPriority="0" w:unhideWhenUsed="0"/>
+    <w:lsdException w:name="Body Text First Indent 2" w:semiHidden="0" w:uiPriority="0" w:unhideWhenUsed="0"/>
+    <w:lsdException w:name="Body Text 2" w:semiHidden="0" w:uiPriority="0" w:unhideWhenUsed="0"/>
+    <w:lsdException w:name="Body Text 3" w:semiHidden="0" w:uiPriority="0" w:unhideWhenUsed="0"/>
+    <w:lsdException w:name="Body Text Indent 2" w:semiHidden="0" w:uiPriority="0" w:unhideWhenUsed="0"/>
+    <w:lsdException w:name="Body Text Indent 3" w:semiHidden="0" w:uiPriority="0" w:unhideWhenUsed="0"/>
+    <w:lsdException w:name="Block Text" w:semiHidden="0" w:uiPriority="0" w:unhideWhenUsed="0"/>
+    <w:lsdException w:name="Hyperlink" w:semiHidden="0" w:uiPriority="0" w:unhideWhenUsed="0"/>
+    <w:lsdException w:name="FollowedHyperlink" w:semiHidden="0" w:uiPriority="0" w:unhideWhenUsed="0"/>
+    <w:lsdException w:name="Strong" w:semiHidden="0" w:uiPriority="0" w:unhideWhenUsed="0" w:qFormat="1"/>
+    <w:lsdException w:name="Emphasis" w:semiHidden="0" w:uiPriority="0" w:unhideWhenUsed="0" w:qFormat="1"/>
+    <w:lsdException w:name="Document Map" w:semiHidden="0" w:uiPriority="0" w:unhideWhenUsed="0"/>
+    <w:lsdException w:name="Plain Text" w:semiHidden="0" w:uiPriority="0" w:unhideWhenUsed="0"/>
+    <w:lsdException w:name="E-mail Signature" w:semiHidden="0" w:uiPriority="0" w:unhideWhenUsed="0"/>
+    <w:lsdException w:name="Normal (Web)" w:semiHidden="0" w:uiPriority="0" w:unhideWhenUsed="0" w:qFormat="1"/>
+    <w:lsdException w:name="HTML Acronym" w:semiHidden="0" w:uiPriority="0" w:unhideWhenUsed="0"/>
+    <w:lsdException w:name="HTML Address" w:semiHidden="0" w:uiPriority="0" w:unhideWhenUsed="0"/>
+    <w:lsdException w:name="HTML Cite" w:semiHidden="0" w:uiPriority="0" w:unhideWhenUsed="0"/>
+    <w:lsdException w:name="HTML Code" w:semiHidden="0" w:uiPriority="0" w:unhideWhenUsed="0"/>
+    <w:lsdException w:name="HTML Definition" w:semiHidden="0" w:uiPriority="0" w:unhideWhenUsed="0"/>
+    <w:lsdException w:name="HTML Keyboard" w:semiHidden="0" w:uiPriority="0" w:unhideWhenUsed="0"/>
+    <w:lsdException w:name="HTML Preformatted" w:semiHidden="0" w:uiPriority="0" w:unhideWhenUsed="0"/>
+    <w:lsdException w:name="HTML Sample" w:semiHidden="0" w:uiPriority="0" w:unhideWhenUsed="0"/>
+    <w:lsdException w:name="HTML Typewriter" w:semiHidden="0" w:uiPriority="0" w:unhideWhenUsed="0"/>
+    <w:lsdException w:name="HTML Variable" w:semiHidden="0" w:uiPriority="0" w:unhideWhenUsed="0"/>
+    <w:lsdException w:name="Normal Table" w:uiPriority="0" w:unhideWhenUsed="0" w:qFormat="1"/>
+    <w:lsdException w:name="annotation subject" w:semiHidden="0" w:uiPriority="0" w:unhideWhenUsed="0"/>
+    <w:lsdException w:name="Table Simple 1" w:semiHidden="0" w:uiPriority="0" w:unhideWhenUsed="0"/>
+    <w:lsdException w:name="Table Simple 2" w:semiHidden="0" w:uiPriority="0" w:unhideWhenUsed="0"/>
+    <w:lsdException w:name="Table Simple 3" w:semiHidden="0" w:uiPriority="0" w:unhideWhenUsed="0"/>
+    <w:lsdException w:name="Table Classic 1" w:semiHidden="0" w:uiPriority="0" w:unhideWhenUsed="0"/>
+    <w:lsdException w:name="Table Classic 2" w:semiHidden="0" w:uiPriority="0" w:unhideWhenUsed="0"/>
+    <w:lsdException w:name="Table Classic 3" w:semiHidden="0" w:uiPriority="0" w:unhideWhenUsed="0"/>
+    <w:lsdException w:name="Table Classic 4" w:semiHidden="0" w:uiPriority="0" w:unhideWhenUsed="0"/>
+    <w:lsdException w:name="Table Colorful 1" w:semiHidden="0" w:uiPriority="0" w:unhideWhenUsed="0"/>
+    <w:lsdException w:name="Table Colorful 2" w:semiHidden="0" w:uiPriority="0" w:unhideWhenUsed="0"/>
+    <w:lsdException w:name="Table Colorful 3" w:semiHidden="0" w:uiPriority="0" w:unhideWhenUsed="0"/>
+    <w:lsdException w:name="Table Columns 1" w:semiHidden="0" w:uiPriority="0" w:unhideWhenUsed="0"/>
+    <w:lsdException w:name="Table Columns 2" w:semiHidden="0" w:uiPriority="0" w:unhideWhenUsed="0"/>
+    <w:lsdException w:name="Table Columns 3" w:semiHidden="0" w:uiPriority="0" w:unhideWhenUsed="0"/>
+    <w:lsdException w:name="Table Columns 4" w:semiHidden="0" w:uiPriority="0" w:unhideWhenUsed="0"/>
+    <w:lsdException w:name="Table Columns 5" w:semiHidden="0" w:uiPriority="0" w:unhideWhenUsed="0"/>
+    <w:lsdException w:name="Table Grid 1" w:semiHidden="0" w:uiPriority="0" w:unhideWhenUsed="0"/>
+    <w:lsdException w:name="Table Grid 2" w:semiHidden="0" w:uiPriority="0" w:unhideWhenUsed="0"/>
+    <w:lsdException w:name="Table Grid 3" w:semiHidden="0" w:uiPriority="0" w:unhideWhenUsed="0"/>
+    <w:lsdException w:name="Table Grid 4" w:semiHidden="0" w:uiPriority="0" w:unhideWhenUsed="0"/>
+    <w:lsdException w:name="Table Grid 5" w:semiHidden="0" w:uiPriority="0" w:unhideWhenUsed="0"/>
+    <w:lsdException w:name="Table Grid 6" w:semiHidden="0" w:uiPriority="0" w:unhideWhenUsed="0"/>
+    <w:lsdException w:name="Table Grid 7" w:semiHidden="0" w:uiPriority="0" w:unhideWhenUsed="0"/>
+    <w:lsdException w:name="Table Grid 8" w:semiHidden="0" w:uiPriority="0" w:unhideWhenUsed="0"/>
+    <w:lsdException w:name="Table List 1" w:semiHidden="0" w:uiPriority="0" w:unhideWhenUsed="0"/>
+    <w:lsdException w:name="Table List 2" w:semiHidden="0" w:uiPriority="0" w:unhideWhenUsed="0"/>
+    <w:lsdException w:name="Table List 3" w:semiHidden="0" w:uiPriority="0" w:unhideWhenUsed="0"/>
+    <w:lsdException w:name="Table List 4" w:semiHidden="0" w:uiPriority="0" w:unhideWhenUsed="0"/>
+    <w:lsdException w:name="Table List 5" w:semiHidden="0" w:uiPriority="0" w:unhideWhenUsed="0"/>
+    <w:lsdException w:name="Table List 6" w:semiHidden="0" w:uiPriority="0" w:unhideWhenUsed="0"/>
+    <w:lsdException w:name="Table List 7" w:semiHidden="0" w:uiPriority="0" w:unhideWhenUsed="0"/>
+    <w:lsdException w:name="Table List 8" w:semiHidden="0" w:uiPriority="0" w:unhideWhenUsed="0"/>
+    <w:lsdException w:name="Table 3D effects 1" w:semiHidden="0" w:uiPriority="0" w:unhideWhenUsed="0"/>
+    <w:lsdException w:name="Table 3D effects 2" w:semiHidden="0" w:uiPriority="0" w:unhideWhenUsed="0"/>
+    <w:lsdException w:name="Table 3D effects 3" w:semiHidden="0" w:uiPriority="0" w:unhideWhenUsed="0"/>
+    <w:lsdException w:name="Table Contemporary" w:semiHidden="0" w:uiPriority="0" w:unhideWhenUsed="0"/>
+    <w:lsdException w:name="Table Elegant" w:semiHidden="0" w:uiPriority="0" w:unhideWhenUsed="0"/>
+    <w:lsdException w:name="Table Professional" w:semiHidden="0" w:uiPriority="0" w:unhideWhenUsed="0"/>
+    <w:lsdException w:name="Table Subtle 1" w:semiHidden="0" w:uiPriority="0" w:unhideWhenUsed="0"/>
+    <w:lsdException w:name="Table Subtle 2" w:semiHidden="0" w:uiPriority="0" w:unhideWhenUsed="0"/>
+    <w:lsdException w:name="Table Web 1" w:semiHidden="0" w:uiPriority="0" w:unhideWhenUsed="0"/>
+    <w:lsdException w:name="Table Web 2" w:semiHidden="0" w:uiPriority="0" w:unhideWhenUsed="0"/>
+    <w:lsdException w:name="Table Web 3" w:semiHidden="0" w:uiPriority="0" w:unhideWhenUsed="0"/>
+    <w:lsdException w:name="Balloon Text" w:semiHidden="0" w:uiPriority="0" w:unhideWhenUsed="0"/>
+    <w:lsdException w:name="Table Grid" w:semiHidden="0" w:uiPriority="0" w:unhideWhenUsed="0" w:qFormat="1"/>
+    <w:lsdException w:name="Table Theme" w:semiHidden="0" w:uiPriority="0" w:unhideWhenUsed="0"/>
+    <w:lsdException w:name="Light Shading" w:semiHidden="0" w:uiPriority="60" w:unhideWhenUsed="0"/>
+    <w:lsdException w:name="Light List" w:semiHidden="0" w:uiPriority="61" w:unhideWhenUsed="0"/>
+    <w:lsdException w:name="Light Grid" w:semiHidden="0" w:uiPriority="62" w:unhideWhenUsed="0"/>
+    <w:lsdException w:name="Medium Shading 1" w:semiHidden="0" w:uiPriority="63" w:unhideWhenUsed="0"/>
+    <w:lsdException w:name="Medium Shading 2" w:semiHidden="0" w:uiPriority="64" w:unhideWhenUsed="0"/>
+    <w:lsdException w:name="Medium List 1" w:semiHidden="0" w:uiPriority="65" w:unhideWhenUsed="0"/>
+    <w:lsdException w:name="Medium List 2" w:semiHidden="0" w:uiPriority="66" w:unhideWhenUsed="0"/>
+    <w:lsdException w:name="Medium Grid 1" w:semiHidden="0" w:uiPriority="67" w:unhideWhenUsed="0"/>
+    <w:lsdException w:name="Medium Grid 2" w:semiHidden="0" w:uiPriority="68" w:unhideWhenUsed="0"/>
+    <w:lsdException w:name="Medium Grid 3" w:semiHidden="0" w:uiPriority="69" w:unhideWhenUsed="0"/>
+    <w:lsdException w:name="Dark List" w:semiHidden="0" w:uiPriority="70" w:unhideWhenUsed="0"/>
+    <w:lsdException w:name="Colorful Shading" w:semiHidden="0" w:uiPriority="71" w:unhideWhenUsed="0"/>
+    <w:lsdException w:name="Colorful List" w:semiHidden="0" w:uiPriority="72" w:unhideWhenUsed="0"/>
+    <w:lsdException w:name="Colorful Grid" w:semiHidden="0" w:uiPriority="73" w:unhideWhenUsed="0"/>
+    <w:lsdException w:name="Light Shading Accent 1" w:semiHidden="0" w:uiPriority="60" w:unhideWhenUsed="0"/>
+    <w:lsdException w:name="Light List Accent 1" w:semiHidden="0" w:uiPriority="61" w:unhideWhenUsed="0"/>
+    <w:lsdException w:name="Light Grid Accent 1" w:semiHidden="0" w:uiPriority="62" w:unhideWhenUsed="0"/>
+    <w:lsdException w:name="Medium Shading 1 Accent 1" w:semiHidden="0" w:uiPriority="63" w:unhideWhenUsed="0"/>
+    <w:lsdException w:name="Medium Shading 2 Accent 1" w:semiHidden="0" w:uiPriority="64" w:unhideWhenUsed="0"/>
+    <w:lsdException w:name="Medium List 1 Accent 1" w:semiHidden="0" w:uiPriority="65" w:unhideWhenUsed="0"/>
+    <w:lsdException w:name="Medium List 2 Accent 1" w:semiHidden="0" w:uiPriority="66" w:unhideWhenUsed="0"/>
+    <w:lsdException w:name="Medium Grid 1 Accent 1" w:semiHidden="0" w:uiPriority="67" w:unhideWhenUsed="0"/>
+    <w:lsdException w:name="Medium Grid 2 Accent 1" w:semiHidden="0" w:uiPriority="68" w:unhideWhenUsed="0"/>
+    <w:lsdException w:name="Medium Grid 3 Accent 1" w:semiHidden="0" w:uiPriority="69" w:unhideWhenUsed="0"/>
+    <w:lsdException w:name="Dark List Accent 1" w:semiHidden="0" w:uiPriority="70" w:unhideWhenUsed="0"/>
+    <w:lsdException w:name="Colorful Shading Accent 1" w:semiHidden="0" w:uiPriority="71" w:unhideWhenUsed="0"/>
+    <w:lsdException w:name="Colorful List Accent 1" w:semiHidden="0" w:uiPriority="72" w:unhideWhenUsed="0"/>
+    <w:lsdException w:name="Colorful Grid Accent 1" w:semiHidden="0" w:uiPriority="73" w:unhideWhenUsed="0"/>
+    <w:lsdException w:name="Light Shading Accent 2" w:semiHidden="0" w:uiPriority="60" w:unhideWhenUsed="0"/>
+    <w:lsdException w:name="Light List Accent 2" w:semiHidden="0" w:uiPriority="61" w:unhideWhenUsed="0"/>
+    <w:lsdException w:name="Light Grid Accent 2" w:semiHidden="0" w:uiPriority="62" w:unhideWhenUsed="0"/>
+    <w:lsdException w:name="Medium Shading 1 Accent 2" w:semiHidden="0" w:uiPriority="63" w:unhideWhenUsed="0"/>
+    <w:lsdException w:name="Medium Shading 2 Accent 2" w:semiHidden="0" w:uiPriority="64" w:unhideWhenUsed="0"/>
+    <w:lsdException w:name="Medium List 1 Accent 2" w:semiHidden="0" w:uiPriority="65" w:unhideWhenUsed="0"/>
+    <w:lsdException w:name="Medium List 2 Accent 2" w:semiHidden="0" w:uiPriority="66" w:unhideWhenUsed="0"/>
+    <w:lsdException w:name="Medium Grid 1 Accent 2" w:semiHidden="0" w:uiPriority="67" w:unhideWhenUsed="0"/>
+    <w:lsdException w:name="Medium Grid 2 Accent 2" w:semiHidden="0" w:uiPriority="68" w:unhideWhenUsed="0"/>
+    <w:lsdException w:name="Medium Grid 3 Accent 2" w:semiHidden="0" w:uiPriority="69" w:unhideWhenUsed="0"/>
+    <w:lsdException w:name="Dark List Accent 2" w:semiHidden="0" w:uiPriority="70" w:unhideWhenUsed="0"/>
+    <w:lsdException w:name="Colorful Shading Accent 2" w:semiHidden="0" w:uiPriority="71" w:unhideWhenUsed="0"/>
+    <w:lsdException w:name="Colorful List Accent 2" w:semiHidden="0" w:uiPriority="72" w:unhideWhenUsed="0"/>
+    <w:lsdException w:name="Colorful Grid Accent 2" w:semiHidden="0" w:uiPriority="73" w:unhideWhenUsed="0"/>
+    <w:lsdException w:name="Light Shading Accent 3" w:semiHidden="0" w:uiPriority="60" w:unhideWhenUsed="0"/>
+    <w:lsdException w:name="Light List Accent 3" w:semiHidden="0" w:uiPriority="61" w:unhideWhenUsed="0"/>
+    <w:lsdException w:name="Light Grid Accent 3" w:semiHidden="0" w:uiPriority="62" w:unhideWhenUsed="0"/>
+    <w:lsdException w:name="Medium Shading 1 Accent 3" w:semiHidden="0" w:uiPriority="63" w:unhideWhenUsed="0"/>
+    <w:lsdException w:name="Medium Shading 2 Accent 3" w:semiHidden="0" w:uiPriority="64" w:unhideWhenUsed="0"/>
+    <w:lsdException w:name="Medium List 1 Accent 3" w:semiHidden="0" w:uiPriority="65" w:unhideWhenUsed="0"/>
+    <w:lsdException w:name="Medium List 2 Accent 3" w:semiHidden="0" w:uiPriority="66" w:unhideWhenUsed="0"/>
+    <w:lsdException w:name="Medium Grid 1 Accent 3" w:semiHidden="0" w:uiPriority="67" w:unhideWhenUsed="0"/>
+    <w:lsdException w:name="Medium Grid 2 Accent 3" w:semiHidden="0" w:uiPriority="68" w:unhideWhenUsed="0"/>
+    <w:lsdException w:name="Medium Grid 3 Accent 3" w:semiHidden="0" w:uiPriority="69" w:unhideWhenUsed="0"/>
+    <w:lsdException w:name="Dark List Accent 3" w:semiHidden="0" w:uiPriority="70" w:unhideWhenUsed="0"/>
+    <w:lsdException w:name="Colorful Shading Accent 3" w:semiHidden="0" w:uiPriority="71" w:unhideWhenUsed="0"/>
+    <w:lsdException w:name="Colorful List Accent 3" w:semiHidden="0" w:uiPriority="72" w:unhideWhenUsed="0"/>
+    <w:lsdException w:name="Colorful Grid Accent 3" w:semiHidden="0" w:uiPriority="73" w:unhideWhenUsed="0"/>
+    <w:lsdException w:name="Light Shading Accent 4" w:semiHidden="0" w:uiPriority="60" w:unhideWhenUsed="0"/>
+    <w:lsdException w:name="Light List Accent 4" w:semiHidden="0" w:uiPriority="61" w:unhideWhenUsed="0"/>
+    <w:lsdException w:name="Light Grid Accent 4" w:semiHidden="0" w:uiPriority="62" w:unhideWhenUsed="0"/>
+    <w:lsdException w:name="Medium Shading 1 Accent 4" w:semiHidden="0" w:uiPriority="63" w:unhideWhenUsed="0"/>
+    <w:lsdException w:name="Medium Shading 2 Accent 4" w:semiHidden="0" w:uiPriority="64" w:unhideWhenUsed="0"/>
+    <w:lsdException w:name="Medium List 1 Accent 4" w:semiHidden="0" w:uiPriority="65" w:unhideWhenUsed="0"/>
+    <w:lsdException w:name="Medium List 2 Accent 4" w:semiHidden="0" w:uiPriority="66" w:unhideWhenUsed="0"/>
+    <w:lsdException w:name="Medium Grid 1 Accent 4" w:semiHidden="0" w:uiPriority="67" w:unhideWhenUsed="0"/>
+    <w:lsdException w:name="Medium Grid 2 Accent 4" w:semiHidden="0" w:uiPriority="68" w:unhideWhenUsed="0"/>
+    <w:lsdException w:name="Medium Grid 3 Accent 4" w:semiHidden="0" w:uiPriority="69" w:unhideWhenUsed="0"/>
+    <w:lsdException w:name="Dark List Accent 4" w:semiHidden="0" w:uiPriority="70" w:unhideWhenUsed="0"/>
+    <w:lsdException w:name="Colorful Shading Accent 4" w:semiHidden="0" w:uiPriority="71" w:unhideWhenUsed="0"/>
+    <w:lsdException w:name="Colorful List Accent 4" w:semiHidden="0" w:uiPriority="72" w:unhideWhenUsed="0"/>
+    <w:lsdException w:name="Colorful Grid Accent 4" w:semiHidden="0" w:uiPriority="73" w:unhideWhenUsed="0"/>
+    <w:lsdException w:name="Light Shading Accent 5" w:semiHidden="0" w:uiPriority="60" w:unhideWhenUsed="0"/>
+    <w:lsdException w:name="Light List Accent 5" w:semiHidden="0" w:uiPriority="61" w:unhideWhenUsed="0"/>
+    <w:lsdException w:name="Light Grid Accent 5" w:semiHidden="0" w:uiPriority="62" w:unhideWhenUsed="0"/>
+    <w:lsdException w:name="Medium Shading 1 Accent 5" w:semiHidden="0" w:uiPriority="63" w:unhideWhenUsed="0"/>
+    <w:lsdException w:name="Medium Shading 2 Accent 5" w:semiHidden="0" w:uiPriority="64" w:unhideWhenUsed="0"/>
+    <w:lsdException w:name="Medium List 1 Accent 5" w:semiHidden="0" w:uiPriority="65" w:unhideWhenUsed="0"/>
+    <w:lsdException w:name="Medium List 2 Accent 5" w:semiHidden="0" w:uiPriority="66" w:unhideWhenUsed="0"/>
+    <w:lsdException w:name="Medium Grid 1 Accent 5" w:semiHidden="0" w:uiPriority="67" w:unhideWhenUsed="0"/>
+    <w:lsdException w:name="Medium Grid 2 Accent 5" w:semiHidden="0" w:uiPriority="68" w:unhideWhenUsed="0"/>
+    <w:lsdException w:name="Medium Grid 3 Accent 5" w:semiHidden="0" w:uiPriority="69" w:unhideWhenUsed="0"/>
+    <w:lsdException w:name="Dark List Accent 5" w:semiHidden="0" w:uiPriority="70" w:unhideWhenUsed="0"/>
+    <w:lsdException w:name="Colorful Shading Accent 5" w:semiHidden="0" w:uiPriority="71" w:unhideWhenUsed="0"/>
+    <w:lsdException w:name="Colorful List Accent 5" w:semiHidden="0" w:uiPriority="72" w:unhideWhenUsed="0"/>
+    <w:lsdException w:name="Colorful Grid Accent 5" w:semiHidden="0" w:uiPriority="73" w:unhideWhenUsed="0"/>
+    <w:lsdException w:name="Light Shading Accent 6" w:semiHidden="0" w:uiPriority="60" w:unhideWhenUsed="0"/>
+    <w:lsdException w:name="Light List Accent 6" w:semiHidden="0" w:uiPriority="61" w:unhideWhenUsed="0"/>
+    <w:lsdException w:name="Light Grid Accent 6" w:semiHidden="0" w:uiPriority="62" w:unhideWhenUsed="0"/>
+    <w:lsdException w:name="Medium Shading 1 Accent 6" w:semiHidden="0" w:uiPriority="63" w:unhideWhenUsed="0"/>
+    <w:lsdException w:name="Medium Shading 2 Accent 6" w:semiHidden="0" w:uiPriority="64" w:unhideWhenUsed="0"/>
+    <w:lsdException w:name="Medium List 1 Accent 6" w:semiHidden="0" w:uiPriority="65" w:unhideWhenUsed="0"/>
+    <w:lsdException w:name="Medium List 2 Accent 6" w:semiHidden="0" w:uiPriority="66" w:unhideWhenUsed="0"/>
+    <w:lsdException w:name="Medium Grid 1 Accent 6" w:semiHidden="0" w:uiPriority="67" w:unhideWhenUsed="0"/>
+    <w:lsdException w:name="Medium Grid 2 Accent 6" w:semiHidden="0" w:uiPriority="68" w:unhideWhenUsed="0"/>
+    <w:lsdException w:name="Medium Grid 3 Accent 6" w:semiHidden="0" w:uiPriority="69" w:unhideWhenUsed="0"/>
+    <w:lsdException w:name="Dark List Accent 6" w:semiHidden="0" w:uiPriority="70" w:unhideWhenUsed="0"/>
+    <w:lsdException w:name="Colorful Shading Accent 6" w:semiHidden="0" w:uiPriority="71" w:unhideWhenUsed="0"/>
+    <w:lsdException w:name="Colorful List Accent 6" w:semiHidden="0" w:uiPriority="72" w:unhideWhenUsed="0"/>
+    <w:lsdException w:name="Colorful Grid Accent 6" w:semiHidden="0" w:uiPriority="73" w:unhideWhenUsed="0"/>
   </w:latentStyles>
-  <w:style w:type="paragraph" w:default="1" w:styleId="1">
+  <w:style w:type="paragraph" w:default="1" w:styleId="Normal">
     <w:name w:val="Normal"/>
     <w:qFormat/>
-    <w:uiPriority w:val="0"/>
     <w:pPr>
       <w:kinsoku w:val="0"/>
       <w:autoSpaceDE w:val="0"/>
@@ -6001,7 +5865,7 @@
       <w:textAlignment w:val="baseline"/>
     </w:pPr>
     <w:rPr>
-      <w:rFonts w:ascii="Arial" w:hAnsi="Arial" w:eastAsia="宋体" w:cs="Arial"/>
+      <w:rFonts w:ascii="Arial" w:eastAsia="宋体" w:hAnsi="Arial" w:cs="Arial"/>
       <w:snapToGrid w:val="0"/>
       <w:color w:val="000000"/>
       <w:kern w:val="0"/>
@@ -6010,12 +5874,11 @@
       <w:lang w:val="en-US" w:eastAsia="en-US" w:bidi="ar-SA"/>
     </w:rPr>
   </w:style>
-  <w:style w:type="paragraph" w:styleId="2">
+  <w:style w:type="paragraph" w:styleId="Heading1">
     <w:name w:val="heading 1"/>
-    <w:basedOn w:val="1"/>
-    <w:next w:val="1"/>
+    <w:basedOn w:val="Normal"/>
+    <w:next w:val="Normal"/>
     <w:qFormat/>
-    <w:uiPriority w:val="0"/>
     <w:pPr>
       <w:keepNext/>
       <w:keepLines/>
@@ -6033,13 +5896,12 @@
       <w:sz w:val="44"/>
     </w:rPr>
   </w:style>
-  <w:style w:type="paragraph" w:styleId="3">
+  <w:style w:type="paragraph" w:styleId="Heading2">
     <w:name w:val="heading 2"/>
-    <w:basedOn w:val="1"/>
-    <w:next w:val="1"/>
+    <w:basedOn w:val="Normal"/>
+    <w:next w:val="Normal"/>
     <w:unhideWhenUsed/>
     <w:qFormat/>
-    <w:uiPriority w:val="0"/>
     <w:pPr>
       <w:keepNext/>
       <w:keepLines/>
@@ -6052,19 +5914,18 @@
       <w:outlineLvl w:val="1"/>
     </w:pPr>
     <w:rPr>
-      <w:rFonts w:ascii="Arial" w:hAnsi="Arial" w:eastAsia="黑体"/>
+      <w:rFonts w:ascii="Arial" w:eastAsia="黑体" w:hAnsi="Arial"/>
       <w:b/>
       <w:sz w:val="32"/>
     </w:rPr>
   </w:style>
-  <w:style w:type="paragraph" w:styleId="4">
+  <w:style w:type="paragraph" w:styleId="Heading3">
     <w:name w:val="heading 3"/>
-    <w:basedOn w:val="1"/>
-    <w:next w:val="1"/>
+    <w:basedOn w:val="Normal"/>
+    <w:next w:val="Normal"/>
     <w:semiHidden/>
     <w:unhideWhenUsed/>
     <w:qFormat/>
-    <w:uiPriority w:val="0"/>
     <w:pPr>
       <w:keepNext/>
       <w:keepLines/>
@@ -6081,13 +5942,12 @@
       <w:sz w:val="32"/>
     </w:rPr>
   </w:style>
-  <w:style w:type="paragraph" w:styleId="5">
+  <w:style w:type="paragraph" w:styleId="Heading4">
     <w:name w:val="heading 4"/>
-    <w:basedOn w:val="1"/>
-    <w:next w:val="1"/>
+    <w:basedOn w:val="Normal"/>
+    <w:next w:val="Normal"/>
     <w:unhideWhenUsed/>
     <w:qFormat/>
-    <w:uiPriority w:val="0"/>
     <w:pPr>
       <w:keepNext/>
       <w:keepLines/>
@@ -6100,19 +5960,18 @@
       <w:outlineLvl w:val="3"/>
     </w:pPr>
     <w:rPr>
-      <w:rFonts w:ascii="Arial" w:hAnsi="Arial" w:eastAsia="黑体"/>
+      <w:rFonts w:ascii="Arial" w:eastAsia="黑体" w:hAnsi="Arial"/>
       <w:b/>
       <w:sz w:val="28"/>
     </w:rPr>
   </w:style>
-  <w:style w:type="paragraph" w:styleId="6">
+  <w:style w:type="paragraph" w:styleId="Heading5">
     <w:name w:val="heading 5"/>
-    <w:basedOn w:val="1"/>
-    <w:next w:val="1"/>
+    <w:basedOn w:val="Normal"/>
+    <w:next w:val="Normal"/>
     <w:semiHidden/>
     <w:unhideWhenUsed/>
     <w:qFormat/>
-    <w:uiPriority w:val="0"/>
     <w:pPr>
       <w:keepNext/>
       <w:keepLines/>
@@ -6129,14 +5988,13 @@
       <w:sz w:val="28"/>
     </w:rPr>
   </w:style>
-  <w:style w:type="paragraph" w:styleId="7">
+  <w:style w:type="paragraph" w:styleId="Heading6">
     <w:name w:val="heading 6"/>
-    <w:basedOn w:val="1"/>
-    <w:next w:val="1"/>
+    <w:basedOn w:val="Normal"/>
+    <w:next w:val="Normal"/>
     <w:semiHidden/>
     <w:unhideWhenUsed/>
     <w:qFormat/>
-    <w:uiPriority w:val="0"/>
     <w:pPr>
       <w:keepNext/>
       <w:keepLines/>
@@ -6149,19 +6007,18 @@
       <w:outlineLvl w:val="5"/>
     </w:pPr>
     <w:rPr>
-      <w:rFonts w:ascii="Arial" w:hAnsi="Arial" w:eastAsia="黑体"/>
+      <w:rFonts w:ascii="Arial" w:eastAsia="黑体" w:hAnsi="Arial"/>
       <w:b/>
       <w:sz w:val="24"/>
     </w:rPr>
   </w:style>
-  <w:style w:type="paragraph" w:styleId="8">
+  <w:style w:type="paragraph" w:styleId="Heading7">
     <w:name w:val="heading 7"/>
-    <w:basedOn w:val="1"/>
-    <w:next w:val="1"/>
+    <w:basedOn w:val="Normal"/>
+    <w:next w:val="Normal"/>
     <w:semiHidden/>
     <w:unhideWhenUsed/>
     <w:qFormat/>
-    <w:uiPriority w:val="0"/>
     <w:pPr>
       <w:keepNext/>
       <w:keepLines/>
@@ -6178,14 +6035,13 @@
       <w:sz w:val="24"/>
     </w:rPr>
   </w:style>
-  <w:style w:type="paragraph" w:styleId="9">
+  <w:style w:type="paragraph" w:styleId="Heading8">
     <w:name w:val="heading 8"/>
-    <w:basedOn w:val="1"/>
-    <w:next w:val="1"/>
+    <w:basedOn w:val="Normal"/>
+    <w:next w:val="Normal"/>
     <w:semiHidden/>
     <w:unhideWhenUsed/>
     <w:qFormat/>
-    <w:uiPriority w:val="0"/>
     <w:pPr>
       <w:keepNext/>
       <w:keepLines/>
@@ -6198,18 +6054,17 @@
       <w:outlineLvl w:val="7"/>
     </w:pPr>
     <w:rPr>
-      <w:rFonts w:ascii="Arial" w:hAnsi="Arial" w:eastAsia="黑体"/>
+      <w:rFonts w:ascii="Arial" w:eastAsia="黑体" w:hAnsi="Arial"/>
       <w:sz w:val="24"/>
     </w:rPr>
   </w:style>
-  <w:style w:type="paragraph" w:styleId="10">
+  <w:style w:type="paragraph" w:styleId="Heading9">
     <w:name w:val="heading 9"/>
-    <w:basedOn w:val="1"/>
-    <w:next w:val="1"/>
+    <w:basedOn w:val="Normal"/>
+    <w:next w:val="Normal"/>
     <w:semiHidden/>
     <w:unhideWhenUsed/>
     <w:qFormat/>
-    <w:uiPriority w:val="0"/>
     <w:pPr>
       <w:keepNext/>
       <w:keepLines/>
@@ -6222,21 +6077,19 @@
       <w:outlineLvl w:val="8"/>
     </w:pPr>
     <w:rPr>
-      <w:rFonts w:ascii="Arial" w:hAnsi="Arial" w:eastAsia="黑体"/>
+      <w:rFonts w:ascii="Arial" w:eastAsia="黑体" w:hAnsi="Arial"/>
       <w:sz w:val="21"/>
     </w:rPr>
   </w:style>
-  <w:style w:type="character" w:default="1" w:styleId="22">
+  <w:style w:type="character" w:default="1" w:styleId="DefaultParagraphFont">
     <w:name w:val="Default Paragraph Font"/>
     <w:semiHidden/>
     <w:qFormat/>
-    <w:uiPriority w:val="0"/>
   </w:style>
-  <w:style w:type="table" w:default="1" w:styleId="20">
+  <w:style w:type="table" w:default="1" w:styleId="TableNormal">
     <w:name w:val="Normal Table"/>
     <w:semiHidden/>
     <w:qFormat/>
-    <w:uiPriority w:val="0"/>
     <w:tblPr>
       <w:tblCellMar>
         <w:top w:w="0" w:type="dxa"/>
@@ -6246,43 +6099,39 @@
       </w:tblCellMar>
     </w:tblPr>
   </w:style>
-  <w:style w:type="paragraph" w:styleId="11">
+  <w:style w:type="paragraph" w:styleId="CommentText">
     <w:name w:val="annotation text"/>
-    <w:basedOn w:val="1"/>
+    <w:basedOn w:val="Normal"/>
     <w:qFormat/>
-    <w:uiPriority w:val="0"/>
     <w:pPr>
       <w:jc w:val="left"/>
     </w:pPr>
   </w:style>
-  <w:style w:type="paragraph" w:styleId="12">
+  <w:style w:type="paragraph" w:styleId="BodyText">
     <w:name w:val="Body Text"/>
-    <w:basedOn w:val="1"/>
+    <w:basedOn w:val="Normal"/>
     <w:semiHidden/>
     <w:qFormat/>
-    <w:uiPriority w:val="0"/>
     <w:rPr>
-      <w:rFonts w:ascii="Arial" w:hAnsi="Arial" w:eastAsia="Arial" w:cs="Arial"/>
+      <w:rFonts w:ascii="Arial" w:eastAsia="Arial" w:hAnsi="Arial" w:cs="Arial"/>
       <w:sz w:val="21"/>
       <w:szCs w:val="21"/>
       <w:lang w:val="en-US" w:eastAsia="en-US" w:bidi="ar-SA"/>
     </w:rPr>
   </w:style>
-  <w:style w:type="paragraph" w:styleId="13">
+  <w:style w:type="paragraph" w:styleId="TOC3">
     <w:name w:val="toc 3"/>
-    <w:basedOn w:val="1"/>
-    <w:next w:val="1"/>
+    <w:basedOn w:val="Normal"/>
+    <w:next w:val="Normal"/>
     <w:qFormat/>
-    <w:uiPriority w:val="0"/>
     <w:pPr>
       <w:ind w:left="840" w:leftChars="400"/>
     </w:pPr>
   </w:style>
-  <w:style w:type="paragraph" w:styleId="14">
+  <w:style w:type="paragraph" w:styleId="Footer">
     <w:name w:val="footer"/>
-    <w:basedOn w:val="1"/>
+    <w:basedOn w:val="Normal"/>
     <w:qFormat/>
-    <w:uiPriority w:val="0"/>
     <w:pPr>
       <w:tabs>
         <w:tab w:val="center" w:pos="4153"/>
@@ -6295,17 +6144,16 @@
       <w:sz w:val="18"/>
     </w:rPr>
   </w:style>
-  <w:style w:type="paragraph" w:styleId="15">
+  <w:style w:type="paragraph" w:styleId="Header">
     <w:name w:val="header"/>
-    <w:basedOn w:val="1"/>
+    <w:basedOn w:val="Normal"/>
     <w:qFormat/>
-    <w:uiPriority w:val="0"/>
     <w:pPr>
       <w:pBdr>
-        <w:top w:val="none" w:color="auto" w:sz="0" w:space="0"/>
-        <w:left w:val="none" w:color="auto" w:sz="0" w:space="0"/>
-        <w:bottom w:val="none" w:color="auto" w:sz="0" w:space="0"/>
-        <w:right w:val="none" w:color="auto" w:sz="0" w:space="0"/>
+        <w:top w:val="nil"/>
+        <w:left w:val="nil"/>
+        <w:bottom w:val="nil"/>
+        <w:right w:val="nil"/>
       </w:pBdr>
       <w:tabs>
         <w:tab w:val="center" w:pos="4153"/>
@@ -6320,41 +6168,37 @@
       <w:sz w:val="18"/>
     </w:rPr>
   </w:style>
-  <w:style w:type="paragraph" w:styleId="16">
+  <w:style w:type="paragraph" w:styleId="TOC1">
     <w:name w:val="toc 1"/>
-    <w:basedOn w:val="1"/>
-    <w:next w:val="1"/>
+    <w:basedOn w:val="Normal"/>
+    <w:next w:val="Normal"/>
     <w:qFormat/>
-    <w:uiPriority w:val="0"/>
     <w:rPr>
-      <w:rFonts w:ascii="Arial" w:hAnsi="Arial" w:eastAsia="Microsoft JhengHei"/>
+      <w:rFonts w:ascii="Arial" w:eastAsia="Microsoft JhengHei" w:hAnsi="Arial"/>
       <w:sz w:val="24"/>
     </w:rPr>
   </w:style>
-  <w:style w:type="paragraph" w:styleId="17">
+  <w:style w:type="paragraph" w:styleId="TOC2">
     <w:name w:val="toc 2"/>
-    <w:basedOn w:val="1"/>
-    <w:next w:val="1"/>
+    <w:basedOn w:val="Normal"/>
+    <w:next w:val="Normal"/>
     <w:qFormat/>
-    <w:uiPriority w:val="0"/>
     <w:pPr>
       <w:ind w:left="420" w:leftChars="200"/>
     </w:pPr>
   </w:style>
-  <w:style w:type="paragraph" w:styleId="18">
+  <w:style w:type="paragraph" w:styleId="NormalWeb">
     <w:name w:val="Normal (Web)"/>
-    <w:basedOn w:val="1"/>
+    <w:basedOn w:val="Normal"/>
     <w:qFormat/>
-    <w:uiPriority w:val="0"/>
     <w:rPr>
       <w:sz w:val="24"/>
     </w:rPr>
   </w:style>
-  <w:style w:type="paragraph" w:styleId="19">
+  <w:style w:type="paragraph" w:styleId="Title">
     <w:name w:val="Title"/>
-    <w:basedOn w:val="1"/>
+    <w:basedOn w:val="Normal"/>
     <w:qFormat/>
-    <w:uiPriority w:val="0"/>
     <w:pPr>
       <w:spacing w:before="240" w:beforeLines="0" w:beforeAutospacing="0" w:after="60" w:afterLines="0" w:afterAutospacing="0"/>
       <w:jc w:val="center"/>
@@ -6366,73 +6210,68 @@
       <w:sz w:val="32"/>
     </w:rPr>
   </w:style>
-  <w:style w:type="table" w:styleId="21">
+  <w:style w:type="table" w:styleId="TableGrid">
     <w:name w:val="Table Grid"/>
-    <w:basedOn w:val="20"/>
+    <w:basedOn w:val="TableNormal"/>
     <w:qFormat/>
-    <w:uiPriority w:val="0"/>
     <w:pPr>
       <w:widowControl w:val="0"/>
       <w:jc w:val="both"/>
     </w:pPr>
     <w:tblPr>
       <w:tblBorders>
-        <w:top w:val="single" w:color="auto" w:sz="4" w:space="0"/>
-        <w:left w:val="single" w:color="auto" w:sz="4" w:space="0"/>
-        <w:bottom w:val="single" w:color="auto" w:sz="4" w:space="0"/>
-        <w:right w:val="single" w:color="auto" w:sz="4" w:space="0"/>
-        <w:insideH w:val="single" w:color="auto" w:sz="4" w:space="0"/>
-        <w:insideV w:val="single" w:color="auto" w:sz="4" w:space="0"/>
+        <w:top w:val="single" w:sz="4" w:space="0" w:color="auto"/>
+        <w:left w:val="single" w:sz="4" w:space="0" w:color="auto"/>
+        <w:bottom w:val="single" w:sz="4" w:space="0" w:color="auto"/>
+        <w:right w:val="single" w:sz="4" w:space="0" w:color="auto"/>
+        <w:insideH w:val="single" w:sz="4" w:space="0" w:color="auto"/>
+        <w:insideV w:val="single" w:sz="4" w:space="0" w:color="auto"/>
       </w:tblBorders>
     </w:tblPr>
   </w:style>
-  <w:style w:type="character" w:styleId="23">
+  <w:style w:type="character" w:styleId="Strong">
     <w:name w:val="Strong"/>
-    <w:basedOn w:val="22"/>
+    <w:basedOn w:val="DefaultParagraphFont"/>
     <w:qFormat/>
-    <w:uiPriority w:val="0"/>
     <w:rPr>
       <w:b/>
     </w:rPr>
   </w:style>
-  <w:style w:type="paragraph" w:customStyle="1" w:styleId="24">
+  <w:style w:type="paragraph" w:customStyle="1" w:styleId="a">
     <w:name w:val="柴_公司名"/>
-    <w:basedOn w:val="19"/>
+    <w:basedOn w:val="Title"/>
     <w:qFormat/>
-    <w:uiPriority w:val="0"/>
     <w:pPr>
       <w:spacing w:after="600" w:afterLines="600"/>
     </w:pPr>
     <w:rPr>
-      <w:rFonts w:hint="eastAsia" w:ascii="宋体" w:hAnsi="宋体" w:eastAsia="宋体" w:cs="宋体"/>
+      <w:rFonts w:ascii="宋体" w:eastAsia="宋体" w:hAnsi="宋体" w:cs="宋体" w:hint="eastAsia"/>
       <w:bCs/>
       <w:spacing w:val="-6"/>
       <w:sz w:val="52"/>
       <w:szCs w:val="52"/>
     </w:rPr>
   </w:style>
-  <w:style w:type="paragraph" w:customStyle="1" w:styleId="25">
+  <w:style w:type="paragraph" w:customStyle="1" w:styleId="a0">
     <w:name w:val="柴_文档名"/>
-    <w:basedOn w:val="19"/>
+    <w:basedOn w:val="Title"/>
     <w:qFormat/>
-    <w:uiPriority w:val="0"/>
     <w:pPr>
       <w:spacing w:after="900" w:afterLines="900"/>
     </w:pPr>
     <w:rPr>
-      <w:rFonts w:ascii="黑体" w:hAnsi="黑体" w:eastAsia="黑体" w:cs="黑体"/>
+      <w:rFonts w:ascii="黑体" w:eastAsia="黑体" w:hAnsi="黑体" w:cs="黑体"/>
       <w:bCs/>
       <w:spacing w:val="-7"/>
       <w:sz w:val="52"/>
       <w:szCs w:val="52"/>
     </w:rPr>
   </w:style>
-  <w:style w:type="table" w:customStyle="1" w:styleId="26">
+  <w:style w:type="table" w:customStyle="1" w:styleId="TableNormal0">
     <w:name w:val="Table Normal_0"/>
     <w:semiHidden/>
     <w:unhideWhenUsed/>
     <w:qFormat/>
-    <w:uiPriority w:val="0"/>
     <w:tblPr>
       <w:tblCellMar>
         <w:top w:w="0" w:type="dxa"/>
@@ -6442,87 +6281,81 @@
       </w:tblCellMar>
     </w:tblPr>
   </w:style>
-  <w:style w:type="paragraph" w:customStyle="1" w:styleId="27">
+  <w:style w:type="paragraph" w:customStyle="1" w:styleId="TableText">
     <w:name w:val="Table Text"/>
-    <w:basedOn w:val="1"/>
+    <w:basedOn w:val="Normal"/>
     <w:semiHidden/>
     <w:qFormat/>
-    <w:uiPriority w:val="0"/>
     <w:rPr>
-      <w:rFonts w:ascii="宋体" w:hAnsi="宋体" w:eastAsia="宋体" w:cs="宋体"/>
+      <w:rFonts w:ascii="宋体" w:eastAsia="宋体" w:hAnsi="宋体" w:cs="宋体"/>
       <w:sz w:val="21"/>
       <w:szCs w:val="21"/>
       <w:lang w:val="en-US" w:eastAsia="en-US" w:bidi="ar-SA"/>
     </w:rPr>
   </w:style>
-  <w:style w:type="paragraph" w:customStyle="1" w:styleId="28">
+  <w:style w:type="paragraph" w:customStyle="1" w:styleId="1">
     <w:name w:val="柴_标题1"/>
-    <w:basedOn w:val="2"/>
-    <w:next w:val="29"/>
-    <w:link w:val="38"/>
+    <w:basedOn w:val="Heading1"/>
+    <w:next w:val="a1"/>
+    <w:link w:val="1Char"/>
     <w:qFormat/>
-    <w:uiPriority w:val="0"/>
     <w:pPr>
       <w:spacing w:before="100" w:after="90" w:line="360" w:lineRule="auto"/>
     </w:pPr>
     <w:rPr>
-      <w:rFonts w:ascii="Arial" w:hAnsi="Arial" w:eastAsia="宋体"/>
+      <w:rFonts w:ascii="Arial" w:eastAsia="宋体" w:hAnsi="Arial"/>
       <w:sz w:val="32"/>
     </w:rPr>
   </w:style>
-  <w:style w:type="paragraph" w:customStyle="1" w:styleId="29">
+  <w:style w:type="paragraph" w:customStyle="1" w:styleId="a1">
     <w:name w:val="柴_正文"/>
-    <w:basedOn w:val="12"/>
-    <w:link w:val="42"/>
+    <w:basedOn w:val="BodyText"/>
+    <w:link w:val="Char"/>
     <w:qFormat/>
-    <w:uiPriority w:val="0"/>
     <w:pPr>
       <w:spacing w:line="360" w:lineRule="auto"/>
       <w:ind w:firstLine="470" w:firstLineChars="200"/>
     </w:pPr>
     <w:rPr>
-      <w:rFonts w:ascii="Arial" w:hAnsi="Arial" w:eastAsia="宋体"/>
+      <w:rFonts w:ascii="Arial" w:eastAsia="宋体" w:hAnsi="Arial"/>
       <w:sz w:val="24"/>
       <w:lang w:eastAsia="zh-CN"/>
     </w:rPr>
   </w:style>
-  <w:style w:type="paragraph" w:customStyle="1" w:styleId="30">
+  <w:style w:type="paragraph" w:customStyle="1" w:styleId="2">
     <w:name w:val="柴_标题2"/>
-    <w:basedOn w:val="3"/>
-    <w:next w:val="29"/>
+    <w:basedOn w:val="Heading2"/>
+    <w:next w:val="a1"/>
     <w:qFormat/>
-    <w:uiPriority w:val="0"/>
     <w:pPr>
       <w:spacing w:line="360" w:lineRule="auto"/>
     </w:pPr>
     <w:rPr>
-      <w:rFonts w:ascii="Arial" w:hAnsi="Arial" w:eastAsia="宋体"/>
+      <w:rFonts w:ascii="Arial" w:eastAsia="宋体" w:hAnsi="Arial"/>
       <w:sz w:val="28"/>
     </w:rPr>
   </w:style>
-  <w:style w:type="paragraph" w:customStyle="1" w:styleId="31">
+  <w:style w:type="paragraph" w:customStyle="1" w:styleId="3">
     <w:name w:val="柴_标题3"/>
-    <w:basedOn w:val="4"/>
-    <w:next w:val="29"/>
+    <w:basedOn w:val="Heading3"/>
+    <w:next w:val="a1"/>
     <w:qFormat/>
-    <w:uiPriority w:val="0"/>
     <w:pPr>
       <w:spacing w:line="360" w:lineRule="auto"/>
       <w:ind w:left="0" w:firstLine="472" w:firstLineChars="200"/>
     </w:pPr>
     <w:rPr>
-      <w:rFonts w:ascii="宋体" w:hAnsi="宋体" w:eastAsia="宋体" w:cs="宋体"/>
+      <w:rFonts w:ascii="宋体" w:eastAsia="宋体" w:hAnsi="宋体" w:cs="宋体"/>
       <w:spacing w:val="-2"/>
       <w:sz w:val="24"/>
       <w:szCs w:val="24"/>
     </w:rPr>
   </w:style>
-  <w:style w:type="paragraph" w:customStyle="1" w:styleId="32">
+  <w:style w:type="paragraph" w:customStyle="1" w:styleId="a2">
     <w:name w:val="柴_目录"/>
-    <w:basedOn w:val="1"/>
-    <w:next w:val="12"/>
+    <w:basedOn w:val="Normal"/>
+    <w:next w:val="BodyText"/>
     <w:qFormat/>
-    <w:uiPriority w:val="0"/>
     <w:pPr>
       <w:tabs>
         <w:tab w:val="right" w:leader="dot" w:pos="8442"/>
@@ -6530,64 +6363,59 @@
       <w:ind w:left="0" w:leftChars="0"/>
     </w:pPr>
     <w:rPr>
-      <w:rFonts w:ascii="Arial" w:hAnsi="Arial" w:eastAsia="Microsoft JhengHei"/>
+      <w:rFonts w:ascii="Arial" w:eastAsia="Microsoft JhengHei" w:hAnsi="Arial"/>
       <w:sz w:val="24"/>
     </w:rPr>
   </w:style>
-  <w:style w:type="paragraph" w:customStyle="1" w:styleId="33">
+  <w:style w:type="paragraph" w:customStyle="1" w:styleId="WPSOffice1">
     <w:name w:val="WPSOffice手动目录 1"/>
     <w:qFormat/>
-    <w:uiPriority w:val="0"/>
     <w:pPr>
       <w:ind w:leftChars="0"/>
     </w:pPr>
     <w:rPr>
-      <w:rFonts w:ascii="Times New Roman" w:hAnsi="Times New Roman" w:eastAsia="宋体" w:cs="Times New Roman"/>
+      <w:rFonts w:ascii="Times New Roman" w:eastAsia="宋体" w:hAnsi="Times New Roman" w:cs="Times New Roman"/>
       <w:sz w:val="20"/>
       <w:szCs w:val="20"/>
     </w:rPr>
   </w:style>
-  <w:style w:type="paragraph" w:customStyle="1" w:styleId="34">
+  <w:style w:type="paragraph" w:customStyle="1" w:styleId="WPSOffice2">
     <w:name w:val="WPSOffice手动目录 2"/>
     <w:qFormat/>
-    <w:uiPriority w:val="0"/>
     <w:pPr>
       <w:ind w:leftChars="200"/>
     </w:pPr>
     <w:rPr>
-      <w:rFonts w:ascii="Times New Roman" w:hAnsi="Times New Roman" w:eastAsia="宋体" w:cs="Times New Roman"/>
+      <w:rFonts w:ascii="Times New Roman" w:eastAsia="宋体" w:hAnsi="Times New Roman" w:cs="Times New Roman"/>
       <w:sz w:val="20"/>
       <w:szCs w:val="20"/>
     </w:rPr>
   </w:style>
-  <w:style w:type="paragraph" w:customStyle="1" w:styleId="35">
+  <w:style w:type="paragraph" w:customStyle="1" w:styleId="WPSOffice3">
     <w:name w:val="WPSOffice手动目录 3"/>
     <w:qFormat/>
-    <w:uiPriority w:val="0"/>
     <w:pPr>
       <w:ind w:leftChars="400"/>
     </w:pPr>
     <w:rPr>
-      <w:rFonts w:ascii="Times New Roman" w:hAnsi="Times New Roman" w:eastAsia="宋体" w:cs="Times New Roman"/>
+      <w:rFonts w:ascii="Times New Roman" w:eastAsia="宋体" w:hAnsi="Times New Roman" w:cs="Times New Roman"/>
       <w:sz w:val="20"/>
       <w:szCs w:val="20"/>
     </w:rPr>
   </w:style>
-  <w:style w:type="paragraph" w:customStyle="1" w:styleId="36">
+  <w:style w:type="paragraph" w:customStyle="1" w:styleId="Compact">
     <w:name w:val="Compact"/>
-    <w:basedOn w:val="12"/>
+    <w:basedOn w:val="BodyText"/>
     <w:qFormat/>
-    <w:uiPriority w:val="0"/>
     <w:pPr>
       <w:spacing w:before="36" w:after="36"/>
     </w:pPr>
   </w:style>
-  <w:style w:type="table" w:customStyle="1" w:styleId="37">
+  <w:style w:type="table" w:customStyle="1" w:styleId="Table">
     <w:name w:val="Table"/>
     <w:semiHidden/>
     <w:unhideWhenUsed/>
     <w:qFormat/>
-    <w:uiPriority w:val="0"/>
     <w:tblPr>
       <w:tblCellMar>
         <w:top w:w="0" w:type="dxa"/>
@@ -6599,28 +6427,26 @@
     <w:tblStylePr w:type="firstRow">
       <w:tcPr>
         <w:tcBorders>
-          <w:bottom w:val="single" w:color="auto" w:sz="0" w:space="0"/>
+          <w:bottom w:val="single" w:sz="0" w:space="0" w:color="auto"/>
         </w:tcBorders>
         <w:vAlign w:val="bottom"/>
       </w:tcPr>
     </w:tblStylePr>
   </w:style>
-  <w:style w:type="character" w:customStyle="1" w:styleId="38">
+  <w:style w:type="character" w:customStyle="1" w:styleId="1Char">
     <w:name w:val="柴_标题1 Char"/>
-    <w:link w:val="28"/>
+    <w:link w:val="1"/>
     <w:qFormat/>
-    <w:uiPriority w:val="0"/>
     <w:rPr>
-      <w:rFonts w:ascii="Arial" w:hAnsi="Arial" w:eastAsia="宋体"/>
+      <w:rFonts w:ascii="Arial" w:eastAsia="宋体" w:hAnsi="Arial"/>
       <w:sz w:val="32"/>
     </w:rPr>
   </w:style>
-  <w:style w:type="table" w:customStyle="1" w:styleId="39">
+  <w:style w:type="table" w:customStyle="1" w:styleId="TableNormal1">
     <w:name w:val="Table Normal_1"/>
     <w:semiHidden/>
     <w:unhideWhenUsed/>
     <w:qFormat/>
-    <w:uiPriority w:val="0"/>
     <w:tblPr>
       <w:tblCellMar>
         <w:top w:w="0" w:type="dxa"/>
@@ -6630,11 +6456,10 @@
       </w:tblCellMar>
     </w:tblPr>
   </w:style>
-  <w:style w:type="paragraph" w:customStyle="1" w:styleId="40">
+  <w:style w:type="paragraph" w:customStyle="1" w:styleId="a3">
     <w:name w:val="柴_正文_无缩进"/>
-    <w:basedOn w:val="1"/>
+    <w:basedOn w:val="Normal"/>
     <w:qFormat/>
-    <w:uiPriority w:val="0"/>
     <w:pPr>
       <w:ind w:firstLine="0" w:firstLineChars="0"/>
     </w:pPr>
@@ -6644,31 +6469,29 @@
       <w:lang w:eastAsia="zh-CN"/>
     </w:rPr>
   </w:style>
-  <w:style w:type="paragraph" w:customStyle="1" w:styleId="41">
+  <w:style w:type="paragraph" w:customStyle="1" w:styleId="4">
     <w:name w:val="柴_标题4"/>
-    <w:basedOn w:val="5"/>
-    <w:next w:val="1"/>
+    <w:basedOn w:val="Heading4"/>
+    <w:next w:val="Normal"/>
     <w:qFormat/>
-    <w:uiPriority w:val="0"/>
     <w:pPr>
       <w:widowControl w:val="0"/>
       <w:spacing w:before="160" w:line="360" w:lineRule="auto"/>
-      <w:ind w:left="981" w:leftChars="300" w:hanging="862"/>
+      <w:ind w:left="981" w:hanging="862" w:leftChars="300"/>
     </w:pPr>
     <w:rPr>
-      <w:rFonts w:hint="eastAsia" w:ascii="Calibri" w:hAnsi="Calibri" w:eastAsia="宋体" w:cs="宋体"/>
+      <w:rFonts w:ascii="Calibri" w:eastAsia="宋体" w:hAnsi="Calibri" w:cs="宋体" w:hint="eastAsia"/>
       <w:sz w:val="24"/>
       <w:szCs w:val="24"/>
       <w:lang w:eastAsia="zh-CN" w:bidi="zh-CN"/>
     </w:rPr>
   </w:style>
-  <w:style w:type="character" w:customStyle="1" w:styleId="42">
+  <w:style w:type="character" w:customStyle="1" w:styleId="Char">
     <w:name w:val="柴_正文 Char"/>
-    <w:link w:val="29"/>
+    <w:link w:val="a1"/>
     <w:qFormat/>
-    <w:uiPriority w:val="0"/>
     <w:rPr>
-      <w:rFonts w:ascii="Arial" w:hAnsi="Arial" w:eastAsia="宋体"/>
+      <w:rFonts w:ascii="Arial" w:eastAsia="宋体" w:hAnsi="Arial"/>
       <w:sz w:val="24"/>
       <w:lang w:eastAsia="zh-CN"/>
     </w:rPr>

--- a/5.人员管理/1.流程制度规范类文件/TXHS-05-02-人员培训管理制度.docx
+++ b/5.人员管理/1.流程制度规范类文件/TXHS-05-02-人员培训管理制度.docx
@@ -1347,7 +1347,7 @@
                 <w:vertAlign w:val="baseline"/>
                 <w:lang w:val="en-US" w:eastAsia="zh-CN"/>
               </w:rPr>
-              <w:t>陈凯</w:t>
+              <w:t>茅建根</w:t>
             </w:r>
           </w:p>
         </w:tc>
@@ -1599,7 +1599,7 @@
                 <w:vertAlign w:val="baseline"/>
                 <w:lang w:val="en-US" w:eastAsia="zh-CN"/>
               </w:rPr>
-              <w:t>陈凯</w:t>
+              <w:t>茅建根</w:t>
             </w:r>
           </w:p>
         </w:tc>

--- a/5.人员管理/1.流程制度规范类文件/TXHS-05-02-人员培训管理制度.docx
+++ b/5.人员管理/1.流程制度规范类文件/TXHS-05-02-人员培训管理制度.docx
@@ -1,11 +1,10 @@
 
 <file path=word/document.xml><?xml version="1.0" encoding="utf-8"?>
-<w:document xmlns:wpc="http://schemas.microsoft.com/office/word/2010/wordprocessingCanvas" xmlns:mc="http://schemas.openxmlformats.org/markup-compatibility/2006" xmlns:o="urn:schemas-microsoft-com:office:office" xmlns:r="http://schemas.openxmlformats.org/officeDocument/2006/relationships" xmlns:m="http://schemas.openxmlformats.org/officeDocument/2006/math" xmlns:v="urn:schemas-microsoft-com:vml" xmlns:wp14="http://schemas.microsoft.com/office/word/2010/wordprocessingDrawing" xmlns:wp="http://schemas.openxmlformats.org/drawingml/2006/wordprocessingDrawing" xmlns:w10="urn:schemas-microsoft-com:office:word" xmlns:w="http://schemas.openxmlformats.org/wordprocessingml/2006/main" xmlns:w14="http://schemas.microsoft.com/office/word/2010/wordml" xmlns:w15="http://schemas.microsoft.com/office/word/2012/wordml" xmlns:wne="http://schemas.microsoft.com/office/word/2006/wordml" xmlns:wpg="http://schemas.microsoft.com/office/word/2010/wordprocessingGroup" xmlns:wpi="http://schemas.microsoft.com/office/word/2010/wordprocessingInk" xmlns:wps="http://schemas.microsoft.com/office/word/2010/wordprocessingShape" mc:Ignorable="w14 w15 wp14">
-  <!-- Generated by Aspose.Words for .NET 13.3.0.1 -->
+<w:document xmlns:wpc="http://schemas.microsoft.com/office/word/2010/wordprocessingCanvas" xmlns:mc="http://schemas.openxmlformats.org/markup-compatibility/2006" xmlns:o="urn:schemas-microsoft-com:office:office" xmlns:r="http://schemas.openxmlformats.org/officeDocument/2006/relationships" xmlns:m="http://schemas.openxmlformats.org/officeDocument/2006/math" xmlns:v="urn:schemas-microsoft-com:vml" xmlns:wp14="http://schemas.microsoft.com/office/word/2010/wordprocessingDrawing" xmlns:wp="http://schemas.openxmlformats.org/drawingml/2006/wordprocessingDrawing" xmlns:w="http://schemas.openxmlformats.org/wordprocessingml/2006/main" xmlns:w14="http://schemas.microsoft.com/office/word/2010/wordml" xmlns:w10="urn:schemas-microsoft-com:office:word" xmlns:w15="http://schemas.microsoft.com/office/word/2012/wordml" xmlns:wpg="http://schemas.microsoft.com/office/word/2010/wordprocessingGroup" xmlns:wpi="http://schemas.microsoft.com/office/word/2010/wordprocessingInk" xmlns:wne="http://schemas.microsoft.com/office/word/2006/wordml" xmlns:wps="http://schemas.microsoft.com/office/word/2010/wordprocessingShape" xmlns:wpsCustomData="http://www.wps.cn/officeDocument/2013/wpsCustomData" mc:Ignorable="w14 w15 wp14">
   <w:body>
     <w:p>
       <w:pPr>
-        <w:pStyle w:val="a"/>
+        <w:pStyle w:val="24"/>
         <w:keepNext w:val="0"/>
         <w:keepLines w:val="0"/>
         <w:pageBreakBefore w:val="0"/>
@@ -25,7 +24,7 @@
       <w:bookmarkStart w:id="0" w:name="_Toc25940"/>
       <w:r>
         <w:drawing>
-          <wp:anchor distT="0" distB="0" distL="114300" distR="114300" simplePos="0" relativeHeight="251659264" behindDoc="1" locked="0" layoutInCell="1" allowOverlap="1">
+          <wp:anchor distT="0" distB="0" distL="114300" distR="114300" simplePos="0" relativeHeight="251660288" behindDoc="1" locked="0" layoutInCell="1" allowOverlap="1">
             <wp:simplePos x="0" y="0"/>
             <wp:positionH relativeFrom="column">
               <wp:posOffset>0</wp:posOffset>
@@ -50,7 +49,7 @@
                     </pic:cNvPicPr>
                   </pic:nvPicPr>
                   <pic:blipFill>
-                    <a:blip xmlns:r="http://schemas.openxmlformats.org/officeDocument/2006/relationships" r:embed="rId4"/>
+                    <a:blip r:embed="rId8"/>
                     <a:stretch>
                       <a:fillRect/>
                     </a:stretch>
@@ -80,7 +79,7 @@
           <w:lang w:val="en-US" w:eastAsia="zh-CN"/>
         </w:rPr>
         <w:drawing>
-          <wp:anchor distT="0" distB="0" distL="114300" distR="114300" simplePos="0" relativeHeight="251658240" behindDoc="1" locked="0" layoutInCell="1" allowOverlap="1">
+          <wp:anchor distT="0" distB="0" distL="114300" distR="114300" simplePos="0" relativeHeight="251659264" behindDoc="1" locked="0" layoutInCell="1" allowOverlap="1">
             <wp:simplePos x="0" y="0"/>
             <wp:positionH relativeFrom="column">
               <wp:posOffset>635</wp:posOffset>
@@ -105,7 +104,7 @@
                     </pic:cNvPicPr>
                   </pic:nvPicPr>
                   <pic:blipFill>
-                    <a:blip xmlns:r="http://schemas.openxmlformats.org/officeDocument/2006/relationships" r:embed="rId5">
+                    <a:blip r:embed="rId9">
                       <a:alphaModFix amt="58000"/>
                       <a:lum contrast="-52000"/>
                     </a:blip>
@@ -137,7 +136,7 @@
       </w:r>
       <w:r>
         <w:drawing>
-          <wp:anchor distT="0" distB="0" distL="114300" distR="114300" simplePos="0" relativeHeight="251660288" behindDoc="1" locked="0" layoutInCell="1" allowOverlap="1">
+          <wp:anchor distT="0" distB="0" distL="114300" distR="114300" simplePos="0" relativeHeight="251661312" behindDoc="1" locked="0" layoutInCell="1" allowOverlap="1">
             <wp:simplePos x="0" y="0"/>
             <wp:positionH relativeFrom="column">
               <wp:posOffset>-19050</wp:posOffset>
@@ -162,7 +161,7 @@
                     </pic:cNvPicPr>
                   </pic:nvPicPr>
                   <pic:blipFill>
-                    <a:blip xmlns:r="http://schemas.openxmlformats.org/officeDocument/2006/relationships" r:embed="rId6"/>
+                    <a:blip r:embed="rId10"/>
                     <a:stretch>
                       <a:fillRect/>
                     </a:stretch>
@@ -190,7 +189,7 @@
     </w:p>
     <w:p>
       <w:pPr>
-        <w:pStyle w:val="a0"/>
+        <w:pStyle w:val="25"/>
         <w:keepNext w:val="0"/>
         <w:keepLines w:val="0"/>
         <w:pageBreakBefore w:val="0"/>
@@ -237,11 +236,11 @@
         <w:adjustRightInd w:val="0"/>
         <w:snapToGrid w:val="0"/>
         <w:spacing w:after="624" w:afterLines="200" w:line="219" w:lineRule="auto"/>
-        <w:ind w:left="0" w:right="0" w:firstLine="0" w:leftChars="0" w:rightChars="0" w:firstLineChars="0"/>
+        <w:ind w:left="0" w:leftChars="0" w:right="0" w:rightChars="0" w:firstLine="0" w:firstLineChars="0"/>
         <w:jc w:val="center"/>
         <w:textAlignment w:val="baseline"/>
         <w:rPr>
-          <w:rFonts w:ascii="宋体" w:eastAsia="宋体" w:hAnsi="宋体" w:cs="宋体" w:hint="eastAsia"/>
+          <w:rFonts w:hint="eastAsia" w:ascii="宋体" w:hAnsi="宋体" w:eastAsia="宋体" w:cs="宋体"/>
           <w:sz w:val="24"/>
           <w:szCs w:val="24"/>
           <w:lang w:val="en-US" w:eastAsia="zh-CN"/>
@@ -249,7 +248,7 @@
       </w:pPr>
       <w:r>
         <w:rPr>
-          <w:rFonts w:ascii="宋体" w:eastAsia="宋体" w:hAnsi="宋体" w:cs="宋体"/>
+          <w:rFonts w:ascii="宋体" w:hAnsi="宋体" w:eastAsia="宋体" w:cs="宋体"/>
           <w:b/>
           <w:bCs/>
           <w:spacing w:val="-3"/>
@@ -260,7 +259,7 @@
       </w:r>
       <w:r>
         <w:rPr>
-          <w:rFonts w:ascii="宋体" w:eastAsia="宋体" w:hAnsi="宋体" w:cs="宋体" w:hint="eastAsia"/>
+          <w:rFonts w:hint="eastAsia" w:ascii="宋体" w:hAnsi="宋体" w:eastAsia="宋体" w:cs="宋体"/>
           <w:b/>
           <w:bCs/>
           <w:spacing w:val="-3"/>
@@ -272,7 +271,7 @@
       </w:r>
       <w:r>
         <w:rPr>
-          <w:rFonts w:ascii="宋体" w:eastAsia="宋体" w:hAnsi="宋体" w:cs="宋体"/>
+          <w:rFonts w:ascii="宋体" w:hAnsi="宋体" w:eastAsia="宋体" w:cs="宋体"/>
           <w:b/>
           <w:bCs/>
           <w:spacing w:val="-3"/>
@@ -283,7 +282,7 @@
       </w:r>
       <w:r>
         <w:rPr>
-          <w:rFonts w:ascii="宋体" w:eastAsia="宋体" w:hAnsi="宋体" w:cs="宋体" w:hint="eastAsia"/>
+          <w:rFonts w:hint="eastAsia" w:ascii="宋体" w:hAnsi="宋体" w:eastAsia="宋体" w:cs="宋体"/>
           <w:b/>
           <w:bCs/>
           <w:spacing w:val="-3"/>
@@ -295,7 +294,7 @@
       </w:r>
       <w:r>
         <w:rPr>
-          <w:rFonts w:ascii="宋体" w:eastAsia="宋体" w:hAnsi="宋体" w:cs="宋体"/>
+          <w:rFonts w:ascii="宋体" w:hAnsi="宋体" w:eastAsia="宋体" w:cs="宋体"/>
           <w:b/>
           <w:bCs/>
           <w:spacing w:val="-3"/>
@@ -306,7 +305,7 @@
       </w:r>
       <w:r>
         <w:rPr>
-          <w:rFonts w:ascii="宋体" w:hAnsi="宋体" w:cs="宋体" w:hint="eastAsia"/>
+          <w:rFonts w:hint="eastAsia" w:ascii="宋体" w:hAnsi="宋体" w:cs="宋体"/>
           <w:b/>
           <w:bCs/>
           <w:spacing w:val="-3"/>
@@ -319,17 +318,18 @@
     </w:p>
     <w:tbl>
       <w:tblPr>
-        <w:tblStyle w:val="TableGrid"/>
+        <w:tblStyle w:val="21"/>
         <w:tblW w:w="0" w:type="auto"/>
         <w:jc w:val="center"/>
         <w:tblBorders>
-          <w:top w:val="nil"/>
-          <w:left w:val="nil"/>
-          <w:bottom w:val="nil"/>
-          <w:right w:val="nil"/>
-          <w:insideH w:val="nil"/>
-          <w:insideV w:val="nil"/>
+          <w:top w:val="none" w:color="auto" w:sz="0" w:space="0"/>
+          <w:left w:val="none" w:color="auto" w:sz="0" w:space="0"/>
+          <w:bottom w:val="none" w:color="auto" w:sz="0" w:space="0"/>
+          <w:right w:val="none" w:color="auto" w:sz="0" w:space="0"/>
+          <w:insideH w:val="none" w:color="auto" w:sz="0" w:space="0"/>
+          <w:insideV w:val="none" w:color="auto" w:sz="0" w:space="0"/>
         </w:tblBorders>
+        <w:tblLayout w:type="autofit"/>
         <w:tblCellMar>
           <w:top w:w="0" w:type="dxa"/>
           <w:left w:w="108" w:type="dxa"/>
@@ -343,15 +343,13 @@
       </w:tblGrid>
       <w:tr>
         <w:tblPrEx>
-          <w:tblW w:w="0" w:type="auto"/>
-          <w:jc w:val="center"/>
           <w:tblBorders>
-            <w:top w:val="nil"/>
-            <w:left w:val="nil"/>
-            <w:bottom w:val="nil"/>
-            <w:right w:val="nil"/>
-            <w:insideH w:val="nil"/>
-            <w:insideV w:val="nil"/>
+            <w:top w:val="none" w:color="auto" w:sz="0" w:space="0"/>
+            <w:left w:val="none" w:color="auto" w:sz="0" w:space="0"/>
+            <w:bottom w:val="none" w:color="auto" w:sz="0" w:space="0"/>
+            <w:right w:val="none" w:color="auto" w:sz="0" w:space="0"/>
+            <w:insideH w:val="none" w:color="auto" w:sz="0" w:space="0"/>
+            <w:insideV w:val="none" w:color="auto" w:sz="0" w:space="0"/>
           </w:tblBorders>
           <w:tblCellMar>
             <w:top w:w="0" w:type="dxa"/>
@@ -361,7 +359,7 @@
           </w:tblCellMar>
         </w:tblPrEx>
         <w:trPr>
-          <w:trHeight w:val="810"/>
+          <w:trHeight w:val="810" w:hRule="atLeast"/>
           <w:jc w:val="center"/>
         </w:trPr>
         <w:tc>
@@ -399,7 +397,7 @@
             </w:r>
             <w:r>
               <w:rPr>
-                <w:rFonts w:asciiTheme="minorAscii" w:eastAsiaTheme="minorEastAsia" w:hAnsiTheme="minorAscii" w:hint="default"/>
+                <w:rFonts w:hint="default" w:asciiTheme="minorAscii" w:hAnsiTheme="minorAscii" w:eastAsiaTheme="minorEastAsia"/>
                 <w:spacing w:val="227"/>
                 <w:sz w:val="21"/>
                 <w:vertAlign w:val="baseline"/>
@@ -453,7 +451,7 @@
             </w:r>
             <w:r>
               <w:rPr>
-                <w:rFonts w:asciiTheme="minorAscii" w:eastAsiaTheme="minorEastAsia" w:hAnsiTheme="minorAscii" w:hint="eastAsia"/>
+                <w:rFonts w:hint="eastAsia" w:asciiTheme="minorAscii" w:hAnsiTheme="minorAscii" w:eastAsiaTheme="minorEastAsia"/>
                 <w:spacing w:val="227"/>
                 <w:sz w:val="21"/>
                 <w:vertAlign w:val="baseline"/>
@@ -475,8 +473,14 @@
       </w:tr>
       <w:tr>
         <w:tblPrEx>
-          <w:tblW w:w="0" w:type="auto"/>
-          <w:jc w:val="center"/>
+          <w:tblBorders>
+            <w:top w:val="none" w:color="auto" w:sz="0" w:space="0"/>
+            <w:left w:val="none" w:color="auto" w:sz="0" w:space="0"/>
+            <w:bottom w:val="none" w:color="auto" w:sz="0" w:space="0"/>
+            <w:right w:val="none" w:color="auto" w:sz="0" w:space="0"/>
+            <w:insideH w:val="none" w:color="auto" w:sz="0" w:space="0"/>
+            <w:insideV w:val="none" w:color="auto" w:sz="0" w:space="0"/>
+          </w:tblBorders>
           <w:tblCellMar>
             <w:top w:w="0" w:type="dxa"/>
             <w:left w:w="108" w:type="dxa"/>
@@ -485,7 +489,7 @@
           </w:tblCellMar>
         </w:tblPrEx>
         <w:trPr>
-          <w:trHeight w:val="810"/>
+          <w:trHeight w:val="810" w:hRule="atLeast"/>
           <w:jc w:val="center"/>
         </w:trPr>
         <w:tc>
@@ -509,7 +513,7 @@
               <w:snapToGrid w:val="0"/>
               <w:textAlignment w:val="baseline"/>
               <w:rPr>
-                <w:rFonts w:ascii="Arial" w:eastAsia="Arial" w:hAnsi="Arial" w:cs="Arial" w:hint="default"/>
+                <w:rFonts w:hint="default" w:ascii="Arial" w:hAnsi="Arial" w:eastAsia="Arial" w:cs="Arial"/>
                 <w:snapToGrid w:val="0"/>
                 <w:color w:val="000000"/>
                 <w:kern w:val="0"/>
@@ -541,7 +545,7 @@
             </w:r>
             <w:r>
               <w:rPr>
-                <w:rFonts w:asciiTheme="minorAscii" w:eastAsiaTheme="minorEastAsia" w:hAnsiTheme="minorAscii" w:hint="default"/>
+                <w:rFonts w:hint="default" w:asciiTheme="minorAscii" w:hAnsiTheme="minorAscii" w:eastAsiaTheme="minorEastAsia"/>
                 <w:spacing w:val="227"/>
                 <w:sz w:val="21"/>
                 <w:vertAlign w:val="baseline"/>
@@ -583,7 +587,7 @@
               <w:snapToGrid w:val="0"/>
               <w:textAlignment w:val="baseline"/>
               <w:rPr>
-                <w:rFonts w:ascii="Arial" w:eastAsia="Arial" w:hAnsi="Arial" w:cs="Arial" w:hint="default"/>
+                <w:rFonts w:hint="default" w:ascii="Arial" w:hAnsi="Arial" w:eastAsia="Arial" w:cs="Arial"/>
                 <w:snapToGrid w:val="0"/>
                 <w:color w:val="000000"/>
                 <w:kern w:val="0"/>
@@ -603,7 +607,7 @@
             </w:r>
             <w:r>
               <w:rPr>
-                <w:rFonts w:asciiTheme="minorAscii" w:eastAsiaTheme="minorEastAsia" w:hAnsiTheme="minorAscii" w:hint="eastAsia"/>
+                <w:rFonts w:hint="eastAsia" w:asciiTheme="minorAscii" w:hAnsiTheme="minorAscii" w:eastAsiaTheme="minorEastAsia"/>
                 <w:spacing w:val="227"/>
                 <w:sz w:val="21"/>
                 <w:vertAlign w:val="baseline"/>
@@ -625,8 +629,14 @@
       </w:tr>
       <w:tr>
         <w:tblPrEx>
-          <w:tblW w:w="0" w:type="auto"/>
-          <w:jc w:val="center"/>
+          <w:tblBorders>
+            <w:top w:val="none" w:color="auto" w:sz="0" w:space="0"/>
+            <w:left w:val="none" w:color="auto" w:sz="0" w:space="0"/>
+            <w:bottom w:val="none" w:color="auto" w:sz="0" w:space="0"/>
+            <w:right w:val="none" w:color="auto" w:sz="0" w:space="0"/>
+            <w:insideH w:val="none" w:color="auto" w:sz="0" w:space="0"/>
+            <w:insideV w:val="none" w:color="auto" w:sz="0" w:space="0"/>
+          </w:tblBorders>
           <w:tblCellMar>
             <w:top w:w="0" w:type="dxa"/>
             <w:left w:w="108" w:type="dxa"/>
@@ -635,7 +645,7 @@
           </w:tblCellMar>
         </w:tblPrEx>
         <w:trPr>
-          <w:trHeight w:val="635"/>
+          <w:trHeight w:val="635" w:hRule="atLeast"/>
           <w:jc w:val="center"/>
         </w:trPr>
         <w:tc>
@@ -685,7 +695,7 @@
             </w:r>
             <w:r>
               <w:rPr>
-                <w:rFonts w:asciiTheme="minorAscii" w:eastAsiaTheme="minorEastAsia" w:hAnsiTheme="minorAscii" w:hint="eastAsia"/>
+                <w:rFonts w:hint="eastAsia" w:asciiTheme="minorAscii" w:hAnsiTheme="minorAscii" w:eastAsiaTheme="minorEastAsia"/>
                 <w:spacing w:val="227"/>
                 <w:sz w:val="21"/>
                 <w:vertAlign w:val="baseline"/>
@@ -738,7 +748,7 @@
             </w:r>
             <w:r>
               <w:rPr>
-                <w:rFonts w:asciiTheme="minorAscii" w:eastAsiaTheme="minorEastAsia" w:hAnsiTheme="minorAscii" w:hint="eastAsia"/>
+                <w:rFonts w:hint="eastAsia" w:asciiTheme="minorAscii" w:hAnsiTheme="minorAscii" w:eastAsiaTheme="minorEastAsia"/>
                 <w:spacing w:val="227"/>
                 <w:sz w:val="21"/>
                 <w:vertAlign w:val="baseline"/>
@@ -797,14 +807,14 @@
         <w:ind w:left="3634"/>
         <w:textAlignment w:val="baseline"/>
         <w:rPr>
-          <w:rFonts w:ascii="宋体" w:eastAsia="宋体" w:hAnsi="宋体" w:cs="宋体"/>
+          <w:rFonts w:ascii="宋体" w:hAnsi="宋体" w:eastAsia="宋体" w:cs="宋体"/>
           <w:sz w:val="31"/>
           <w:szCs w:val="31"/>
         </w:rPr>
       </w:pPr>
       <w:r>
         <w:rPr>
-          <w:rFonts w:ascii="宋体" w:eastAsia="宋体" w:hAnsi="宋体" w:cs="宋体"/>
+          <w:rFonts w:ascii="宋体" w:hAnsi="宋体" w:eastAsia="宋体" w:cs="宋体"/>
           <w:b/>
           <w:bCs/>
           <w:spacing w:val="4"/>
@@ -816,16 +826,16 @@
     </w:p>
     <w:tbl>
       <w:tblPr>
-        <w:tblStyle w:val="TableNormal0"/>
+        <w:tblStyle w:val="26"/>
         <w:tblW w:w="8214" w:type="dxa"/>
         <w:jc w:val="center"/>
         <w:tblBorders>
-          <w:top w:val="single" w:sz="2" w:space="0" w:color="000000"/>
-          <w:left w:val="single" w:sz="2" w:space="0" w:color="000000"/>
-          <w:bottom w:val="single" w:sz="2" w:space="0" w:color="000000"/>
-          <w:right w:val="single" w:sz="2" w:space="0" w:color="000000"/>
-          <w:insideH w:val="single" w:sz="2" w:space="0" w:color="000000"/>
-          <w:insideV w:val="single" w:sz="2" w:space="0" w:color="000000"/>
+          <w:top w:val="single" w:color="000000" w:sz="2" w:space="0"/>
+          <w:left w:val="single" w:color="000000" w:sz="2" w:space="0"/>
+          <w:bottom w:val="single" w:color="000000" w:sz="2" w:space="0"/>
+          <w:right w:val="single" w:color="000000" w:sz="2" w:space="0"/>
+          <w:insideH w:val="single" w:color="000000" w:sz="2" w:space="0"/>
+          <w:insideV w:val="single" w:color="000000" w:sz="2" w:space="0"/>
         </w:tblBorders>
         <w:tblLayout w:type="fixed"/>
         <w:tblCellMar>
@@ -845,17 +855,14 @@
       </w:tblGrid>
       <w:tr>
         <w:tblPrEx>
-          <w:tblW w:w="8214" w:type="dxa"/>
-          <w:jc w:val="center"/>
           <w:tblBorders>
-            <w:top w:val="single" w:sz="2" w:space="0" w:color="000000"/>
-            <w:left w:val="single" w:sz="2" w:space="0" w:color="000000"/>
-            <w:bottom w:val="single" w:sz="2" w:space="0" w:color="000000"/>
-            <w:right w:val="single" w:sz="2" w:space="0" w:color="000000"/>
-            <w:insideH w:val="single" w:sz="2" w:space="0" w:color="000000"/>
-            <w:insideV w:val="single" w:sz="2" w:space="0" w:color="000000"/>
+            <w:top w:val="single" w:color="000000" w:sz="2" w:space="0"/>
+            <w:left w:val="single" w:color="000000" w:sz="2" w:space="0"/>
+            <w:bottom w:val="single" w:color="000000" w:sz="2" w:space="0"/>
+            <w:right w:val="single" w:color="000000" w:sz="2" w:space="0"/>
+            <w:insideH w:val="single" w:color="000000" w:sz="2" w:space="0"/>
+            <w:insideV w:val="single" w:color="000000" w:sz="2" w:space="0"/>
           </w:tblBorders>
-          <w:tblLayout w:type="fixed"/>
           <w:tblCellMar>
             <w:top w:w="0" w:type="dxa"/>
             <w:left w:w="0" w:type="dxa"/>
@@ -864,7 +871,7 @@
           </w:tblCellMar>
         </w:tblPrEx>
         <w:trPr>
-          <w:trHeight w:val="593"/>
+          <w:trHeight w:val="593" w:hRule="atLeast"/>
           <w:jc w:val="center"/>
         </w:trPr>
         <w:tc>
@@ -886,18 +893,18 @@
               <w:adjustRightInd w:val="0"/>
               <w:snapToGrid w:val="0"/>
               <w:spacing w:before="176" w:line="228" w:lineRule="auto"/>
-              <w:ind w:left="0" w:right="0" w:firstLine="0" w:leftChars="0" w:rightChars="0" w:firstLineChars="0"/>
+              <w:ind w:left="0" w:leftChars="0" w:right="0" w:rightChars="0" w:firstLine="0" w:firstLineChars="0"/>
               <w:jc w:val="center"/>
               <w:textAlignment w:val="baseline"/>
               <w:rPr>
-                <w:rFonts w:ascii="宋体" w:eastAsia="宋体" w:hAnsi="宋体" w:cs="宋体"/>
+                <w:rFonts w:ascii="宋体" w:hAnsi="宋体" w:eastAsia="宋体" w:cs="宋体"/>
                 <w:sz w:val="20"/>
                 <w:szCs w:val="20"/>
               </w:rPr>
             </w:pPr>
             <w:r>
               <w:rPr>
-                <w:rFonts w:ascii="宋体" w:hAnsi="宋体" w:cs="宋体" w:hint="eastAsia"/>
+                <w:rFonts w:hint="eastAsia" w:ascii="宋体" w:hAnsi="宋体" w:cs="宋体"/>
                 <w:spacing w:val="-14"/>
                 <w:sz w:val="20"/>
                 <w:szCs w:val="20"/>
@@ -907,7 +914,7 @@
             </w:r>
             <w:r>
               <w:rPr>
-                <w:rFonts w:ascii="宋体" w:eastAsia="宋体" w:hAnsi="宋体" w:cs="宋体"/>
+                <w:rFonts w:ascii="宋体" w:hAnsi="宋体" w:eastAsia="宋体" w:cs="宋体"/>
                 <w:spacing w:val="-14"/>
                 <w:sz w:val="20"/>
                 <w:szCs w:val="20"/>
@@ -935,18 +942,18 @@
               <w:adjustRightInd w:val="0"/>
               <w:snapToGrid w:val="0"/>
               <w:spacing w:before="175" w:line="227" w:lineRule="auto"/>
-              <w:ind w:left="0" w:right="0" w:firstLine="0" w:leftChars="0" w:rightChars="0" w:firstLineChars="0"/>
+              <w:ind w:left="0" w:leftChars="0" w:right="0" w:rightChars="0" w:firstLine="0" w:firstLineChars="0"/>
               <w:jc w:val="center"/>
               <w:textAlignment w:val="baseline"/>
               <w:rPr>
-                <w:rFonts w:ascii="宋体" w:eastAsia="宋体" w:hAnsi="宋体" w:cs="宋体"/>
+                <w:rFonts w:ascii="宋体" w:hAnsi="宋体" w:eastAsia="宋体" w:cs="宋体"/>
                 <w:sz w:val="20"/>
                 <w:szCs w:val="20"/>
               </w:rPr>
             </w:pPr>
             <w:r>
               <w:rPr>
-                <w:rFonts w:ascii="宋体" w:eastAsia="宋体" w:hAnsi="宋体" w:cs="宋体"/>
+                <w:rFonts w:ascii="宋体" w:hAnsi="宋体" w:eastAsia="宋体" w:cs="宋体"/>
                 <w:spacing w:val="4"/>
                 <w:sz w:val="20"/>
                 <w:szCs w:val="20"/>
@@ -974,18 +981,18 @@
               <w:adjustRightInd w:val="0"/>
               <w:snapToGrid w:val="0"/>
               <w:spacing w:before="175" w:line="228" w:lineRule="auto"/>
-              <w:ind w:left="0" w:right="0" w:firstLine="0" w:leftChars="0" w:rightChars="0" w:firstLineChars="0"/>
+              <w:ind w:left="0" w:leftChars="0" w:right="0" w:rightChars="0" w:firstLine="0" w:firstLineChars="0"/>
               <w:jc w:val="center"/>
               <w:textAlignment w:val="baseline"/>
               <w:rPr>
-                <w:rFonts w:ascii="宋体" w:eastAsia="宋体" w:hAnsi="宋体" w:cs="宋体"/>
+                <w:rFonts w:ascii="宋体" w:hAnsi="宋体" w:eastAsia="宋体" w:cs="宋体"/>
                 <w:sz w:val="20"/>
                 <w:szCs w:val="20"/>
               </w:rPr>
             </w:pPr>
             <w:r>
               <w:rPr>
-                <w:rFonts w:ascii="宋体" w:eastAsia="宋体" w:hAnsi="宋体" w:cs="宋体"/>
+                <w:rFonts w:ascii="宋体" w:hAnsi="宋体" w:eastAsia="宋体" w:cs="宋体"/>
                 <w:spacing w:val="7"/>
                 <w:sz w:val="20"/>
                 <w:szCs w:val="20"/>
@@ -1013,11 +1020,11 @@
               <w:adjustRightInd w:val="0"/>
               <w:snapToGrid w:val="0"/>
               <w:spacing w:before="175" w:line="228" w:lineRule="auto"/>
-              <w:ind w:left="0" w:right="0" w:firstLine="0" w:leftChars="0" w:rightChars="0" w:firstLineChars="0"/>
+              <w:ind w:left="0" w:leftChars="0" w:right="0" w:rightChars="0" w:firstLine="0" w:firstLineChars="0"/>
               <w:jc w:val="center"/>
               <w:textAlignment w:val="baseline"/>
               <w:rPr>
-                <w:rFonts w:ascii="宋体" w:eastAsia="宋体" w:hAnsi="宋体" w:cs="宋体" w:hint="eastAsia"/>
+                <w:rFonts w:hint="eastAsia" w:ascii="宋体" w:hAnsi="宋体" w:eastAsia="宋体" w:cs="宋体"/>
                 <w:spacing w:val="7"/>
                 <w:sz w:val="20"/>
                 <w:szCs w:val="20"/>
@@ -1026,7 +1033,7 @@
             </w:pPr>
             <w:r>
               <w:rPr>
-                <w:rFonts w:ascii="宋体" w:hAnsi="宋体" w:cs="宋体" w:hint="eastAsia"/>
+                <w:rFonts w:hint="eastAsia" w:ascii="宋体" w:hAnsi="宋体" w:cs="宋体"/>
                 <w:spacing w:val="7"/>
                 <w:sz w:val="20"/>
                 <w:szCs w:val="20"/>
@@ -1055,11 +1062,11 @@
               <w:adjustRightInd w:val="0"/>
               <w:snapToGrid w:val="0"/>
               <w:spacing w:before="175" w:line="228" w:lineRule="auto"/>
-              <w:ind w:left="0" w:right="0" w:firstLine="0" w:leftChars="0" w:rightChars="0" w:firstLineChars="0"/>
+              <w:ind w:left="0" w:leftChars="0" w:right="0" w:rightChars="0" w:firstLine="0" w:firstLineChars="0"/>
               <w:jc w:val="center"/>
               <w:textAlignment w:val="baseline"/>
               <w:rPr>
-                <w:rFonts w:ascii="宋体" w:hAnsi="宋体" w:cs="宋体" w:hint="default"/>
+                <w:rFonts w:hint="default" w:ascii="宋体" w:hAnsi="宋体" w:cs="宋体"/>
                 <w:spacing w:val="7"/>
                 <w:sz w:val="20"/>
                 <w:szCs w:val="20"/>
@@ -1068,7 +1075,7 @@
             </w:pPr>
             <w:r>
               <w:rPr>
-                <w:rFonts w:ascii="宋体" w:hAnsi="宋体" w:cs="宋体" w:hint="eastAsia"/>
+                <w:rFonts w:hint="eastAsia" w:ascii="宋体" w:hAnsi="宋体" w:cs="宋体"/>
                 <w:spacing w:val="7"/>
                 <w:sz w:val="20"/>
                 <w:szCs w:val="20"/>
@@ -1097,18 +1104,18 @@
               <w:adjustRightInd w:val="0"/>
               <w:snapToGrid w:val="0"/>
               <w:spacing w:before="176" w:line="229" w:lineRule="auto"/>
-              <w:ind w:left="0" w:right="0" w:firstLine="0" w:leftChars="0" w:rightChars="0" w:firstLineChars="0"/>
+              <w:ind w:left="0" w:leftChars="0" w:right="0" w:rightChars="0" w:firstLine="0" w:firstLineChars="0"/>
               <w:jc w:val="center"/>
               <w:textAlignment w:val="baseline"/>
               <w:rPr>
-                <w:rFonts w:ascii="宋体" w:eastAsia="宋体" w:hAnsi="宋体" w:cs="宋体"/>
+                <w:rFonts w:ascii="宋体" w:hAnsi="宋体" w:eastAsia="宋体" w:cs="宋体"/>
                 <w:sz w:val="20"/>
                 <w:szCs w:val="20"/>
               </w:rPr>
             </w:pPr>
             <w:r>
               <w:rPr>
-                <w:rFonts w:ascii="宋体" w:eastAsia="宋体" w:hAnsi="宋体" w:cs="宋体"/>
+                <w:rFonts w:ascii="宋体" w:hAnsi="宋体" w:eastAsia="宋体" w:cs="宋体"/>
                 <w:spacing w:val="7"/>
                 <w:sz w:val="20"/>
                 <w:szCs w:val="20"/>
@@ -1120,9 +1127,14 @@
       </w:tr>
       <w:tr>
         <w:tblPrEx>
-          <w:tblW w:w="8214" w:type="dxa"/>
-          <w:jc w:val="center"/>
-          <w:tblLayout w:type="fixed"/>
+          <w:tblBorders>
+            <w:top w:val="single" w:color="000000" w:sz="2" w:space="0"/>
+            <w:left w:val="single" w:color="000000" w:sz="2" w:space="0"/>
+            <w:bottom w:val="single" w:color="000000" w:sz="2" w:space="0"/>
+            <w:right w:val="single" w:color="000000" w:sz="2" w:space="0"/>
+            <w:insideH w:val="single" w:color="000000" w:sz="2" w:space="0"/>
+            <w:insideV w:val="single" w:color="000000" w:sz="2" w:space="0"/>
+          </w:tblBorders>
           <w:tblCellMar>
             <w:top w:w="0" w:type="dxa"/>
             <w:left w:w="0" w:type="dxa"/>
@@ -1131,7 +1143,7 @@
           </w:tblCellMar>
         </w:tblPrEx>
         <w:trPr>
-          <w:trHeight w:val="516"/>
+          <w:trHeight w:val="516" w:hRule="atLeast"/>
           <w:jc w:val="center"/>
         </w:trPr>
         <w:tc>
@@ -1153,11 +1165,11 @@
               <w:adjustRightInd w:val="0"/>
               <w:snapToGrid w:val="0"/>
               <w:spacing w:before="173" w:line="267" w:lineRule="exact"/>
-              <w:ind w:left="0" w:right="0" w:firstLine="0" w:leftChars="0" w:rightChars="0" w:firstLineChars="0"/>
+              <w:ind w:left="0" w:leftChars="0" w:right="0" w:rightChars="0" w:firstLine="0" w:firstLineChars="0"/>
               <w:jc w:val="center"/>
               <w:textAlignment w:val="baseline"/>
               <w:rPr>
-                <w:rFonts w:ascii="宋体" w:eastAsia="宋体" w:hAnsi="宋体" w:cs="宋体" w:hint="default"/>
+                <w:rFonts w:hint="default" w:ascii="宋体" w:hAnsi="宋体" w:eastAsia="宋体" w:cs="宋体"/>
                 <w:sz w:val="20"/>
                 <w:szCs w:val="20"/>
                 <w:lang w:val="en-US"/>
@@ -1165,13 +1177,24 @@
             </w:pPr>
             <w:r>
               <w:rPr>
-                <w:rFonts w:ascii="宋体" w:eastAsia="宋体" w:hAnsi="宋体" w:cs="宋体"/>
+                <w:rFonts w:ascii="宋体" w:hAnsi="宋体" w:eastAsia="宋体" w:cs="宋体"/>
                 <w:spacing w:val="3"/>
                 <w:position w:val="1"/>
                 <w:sz w:val="20"/>
                 <w:szCs w:val="20"/>
               </w:rPr>
-              <w:t>2022.6.20</w:t>
+              <w:t>2025.1.</w:t>
+            </w:r>
+            <w:r>
+              <w:rPr>
+                <w:rFonts w:hint="eastAsia" w:ascii="宋体" w:hAnsi="宋体" w:cs="宋体"/>
+                <w:spacing w:val="3"/>
+                <w:position w:val="1"/>
+                <w:sz w:val="20"/>
+                <w:szCs w:val="20"/>
+                <w:lang w:val="en-US" w:eastAsia="zh-CN"/>
+              </w:rPr>
+              <w:t>10</w:t>
             </w:r>
           </w:p>
         </w:tc>
@@ -1194,18 +1217,18 @@
               <w:adjustRightInd w:val="0"/>
               <w:snapToGrid w:val="0"/>
               <w:spacing w:before="173" w:line="267" w:lineRule="exact"/>
-              <w:ind w:left="0" w:right="0" w:firstLine="0" w:leftChars="0" w:rightChars="0" w:firstLineChars="0"/>
+              <w:ind w:left="0" w:leftChars="0" w:right="0" w:rightChars="0" w:firstLine="0" w:firstLineChars="0"/>
               <w:jc w:val="center"/>
               <w:textAlignment w:val="baseline"/>
               <w:rPr>
-                <w:rFonts w:ascii="宋体" w:eastAsia="宋体" w:hAnsi="宋体" w:cs="宋体"/>
+                <w:rFonts w:ascii="宋体" w:hAnsi="宋体" w:eastAsia="宋体" w:cs="宋体"/>
                 <w:sz w:val="20"/>
                 <w:szCs w:val="20"/>
               </w:rPr>
             </w:pPr>
             <w:r>
               <w:rPr>
-                <w:rFonts w:ascii="宋体" w:eastAsia="宋体" w:hAnsi="宋体" w:cs="宋体"/>
+                <w:rFonts w:ascii="宋体" w:hAnsi="宋体" w:eastAsia="宋体" w:cs="宋体"/>
                 <w:spacing w:val="4"/>
                 <w:position w:val="1"/>
                 <w:sz w:val="20"/>
@@ -1234,18 +1257,18 @@
               <w:adjustRightInd w:val="0"/>
               <w:snapToGrid w:val="0"/>
               <w:spacing w:before="172" w:line="228" w:lineRule="auto"/>
-              <w:ind w:left="0" w:right="0" w:firstLine="0" w:leftChars="0" w:rightChars="0" w:firstLineChars="0"/>
+              <w:ind w:left="0" w:leftChars="0" w:right="0" w:rightChars="0" w:firstLine="0" w:firstLineChars="0"/>
               <w:jc w:val="center"/>
               <w:textAlignment w:val="baseline"/>
               <w:rPr>
-                <w:rFonts w:ascii="宋体" w:eastAsia="宋体" w:hAnsi="宋体" w:cs="宋体"/>
+                <w:rFonts w:ascii="宋体" w:hAnsi="宋体" w:eastAsia="宋体" w:cs="宋体"/>
                 <w:sz w:val="20"/>
                 <w:szCs w:val="20"/>
               </w:rPr>
             </w:pPr>
             <w:r>
               <w:rPr>
-                <w:rFonts w:ascii="宋体" w:eastAsia="宋体" w:hAnsi="宋体" w:cs="宋体"/>
+                <w:rFonts w:ascii="宋体" w:hAnsi="宋体" w:eastAsia="宋体" w:cs="宋体"/>
                 <w:spacing w:val="200"/>
                 <w:kern w:val="0"/>
                 <w:sz w:val="20"/>
@@ -1255,7 +1278,7 @@
             </w:r>
             <w:r>
               <w:rPr>
-                <w:rFonts w:ascii="宋体" w:eastAsia="宋体" w:hAnsi="宋体" w:cs="宋体"/>
+                <w:rFonts w:ascii="宋体" w:hAnsi="宋体" w:eastAsia="宋体" w:cs="宋体"/>
                 <w:spacing w:val="0"/>
                 <w:kern w:val="0"/>
                 <w:sz w:val="20"/>
@@ -1284,11 +1307,11 @@
               <w:adjustRightInd w:val="0"/>
               <w:snapToGrid w:val="0"/>
               <w:spacing w:before="172" w:line="228" w:lineRule="auto"/>
-              <w:ind w:left="0" w:right="0" w:firstLine="0" w:leftChars="0" w:rightChars="0" w:firstLineChars="0"/>
+              <w:ind w:left="0" w:leftChars="0" w:right="0" w:rightChars="0" w:firstLine="0" w:firstLineChars="0"/>
               <w:jc w:val="center"/>
               <w:textAlignment w:val="baseline"/>
               <w:rPr>
-                <w:rFonts w:ascii="宋体" w:eastAsia="宋体" w:hAnsi="宋体" w:cs="宋体"/>
+                <w:rFonts w:ascii="宋体" w:hAnsi="宋体" w:eastAsia="宋体" w:cs="宋体"/>
                 <w:spacing w:val="200"/>
                 <w:kern w:val="0"/>
                 <w:sz w:val="20"/>
@@ -1297,7 +1320,7 @@
             </w:pPr>
             <w:r>
               <w:rPr>
-                <w:rFonts w:ascii="宋体" w:eastAsia="宋体" w:hAnsi="宋体" w:cs="宋体" w:hint="eastAsia"/>
+                <w:rFonts w:hint="eastAsia" w:ascii="宋体" w:hAnsi="宋体" w:cs="宋体"/>
                 <w:spacing w:val="200"/>
                 <w:kern w:val="0"/>
                 <w:sz w:val="20"/>
@@ -1306,6 +1329,8 @@
               </w:rPr>
               <w:t>平湾</w:t>
             </w:r>
+            <w:bookmarkStart w:id="11" w:name="_GoBack"/>
+            <w:bookmarkEnd w:id="11"/>
           </w:p>
         </w:tc>
         <w:tc>
@@ -1327,11 +1352,11 @@
               <w:adjustRightInd w:val="0"/>
               <w:snapToGrid w:val="0"/>
               <w:spacing w:before="173" w:line="229" w:lineRule="auto"/>
-              <w:ind w:left="0" w:right="0" w:firstLine="0" w:leftChars="0" w:rightChars="0" w:firstLineChars="0"/>
+              <w:ind w:left="0" w:leftChars="0" w:right="0" w:rightChars="0" w:firstLine="0" w:firstLineChars="0"/>
               <w:jc w:val="center"/>
               <w:textAlignment w:val="baseline"/>
               <w:rPr>
-                <w:rFonts w:ascii="宋体" w:eastAsia="宋体" w:hAnsi="宋体" w:cs="宋体"/>
+                <w:rFonts w:ascii="宋体" w:hAnsi="宋体" w:eastAsia="宋体" w:cs="宋体"/>
                 <w:spacing w:val="200"/>
                 <w:kern w:val="0"/>
                 <w:sz w:val="20"/>
@@ -1340,7 +1365,7 @@
             </w:pPr>
             <w:r>
               <w:rPr>
-                <w:rFonts w:asciiTheme="minorAscii" w:eastAsiaTheme="minorEastAsia" w:hAnsiTheme="minorAscii" w:hint="eastAsia"/>
+                <w:rFonts w:hint="eastAsia" w:asciiTheme="minorAscii" w:hAnsiTheme="minorAscii" w:eastAsiaTheme="minorEastAsia"/>
                 <w:spacing w:val="0"/>
                 <w:kern w:val="0"/>
                 <w:sz w:val="21"/>
@@ -1370,18 +1395,18 @@
               <w:adjustRightInd w:val="0"/>
               <w:snapToGrid w:val="0"/>
               <w:spacing w:before="173" w:line="229" w:lineRule="auto"/>
-              <w:ind w:left="0" w:right="0" w:firstLine="0" w:leftChars="0" w:rightChars="0" w:firstLineChars="0"/>
+              <w:ind w:left="0" w:leftChars="0" w:right="0" w:rightChars="0" w:firstLine="0" w:firstLineChars="0"/>
               <w:jc w:val="center"/>
               <w:textAlignment w:val="baseline"/>
               <w:rPr>
-                <w:rFonts w:ascii="宋体" w:eastAsia="宋体" w:hAnsi="宋体" w:cs="宋体"/>
+                <w:rFonts w:ascii="宋体" w:hAnsi="宋体" w:eastAsia="宋体" w:cs="宋体"/>
                 <w:sz w:val="20"/>
                 <w:szCs w:val="20"/>
               </w:rPr>
             </w:pPr>
             <w:r>
               <w:rPr>
-                <w:rFonts w:asciiTheme="minorAscii" w:eastAsiaTheme="minorEastAsia" w:hAnsiTheme="minorAscii" w:hint="eastAsia"/>
+                <w:rFonts w:hint="eastAsia" w:asciiTheme="minorAscii" w:hAnsiTheme="minorAscii" w:eastAsiaTheme="minorEastAsia"/>
                 <w:spacing w:val="0"/>
                 <w:kern w:val="0"/>
                 <w:sz w:val="21"/>
@@ -1395,9 +1420,14 @@
       </w:tr>
       <w:tr>
         <w:tblPrEx>
-          <w:tblW w:w="8214" w:type="dxa"/>
-          <w:jc w:val="center"/>
-          <w:tblLayout w:type="fixed"/>
+          <w:tblBorders>
+            <w:top w:val="single" w:color="000000" w:sz="2" w:space="0"/>
+            <w:left w:val="single" w:color="000000" w:sz="2" w:space="0"/>
+            <w:bottom w:val="single" w:color="000000" w:sz="2" w:space="0"/>
+            <w:right w:val="single" w:color="000000" w:sz="2" w:space="0"/>
+            <w:insideH w:val="single" w:color="000000" w:sz="2" w:space="0"/>
+            <w:insideV w:val="single" w:color="000000" w:sz="2" w:space="0"/>
+          </w:tblBorders>
           <w:tblCellMar>
             <w:top w:w="0" w:type="dxa"/>
             <w:left w:w="0" w:type="dxa"/>
@@ -1406,7 +1436,7 @@
           </w:tblCellMar>
         </w:tblPrEx>
         <w:trPr>
-          <w:trHeight w:val="556"/>
+          <w:trHeight w:val="516" w:hRule="atLeast"/>
           <w:jc w:val="center"/>
         </w:trPr>
         <w:tc>
@@ -1428,31 +1458,16 @@
               <w:adjustRightInd w:val="0"/>
               <w:snapToGrid w:val="0"/>
               <w:spacing w:before="173" w:line="267" w:lineRule="exact"/>
-              <w:ind w:left="0" w:right="0" w:firstLine="0" w:leftChars="0" w:rightChars="0" w:firstLineChars="0"/>
+              <w:ind w:left="0" w:leftChars="0" w:right="0" w:rightChars="0" w:firstLine="0" w:firstLineChars="0"/>
               <w:jc w:val="center"/>
               <w:textAlignment w:val="baseline"/>
-            </w:pPr>
-            <w:r>
-              <w:rPr>
-                <w:rFonts w:ascii="宋体" w:eastAsia="宋体" w:hAnsi="宋体" w:cs="宋体"/>
-                <w:spacing w:val="3"/>
-                <w:position w:val="1"/>
+              <w:rPr>
+                <w:rFonts w:hint="default" w:ascii="宋体" w:hAnsi="宋体" w:eastAsia="宋体" w:cs="宋体"/>
                 <w:sz w:val="20"/>
                 <w:szCs w:val="20"/>
-              </w:rPr>
-              <w:t>2025.1.</w:t>
-            </w:r>
-            <w:r>
-              <w:rPr>
-                <w:rFonts w:ascii="宋体" w:hAnsi="宋体" w:cs="宋体" w:hint="eastAsia"/>
-                <w:spacing w:val="3"/>
-                <w:position w:val="1"/>
-                <w:sz w:val="20"/>
-                <w:szCs w:val="20"/>
-                <w:lang w:val="en-US" w:eastAsia="zh-CN"/>
-              </w:rPr>
-              <w:t>10</w:t>
-            </w:r>
+                <w:lang w:val="en-US"/>
+              </w:rPr>
+            </w:pPr>
           </w:p>
         </w:tc>
         <w:tc>
@@ -1474,20 +1489,15 @@
               <w:adjustRightInd w:val="0"/>
               <w:snapToGrid w:val="0"/>
               <w:spacing w:before="173" w:line="267" w:lineRule="exact"/>
-              <w:ind w:left="0" w:right="0" w:firstLine="0" w:leftChars="0" w:rightChars="0" w:firstLineChars="0"/>
+              <w:ind w:left="0" w:leftChars="0" w:right="0" w:rightChars="0" w:firstLine="0" w:firstLineChars="0"/>
               <w:jc w:val="center"/>
               <w:textAlignment w:val="baseline"/>
-            </w:pPr>
-            <w:r>
-              <w:rPr>
-                <w:rFonts w:ascii="宋体" w:eastAsia="宋体" w:hAnsi="宋体" w:cs="宋体"/>
-                <w:spacing w:val="4"/>
-                <w:position w:val="1"/>
+              <w:rPr>
+                <w:rFonts w:ascii="宋体" w:hAnsi="宋体" w:eastAsia="宋体" w:cs="宋体"/>
                 <w:sz w:val="20"/>
                 <w:szCs w:val="20"/>
               </w:rPr>
-              <w:t>V1.0</w:t>
-            </w:r>
+            </w:pPr>
           </w:p>
         </w:tc>
         <w:tc>
@@ -1509,26 +1519,15 @@
               <w:adjustRightInd w:val="0"/>
               <w:snapToGrid w:val="0"/>
               <w:spacing w:before="172" w:line="228" w:lineRule="auto"/>
-              <w:ind w:left="0" w:right="0" w:firstLine="0" w:leftChars="0" w:rightChars="0" w:firstLineChars="0"/>
+              <w:ind w:left="0" w:leftChars="0" w:right="0" w:rightChars="0" w:firstLine="0" w:firstLineChars="0"/>
               <w:jc w:val="center"/>
               <w:textAlignment w:val="baseline"/>
               <w:rPr>
-                <w:rFonts w:hint="default"/>
-                <w:lang w:val="en-US"/>
-              </w:rPr>
-            </w:pPr>
-            <w:r>
-              <w:rPr>
-                <w:rFonts w:ascii="宋体" w:hAnsi="宋体" w:cs="宋体" w:hint="eastAsia"/>
-                <w:snapToGrid w:val="0"/>
-                <w:color w:val="000000"/>
-                <w:kern w:val="0"/>
+                <w:rFonts w:ascii="宋体" w:hAnsi="宋体" w:eastAsia="宋体" w:cs="宋体"/>
                 <w:sz w:val="20"/>
                 <w:szCs w:val="20"/>
-                <w:lang w:val="en-US" w:eastAsia="zh-CN" w:bidi="ar-SA"/>
-              </w:rPr>
-              <w:t>完善培训评估</w:t>
-            </w:r>
+              </w:rPr>
+            </w:pPr>
           </w:p>
         </w:tc>
         <w:tc>
@@ -1550,21 +1549,17 @@
               <w:adjustRightInd w:val="0"/>
               <w:snapToGrid w:val="0"/>
               <w:spacing w:before="172" w:line="228" w:lineRule="auto"/>
-              <w:ind w:left="0" w:right="0" w:firstLine="0" w:leftChars="0" w:rightChars="0" w:firstLineChars="0"/>
+              <w:ind w:left="0" w:leftChars="0" w:right="0" w:rightChars="0" w:firstLine="0" w:firstLineChars="0"/>
               <w:jc w:val="center"/>
               <w:textAlignment w:val="baseline"/>
-            </w:pPr>
-            <w:r>
-              <w:rPr>
-                <w:rFonts w:ascii="宋体" w:eastAsia="宋体" w:hAnsi="宋体" w:cs="宋体" w:hint="eastAsia"/>
+              <w:rPr>
+                <w:rFonts w:ascii="宋体" w:hAnsi="宋体" w:eastAsia="宋体" w:cs="宋体"/>
                 <w:spacing w:val="200"/>
                 <w:kern w:val="0"/>
                 <w:sz w:val="20"/>
                 <w:szCs w:val="20"/>
-                <w:lang w:val="en-US" w:eastAsia="zh-CN"/>
-              </w:rPr>
-              <w:t>平湾</w:t>
-            </w:r>
+              </w:rPr>
+            </w:pPr>
           </w:p>
         </w:tc>
         <w:tc>
@@ -1586,21 +1581,17 @@
               <w:adjustRightInd w:val="0"/>
               <w:snapToGrid w:val="0"/>
               <w:spacing w:before="173" w:line="229" w:lineRule="auto"/>
-              <w:ind w:left="0" w:right="0" w:firstLine="0" w:leftChars="0" w:rightChars="0" w:firstLineChars="0"/>
+              <w:ind w:left="0" w:leftChars="0" w:right="0" w:rightChars="0" w:firstLine="0" w:firstLineChars="0"/>
               <w:jc w:val="center"/>
               <w:textAlignment w:val="baseline"/>
-            </w:pPr>
-            <w:r>
-              <w:rPr>
-                <w:rFonts w:asciiTheme="minorAscii" w:eastAsiaTheme="minorEastAsia" w:hAnsiTheme="minorAscii" w:hint="eastAsia"/>
-                <w:spacing w:val="0"/>
+              <w:rPr>
+                <w:rFonts w:ascii="宋体" w:hAnsi="宋体" w:eastAsia="宋体" w:cs="宋体"/>
+                <w:spacing w:val="200"/>
                 <w:kern w:val="0"/>
-                <w:sz w:val="21"/>
-                <w:vertAlign w:val="baseline"/>
-                <w:lang w:val="en-US" w:eastAsia="zh-CN"/>
-              </w:rPr>
-              <w:t>茅建根</w:t>
-            </w:r>
+                <w:sz w:val="20"/>
+                <w:szCs w:val="20"/>
+              </w:rPr>
+            </w:pPr>
           </w:p>
         </w:tc>
         <w:tc>
@@ -1622,29 +1613,28 @@
               <w:adjustRightInd w:val="0"/>
               <w:snapToGrid w:val="0"/>
               <w:spacing w:before="173" w:line="229" w:lineRule="auto"/>
-              <w:ind w:left="0" w:right="0" w:firstLine="0" w:leftChars="0" w:rightChars="0" w:firstLineChars="0"/>
+              <w:ind w:left="0" w:leftChars="0" w:right="0" w:rightChars="0" w:firstLine="0" w:firstLineChars="0"/>
               <w:jc w:val="center"/>
               <w:textAlignment w:val="baseline"/>
-            </w:pPr>
-            <w:r>
-              <w:rPr>
-                <w:rFonts w:asciiTheme="minorAscii" w:eastAsiaTheme="minorEastAsia" w:hAnsiTheme="minorAscii" w:hint="eastAsia"/>
-                <w:spacing w:val="0"/>
-                <w:kern w:val="0"/>
-                <w:sz w:val="21"/>
-                <w:vertAlign w:val="baseline"/>
-                <w:lang w:val="en-US" w:eastAsia="zh-CN"/>
-              </w:rPr>
-              <w:t>吴亚红</w:t>
-            </w:r>
+              <w:rPr>
+                <w:rFonts w:ascii="宋体" w:hAnsi="宋体" w:eastAsia="宋体" w:cs="宋体"/>
+                <w:sz w:val="20"/>
+                <w:szCs w:val="20"/>
+              </w:rPr>
+            </w:pPr>
           </w:p>
         </w:tc>
       </w:tr>
       <w:tr>
         <w:tblPrEx>
-          <w:tblW w:w="8214" w:type="dxa"/>
-          <w:jc w:val="center"/>
-          <w:tblLayout w:type="fixed"/>
+          <w:tblBorders>
+            <w:top w:val="single" w:color="000000" w:sz="2" w:space="0"/>
+            <w:left w:val="single" w:color="000000" w:sz="2" w:space="0"/>
+            <w:bottom w:val="single" w:color="000000" w:sz="2" w:space="0"/>
+            <w:right w:val="single" w:color="000000" w:sz="2" w:space="0"/>
+            <w:insideH w:val="single" w:color="000000" w:sz="2" w:space="0"/>
+            <w:insideV w:val="single" w:color="000000" w:sz="2" w:space="0"/>
+          </w:tblBorders>
           <w:tblCellMar>
             <w:top w:w="0" w:type="dxa"/>
             <w:left w:w="0" w:type="dxa"/>
@@ -1653,7 +1643,7 @@
           </w:tblCellMar>
         </w:tblPrEx>
         <w:trPr>
-          <w:trHeight w:val="556"/>
+          <w:trHeight w:val="556" w:hRule="atLeast"/>
           <w:jc w:val="center"/>
         </w:trPr>
         <w:tc>
@@ -1662,7 +1652,6 @@
           </w:tcPr>
           <w:p>
             <w:pPr>
-              <w:pStyle w:val="TableText"/>
               <w:keepNext w:val="0"/>
               <w:keepLines w:val="0"/>
               <w:pageBreakBefore w:val="0"/>
@@ -1675,7 +1664,8 @@
               <w:bidi w:val="0"/>
               <w:adjustRightInd w:val="0"/>
               <w:snapToGrid w:val="0"/>
-              <w:ind w:left="0" w:right="0" w:firstLine="0" w:leftChars="0" w:rightChars="0" w:firstLineChars="0"/>
+              <w:spacing w:before="173" w:line="267" w:lineRule="exact"/>
+              <w:ind w:left="0" w:leftChars="0" w:right="0" w:rightChars="0" w:firstLine="0" w:firstLineChars="0"/>
               <w:jc w:val="center"/>
               <w:textAlignment w:val="baseline"/>
             </w:pPr>
@@ -1687,7 +1677,6 @@
           </w:tcPr>
           <w:p>
             <w:pPr>
-              <w:pStyle w:val="TableText"/>
               <w:keepNext w:val="0"/>
               <w:keepLines w:val="0"/>
               <w:pageBreakBefore w:val="0"/>
@@ -1700,7 +1689,8 @@
               <w:bidi w:val="0"/>
               <w:adjustRightInd w:val="0"/>
               <w:snapToGrid w:val="0"/>
-              <w:ind w:left="0" w:right="0" w:firstLine="0" w:leftChars="0" w:rightChars="0" w:firstLineChars="0"/>
+              <w:spacing w:before="173" w:line="267" w:lineRule="exact"/>
+              <w:ind w:left="0" w:leftChars="0" w:right="0" w:rightChars="0" w:firstLine="0" w:firstLineChars="0"/>
               <w:jc w:val="center"/>
               <w:textAlignment w:val="baseline"/>
             </w:pPr>
@@ -1712,7 +1702,6 @@
           </w:tcPr>
           <w:p>
             <w:pPr>
-              <w:pStyle w:val="TableText"/>
               <w:keepNext w:val="0"/>
               <w:keepLines w:val="0"/>
               <w:pageBreakBefore w:val="0"/>
@@ -1725,9 +1714,14 @@
               <w:bidi w:val="0"/>
               <w:adjustRightInd w:val="0"/>
               <w:snapToGrid w:val="0"/>
-              <w:ind w:left="0" w:right="0" w:firstLine="0" w:leftChars="0" w:rightChars="0" w:firstLineChars="0"/>
+              <w:spacing w:before="172" w:line="228" w:lineRule="auto"/>
+              <w:ind w:left="0" w:leftChars="0" w:right="0" w:rightChars="0" w:firstLine="0" w:firstLineChars="0"/>
               <w:jc w:val="center"/>
               <w:textAlignment w:val="baseline"/>
+              <w:rPr>
+                <w:rFonts w:hint="default"/>
+                <w:lang w:val="en-US"/>
+              </w:rPr>
             </w:pPr>
           </w:p>
         </w:tc>
@@ -1737,7 +1731,6 @@
           </w:tcPr>
           <w:p>
             <w:pPr>
-              <w:pStyle w:val="TableText"/>
               <w:keepNext w:val="0"/>
               <w:keepLines w:val="0"/>
               <w:pageBreakBefore w:val="0"/>
@@ -1750,7 +1743,8 @@
               <w:bidi w:val="0"/>
               <w:adjustRightInd w:val="0"/>
               <w:snapToGrid w:val="0"/>
-              <w:ind w:left="0" w:right="0" w:firstLine="0" w:leftChars="0" w:rightChars="0" w:firstLineChars="0"/>
+              <w:spacing w:before="172" w:line="228" w:lineRule="auto"/>
+              <w:ind w:left="0" w:leftChars="0" w:right="0" w:rightChars="0" w:firstLine="0" w:firstLineChars="0"/>
               <w:jc w:val="center"/>
               <w:textAlignment w:val="baseline"/>
             </w:pPr>
@@ -1762,7 +1756,6 @@
           </w:tcPr>
           <w:p>
             <w:pPr>
-              <w:pStyle w:val="TableText"/>
               <w:keepNext w:val="0"/>
               <w:keepLines w:val="0"/>
               <w:pageBreakBefore w:val="0"/>
@@ -1775,7 +1768,8 @@
               <w:bidi w:val="0"/>
               <w:adjustRightInd w:val="0"/>
               <w:snapToGrid w:val="0"/>
-              <w:ind w:left="0" w:right="0" w:firstLine="0" w:leftChars="0" w:rightChars="0" w:firstLineChars="0"/>
+              <w:spacing w:before="173" w:line="229" w:lineRule="auto"/>
+              <w:ind w:left="0" w:leftChars="0" w:right="0" w:rightChars="0" w:firstLine="0" w:firstLineChars="0"/>
               <w:jc w:val="center"/>
               <w:textAlignment w:val="baseline"/>
             </w:pPr>
@@ -1787,7 +1781,6 @@
           </w:tcPr>
           <w:p>
             <w:pPr>
-              <w:pStyle w:val="TableText"/>
               <w:keepNext w:val="0"/>
               <w:keepLines w:val="0"/>
               <w:pageBreakBefore w:val="0"/>
@@ -1800,7 +1793,8 @@
               <w:bidi w:val="0"/>
               <w:adjustRightInd w:val="0"/>
               <w:snapToGrid w:val="0"/>
-              <w:ind w:left="0" w:right="0" w:firstLine="0" w:leftChars="0" w:rightChars="0" w:firstLineChars="0"/>
+              <w:spacing w:before="173" w:line="229" w:lineRule="auto"/>
+              <w:ind w:left="0" w:leftChars="0" w:right="0" w:rightChars="0" w:firstLine="0" w:firstLineChars="0"/>
               <w:jc w:val="center"/>
               <w:textAlignment w:val="baseline"/>
             </w:pPr>
@@ -1809,9 +1803,14 @@
       </w:tr>
       <w:tr>
         <w:tblPrEx>
-          <w:tblW w:w="8214" w:type="dxa"/>
-          <w:jc w:val="center"/>
-          <w:tblLayout w:type="fixed"/>
+          <w:tblBorders>
+            <w:top w:val="single" w:color="000000" w:sz="2" w:space="0"/>
+            <w:left w:val="single" w:color="000000" w:sz="2" w:space="0"/>
+            <w:bottom w:val="single" w:color="000000" w:sz="2" w:space="0"/>
+            <w:right w:val="single" w:color="000000" w:sz="2" w:space="0"/>
+            <w:insideH w:val="single" w:color="000000" w:sz="2" w:space="0"/>
+            <w:insideV w:val="single" w:color="000000" w:sz="2" w:space="0"/>
+          </w:tblBorders>
           <w:tblCellMar>
             <w:top w:w="0" w:type="dxa"/>
             <w:left w:w="0" w:type="dxa"/>
@@ -1820,7 +1819,7 @@
           </w:tblCellMar>
         </w:tblPrEx>
         <w:trPr>
-          <w:trHeight w:val="557"/>
+          <w:trHeight w:val="556" w:hRule="atLeast"/>
           <w:jc w:val="center"/>
         </w:trPr>
         <w:tc>
@@ -1829,7 +1828,7 @@
           </w:tcPr>
           <w:p>
             <w:pPr>
-              <w:pStyle w:val="TableText"/>
+              <w:pStyle w:val="27"/>
               <w:keepNext w:val="0"/>
               <w:keepLines w:val="0"/>
               <w:pageBreakBefore w:val="0"/>
@@ -1842,7 +1841,7 @@
               <w:bidi w:val="0"/>
               <w:adjustRightInd w:val="0"/>
               <w:snapToGrid w:val="0"/>
-              <w:ind w:left="0" w:right="0" w:firstLine="0" w:leftChars="0" w:rightChars="0" w:firstLineChars="0"/>
+              <w:ind w:left="0" w:leftChars="0" w:right="0" w:rightChars="0" w:firstLine="0" w:firstLineChars="0"/>
               <w:jc w:val="center"/>
               <w:textAlignment w:val="baseline"/>
             </w:pPr>
@@ -1854,7 +1853,7 @@
           </w:tcPr>
           <w:p>
             <w:pPr>
-              <w:pStyle w:val="TableText"/>
+              <w:pStyle w:val="27"/>
               <w:keepNext w:val="0"/>
               <w:keepLines w:val="0"/>
               <w:pageBreakBefore w:val="0"/>
@@ -1867,7 +1866,7 @@
               <w:bidi w:val="0"/>
               <w:adjustRightInd w:val="0"/>
               <w:snapToGrid w:val="0"/>
-              <w:ind w:left="0" w:right="0" w:firstLine="0" w:leftChars="0" w:rightChars="0" w:firstLineChars="0"/>
+              <w:ind w:left="0" w:leftChars="0" w:right="0" w:rightChars="0" w:firstLine="0" w:firstLineChars="0"/>
               <w:jc w:val="center"/>
               <w:textAlignment w:val="baseline"/>
             </w:pPr>
@@ -1879,7 +1878,7 @@
           </w:tcPr>
           <w:p>
             <w:pPr>
-              <w:pStyle w:val="TableText"/>
+              <w:pStyle w:val="27"/>
               <w:keepNext w:val="0"/>
               <w:keepLines w:val="0"/>
               <w:pageBreakBefore w:val="0"/>
@@ -1892,7 +1891,7 @@
               <w:bidi w:val="0"/>
               <w:adjustRightInd w:val="0"/>
               <w:snapToGrid w:val="0"/>
-              <w:ind w:left="0" w:right="0" w:firstLine="0" w:leftChars="0" w:rightChars="0" w:firstLineChars="0"/>
+              <w:ind w:left="0" w:leftChars="0" w:right="0" w:rightChars="0" w:firstLine="0" w:firstLineChars="0"/>
               <w:jc w:val="center"/>
               <w:textAlignment w:val="baseline"/>
             </w:pPr>
@@ -1904,7 +1903,7 @@
           </w:tcPr>
           <w:p>
             <w:pPr>
-              <w:pStyle w:val="TableText"/>
+              <w:pStyle w:val="27"/>
               <w:keepNext w:val="0"/>
               <w:keepLines w:val="0"/>
               <w:pageBreakBefore w:val="0"/>
@@ -1917,7 +1916,7 @@
               <w:bidi w:val="0"/>
               <w:adjustRightInd w:val="0"/>
               <w:snapToGrid w:val="0"/>
-              <w:ind w:left="0" w:right="0" w:firstLine="0" w:leftChars="0" w:rightChars="0" w:firstLineChars="0"/>
+              <w:ind w:left="0" w:leftChars="0" w:right="0" w:rightChars="0" w:firstLine="0" w:firstLineChars="0"/>
               <w:jc w:val="center"/>
               <w:textAlignment w:val="baseline"/>
             </w:pPr>
@@ -1929,7 +1928,7 @@
           </w:tcPr>
           <w:p>
             <w:pPr>
-              <w:pStyle w:val="TableText"/>
+              <w:pStyle w:val="27"/>
               <w:keepNext w:val="0"/>
               <w:keepLines w:val="0"/>
               <w:pageBreakBefore w:val="0"/>
@@ -1942,7 +1941,7 @@
               <w:bidi w:val="0"/>
               <w:adjustRightInd w:val="0"/>
               <w:snapToGrid w:val="0"/>
-              <w:ind w:left="0" w:right="0" w:firstLine="0" w:leftChars="0" w:rightChars="0" w:firstLineChars="0"/>
+              <w:ind w:left="0" w:leftChars="0" w:right="0" w:rightChars="0" w:firstLine="0" w:firstLineChars="0"/>
               <w:jc w:val="center"/>
               <w:textAlignment w:val="baseline"/>
             </w:pPr>
@@ -1954,7 +1953,7 @@
           </w:tcPr>
           <w:p>
             <w:pPr>
-              <w:pStyle w:val="TableText"/>
+              <w:pStyle w:val="27"/>
               <w:keepNext w:val="0"/>
               <w:keepLines w:val="0"/>
               <w:pageBreakBefore w:val="0"/>
@@ -1967,7 +1966,179 @@
               <w:bidi w:val="0"/>
               <w:adjustRightInd w:val="0"/>
               <w:snapToGrid w:val="0"/>
-              <w:ind w:left="0" w:right="0" w:firstLine="0" w:leftChars="0" w:rightChars="0" w:firstLineChars="0"/>
+              <w:ind w:left="0" w:leftChars="0" w:right="0" w:rightChars="0" w:firstLine="0" w:firstLineChars="0"/>
+              <w:jc w:val="center"/>
+              <w:textAlignment w:val="baseline"/>
+            </w:pPr>
+          </w:p>
+        </w:tc>
+      </w:tr>
+      <w:tr>
+        <w:tblPrEx>
+          <w:tblBorders>
+            <w:top w:val="single" w:color="000000" w:sz="2" w:space="0"/>
+            <w:left w:val="single" w:color="000000" w:sz="2" w:space="0"/>
+            <w:bottom w:val="single" w:color="000000" w:sz="2" w:space="0"/>
+            <w:right w:val="single" w:color="000000" w:sz="2" w:space="0"/>
+            <w:insideH w:val="single" w:color="000000" w:sz="2" w:space="0"/>
+            <w:insideV w:val="single" w:color="000000" w:sz="2" w:space="0"/>
+          </w:tblBorders>
+          <w:tblCellMar>
+            <w:top w:w="0" w:type="dxa"/>
+            <w:left w:w="0" w:type="dxa"/>
+            <w:bottom w:w="0" w:type="dxa"/>
+            <w:right w:w="0" w:type="dxa"/>
+          </w:tblCellMar>
+        </w:tblPrEx>
+        <w:trPr>
+          <w:trHeight w:val="557" w:hRule="atLeast"/>
+          <w:jc w:val="center"/>
+        </w:trPr>
+        <w:tc>
+          <w:tcPr>
+            <w:tcW w:w="1317" w:type="dxa"/>
+          </w:tcPr>
+          <w:p>
+            <w:pPr>
+              <w:pStyle w:val="27"/>
+              <w:keepNext w:val="0"/>
+              <w:keepLines w:val="0"/>
+              <w:pageBreakBefore w:val="0"/>
+              <w:widowControl w:val="0"/>
+              <w:kinsoku w:val="0"/>
+              <w:wordWrap/>
+              <w:overflowPunct/>
+              <w:autoSpaceDE w:val="0"/>
+              <w:autoSpaceDN w:val="0"/>
+              <w:bidi w:val="0"/>
+              <w:adjustRightInd w:val="0"/>
+              <w:snapToGrid w:val="0"/>
+              <w:ind w:left="0" w:leftChars="0" w:right="0" w:rightChars="0" w:firstLine="0" w:firstLineChars="0"/>
+              <w:jc w:val="center"/>
+              <w:textAlignment w:val="baseline"/>
+            </w:pPr>
+          </w:p>
+        </w:tc>
+        <w:tc>
+          <w:tcPr>
+            <w:tcW w:w="972" w:type="dxa"/>
+          </w:tcPr>
+          <w:p>
+            <w:pPr>
+              <w:pStyle w:val="27"/>
+              <w:keepNext w:val="0"/>
+              <w:keepLines w:val="0"/>
+              <w:pageBreakBefore w:val="0"/>
+              <w:widowControl w:val="0"/>
+              <w:kinsoku w:val="0"/>
+              <w:wordWrap/>
+              <w:overflowPunct/>
+              <w:autoSpaceDE w:val="0"/>
+              <w:autoSpaceDN w:val="0"/>
+              <w:bidi w:val="0"/>
+              <w:adjustRightInd w:val="0"/>
+              <w:snapToGrid w:val="0"/>
+              <w:ind w:left="0" w:leftChars="0" w:right="0" w:rightChars="0" w:firstLine="0" w:firstLineChars="0"/>
+              <w:jc w:val="center"/>
+              <w:textAlignment w:val="baseline"/>
+            </w:pPr>
+          </w:p>
+        </w:tc>
+        <w:tc>
+          <w:tcPr>
+            <w:tcW w:w="1575" w:type="dxa"/>
+          </w:tcPr>
+          <w:p>
+            <w:pPr>
+              <w:pStyle w:val="27"/>
+              <w:keepNext w:val="0"/>
+              <w:keepLines w:val="0"/>
+              <w:pageBreakBefore w:val="0"/>
+              <w:widowControl w:val="0"/>
+              <w:kinsoku w:val="0"/>
+              <w:wordWrap/>
+              <w:overflowPunct/>
+              <w:autoSpaceDE w:val="0"/>
+              <w:autoSpaceDN w:val="0"/>
+              <w:bidi w:val="0"/>
+              <w:adjustRightInd w:val="0"/>
+              <w:snapToGrid w:val="0"/>
+              <w:ind w:left="0" w:leftChars="0" w:right="0" w:rightChars="0" w:firstLine="0" w:firstLineChars="0"/>
+              <w:jc w:val="center"/>
+              <w:textAlignment w:val="baseline"/>
+            </w:pPr>
+          </w:p>
+        </w:tc>
+        <w:tc>
+          <w:tcPr>
+            <w:tcW w:w="1829" w:type="dxa"/>
+          </w:tcPr>
+          <w:p>
+            <w:pPr>
+              <w:pStyle w:val="27"/>
+              <w:keepNext w:val="0"/>
+              <w:keepLines w:val="0"/>
+              <w:pageBreakBefore w:val="0"/>
+              <w:widowControl w:val="0"/>
+              <w:kinsoku w:val="0"/>
+              <w:wordWrap/>
+              <w:overflowPunct/>
+              <w:autoSpaceDE w:val="0"/>
+              <w:autoSpaceDN w:val="0"/>
+              <w:bidi w:val="0"/>
+              <w:adjustRightInd w:val="0"/>
+              <w:snapToGrid w:val="0"/>
+              <w:ind w:left="0" w:leftChars="0" w:right="0" w:rightChars="0" w:firstLine="0" w:firstLineChars="0"/>
+              <w:jc w:val="center"/>
+              <w:textAlignment w:val="baseline"/>
+            </w:pPr>
+          </w:p>
+        </w:tc>
+        <w:tc>
+          <w:tcPr>
+            <w:tcW w:w="1606" w:type="dxa"/>
+          </w:tcPr>
+          <w:p>
+            <w:pPr>
+              <w:pStyle w:val="27"/>
+              <w:keepNext w:val="0"/>
+              <w:keepLines w:val="0"/>
+              <w:pageBreakBefore w:val="0"/>
+              <w:widowControl w:val="0"/>
+              <w:kinsoku w:val="0"/>
+              <w:wordWrap/>
+              <w:overflowPunct/>
+              <w:autoSpaceDE w:val="0"/>
+              <w:autoSpaceDN w:val="0"/>
+              <w:bidi w:val="0"/>
+              <w:adjustRightInd w:val="0"/>
+              <w:snapToGrid w:val="0"/>
+              <w:ind w:left="0" w:leftChars="0" w:right="0" w:rightChars="0" w:firstLine="0" w:firstLineChars="0"/>
+              <w:jc w:val="center"/>
+              <w:textAlignment w:val="baseline"/>
+            </w:pPr>
+          </w:p>
+        </w:tc>
+        <w:tc>
+          <w:tcPr>
+            <w:tcW w:w="915" w:type="dxa"/>
+          </w:tcPr>
+          <w:p>
+            <w:pPr>
+              <w:pStyle w:val="27"/>
+              <w:keepNext w:val="0"/>
+              <w:keepLines w:val="0"/>
+              <w:pageBreakBefore w:val="0"/>
+              <w:widowControl w:val="0"/>
+              <w:kinsoku w:val="0"/>
+              <w:wordWrap/>
+              <w:overflowPunct/>
+              <w:autoSpaceDE w:val="0"/>
+              <w:autoSpaceDN w:val="0"/>
+              <w:bidi w:val="0"/>
+              <w:adjustRightInd w:val="0"/>
+              <w:snapToGrid w:val="0"/>
+              <w:ind w:left="0" w:leftChars="0" w:right="0" w:rightChars="0" w:firstLine="0" w:firstLineChars="0"/>
               <w:jc w:val="center"/>
               <w:textAlignment w:val="baseline"/>
             </w:pPr>
@@ -1998,7 +2169,7 @@
     <w:sdt>
       <w:sdtPr>
         <w:rPr>
-          <w:rFonts w:ascii="宋体" w:eastAsia="宋体" w:hAnsi="宋体" w:cs="Arial"/>
+          <w:rFonts w:ascii="宋体" w:hAnsi="宋体" w:eastAsia="宋体" w:cs="Arial"/>
           <w:snapToGrid w:val="0"/>
           <w:color w:val="000000"/>
           <w:kern w:val="0"/>
@@ -2014,7 +2185,7 @@
       </w:sdtPr>
       <w:sdtEndPr>
         <w:rPr>
-          <w:rFonts w:ascii="宋体" w:eastAsia="宋体" w:hAnsi="宋体" w:cs="宋体" w:hint="eastAsia"/>
+          <w:rFonts w:hint="eastAsia" w:ascii="宋体" w:hAnsi="宋体" w:eastAsia="宋体" w:cs="宋体"/>
           <w:snapToGrid w:val="0"/>
           <w:color w:val="000000"/>
           <w:kern w:val="0"/>
@@ -2039,18 +2210,18 @@
             <w:adjustRightInd w:val="0"/>
             <w:snapToGrid w:val="0"/>
             <w:spacing w:before="0" w:beforeLines="0" w:after="0" w:afterLines="0" w:line="240" w:lineRule="auto"/>
-            <w:ind w:left="0" w:right="0" w:firstLine="0" w:leftChars="0" w:rightChars="0" w:firstLineChars="0"/>
+            <w:ind w:left="0" w:leftChars="0" w:right="0" w:rightChars="0" w:firstLine="0" w:firstLineChars="0"/>
             <w:jc w:val="center"/>
             <w:textAlignment w:val="baseline"/>
             <w:rPr>
-              <w:rFonts w:ascii="宋体" w:eastAsia="宋体" w:hAnsi="宋体" w:cs="宋体" w:hint="eastAsia"/>
+              <w:rFonts w:hint="eastAsia" w:ascii="宋体" w:hAnsi="宋体" w:eastAsia="宋体" w:cs="宋体"/>
               <w:sz w:val="24"/>
               <w:szCs w:val="24"/>
             </w:rPr>
           </w:pPr>
           <w:r>
             <w:rPr>
-              <w:rFonts w:ascii="宋体" w:eastAsia="宋体" w:hAnsi="宋体" w:cs="宋体" w:hint="eastAsia"/>
+              <w:rFonts w:hint="eastAsia" w:ascii="宋体" w:hAnsi="宋体" w:eastAsia="宋体" w:cs="宋体"/>
               <w:sz w:val="24"/>
               <w:szCs w:val="24"/>
             </w:rPr>
@@ -2059,14 +2230,14 @@
         </w:p>
         <w:p>
           <w:pPr>
-            <w:pStyle w:val="TOC1"/>
+            <w:pStyle w:val="16"/>
             <w:tabs>
               <w:tab w:val="right" w:leader="dot" w:pos="8306"/>
             </w:tabs>
           </w:pPr>
           <w:r>
             <w:rPr>
-              <w:rFonts w:ascii="宋体" w:eastAsia="宋体" w:hAnsi="宋体" w:cs="宋体" w:hint="eastAsia"/>
+              <w:rFonts w:hint="eastAsia" w:ascii="宋体" w:hAnsi="宋体" w:eastAsia="宋体" w:cs="宋体"/>
               <w:sz w:val="24"/>
               <w:szCs w:val="24"/>
             </w:rPr>
@@ -2074,7 +2245,7 @@
           </w:r>
           <w:r>
             <w:rPr>
-              <w:rFonts w:ascii="宋体" w:eastAsia="宋体" w:hAnsi="宋体" w:cs="宋体" w:hint="eastAsia"/>
+              <w:rFonts w:hint="eastAsia" w:ascii="宋体" w:hAnsi="宋体" w:eastAsia="宋体" w:cs="宋体"/>
               <w:sz w:val="24"/>
               <w:szCs w:val="24"/>
             </w:rPr>
@@ -2082,7 +2253,7 @@
           </w:r>
           <w:r>
             <w:rPr>
-              <w:rFonts w:ascii="宋体" w:eastAsia="宋体" w:hAnsi="宋体" w:cs="宋体" w:hint="eastAsia"/>
+              <w:rFonts w:hint="eastAsia" w:ascii="宋体" w:hAnsi="宋体" w:eastAsia="宋体" w:cs="宋体"/>
               <w:sz w:val="24"/>
               <w:szCs w:val="24"/>
             </w:rPr>
@@ -2090,21 +2261,21 @@
           </w:r>
           <w:r>
             <w:rPr>
-              <w:rFonts w:ascii="宋体" w:eastAsia="宋体" w:hAnsi="宋体" w:cs="宋体" w:hint="eastAsia"/>
+              <w:rFonts w:hint="eastAsia" w:ascii="宋体" w:hAnsi="宋体" w:eastAsia="宋体" w:cs="宋体"/>
               <w:szCs w:val="24"/>
             </w:rPr>
             <w:fldChar w:fldCharType="begin"/>
           </w:r>
           <w:r>
             <w:rPr>
-              <w:rFonts w:ascii="宋体" w:eastAsia="宋体" w:hAnsi="宋体" w:cs="宋体" w:hint="eastAsia"/>
+              <w:rFonts w:hint="eastAsia" w:ascii="宋体" w:hAnsi="宋体" w:eastAsia="宋体" w:cs="宋体"/>
               <w:szCs w:val="24"/>
             </w:rPr>
             <w:instrText xml:space="preserve"> HYPERLINK \l _Toc25940 </w:instrText>
           </w:r>
           <w:r>
             <w:rPr>
-              <w:rFonts w:ascii="宋体" w:eastAsia="宋体" w:hAnsi="宋体" w:cs="宋体" w:hint="eastAsia"/>
+              <w:rFonts w:hint="eastAsia" w:ascii="宋体" w:hAnsi="宋体" w:eastAsia="宋体" w:cs="宋体"/>
               <w:szCs w:val="24"/>
             </w:rPr>
             <w:fldChar w:fldCharType="separate"/>
@@ -2136,7 +2307,7 @@
           </w:r>
           <w:r>
             <w:rPr>
-              <w:rFonts w:ascii="宋体" w:eastAsia="宋体" w:hAnsi="宋体" w:cs="宋体" w:hint="eastAsia"/>
+              <w:rFonts w:hint="eastAsia" w:ascii="宋体" w:hAnsi="宋体" w:eastAsia="宋体" w:cs="宋体"/>
               <w:szCs w:val="24"/>
             </w:rPr>
             <w:fldChar w:fldCharType="end"/>
@@ -2144,28 +2315,28 @@
         </w:p>
         <w:p>
           <w:pPr>
-            <w:pStyle w:val="TOC1"/>
+            <w:pStyle w:val="16"/>
             <w:tabs>
               <w:tab w:val="right" w:leader="dot" w:pos="8306"/>
             </w:tabs>
           </w:pPr>
           <w:r>
             <w:rPr>
-              <w:rFonts w:ascii="宋体" w:eastAsia="宋体" w:hAnsi="宋体" w:cs="宋体" w:hint="eastAsia"/>
+              <w:rFonts w:hint="eastAsia" w:ascii="宋体" w:hAnsi="宋体" w:eastAsia="宋体" w:cs="宋体"/>
               <w:szCs w:val="24"/>
             </w:rPr>
             <w:fldChar w:fldCharType="begin"/>
           </w:r>
           <w:r>
             <w:rPr>
-              <w:rFonts w:ascii="宋体" w:eastAsia="宋体" w:hAnsi="宋体" w:cs="宋体" w:hint="eastAsia"/>
+              <w:rFonts w:hint="eastAsia" w:ascii="宋体" w:hAnsi="宋体" w:eastAsia="宋体" w:cs="宋体"/>
               <w:szCs w:val="24"/>
             </w:rPr>
             <w:instrText xml:space="preserve"> HYPERLINK \l _Toc29694 </w:instrText>
           </w:r>
           <w:r>
             <w:rPr>
-              <w:rFonts w:ascii="宋体" w:eastAsia="宋体" w:hAnsi="宋体" w:cs="宋体" w:hint="eastAsia"/>
+              <w:rFonts w:hint="eastAsia" w:ascii="宋体" w:hAnsi="宋体" w:eastAsia="宋体" w:cs="宋体"/>
               <w:szCs w:val="24"/>
             </w:rPr>
             <w:fldChar w:fldCharType="separate"/>
@@ -2197,7 +2368,7 @@
           </w:r>
           <w:r>
             <w:rPr>
-              <w:rFonts w:ascii="宋体" w:eastAsia="宋体" w:hAnsi="宋体" w:cs="宋体" w:hint="eastAsia"/>
+              <w:rFonts w:hint="eastAsia" w:ascii="宋体" w:hAnsi="宋体" w:eastAsia="宋体" w:cs="宋体"/>
               <w:szCs w:val="24"/>
             </w:rPr>
             <w:fldChar w:fldCharType="end"/>
@@ -2205,28 +2376,28 @@
         </w:p>
         <w:p>
           <w:pPr>
-            <w:pStyle w:val="TOC1"/>
+            <w:pStyle w:val="16"/>
             <w:tabs>
               <w:tab w:val="right" w:leader="dot" w:pos="8306"/>
             </w:tabs>
           </w:pPr>
           <w:r>
             <w:rPr>
-              <w:rFonts w:ascii="宋体" w:eastAsia="宋体" w:hAnsi="宋体" w:cs="宋体" w:hint="eastAsia"/>
+              <w:rFonts w:hint="eastAsia" w:ascii="宋体" w:hAnsi="宋体" w:eastAsia="宋体" w:cs="宋体"/>
               <w:szCs w:val="24"/>
             </w:rPr>
             <w:fldChar w:fldCharType="begin"/>
           </w:r>
           <w:r>
             <w:rPr>
-              <w:rFonts w:ascii="宋体" w:eastAsia="宋体" w:hAnsi="宋体" w:cs="宋体" w:hint="eastAsia"/>
+              <w:rFonts w:hint="eastAsia" w:ascii="宋体" w:hAnsi="宋体" w:eastAsia="宋体" w:cs="宋体"/>
               <w:szCs w:val="24"/>
             </w:rPr>
             <w:instrText xml:space="preserve"> HYPERLINK \l _Toc28781 </w:instrText>
           </w:r>
           <w:r>
             <w:rPr>
-              <w:rFonts w:ascii="宋体" w:eastAsia="宋体" w:hAnsi="宋体" w:cs="宋体" w:hint="eastAsia"/>
+              <w:rFonts w:hint="eastAsia" w:ascii="宋体" w:hAnsi="宋体" w:eastAsia="宋体" w:cs="宋体"/>
               <w:szCs w:val="24"/>
             </w:rPr>
             <w:fldChar w:fldCharType="separate"/>
@@ -2258,7 +2429,7 @@
           </w:r>
           <w:r>
             <w:rPr>
-              <w:rFonts w:ascii="宋体" w:eastAsia="宋体" w:hAnsi="宋体" w:cs="宋体" w:hint="eastAsia"/>
+              <w:rFonts w:hint="eastAsia" w:ascii="宋体" w:hAnsi="宋体" w:eastAsia="宋体" w:cs="宋体"/>
               <w:szCs w:val="24"/>
             </w:rPr>
             <w:fldChar w:fldCharType="end"/>
@@ -2266,28 +2437,28 @@
         </w:p>
         <w:p>
           <w:pPr>
-            <w:pStyle w:val="TOC1"/>
+            <w:pStyle w:val="16"/>
             <w:tabs>
               <w:tab w:val="right" w:leader="dot" w:pos="8306"/>
             </w:tabs>
           </w:pPr>
           <w:r>
             <w:rPr>
-              <w:rFonts w:ascii="宋体" w:eastAsia="宋体" w:hAnsi="宋体" w:cs="宋体" w:hint="eastAsia"/>
+              <w:rFonts w:hint="eastAsia" w:ascii="宋体" w:hAnsi="宋体" w:eastAsia="宋体" w:cs="宋体"/>
               <w:szCs w:val="24"/>
             </w:rPr>
             <w:fldChar w:fldCharType="begin"/>
           </w:r>
           <w:r>
             <w:rPr>
-              <w:rFonts w:ascii="宋体" w:eastAsia="宋体" w:hAnsi="宋体" w:cs="宋体" w:hint="eastAsia"/>
+              <w:rFonts w:hint="eastAsia" w:ascii="宋体" w:hAnsi="宋体" w:eastAsia="宋体" w:cs="宋体"/>
               <w:szCs w:val="24"/>
             </w:rPr>
             <w:instrText xml:space="preserve"> HYPERLINK \l _Toc18123 </w:instrText>
           </w:r>
           <w:r>
             <w:rPr>
-              <w:rFonts w:ascii="宋体" w:eastAsia="宋体" w:hAnsi="宋体" w:cs="宋体" w:hint="eastAsia"/>
+              <w:rFonts w:hint="eastAsia" w:ascii="宋体" w:hAnsi="宋体" w:eastAsia="宋体" w:cs="宋体"/>
               <w:szCs w:val="24"/>
             </w:rPr>
             <w:fldChar w:fldCharType="separate"/>
@@ -2319,7 +2490,7 @@
           </w:r>
           <w:r>
             <w:rPr>
-              <w:rFonts w:ascii="宋体" w:eastAsia="宋体" w:hAnsi="宋体" w:cs="宋体" w:hint="eastAsia"/>
+              <w:rFonts w:hint="eastAsia" w:ascii="宋体" w:hAnsi="宋体" w:eastAsia="宋体" w:cs="宋体"/>
               <w:szCs w:val="24"/>
             </w:rPr>
             <w:fldChar w:fldCharType="end"/>
@@ -2327,28 +2498,28 @@
         </w:p>
         <w:p>
           <w:pPr>
-            <w:pStyle w:val="TOC1"/>
+            <w:pStyle w:val="16"/>
             <w:tabs>
               <w:tab w:val="right" w:leader="dot" w:pos="8306"/>
             </w:tabs>
           </w:pPr>
           <w:r>
             <w:rPr>
-              <w:rFonts w:ascii="宋体" w:eastAsia="宋体" w:hAnsi="宋体" w:cs="宋体" w:hint="eastAsia"/>
+              <w:rFonts w:hint="eastAsia" w:ascii="宋体" w:hAnsi="宋体" w:eastAsia="宋体" w:cs="宋体"/>
               <w:szCs w:val="24"/>
             </w:rPr>
             <w:fldChar w:fldCharType="begin"/>
           </w:r>
           <w:r>
             <w:rPr>
-              <w:rFonts w:ascii="宋体" w:eastAsia="宋体" w:hAnsi="宋体" w:cs="宋体" w:hint="eastAsia"/>
+              <w:rFonts w:hint="eastAsia" w:ascii="宋体" w:hAnsi="宋体" w:eastAsia="宋体" w:cs="宋体"/>
               <w:szCs w:val="24"/>
             </w:rPr>
             <w:instrText xml:space="preserve"> HYPERLINK \l _Toc20962 </w:instrText>
           </w:r>
           <w:r>
             <w:rPr>
-              <w:rFonts w:ascii="宋体" w:eastAsia="宋体" w:hAnsi="宋体" w:cs="宋体" w:hint="eastAsia"/>
+              <w:rFonts w:hint="eastAsia" w:ascii="宋体" w:hAnsi="宋体" w:eastAsia="宋体" w:cs="宋体"/>
               <w:szCs w:val="24"/>
             </w:rPr>
             <w:fldChar w:fldCharType="separate"/>
@@ -2380,7 +2551,7 @@
           </w:r>
           <w:r>
             <w:rPr>
-              <w:rFonts w:ascii="宋体" w:eastAsia="宋体" w:hAnsi="宋体" w:cs="宋体" w:hint="eastAsia"/>
+              <w:rFonts w:hint="eastAsia" w:ascii="宋体" w:hAnsi="宋体" w:eastAsia="宋体" w:cs="宋体"/>
               <w:szCs w:val="24"/>
             </w:rPr>
             <w:fldChar w:fldCharType="end"/>
@@ -2388,28 +2559,28 @@
         </w:p>
         <w:p>
           <w:pPr>
-            <w:pStyle w:val="TOC1"/>
+            <w:pStyle w:val="16"/>
             <w:tabs>
               <w:tab w:val="right" w:leader="dot" w:pos="8306"/>
             </w:tabs>
           </w:pPr>
           <w:r>
             <w:rPr>
-              <w:rFonts w:ascii="宋体" w:eastAsia="宋体" w:hAnsi="宋体" w:cs="宋体" w:hint="eastAsia"/>
+              <w:rFonts w:hint="eastAsia" w:ascii="宋体" w:hAnsi="宋体" w:eastAsia="宋体" w:cs="宋体"/>
               <w:szCs w:val="24"/>
             </w:rPr>
             <w:fldChar w:fldCharType="begin"/>
           </w:r>
           <w:r>
             <w:rPr>
-              <w:rFonts w:ascii="宋体" w:eastAsia="宋体" w:hAnsi="宋体" w:cs="宋体" w:hint="eastAsia"/>
+              <w:rFonts w:hint="eastAsia" w:ascii="宋体" w:hAnsi="宋体" w:eastAsia="宋体" w:cs="宋体"/>
               <w:szCs w:val="24"/>
             </w:rPr>
             <w:instrText xml:space="preserve"> HYPERLINK \l _Toc29307 </w:instrText>
           </w:r>
           <w:r>
             <w:rPr>
-              <w:rFonts w:ascii="宋体" w:eastAsia="宋体" w:hAnsi="宋体" w:cs="宋体" w:hint="eastAsia"/>
+              <w:rFonts w:hint="eastAsia" w:ascii="宋体" w:hAnsi="宋体" w:eastAsia="宋体" w:cs="宋体"/>
               <w:szCs w:val="24"/>
             </w:rPr>
             <w:fldChar w:fldCharType="separate"/>
@@ -2441,7 +2612,7 @@
           </w:r>
           <w:r>
             <w:rPr>
-              <w:rFonts w:ascii="宋体" w:eastAsia="宋体" w:hAnsi="宋体" w:cs="宋体" w:hint="eastAsia"/>
+              <w:rFonts w:hint="eastAsia" w:ascii="宋体" w:hAnsi="宋体" w:eastAsia="宋体" w:cs="宋体"/>
               <w:szCs w:val="24"/>
             </w:rPr>
             <w:fldChar w:fldCharType="end"/>
@@ -2449,28 +2620,28 @@
         </w:p>
         <w:p>
           <w:pPr>
-            <w:pStyle w:val="TOC1"/>
+            <w:pStyle w:val="16"/>
             <w:tabs>
               <w:tab w:val="right" w:leader="dot" w:pos="8306"/>
             </w:tabs>
           </w:pPr>
           <w:r>
             <w:rPr>
-              <w:rFonts w:ascii="宋体" w:eastAsia="宋体" w:hAnsi="宋体" w:cs="宋体" w:hint="eastAsia"/>
+              <w:rFonts w:hint="eastAsia" w:ascii="宋体" w:hAnsi="宋体" w:eastAsia="宋体" w:cs="宋体"/>
               <w:szCs w:val="24"/>
             </w:rPr>
             <w:fldChar w:fldCharType="begin"/>
           </w:r>
           <w:r>
             <w:rPr>
-              <w:rFonts w:ascii="宋体" w:eastAsia="宋体" w:hAnsi="宋体" w:cs="宋体" w:hint="eastAsia"/>
+              <w:rFonts w:hint="eastAsia" w:ascii="宋体" w:hAnsi="宋体" w:eastAsia="宋体" w:cs="宋体"/>
               <w:szCs w:val="24"/>
             </w:rPr>
             <w:instrText xml:space="preserve"> HYPERLINK \l _Toc17859 </w:instrText>
           </w:r>
           <w:r>
             <w:rPr>
-              <w:rFonts w:ascii="宋体" w:eastAsia="宋体" w:hAnsi="宋体" w:cs="宋体" w:hint="eastAsia"/>
+              <w:rFonts w:hint="eastAsia" w:ascii="宋体" w:hAnsi="宋体" w:eastAsia="宋体" w:cs="宋体"/>
               <w:szCs w:val="24"/>
             </w:rPr>
             <w:fldChar w:fldCharType="separate"/>
@@ -2502,7 +2673,7 @@
           </w:r>
           <w:r>
             <w:rPr>
-              <w:rFonts w:ascii="宋体" w:eastAsia="宋体" w:hAnsi="宋体" w:cs="宋体" w:hint="eastAsia"/>
+              <w:rFonts w:hint="eastAsia" w:ascii="宋体" w:hAnsi="宋体" w:eastAsia="宋体" w:cs="宋体"/>
               <w:szCs w:val="24"/>
             </w:rPr>
             <w:fldChar w:fldCharType="end"/>
@@ -2510,28 +2681,28 @@
         </w:p>
         <w:p>
           <w:pPr>
-            <w:pStyle w:val="TOC1"/>
+            <w:pStyle w:val="16"/>
             <w:tabs>
               <w:tab w:val="right" w:leader="dot" w:pos="8306"/>
             </w:tabs>
           </w:pPr>
           <w:r>
             <w:rPr>
-              <w:rFonts w:ascii="宋体" w:eastAsia="宋体" w:hAnsi="宋体" w:cs="宋体" w:hint="eastAsia"/>
+              <w:rFonts w:hint="eastAsia" w:ascii="宋体" w:hAnsi="宋体" w:eastAsia="宋体" w:cs="宋体"/>
               <w:szCs w:val="24"/>
             </w:rPr>
             <w:fldChar w:fldCharType="begin"/>
           </w:r>
           <w:r>
             <w:rPr>
-              <w:rFonts w:ascii="宋体" w:eastAsia="宋体" w:hAnsi="宋体" w:cs="宋体" w:hint="eastAsia"/>
+              <w:rFonts w:hint="eastAsia" w:ascii="宋体" w:hAnsi="宋体" w:eastAsia="宋体" w:cs="宋体"/>
               <w:szCs w:val="24"/>
             </w:rPr>
             <w:instrText xml:space="preserve"> HYPERLINK \l _Toc31907 </w:instrText>
           </w:r>
           <w:r>
             <w:rPr>
-              <w:rFonts w:ascii="宋体" w:eastAsia="宋体" w:hAnsi="宋体" w:cs="宋体" w:hint="eastAsia"/>
+              <w:rFonts w:hint="eastAsia" w:ascii="宋体" w:hAnsi="宋体" w:eastAsia="宋体" w:cs="宋体"/>
               <w:szCs w:val="24"/>
             </w:rPr>
             <w:fldChar w:fldCharType="separate"/>
@@ -2563,7 +2734,7 @@
           </w:r>
           <w:r>
             <w:rPr>
-              <w:rFonts w:ascii="宋体" w:eastAsia="宋体" w:hAnsi="宋体" w:cs="宋体" w:hint="eastAsia"/>
+              <w:rFonts w:hint="eastAsia" w:ascii="宋体" w:hAnsi="宋体" w:eastAsia="宋体" w:cs="宋体"/>
               <w:szCs w:val="24"/>
             </w:rPr>
             <w:fldChar w:fldCharType="end"/>
@@ -2571,28 +2742,28 @@
         </w:p>
         <w:p>
           <w:pPr>
-            <w:pStyle w:val="TOC1"/>
+            <w:pStyle w:val="16"/>
             <w:tabs>
               <w:tab w:val="right" w:leader="dot" w:pos="8306"/>
             </w:tabs>
           </w:pPr>
           <w:r>
             <w:rPr>
-              <w:rFonts w:ascii="宋体" w:eastAsia="宋体" w:hAnsi="宋体" w:cs="宋体" w:hint="eastAsia"/>
+              <w:rFonts w:hint="eastAsia" w:ascii="宋体" w:hAnsi="宋体" w:eastAsia="宋体" w:cs="宋体"/>
               <w:szCs w:val="24"/>
             </w:rPr>
             <w:fldChar w:fldCharType="begin"/>
           </w:r>
           <w:r>
             <w:rPr>
-              <w:rFonts w:ascii="宋体" w:eastAsia="宋体" w:hAnsi="宋体" w:cs="宋体" w:hint="eastAsia"/>
+              <w:rFonts w:hint="eastAsia" w:ascii="宋体" w:hAnsi="宋体" w:eastAsia="宋体" w:cs="宋体"/>
               <w:szCs w:val="24"/>
             </w:rPr>
             <w:instrText xml:space="preserve"> HYPERLINK \l _Toc5647 </w:instrText>
           </w:r>
           <w:r>
             <w:rPr>
-              <w:rFonts w:ascii="宋体" w:eastAsia="宋体" w:hAnsi="宋体" w:cs="宋体" w:hint="eastAsia"/>
+              <w:rFonts w:hint="eastAsia" w:ascii="宋体" w:hAnsi="宋体" w:eastAsia="宋体" w:cs="宋体"/>
               <w:szCs w:val="24"/>
             </w:rPr>
             <w:fldChar w:fldCharType="separate"/>
@@ -2624,7 +2795,7 @@
           </w:r>
           <w:r>
             <w:rPr>
-              <w:rFonts w:ascii="宋体" w:eastAsia="宋体" w:hAnsi="宋体" w:cs="宋体" w:hint="eastAsia"/>
+              <w:rFonts w:hint="eastAsia" w:ascii="宋体" w:hAnsi="宋体" w:eastAsia="宋体" w:cs="宋体"/>
               <w:szCs w:val="24"/>
             </w:rPr>
             <w:fldChar w:fldCharType="end"/>
@@ -2632,28 +2803,28 @@
         </w:p>
         <w:p>
           <w:pPr>
-            <w:pStyle w:val="TOC1"/>
+            <w:pStyle w:val="16"/>
             <w:tabs>
               <w:tab w:val="right" w:leader="dot" w:pos="8306"/>
             </w:tabs>
           </w:pPr>
           <w:r>
             <w:rPr>
-              <w:rFonts w:ascii="宋体" w:eastAsia="宋体" w:hAnsi="宋体" w:cs="宋体" w:hint="eastAsia"/>
+              <w:rFonts w:hint="eastAsia" w:ascii="宋体" w:hAnsi="宋体" w:eastAsia="宋体" w:cs="宋体"/>
               <w:szCs w:val="24"/>
             </w:rPr>
             <w:fldChar w:fldCharType="begin"/>
           </w:r>
           <w:r>
             <w:rPr>
-              <w:rFonts w:ascii="宋体" w:eastAsia="宋体" w:hAnsi="宋体" w:cs="宋体" w:hint="eastAsia"/>
+              <w:rFonts w:hint="eastAsia" w:ascii="宋体" w:hAnsi="宋体" w:eastAsia="宋体" w:cs="宋体"/>
               <w:szCs w:val="24"/>
             </w:rPr>
             <w:instrText xml:space="preserve"> HYPERLINK \l _Toc24341 </w:instrText>
           </w:r>
           <w:r>
             <w:rPr>
-              <w:rFonts w:ascii="宋体" w:eastAsia="宋体" w:hAnsi="宋体" w:cs="宋体" w:hint="eastAsia"/>
+              <w:rFonts w:hint="eastAsia" w:ascii="宋体" w:hAnsi="宋体" w:eastAsia="宋体" w:cs="宋体"/>
               <w:szCs w:val="24"/>
             </w:rPr>
             <w:fldChar w:fldCharType="separate"/>
@@ -2692,7 +2863,7 @@
           </w:r>
           <w:r>
             <w:rPr>
-              <w:rFonts w:ascii="宋体" w:eastAsia="宋体" w:hAnsi="宋体" w:cs="宋体" w:hint="eastAsia"/>
+              <w:rFonts w:hint="eastAsia" w:ascii="宋体" w:hAnsi="宋体" w:eastAsia="宋体" w:cs="宋体"/>
               <w:szCs w:val="24"/>
             </w:rPr>
             <w:fldChar w:fldCharType="end"/>
@@ -2700,28 +2871,28 @@
         </w:p>
         <w:p>
           <w:pPr>
-            <w:pStyle w:val="TOC1"/>
+            <w:pStyle w:val="16"/>
             <w:tabs>
               <w:tab w:val="right" w:leader="dot" w:pos="8306"/>
             </w:tabs>
           </w:pPr>
           <w:r>
             <w:rPr>
-              <w:rFonts w:ascii="宋体" w:eastAsia="宋体" w:hAnsi="宋体" w:cs="宋体" w:hint="eastAsia"/>
+              <w:rFonts w:hint="eastAsia" w:ascii="宋体" w:hAnsi="宋体" w:eastAsia="宋体" w:cs="宋体"/>
               <w:szCs w:val="24"/>
             </w:rPr>
             <w:fldChar w:fldCharType="begin"/>
           </w:r>
           <w:r>
             <w:rPr>
-              <w:rFonts w:ascii="宋体" w:eastAsia="宋体" w:hAnsi="宋体" w:cs="宋体" w:hint="eastAsia"/>
+              <w:rFonts w:hint="eastAsia" w:ascii="宋体" w:hAnsi="宋体" w:eastAsia="宋体" w:cs="宋体"/>
               <w:szCs w:val="24"/>
             </w:rPr>
             <w:instrText xml:space="preserve"> HYPERLINK \l _Toc5592 </w:instrText>
           </w:r>
           <w:r>
             <w:rPr>
-              <w:rFonts w:ascii="宋体" w:eastAsia="宋体" w:hAnsi="宋体" w:cs="宋体" w:hint="eastAsia"/>
+              <w:rFonts w:hint="eastAsia" w:ascii="宋体" w:hAnsi="宋体" w:eastAsia="宋体" w:cs="宋体"/>
               <w:szCs w:val="24"/>
             </w:rPr>
             <w:fldChar w:fldCharType="separate"/>
@@ -2753,7 +2924,7 @@
           </w:r>
           <w:r>
             <w:rPr>
-              <w:rFonts w:ascii="宋体" w:eastAsia="宋体" w:hAnsi="宋体" w:cs="宋体" w:hint="eastAsia"/>
+              <w:rFonts w:hint="eastAsia" w:ascii="宋体" w:hAnsi="宋体" w:eastAsia="宋体" w:cs="宋体"/>
               <w:szCs w:val="24"/>
             </w:rPr>
             <w:fldChar w:fldCharType="end"/>
@@ -2775,7 +2946,7 @@
             <w:snapToGrid w:val="0"/>
             <w:textAlignment w:val="baseline"/>
             <w:rPr>
-              <w:rFonts w:ascii="宋体" w:eastAsia="宋体" w:hAnsi="宋体" w:cs="宋体" w:hint="eastAsia"/>
+              <w:rFonts w:hint="eastAsia" w:ascii="宋体" w:hAnsi="宋体" w:eastAsia="宋体" w:cs="宋体"/>
               <w:snapToGrid w:val="0"/>
               <w:color w:val="000000"/>
               <w:kern w:val="0"/>
@@ -2786,7 +2957,7 @@
           </w:pPr>
           <w:r>
             <w:rPr>
-              <w:rFonts w:ascii="宋体" w:eastAsia="宋体" w:hAnsi="宋体" w:cs="宋体" w:hint="eastAsia"/>
+              <w:rFonts w:hint="eastAsia" w:ascii="宋体" w:hAnsi="宋体" w:eastAsia="宋体" w:cs="宋体"/>
               <w:szCs w:val="24"/>
             </w:rPr>
             <w:fldChar w:fldCharType="end"/>
@@ -2810,7 +2981,7 @@
         <w:snapToGrid w:val="0"/>
         <w:textAlignment w:val="baseline"/>
         <w:rPr>
-          <w:rFonts w:ascii="Arial" w:eastAsia="Arial" w:hAnsi="Arial" w:cs="Arial"/>
+          <w:rFonts w:ascii="Arial" w:hAnsi="Arial" w:eastAsia="Arial" w:cs="Arial"/>
           <w:snapToGrid w:val="0"/>
           <w:color w:val="000000"/>
           <w:kern w:val="0"/>
@@ -2821,7 +2992,7 @@
       </w:pPr>
       <w:r>
         <w:rPr>
-          <w:rFonts w:ascii="Arial" w:eastAsia="Arial" w:hAnsi="Arial" w:cs="Arial"/>
+          <w:rFonts w:ascii="Arial" w:hAnsi="Arial" w:eastAsia="Arial" w:cs="Arial"/>
           <w:snapToGrid w:val="0"/>
           <w:color w:val="000000"/>
           <w:kern w:val="0"/>
@@ -2834,7 +3005,7 @@
     </w:p>
     <w:p>
       <w:pPr>
-        <w:pStyle w:val="1"/>
+        <w:pStyle w:val="28"/>
         <w:bidi w:val="0"/>
         <w:rPr>
           <w:rFonts w:hint="default"/>
@@ -2853,7 +3024,7 @@
     </w:p>
     <w:p>
       <w:pPr>
-        <w:pStyle w:val="a1"/>
+        <w:pStyle w:val="29"/>
         <w:rPr>
           <w:rFonts w:hint="default"/>
           <w:lang w:val="en-US" w:eastAsia="zh-CN"/>
@@ -2864,40 +3035,150 @@
           <w:rFonts w:hint="default"/>
           <w:lang w:val="en-US" w:eastAsia="zh-CN"/>
         </w:rPr>
-        <w:t>为使公司员工持续适应行业发展与公司战略要求，在市场竞争中保持人才优势，系统性提升员工的专业知识、技能与综合素质，确保员工具备正确的价值观、端正的工作态度和规范的工作行为，从而在岗位上创造更大价值，保障公司</w:t>
-      </w:r>
-      <w:bookmarkStart w:id="3" w:name="_GoBack"/>
-      <w:bookmarkEnd w:id="3"/>
-      <w:r>
-        <w:rPr>
-          <w:rFonts w:hint="default"/>
-          <w:lang w:val="en-US" w:eastAsia="zh-CN"/>
-        </w:rPr>
-        <w:t>运维服务的高质量交付，特制定本程序，以规范培训工作的规划、组织、实施与评估。</w:t>
+        <w:t>为使公司员工持续适应行业发展与公司战略要求，在市场竞争中保持人才优势，系统性提升员工的专业知识、技能与综合素质，确保员工具备正确的价值观、端正的工作态度和规范的工作行为，从而在岗位上创造更大价值，保障公司运维服务的高质量交付，特制定本程序，以规范培训工作的规划、组织、实施与评估。</w:t>
       </w:r>
     </w:p>
     <w:p>
       <w:pPr>
-        <w:pStyle w:val="1"/>
+        <w:pStyle w:val="28"/>
         <w:bidi w:val="0"/>
         <w:rPr>
           <w:rFonts w:hint="default"/>
           <w:lang w:val="en-US" w:eastAsia="zh-CN"/>
         </w:rPr>
       </w:pPr>
-      <w:bookmarkStart w:id="4" w:name="_Toc18123"/>
+      <w:bookmarkStart w:id="3" w:name="_Toc18123"/>
       <w:r>
         <w:rPr>
           <w:rFonts w:hint="default"/>
           <w:lang w:val="en-US" w:eastAsia="zh-CN"/>
         </w:rPr>
         <w:t>管理职责</w:t>
+      </w:r>
+      <w:bookmarkEnd w:id="3"/>
+    </w:p>
+    <w:p>
+      <w:pPr>
+        <w:pStyle w:val="29"/>
+        <w:rPr>
+          <w:rFonts w:hint="default"/>
+          <w:lang w:val="en-US" w:eastAsia="zh-CN"/>
+        </w:rPr>
+      </w:pPr>
+      <w:r>
+        <w:rPr>
+          <w:rFonts w:hint="default"/>
+          <w:lang w:val="en-US" w:eastAsia="zh-CN"/>
+        </w:rPr>
+        <w:t>公司人力资源部作为培训管理的归口部门，负责：</w:t>
+      </w:r>
+    </w:p>
+    <w:p>
+      <w:pPr>
+        <w:pStyle w:val="29"/>
+        <w:numPr>
+          <w:ilvl w:val="0"/>
+          <w:numId w:val="2"/>
+        </w:numPr>
+        <w:ind w:left="425" w:leftChars="0" w:hanging="425" w:firstLineChars="0"/>
+        <w:rPr>
+          <w:rFonts w:hint="default"/>
+          <w:lang w:val="en-US" w:eastAsia="zh-CN"/>
+        </w:rPr>
+      </w:pPr>
+      <w:r>
+        <w:rPr>
+          <w:rFonts w:hint="default"/>
+          <w:lang w:val="en-US" w:eastAsia="zh-CN"/>
+        </w:rPr>
+        <w:t>根据公司经营发展战略、业务要求及员工能力现状，分析并预测培训需求。</w:t>
+      </w:r>
+    </w:p>
+    <w:p>
+      <w:pPr>
+        <w:pStyle w:val="29"/>
+        <w:numPr>
+          <w:ilvl w:val="0"/>
+          <w:numId w:val="2"/>
+        </w:numPr>
+        <w:ind w:left="425" w:leftChars="0" w:hanging="425" w:firstLineChars="0"/>
+        <w:rPr>
+          <w:rFonts w:hint="default"/>
+          <w:lang w:val="en-US" w:eastAsia="zh-CN"/>
+        </w:rPr>
+      </w:pPr>
+      <w:r>
+        <w:rPr>
+          <w:rFonts w:hint="default"/>
+          <w:lang w:val="en-US" w:eastAsia="zh-CN"/>
+        </w:rPr>
+        <w:t>制定公司年度培训计划及预算，并组织实施。</w:t>
+      </w:r>
+    </w:p>
+    <w:p>
+      <w:pPr>
+        <w:pStyle w:val="29"/>
+        <w:numPr>
+          <w:ilvl w:val="0"/>
+          <w:numId w:val="2"/>
+        </w:numPr>
+        <w:ind w:left="425" w:leftChars="0" w:hanging="425" w:firstLineChars="0"/>
+        <w:rPr>
+          <w:rFonts w:hint="default"/>
+          <w:lang w:val="en-US" w:eastAsia="zh-CN"/>
+        </w:rPr>
+      </w:pPr>
+      <w:r>
+        <w:rPr>
+          <w:rFonts w:hint="default"/>
+          <w:lang w:val="en-US" w:eastAsia="zh-CN"/>
+        </w:rPr>
+        <w:t>统筹管理培训全过程，包括师资、教材、场地及效果评估。</w:t>
+      </w:r>
+    </w:p>
+    <w:p>
+      <w:pPr>
+        <w:pStyle w:val="29"/>
+        <w:numPr>
+          <w:ilvl w:val="0"/>
+          <w:numId w:val="2"/>
+        </w:numPr>
+        <w:ind w:left="425" w:leftChars="0" w:hanging="425" w:firstLineChars="0"/>
+        <w:rPr>
+          <w:rFonts w:hint="default"/>
+          <w:lang w:val="en-US" w:eastAsia="zh-CN"/>
+        </w:rPr>
+      </w:pPr>
+      <w:r>
+        <w:rPr>
+          <w:rFonts w:hint="default"/>
+          <w:lang w:val="en-US" w:eastAsia="zh-CN"/>
+        </w:rPr>
+        <w:t>建立和维护员工培训档案，总结经验，持续优化培训体系。</w:t>
+      </w:r>
+    </w:p>
+    <w:p>
+      <w:pPr>
+        <w:pStyle w:val="28"/>
+        <w:bidi w:val="0"/>
+        <w:rPr>
+          <w:rFonts w:hint="default"/>
+          <w:lang w:val="en-US" w:eastAsia="zh-CN"/>
+        </w:rPr>
+      </w:pPr>
+      <w:bookmarkStart w:id="4" w:name="_Toc20962"/>
+      <w:r>
+        <w:rPr>
+          <w:rFonts w:hint="default"/>
+          <w:lang w:val="en-US" w:eastAsia="zh-CN"/>
+        </w:rPr>
+        <w:t>培训工作管理原则</w:t>
       </w:r>
       <w:bookmarkEnd w:id="4"/>
     </w:p>
     <w:p>
       <w:pPr>
-        <w:pStyle w:val="a1"/>
+        <w:pStyle w:val="29"/>
         <w:rPr>
           <w:rFonts w:hint="default"/>
           <w:lang w:val="en-US" w:eastAsia="zh-CN"/>
@@ -2908,17 +3189,12 @@
           <w:rFonts w:hint="default"/>
           <w:lang w:val="en-US" w:eastAsia="zh-CN"/>
         </w:rPr>
-        <w:t>公司人力资源部作为培训管理的归口部门，负责：</w:t>
+        <w:t>专业技能与思想教育相结合： 在提升员工岗位技能的同时，注重企业文化的宣贯、价值观的引导及团队协作精神的培养。</w:t>
       </w:r>
     </w:p>
     <w:p>
       <w:pPr>
-        <w:pStyle w:val="a1"/>
-        <w:numPr>
-          <w:ilvl w:val="0"/>
-          <w:numId w:val="2"/>
-        </w:numPr>
-        <w:ind w:left="425" w:hanging="425" w:leftChars="0" w:firstLineChars="0"/>
+        <w:pStyle w:val="29"/>
         <w:rPr>
           <w:rFonts w:hint="default"/>
           <w:lang w:val="en-US" w:eastAsia="zh-CN"/>
@@ -2929,17 +3205,12 @@
           <w:rFonts w:hint="default"/>
           <w:lang w:val="en-US" w:eastAsia="zh-CN"/>
         </w:rPr>
-        <w:t>根据公司经营发展战略、业务要求及员工能力现状，分析并预测培训需求。</w:t>
+        <w:t>理论联系实际：培训内容需紧密围绕公司软件运维服务的实际需求和业务痛点，注重解决实际问题，提升实战能力。</w:t>
       </w:r>
     </w:p>
     <w:p>
       <w:pPr>
-        <w:pStyle w:val="a1"/>
-        <w:numPr>
-          <w:ilvl w:val="0"/>
-          <w:numId w:val="2"/>
-        </w:numPr>
-        <w:ind w:left="425" w:hanging="425" w:leftChars="0" w:firstLineChars="0"/>
+        <w:pStyle w:val="29"/>
         <w:rPr>
           <w:rFonts w:hint="default"/>
           <w:lang w:val="en-US" w:eastAsia="zh-CN"/>
@@ -2950,17 +3221,12 @@
           <w:rFonts w:hint="default"/>
           <w:lang w:val="en-US" w:eastAsia="zh-CN"/>
         </w:rPr>
-        <w:t>制定公司年度培训计划及预算，并组织实施。</w:t>
+        <w:t>兼顾当前需求与长远发展：培训策划需满足当下业务需求，同时具备前瞻性，为公司未来技术发展和管理升级储备人才。</w:t>
       </w:r>
     </w:p>
     <w:p>
       <w:pPr>
-        <w:pStyle w:val="a1"/>
-        <w:numPr>
-          <w:ilvl w:val="0"/>
-          <w:numId w:val="2"/>
-        </w:numPr>
-        <w:ind w:left="425" w:hanging="425" w:leftChars="0" w:firstLineChars="0"/>
+        <w:pStyle w:val="29"/>
         <w:rPr>
           <w:rFonts w:hint="default"/>
           <w:lang w:val="en-US" w:eastAsia="zh-CN"/>
@@ -2971,17 +3237,12 @@
           <w:rFonts w:hint="default"/>
           <w:lang w:val="en-US" w:eastAsia="zh-CN"/>
         </w:rPr>
-        <w:t>统筹管理培训全过程，包括师资、教材、场地及效果评估。</w:t>
+        <w:t>培训与工作相平衡：合理安排培训时间与形式，确保培训活动不影响正常的运维服务工作运转。</w:t>
       </w:r>
     </w:p>
     <w:p>
       <w:pPr>
-        <w:pStyle w:val="a1"/>
-        <w:numPr>
-          <w:ilvl w:val="0"/>
-          <w:numId w:val="2"/>
-        </w:numPr>
-        <w:ind w:left="425" w:hanging="425" w:leftChars="0" w:firstLineChars="0"/>
+        <w:pStyle w:val="29"/>
         <w:rPr>
           <w:rFonts w:hint="default"/>
           <w:lang w:val="en-US" w:eastAsia="zh-CN"/>
@@ -2992,130 +3253,31 @@
           <w:rFonts w:hint="default"/>
           <w:lang w:val="en-US" w:eastAsia="zh-CN"/>
         </w:rPr>
-        <w:t>建立和维护员工培训档案，总结经验，持续优化培训体系。</w:t>
+        <w:t>勤俭办培训，注重实效：合理配置培训资源与预算，追求培训投入产出的最大化效益。</w:t>
       </w:r>
     </w:p>
     <w:p>
       <w:pPr>
-        <w:pStyle w:val="1"/>
+        <w:pStyle w:val="28"/>
         <w:bidi w:val="0"/>
         <w:rPr>
           <w:rFonts w:hint="default"/>
           <w:lang w:val="en-US" w:eastAsia="zh-CN"/>
         </w:rPr>
       </w:pPr>
-      <w:bookmarkStart w:id="5" w:name="_Toc20962"/>
+      <w:bookmarkStart w:id="5" w:name="_Toc29307"/>
       <w:r>
         <w:rPr>
           <w:rFonts w:hint="default"/>
           <w:lang w:val="en-US" w:eastAsia="zh-CN"/>
         </w:rPr>
-        <w:t>培训工作管理原则</w:t>
+        <w:t>培训计划制定</w:t>
       </w:r>
       <w:bookmarkEnd w:id="5"/>
     </w:p>
     <w:p>
       <w:pPr>
-        <w:pStyle w:val="a1"/>
-        <w:rPr>
-          <w:rFonts w:hint="default"/>
-          <w:lang w:val="en-US" w:eastAsia="zh-CN"/>
-        </w:rPr>
-      </w:pPr>
-      <w:r>
-        <w:rPr>
-          <w:rFonts w:hint="default"/>
-          <w:lang w:val="en-US" w:eastAsia="zh-CN"/>
-        </w:rPr>
-        <w:t>专业技能与思想教育相结合： 在提升员工岗位技能的同时，注重企业文化的宣贯、价值观的引导及团队协作精神的培养。</w:t>
-      </w:r>
-    </w:p>
-    <w:p>
-      <w:pPr>
-        <w:pStyle w:val="a1"/>
-        <w:rPr>
-          <w:rFonts w:hint="default"/>
-          <w:lang w:val="en-US" w:eastAsia="zh-CN"/>
-        </w:rPr>
-      </w:pPr>
-      <w:r>
-        <w:rPr>
-          <w:rFonts w:hint="default"/>
-          <w:lang w:val="en-US" w:eastAsia="zh-CN"/>
-        </w:rPr>
-        <w:t>理论联系实际：培训内容需紧密围绕公司软件运维服务的实际需求和业务痛点，注重解决实际问题，提升实战能力。</w:t>
-      </w:r>
-    </w:p>
-    <w:p>
-      <w:pPr>
-        <w:pStyle w:val="a1"/>
-        <w:rPr>
-          <w:rFonts w:hint="default"/>
-          <w:lang w:val="en-US" w:eastAsia="zh-CN"/>
-        </w:rPr>
-      </w:pPr>
-      <w:r>
-        <w:rPr>
-          <w:rFonts w:hint="default"/>
-          <w:lang w:val="en-US" w:eastAsia="zh-CN"/>
-        </w:rPr>
-        <w:t>兼顾当前需求与长远发展：培训策划需满足当下业务需求，同时具备前瞻性，为公司未来技术发展和管理升级储备人才。</w:t>
-      </w:r>
-    </w:p>
-    <w:p>
-      <w:pPr>
-        <w:pStyle w:val="a1"/>
-        <w:rPr>
-          <w:rFonts w:hint="default"/>
-          <w:lang w:val="en-US" w:eastAsia="zh-CN"/>
-        </w:rPr>
-      </w:pPr>
-      <w:r>
-        <w:rPr>
-          <w:rFonts w:hint="default"/>
-          <w:lang w:val="en-US" w:eastAsia="zh-CN"/>
-        </w:rPr>
-        <w:t>培训与工作相平衡：合理安排培训时间与形式，确保培训活动不影响正常的运维服务工作运转。</w:t>
-      </w:r>
-    </w:p>
-    <w:p>
-      <w:pPr>
-        <w:pStyle w:val="a1"/>
-        <w:rPr>
-          <w:rFonts w:hint="default"/>
-          <w:lang w:val="en-US" w:eastAsia="zh-CN"/>
-        </w:rPr>
-      </w:pPr>
-      <w:r>
-        <w:rPr>
-          <w:rFonts w:hint="default"/>
-          <w:lang w:val="en-US" w:eastAsia="zh-CN"/>
-        </w:rPr>
-        <w:t>勤俭办培训，注重实效：合理配置培训资源与预算，追求培训投入产出的最大化效益。</w:t>
-      </w:r>
-    </w:p>
-    <w:p>
-      <w:pPr>
-        <w:pStyle w:val="1"/>
-        <w:bidi w:val="0"/>
-        <w:rPr>
-          <w:rFonts w:hint="default"/>
-          <w:lang w:val="en-US" w:eastAsia="zh-CN"/>
-        </w:rPr>
-      </w:pPr>
-      <w:bookmarkStart w:id="6" w:name="_Toc29307"/>
-      <w:r>
-        <w:rPr>
-          <w:rFonts w:hint="default"/>
-          <w:lang w:val="en-US" w:eastAsia="zh-CN"/>
-        </w:rPr>
-        <w:t>培训计划制定</w:t>
-      </w:r>
-      <w:bookmarkEnd w:id="6"/>
-    </w:p>
-    <w:p>
-      <w:pPr>
-        <w:pStyle w:val="a1"/>
+        <w:pStyle w:val="29"/>
         <w:rPr>
           <w:rFonts w:hint="default"/>
           <w:lang w:val="en-US" w:eastAsia="zh-CN"/>
@@ -3131,7 +3293,7 @@
     </w:p>
     <w:p>
       <w:pPr>
-        <w:pStyle w:val="a1"/>
+        <w:pStyle w:val="29"/>
         <w:rPr>
           <w:rFonts w:hint="default"/>
           <w:lang w:val="en-US" w:eastAsia="zh-CN"/>
@@ -3147,7 +3309,7 @@
     </w:p>
     <w:p>
       <w:pPr>
-        <w:pStyle w:val="a1"/>
+        <w:pStyle w:val="29"/>
         <w:rPr>
           <w:rFonts w:hint="default"/>
           <w:lang w:val="en-US" w:eastAsia="zh-CN"/>
@@ -3163,7 +3325,7 @@
     </w:p>
     <w:p>
       <w:pPr>
-        <w:pStyle w:val="a1"/>
+        <w:pStyle w:val="29"/>
         <w:rPr>
           <w:rFonts w:hint="default"/>
           <w:lang w:val="en-US" w:eastAsia="zh-CN"/>
@@ -3179,14 +3341,14 @@
     </w:p>
     <w:p>
       <w:pPr>
-        <w:pStyle w:val="1"/>
+        <w:pStyle w:val="28"/>
         <w:bidi w:val="0"/>
         <w:rPr>
           <w:rFonts w:hint="default"/>
           <w:lang w:val="en-US" w:eastAsia="zh-CN"/>
         </w:rPr>
       </w:pPr>
-      <w:bookmarkStart w:id="7" w:name="_Toc17859"/>
+      <w:bookmarkStart w:id="6" w:name="_Toc17859"/>
       <w:r>
         <w:rPr>
           <w:rFonts w:hint="default"/>
@@ -3194,22 +3356,23 @@
         </w:rPr>
         <w:t>培训类别与内容</w:t>
       </w:r>
-      <w:bookmarkEnd w:id="7"/>
+      <w:bookmarkEnd w:id="6"/>
     </w:p>
     <w:tbl>
       <w:tblPr>
-        <w:tblStyle w:val="TableNormal"/>
+        <w:tblStyle w:val="20"/>
         <w:tblW w:w="0" w:type="auto"/>
         <w:tblInd w:w="0" w:type="dxa"/>
         <w:tblBorders>
-          <w:top w:val="single" w:sz="4" w:space="0" w:color="auto"/>
-          <w:left w:val="single" w:sz="4" w:space="0" w:color="auto"/>
-          <w:bottom w:val="single" w:sz="4" w:space="0" w:color="auto"/>
-          <w:right w:val="single" w:sz="4" w:space="0" w:color="auto"/>
-          <w:insideH w:val="single" w:sz="4" w:space="0" w:color="auto"/>
-          <w:insideV w:val="single" w:sz="4" w:space="0" w:color="auto"/>
+          <w:top w:val="single" w:color="auto" w:sz="4" w:space="0"/>
+          <w:left w:val="single" w:color="auto" w:sz="4" w:space="0"/>
+          <w:bottom w:val="single" w:color="auto" w:sz="4" w:space="0"/>
+          <w:right w:val="single" w:color="auto" w:sz="4" w:space="0"/>
+          <w:insideH w:val="single" w:color="auto" w:sz="4" w:space="0"/>
+          <w:insideV w:val="single" w:color="auto" w:sz="4" w:space="0"/>
         </w:tblBorders>
         <w:shd w:val="clear" w:color="auto" w:fill="auto"/>
+        <w:tblLayout w:type="autofit"/>
         <w:tblCellMar>
           <w:top w:w="15" w:type="dxa"/>
           <w:left w:w="15" w:type="dxa"/>
@@ -3225,17 +3388,14 @@
       </w:tblGrid>
       <w:tr>
         <w:tblPrEx>
-          <w:tblW w:w="0" w:type="auto"/>
-          <w:tblInd w:w="0" w:type="dxa"/>
           <w:tblBorders>
-            <w:top w:val="single" w:sz="4" w:space="0" w:color="auto"/>
-            <w:left w:val="single" w:sz="4" w:space="0" w:color="auto"/>
-            <w:bottom w:val="single" w:sz="4" w:space="0" w:color="auto"/>
-            <w:right w:val="single" w:sz="4" w:space="0" w:color="auto"/>
-            <w:insideH w:val="single" w:sz="4" w:space="0" w:color="auto"/>
-            <w:insideV w:val="single" w:sz="4" w:space="0" w:color="auto"/>
+            <w:top w:val="single" w:color="auto" w:sz="4" w:space="0"/>
+            <w:left w:val="single" w:color="auto" w:sz="4" w:space="0"/>
+            <w:bottom w:val="single" w:color="auto" w:sz="4" w:space="0"/>
+            <w:right w:val="single" w:color="auto" w:sz="4" w:space="0"/>
+            <w:insideH w:val="single" w:color="auto" w:sz="4" w:space="0"/>
+            <w:insideV w:val="single" w:color="auto" w:sz="4" w:space="0"/>
           </w:tblBorders>
-          <w:shd w:val="clear" w:color="auto" w:fill="auto"/>
           <w:tblCellMar>
             <w:top w:w="15" w:type="dxa"/>
             <w:left w:w="15" w:type="dxa"/>
@@ -3265,10 +3425,10 @@
               <w:widowControl/>
               <w:suppressLineNumbers w:val="0"/>
               <w:spacing w:line="300" w:lineRule="atLeast"/>
-              <w:ind w:left="0" w:right="0" w:firstLine="0" w:leftChars="0" w:rightChars="0" w:firstLineChars="0"/>
+              <w:ind w:left="0" w:leftChars="0" w:right="0" w:rightChars="0" w:firstLine="0" w:firstLineChars="0"/>
               <w:jc w:val="center"/>
               <w:rPr>
-                <w:rFonts w:ascii="Segoe UI" w:eastAsia="Segoe UI" w:hAnsi="Segoe UI" w:cs="Segoe UI"/>
+                <w:rFonts w:ascii="Segoe UI" w:hAnsi="Segoe UI" w:eastAsia="Segoe UI" w:cs="Segoe UI"/>
                 <w:i w:val="0"/>
                 <w:iCs w:val="0"/>
                 <w:caps w:val="0"/>
@@ -3280,7 +3440,7 @@
             </w:pPr>
             <w:r>
               <w:rPr>
-                <w:rFonts w:ascii="Segoe UI" w:eastAsia="Segoe UI" w:hAnsi="Segoe UI" w:cs="Segoe UI" w:hint="default"/>
+                <w:rFonts w:hint="default" w:ascii="Segoe UI" w:hAnsi="Segoe UI" w:eastAsia="Segoe UI" w:cs="Segoe UI"/>
                 <w:i w:val="0"/>
                 <w:iCs w:val="0"/>
                 <w:caps w:val="0"/>
@@ -3315,10 +3475,10 @@
               <w:widowControl/>
               <w:suppressLineNumbers w:val="0"/>
               <w:spacing w:line="300" w:lineRule="atLeast"/>
-              <w:ind w:left="0" w:right="0" w:firstLine="0" w:leftChars="0" w:rightChars="0" w:firstLineChars="0"/>
+              <w:ind w:left="0" w:leftChars="0" w:right="0" w:rightChars="0" w:firstLine="0" w:firstLineChars="0"/>
               <w:jc w:val="center"/>
               <w:rPr>
-                <w:rFonts w:ascii="Segoe UI" w:eastAsia="Segoe UI" w:hAnsi="Segoe UI" w:cs="Segoe UI" w:hint="default"/>
+                <w:rFonts w:hint="default" w:ascii="Segoe UI" w:hAnsi="Segoe UI" w:eastAsia="Segoe UI" w:cs="Segoe UI"/>
                 <w:i w:val="0"/>
                 <w:iCs w:val="0"/>
                 <w:caps w:val="0"/>
@@ -3330,7 +3490,7 @@
             </w:pPr>
             <w:r>
               <w:rPr>
-                <w:rFonts w:ascii="Segoe UI" w:eastAsia="Segoe UI" w:hAnsi="Segoe UI" w:cs="Segoe UI" w:hint="default"/>
+                <w:rFonts w:hint="default" w:ascii="Segoe UI" w:hAnsi="Segoe UI" w:eastAsia="Segoe UI" w:cs="Segoe UI"/>
                 <w:i w:val="0"/>
                 <w:iCs w:val="0"/>
                 <w:caps w:val="0"/>
@@ -3365,10 +3525,10 @@
               <w:widowControl/>
               <w:suppressLineNumbers w:val="0"/>
               <w:spacing w:line="300" w:lineRule="atLeast"/>
-              <w:ind w:left="0" w:right="0" w:firstLine="0" w:leftChars="0" w:rightChars="0" w:firstLineChars="0"/>
+              <w:ind w:left="0" w:leftChars="0" w:right="0" w:rightChars="0" w:firstLine="0" w:firstLineChars="0"/>
               <w:jc w:val="center"/>
               <w:rPr>
-                <w:rFonts w:ascii="Segoe UI" w:eastAsia="Segoe UI" w:hAnsi="Segoe UI" w:cs="Segoe UI" w:hint="default"/>
+                <w:rFonts w:hint="default" w:ascii="Segoe UI" w:hAnsi="Segoe UI" w:eastAsia="Segoe UI" w:cs="Segoe UI"/>
                 <w:i w:val="0"/>
                 <w:iCs w:val="0"/>
                 <w:caps w:val="0"/>
@@ -3380,7 +3540,7 @@
             </w:pPr>
             <w:r>
               <w:rPr>
-                <w:rFonts w:ascii="Segoe UI" w:eastAsia="Segoe UI" w:hAnsi="Segoe UI" w:cs="Segoe UI" w:hint="default"/>
+                <w:rFonts w:hint="default" w:ascii="Segoe UI" w:hAnsi="Segoe UI" w:eastAsia="Segoe UI" w:cs="Segoe UI"/>
                 <w:i w:val="0"/>
                 <w:iCs w:val="0"/>
                 <w:caps w:val="0"/>
@@ -3415,10 +3575,10 @@
               <w:widowControl/>
               <w:suppressLineNumbers w:val="0"/>
               <w:spacing w:line="300" w:lineRule="atLeast"/>
-              <w:ind w:left="0" w:right="0" w:firstLine="0" w:leftChars="0" w:rightChars="0" w:firstLineChars="0"/>
+              <w:ind w:left="0" w:leftChars="0" w:right="0" w:rightChars="0" w:firstLine="0" w:firstLineChars="0"/>
               <w:jc w:val="center"/>
               <w:rPr>
-                <w:rFonts w:ascii="Segoe UI" w:eastAsia="Segoe UI" w:hAnsi="Segoe UI" w:cs="Segoe UI" w:hint="default"/>
+                <w:rFonts w:hint="default" w:ascii="Segoe UI" w:hAnsi="Segoe UI" w:eastAsia="Segoe UI" w:cs="Segoe UI"/>
                 <w:i w:val="0"/>
                 <w:iCs w:val="0"/>
                 <w:caps w:val="0"/>
@@ -3430,7 +3590,7 @@
             </w:pPr>
             <w:r>
               <w:rPr>
-                <w:rFonts w:ascii="Segoe UI" w:eastAsia="Segoe UI" w:hAnsi="Segoe UI" w:cs="Segoe UI" w:hint="default"/>
+                <w:rFonts w:hint="default" w:ascii="Segoe UI" w:hAnsi="Segoe UI" w:eastAsia="Segoe UI" w:cs="Segoe UI"/>
                 <w:i w:val="0"/>
                 <w:iCs w:val="0"/>
                 <w:caps w:val="0"/>
@@ -3449,9 +3609,14 @@
       </w:tr>
       <w:tr>
         <w:tblPrEx>
-          <w:tblW w:w="0" w:type="auto"/>
-          <w:tblInd w:w="0" w:type="dxa"/>
-          <w:shd w:val="clear" w:color="auto" w:fill="auto"/>
+          <w:tblBorders>
+            <w:top w:val="single" w:color="auto" w:sz="4" w:space="0"/>
+            <w:left w:val="single" w:color="auto" w:sz="4" w:space="0"/>
+            <w:bottom w:val="single" w:color="auto" w:sz="4" w:space="0"/>
+            <w:right w:val="single" w:color="auto" w:sz="4" w:space="0"/>
+            <w:insideH w:val="single" w:color="auto" w:sz="4" w:space="0"/>
+            <w:insideV w:val="single" w:color="auto" w:sz="4" w:space="0"/>
+          </w:tblBorders>
           <w:tblCellMar>
             <w:top w:w="15" w:type="dxa"/>
             <w:left w:w="15" w:type="dxa"/>
@@ -3481,7 +3646,7 @@
               <w:spacing w:line="300" w:lineRule="atLeast"/>
               <w:jc w:val="left"/>
               <w:rPr>
-                <w:rFonts w:ascii="Segoe UI" w:eastAsia="Segoe UI" w:hAnsi="Segoe UI" w:cs="Segoe UI" w:hint="default"/>
+                <w:rFonts w:hint="default" w:ascii="Segoe UI" w:hAnsi="Segoe UI" w:eastAsia="Segoe UI" w:cs="Segoe UI"/>
                 <w:i w:val="0"/>
                 <w:iCs w:val="0"/>
                 <w:caps w:val="0"/>
@@ -3493,8 +3658,8 @@
             </w:pPr>
             <w:r>
               <w:rPr>
-                <w:rStyle w:val="Strong"/>
-                <w:rFonts w:ascii="Segoe UI" w:eastAsia="Segoe UI" w:hAnsi="Segoe UI" w:cs="Segoe UI" w:hint="default"/>
+                <w:rStyle w:val="23"/>
+                <w:rFonts w:hint="default" w:ascii="Segoe UI" w:hAnsi="Segoe UI" w:eastAsia="Segoe UI" w:cs="Segoe UI"/>
                 <w:b/>
                 <w:bCs/>
                 <w:i w:val="0"/>
@@ -3533,7 +3698,7 @@
               <w:spacing w:line="300" w:lineRule="atLeast"/>
               <w:jc w:val="left"/>
               <w:rPr>
-                <w:rFonts w:ascii="Segoe UI" w:eastAsia="Segoe UI" w:hAnsi="Segoe UI" w:cs="Segoe UI" w:hint="default"/>
+                <w:rFonts w:hint="default" w:ascii="Segoe UI" w:hAnsi="Segoe UI" w:eastAsia="Segoe UI" w:cs="Segoe UI"/>
                 <w:i w:val="0"/>
                 <w:iCs w:val="0"/>
                 <w:caps w:val="0"/>
@@ -3545,7 +3710,7 @@
             </w:pPr>
             <w:r>
               <w:rPr>
-                <w:rFonts w:ascii="Segoe UI" w:eastAsia="Segoe UI" w:hAnsi="Segoe UI" w:cs="Segoe UI" w:hint="default"/>
+                <w:rFonts w:hint="default" w:ascii="Segoe UI" w:hAnsi="Segoe UI" w:eastAsia="Segoe UI" w:cs="Segoe UI"/>
                 <w:i w:val="0"/>
                 <w:iCs w:val="0"/>
                 <w:caps w:val="0"/>
@@ -3582,7 +3747,7 @@
               <w:spacing w:line="300" w:lineRule="atLeast"/>
               <w:jc w:val="left"/>
               <w:rPr>
-                <w:rFonts w:ascii="Segoe UI" w:eastAsia="Segoe UI" w:hAnsi="Segoe UI" w:cs="Segoe UI" w:hint="default"/>
+                <w:rFonts w:hint="default" w:ascii="Segoe UI" w:hAnsi="Segoe UI" w:eastAsia="Segoe UI" w:cs="Segoe UI"/>
                 <w:i w:val="0"/>
                 <w:iCs w:val="0"/>
                 <w:caps w:val="0"/>
@@ -3594,7 +3759,7 @@
             </w:pPr>
             <w:r>
               <w:rPr>
-                <w:rFonts w:ascii="Segoe UI" w:eastAsia="Segoe UI" w:hAnsi="Segoe UI" w:cs="Segoe UI" w:hint="default"/>
+                <w:rFonts w:hint="default" w:ascii="Segoe UI" w:hAnsi="Segoe UI" w:eastAsia="Segoe UI" w:cs="Segoe UI"/>
                 <w:i w:val="0"/>
                 <w:iCs w:val="0"/>
                 <w:caps w:val="0"/>
@@ -3631,7 +3796,7 @@
               <w:spacing w:line="300" w:lineRule="atLeast"/>
               <w:jc w:val="left"/>
               <w:rPr>
-                <w:rFonts w:ascii="Segoe UI" w:eastAsia="Segoe UI" w:hAnsi="Segoe UI" w:cs="Segoe UI" w:hint="default"/>
+                <w:rFonts w:hint="default" w:ascii="Segoe UI" w:hAnsi="Segoe UI" w:eastAsia="Segoe UI" w:cs="Segoe UI"/>
                 <w:i w:val="0"/>
                 <w:iCs w:val="0"/>
                 <w:caps w:val="0"/>
@@ -3643,7 +3808,7 @@
             </w:pPr>
             <w:r>
               <w:rPr>
-                <w:rFonts w:ascii="Segoe UI" w:eastAsia="Segoe UI" w:hAnsi="Segoe UI" w:cs="Segoe UI" w:hint="default"/>
+                <w:rFonts w:hint="default" w:ascii="Segoe UI" w:hAnsi="Segoe UI" w:eastAsia="Segoe UI" w:cs="Segoe UI"/>
                 <w:i w:val="0"/>
                 <w:iCs w:val="0"/>
                 <w:caps w:val="0"/>
@@ -3662,9 +3827,14 @@
       </w:tr>
       <w:tr>
         <w:tblPrEx>
-          <w:tblW w:w="0" w:type="auto"/>
-          <w:tblInd w:w="0" w:type="dxa"/>
-          <w:shd w:val="clear" w:color="auto" w:fill="auto"/>
+          <w:tblBorders>
+            <w:top w:val="single" w:color="auto" w:sz="4" w:space="0"/>
+            <w:left w:val="single" w:color="auto" w:sz="4" w:space="0"/>
+            <w:bottom w:val="single" w:color="auto" w:sz="4" w:space="0"/>
+            <w:right w:val="single" w:color="auto" w:sz="4" w:space="0"/>
+            <w:insideH w:val="single" w:color="auto" w:sz="4" w:space="0"/>
+            <w:insideV w:val="single" w:color="auto" w:sz="4" w:space="0"/>
+          </w:tblBorders>
           <w:tblCellMar>
             <w:top w:w="15" w:type="dxa"/>
             <w:left w:w="15" w:type="dxa"/>
@@ -3675,7 +3845,7 @@
         <w:tc>
           <w:tcPr>
             <w:tcW w:w="0" w:type="auto"/>
-            <w:vMerge/>
+            <w:vMerge w:val="continue"/>
             <w:shd w:val="clear" w:color="auto" w:fill="auto"/>
             <w:tcMar>
               <w:top w:w="120" w:type="dxa"/>
@@ -3688,7 +3858,7 @@
           <w:p>
             <w:pPr>
               <w:rPr>
-                <w:rFonts w:ascii="Segoe UI" w:eastAsia="Segoe UI" w:hAnsi="Segoe UI" w:cs="Segoe UI" w:hint="default"/>
+                <w:rFonts w:hint="default" w:ascii="Segoe UI" w:hAnsi="Segoe UI" w:eastAsia="Segoe UI" w:cs="Segoe UI"/>
                 <w:i w:val="0"/>
                 <w:iCs w:val="0"/>
                 <w:caps w:val="0"/>
@@ -3721,7 +3891,7 @@
               <w:spacing w:line="300" w:lineRule="atLeast"/>
               <w:jc w:val="left"/>
               <w:rPr>
-                <w:rFonts w:ascii="Segoe UI" w:eastAsia="Segoe UI" w:hAnsi="Segoe UI" w:cs="Segoe UI" w:hint="default"/>
+                <w:rFonts w:hint="default" w:ascii="Segoe UI" w:hAnsi="Segoe UI" w:eastAsia="Segoe UI" w:cs="Segoe UI"/>
                 <w:i w:val="0"/>
                 <w:iCs w:val="0"/>
                 <w:caps w:val="0"/>
@@ -3733,7 +3903,7 @@
             </w:pPr>
             <w:r>
               <w:rPr>
-                <w:rFonts w:ascii="Segoe UI" w:eastAsia="Segoe UI" w:hAnsi="Segoe UI" w:cs="Segoe UI" w:hint="default"/>
+                <w:rFonts w:hint="default" w:ascii="Segoe UI" w:hAnsi="Segoe UI" w:eastAsia="Segoe UI" w:cs="Segoe UI"/>
                 <w:i w:val="0"/>
                 <w:iCs w:val="0"/>
                 <w:caps w:val="0"/>
@@ -3770,7 +3940,7 @@
               <w:spacing w:line="300" w:lineRule="atLeast"/>
               <w:jc w:val="left"/>
               <w:rPr>
-                <w:rFonts w:ascii="Segoe UI" w:eastAsia="Segoe UI" w:hAnsi="Segoe UI" w:cs="Segoe UI" w:hint="default"/>
+                <w:rFonts w:hint="default" w:ascii="Segoe UI" w:hAnsi="Segoe UI" w:eastAsia="Segoe UI" w:cs="Segoe UI"/>
                 <w:i w:val="0"/>
                 <w:iCs w:val="0"/>
                 <w:caps w:val="0"/>
@@ -3782,7 +3952,7 @@
             </w:pPr>
             <w:r>
               <w:rPr>
-                <w:rFonts w:ascii="Segoe UI" w:eastAsia="Segoe UI" w:hAnsi="Segoe UI" w:cs="Segoe UI" w:hint="default"/>
+                <w:rFonts w:hint="default" w:ascii="Segoe UI" w:hAnsi="Segoe UI" w:eastAsia="Segoe UI" w:cs="Segoe UI"/>
                 <w:i w:val="0"/>
                 <w:iCs w:val="0"/>
                 <w:caps w:val="0"/>
@@ -3819,7 +3989,7 @@
               <w:spacing w:line="300" w:lineRule="atLeast"/>
               <w:jc w:val="left"/>
               <w:rPr>
-                <w:rFonts w:ascii="Segoe UI" w:eastAsia="Segoe UI" w:hAnsi="Segoe UI" w:cs="Segoe UI" w:hint="default"/>
+                <w:rFonts w:hint="default" w:ascii="Segoe UI" w:hAnsi="Segoe UI" w:eastAsia="Segoe UI" w:cs="Segoe UI"/>
                 <w:i w:val="0"/>
                 <w:iCs w:val="0"/>
                 <w:caps w:val="0"/>
@@ -3831,7 +4001,7 @@
             </w:pPr>
             <w:r>
               <w:rPr>
-                <w:rFonts w:ascii="Segoe UI" w:eastAsia="Segoe UI" w:hAnsi="Segoe UI" w:cs="Segoe UI" w:hint="default"/>
+                <w:rFonts w:hint="default" w:ascii="Segoe UI" w:hAnsi="Segoe UI" w:eastAsia="Segoe UI" w:cs="Segoe UI"/>
                 <w:i w:val="0"/>
                 <w:iCs w:val="0"/>
                 <w:caps w:val="0"/>
@@ -3850,8 +4020,14 @@
       </w:tr>
       <w:tr>
         <w:tblPrEx>
-          <w:tblW w:w="0" w:type="auto"/>
-          <w:tblInd w:w="0" w:type="dxa"/>
+          <w:tblBorders>
+            <w:top w:val="single" w:color="auto" w:sz="4" w:space="0"/>
+            <w:left w:val="single" w:color="auto" w:sz="4" w:space="0"/>
+            <w:bottom w:val="single" w:color="auto" w:sz="4" w:space="0"/>
+            <w:right w:val="single" w:color="auto" w:sz="4" w:space="0"/>
+            <w:insideH w:val="single" w:color="auto" w:sz="4" w:space="0"/>
+            <w:insideV w:val="single" w:color="auto" w:sz="4" w:space="0"/>
+          </w:tblBorders>
           <w:shd w:val="clear" w:color="auto" w:fill="auto"/>
           <w:tblCellMar>
             <w:top w:w="15" w:type="dxa"/>
@@ -3881,7 +4057,7 @@
               <w:spacing w:line="300" w:lineRule="atLeast"/>
               <w:jc w:val="left"/>
               <w:rPr>
-                <w:rFonts w:ascii="Segoe UI" w:eastAsia="Segoe UI" w:hAnsi="Segoe UI" w:cs="Segoe UI" w:hint="default"/>
+                <w:rFonts w:hint="default" w:ascii="Segoe UI" w:hAnsi="Segoe UI" w:eastAsia="Segoe UI" w:cs="Segoe UI"/>
                 <w:i w:val="0"/>
                 <w:iCs w:val="0"/>
                 <w:caps w:val="0"/>
@@ -3893,8 +4069,8 @@
             </w:pPr>
             <w:r>
               <w:rPr>
-                <w:rStyle w:val="Strong"/>
-                <w:rFonts w:ascii="Segoe UI" w:eastAsia="Segoe UI" w:hAnsi="Segoe UI" w:cs="Segoe UI" w:hint="default"/>
+                <w:rStyle w:val="23"/>
+                <w:rFonts w:hint="default" w:ascii="Segoe UI" w:hAnsi="Segoe UI" w:eastAsia="Segoe UI" w:cs="Segoe UI"/>
                 <w:b/>
                 <w:bCs/>
                 <w:i w:val="0"/>
@@ -3933,7 +4109,7 @@
               <w:spacing w:line="300" w:lineRule="atLeast"/>
               <w:jc w:val="left"/>
               <w:rPr>
-                <w:rFonts w:ascii="Segoe UI" w:eastAsia="Segoe UI" w:hAnsi="Segoe UI" w:cs="Segoe UI" w:hint="default"/>
+                <w:rFonts w:hint="default" w:ascii="Segoe UI" w:hAnsi="Segoe UI" w:eastAsia="Segoe UI" w:cs="Segoe UI"/>
                 <w:i w:val="0"/>
                 <w:iCs w:val="0"/>
                 <w:caps w:val="0"/>
@@ -3945,7 +4121,7 @@
             </w:pPr>
             <w:r>
               <w:rPr>
-                <w:rFonts w:ascii="Segoe UI" w:eastAsia="Segoe UI" w:hAnsi="Segoe UI" w:cs="Segoe UI" w:hint="default"/>
+                <w:rFonts w:hint="default" w:ascii="Segoe UI" w:hAnsi="Segoe UI" w:eastAsia="Segoe UI" w:cs="Segoe UI"/>
                 <w:i w:val="0"/>
                 <w:iCs w:val="0"/>
                 <w:caps w:val="0"/>
@@ -3982,7 +4158,7 @@
               <w:spacing w:line="300" w:lineRule="atLeast"/>
               <w:jc w:val="left"/>
               <w:rPr>
-                <w:rFonts w:ascii="Segoe UI" w:eastAsia="Segoe UI" w:hAnsi="Segoe UI" w:cs="Segoe UI" w:hint="default"/>
+                <w:rFonts w:hint="default" w:ascii="Segoe UI" w:hAnsi="Segoe UI" w:eastAsia="Segoe UI" w:cs="Segoe UI"/>
                 <w:i w:val="0"/>
                 <w:iCs w:val="0"/>
                 <w:caps w:val="0"/>
@@ -3994,7 +4170,7 @@
             </w:pPr>
             <w:r>
               <w:rPr>
-                <w:rFonts w:ascii="Segoe UI" w:eastAsia="Segoe UI" w:hAnsi="Segoe UI" w:cs="Segoe UI" w:hint="default"/>
+                <w:rFonts w:hint="default" w:ascii="Segoe UI" w:hAnsi="Segoe UI" w:eastAsia="Segoe UI" w:cs="Segoe UI"/>
                 <w:i w:val="0"/>
                 <w:iCs w:val="0"/>
                 <w:caps w:val="0"/>
@@ -4031,7 +4207,7 @@
               <w:spacing w:line="300" w:lineRule="atLeast"/>
               <w:jc w:val="left"/>
               <w:rPr>
-                <w:rFonts w:ascii="Segoe UI" w:eastAsia="Segoe UI" w:hAnsi="Segoe UI" w:cs="Segoe UI" w:hint="default"/>
+                <w:rFonts w:hint="default" w:ascii="Segoe UI" w:hAnsi="Segoe UI" w:eastAsia="Segoe UI" w:cs="Segoe UI"/>
                 <w:i w:val="0"/>
                 <w:iCs w:val="0"/>
                 <w:caps w:val="0"/>
@@ -4043,7 +4219,7 @@
             </w:pPr>
             <w:r>
               <w:rPr>
-                <w:rFonts w:ascii="Segoe UI" w:eastAsia="Segoe UI" w:hAnsi="Segoe UI" w:cs="Segoe UI" w:hint="default"/>
+                <w:rFonts w:hint="default" w:ascii="Segoe UI" w:hAnsi="Segoe UI" w:eastAsia="Segoe UI" w:cs="Segoe UI"/>
                 <w:i w:val="0"/>
                 <w:iCs w:val="0"/>
                 <w:caps w:val="0"/>
@@ -4062,9 +4238,14 @@
       </w:tr>
       <w:tr>
         <w:tblPrEx>
-          <w:tblW w:w="0" w:type="auto"/>
-          <w:tblInd w:w="0" w:type="dxa"/>
-          <w:shd w:val="clear" w:color="auto" w:fill="auto"/>
+          <w:tblBorders>
+            <w:top w:val="single" w:color="auto" w:sz="4" w:space="0"/>
+            <w:left w:val="single" w:color="auto" w:sz="4" w:space="0"/>
+            <w:bottom w:val="single" w:color="auto" w:sz="4" w:space="0"/>
+            <w:right w:val="single" w:color="auto" w:sz="4" w:space="0"/>
+            <w:insideH w:val="single" w:color="auto" w:sz="4" w:space="0"/>
+            <w:insideV w:val="single" w:color="auto" w:sz="4" w:space="0"/>
+          </w:tblBorders>
           <w:tblCellMar>
             <w:top w:w="15" w:type="dxa"/>
             <w:left w:w="15" w:type="dxa"/>
@@ -4093,7 +4274,7 @@
               <w:spacing w:line="300" w:lineRule="atLeast"/>
               <w:jc w:val="left"/>
               <w:rPr>
-                <w:rFonts w:ascii="Segoe UI" w:eastAsia="Segoe UI" w:hAnsi="Segoe UI" w:cs="Segoe UI" w:hint="default"/>
+                <w:rFonts w:hint="default" w:ascii="Segoe UI" w:hAnsi="Segoe UI" w:eastAsia="Segoe UI" w:cs="Segoe UI"/>
                 <w:i w:val="0"/>
                 <w:iCs w:val="0"/>
                 <w:caps w:val="0"/>
@@ -4105,8 +4286,8 @@
             </w:pPr>
             <w:r>
               <w:rPr>
-                <w:rStyle w:val="Strong"/>
-                <w:rFonts w:ascii="Segoe UI" w:eastAsia="Segoe UI" w:hAnsi="Segoe UI" w:cs="Segoe UI" w:hint="default"/>
+                <w:rStyle w:val="23"/>
+                <w:rFonts w:hint="default" w:ascii="Segoe UI" w:hAnsi="Segoe UI" w:eastAsia="Segoe UI" w:cs="Segoe UI"/>
                 <w:b/>
                 <w:bCs/>
                 <w:i w:val="0"/>
@@ -4145,7 +4326,7 @@
               <w:spacing w:line="300" w:lineRule="atLeast"/>
               <w:jc w:val="left"/>
               <w:rPr>
-                <w:rFonts w:ascii="Segoe UI" w:eastAsia="Segoe UI" w:hAnsi="Segoe UI" w:cs="Segoe UI" w:hint="default"/>
+                <w:rFonts w:hint="default" w:ascii="Segoe UI" w:hAnsi="Segoe UI" w:eastAsia="Segoe UI" w:cs="Segoe UI"/>
                 <w:i w:val="0"/>
                 <w:iCs w:val="0"/>
                 <w:caps w:val="0"/>
@@ -4157,7 +4338,7 @@
             </w:pPr>
             <w:r>
               <w:rPr>
-                <w:rFonts w:ascii="Segoe UI" w:eastAsia="Segoe UI" w:hAnsi="Segoe UI" w:cs="Segoe UI" w:hint="default"/>
+                <w:rFonts w:hint="default" w:ascii="Segoe UI" w:hAnsi="Segoe UI" w:eastAsia="Segoe UI" w:cs="Segoe UI"/>
                 <w:i w:val="0"/>
                 <w:iCs w:val="0"/>
                 <w:caps w:val="0"/>
@@ -4194,7 +4375,7 @@
               <w:spacing w:line="300" w:lineRule="atLeast"/>
               <w:jc w:val="left"/>
               <w:rPr>
-                <w:rFonts w:ascii="Segoe UI" w:eastAsia="Segoe UI" w:hAnsi="Segoe UI" w:cs="Segoe UI" w:hint="default"/>
+                <w:rFonts w:hint="default" w:ascii="Segoe UI" w:hAnsi="Segoe UI" w:eastAsia="Segoe UI" w:cs="Segoe UI"/>
                 <w:i w:val="0"/>
                 <w:iCs w:val="0"/>
                 <w:caps w:val="0"/>
@@ -4206,7 +4387,7 @@
             </w:pPr>
             <w:r>
               <w:rPr>
-                <w:rFonts w:ascii="Segoe UI" w:eastAsia="Segoe UI" w:hAnsi="Segoe UI" w:cs="Segoe UI" w:hint="default"/>
+                <w:rFonts w:hint="default" w:ascii="Segoe UI" w:hAnsi="Segoe UI" w:eastAsia="Segoe UI" w:cs="Segoe UI"/>
                 <w:i w:val="0"/>
                 <w:iCs w:val="0"/>
                 <w:caps w:val="0"/>
@@ -4243,7 +4424,7 @@
               <w:spacing w:line="300" w:lineRule="atLeast"/>
               <w:jc w:val="left"/>
               <w:rPr>
-                <w:rFonts w:ascii="Segoe UI" w:eastAsia="Segoe UI" w:hAnsi="Segoe UI" w:cs="Segoe UI" w:hint="default"/>
+                <w:rFonts w:hint="default" w:ascii="Segoe UI" w:hAnsi="Segoe UI" w:eastAsia="Segoe UI" w:cs="Segoe UI"/>
                 <w:i w:val="0"/>
                 <w:iCs w:val="0"/>
                 <w:caps w:val="0"/>
@@ -4255,7 +4436,7 @@
             </w:pPr>
             <w:r>
               <w:rPr>
-                <w:rFonts w:ascii="Segoe UI" w:eastAsia="Segoe UI" w:hAnsi="Segoe UI" w:cs="Segoe UI" w:hint="default"/>
+                <w:rFonts w:hint="default" w:ascii="Segoe UI" w:hAnsi="Segoe UI" w:eastAsia="Segoe UI" w:cs="Segoe UI"/>
                 <w:i w:val="0"/>
                 <w:iCs w:val="0"/>
                 <w:caps w:val="0"/>
@@ -4274,8 +4455,14 @@
       </w:tr>
       <w:tr>
         <w:tblPrEx>
-          <w:tblW w:w="0" w:type="auto"/>
-          <w:tblInd w:w="0" w:type="dxa"/>
+          <w:tblBorders>
+            <w:top w:val="single" w:color="auto" w:sz="4" w:space="0"/>
+            <w:left w:val="single" w:color="auto" w:sz="4" w:space="0"/>
+            <w:bottom w:val="single" w:color="auto" w:sz="4" w:space="0"/>
+            <w:right w:val="single" w:color="auto" w:sz="4" w:space="0"/>
+            <w:insideH w:val="single" w:color="auto" w:sz="4" w:space="0"/>
+            <w:insideV w:val="single" w:color="auto" w:sz="4" w:space="0"/>
+          </w:tblBorders>
           <w:shd w:val="clear" w:color="auto" w:fill="auto"/>
           <w:tblCellMar>
             <w:top w:w="15" w:type="dxa"/>
@@ -4305,7 +4492,7 @@
               <w:spacing w:line="300" w:lineRule="atLeast"/>
               <w:jc w:val="left"/>
               <w:rPr>
-                <w:rFonts w:ascii="Segoe UI" w:eastAsia="Segoe UI" w:hAnsi="Segoe UI" w:cs="Segoe UI" w:hint="default"/>
+                <w:rFonts w:hint="default" w:ascii="Segoe UI" w:hAnsi="Segoe UI" w:eastAsia="Segoe UI" w:cs="Segoe UI"/>
                 <w:i w:val="0"/>
                 <w:iCs w:val="0"/>
                 <w:caps w:val="0"/>
@@ -4317,8 +4504,8 @@
             </w:pPr>
             <w:r>
               <w:rPr>
-                <w:rStyle w:val="Strong"/>
-                <w:rFonts w:ascii="Segoe UI" w:eastAsia="Segoe UI" w:hAnsi="Segoe UI" w:cs="Segoe UI" w:hint="default"/>
+                <w:rStyle w:val="23"/>
+                <w:rFonts w:hint="default" w:ascii="Segoe UI" w:hAnsi="Segoe UI" w:eastAsia="Segoe UI" w:cs="Segoe UI"/>
                 <w:b/>
                 <w:bCs/>
                 <w:i w:val="0"/>
@@ -4357,7 +4544,7 @@
               <w:spacing w:line="300" w:lineRule="atLeast"/>
               <w:jc w:val="left"/>
               <w:rPr>
-                <w:rFonts w:ascii="Segoe UI" w:eastAsia="Segoe UI" w:hAnsi="Segoe UI" w:cs="Segoe UI" w:hint="default"/>
+                <w:rFonts w:hint="default" w:ascii="Segoe UI" w:hAnsi="Segoe UI" w:eastAsia="Segoe UI" w:cs="Segoe UI"/>
                 <w:i w:val="0"/>
                 <w:iCs w:val="0"/>
                 <w:caps w:val="0"/>
@@ -4369,7 +4556,7 @@
             </w:pPr>
             <w:r>
               <w:rPr>
-                <w:rFonts w:ascii="Segoe UI" w:eastAsia="Segoe UI" w:hAnsi="Segoe UI" w:cs="Segoe UI" w:hint="default"/>
+                <w:rFonts w:hint="default" w:ascii="Segoe UI" w:hAnsi="Segoe UI" w:eastAsia="Segoe UI" w:cs="Segoe UI"/>
                 <w:i w:val="0"/>
                 <w:iCs w:val="0"/>
                 <w:caps w:val="0"/>
@@ -4406,7 +4593,7 @@
               <w:spacing w:line="300" w:lineRule="atLeast"/>
               <w:jc w:val="left"/>
               <w:rPr>
-                <w:rFonts w:ascii="Segoe UI" w:eastAsia="Segoe UI" w:hAnsi="Segoe UI" w:cs="Segoe UI" w:hint="default"/>
+                <w:rFonts w:hint="default" w:ascii="Segoe UI" w:hAnsi="Segoe UI" w:eastAsia="Segoe UI" w:cs="Segoe UI"/>
                 <w:i w:val="0"/>
                 <w:iCs w:val="0"/>
                 <w:caps w:val="0"/>
@@ -4418,7 +4605,7 @@
             </w:pPr>
             <w:r>
               <w:rPr>
-                <w:rFonts w:ascii="Segoe UI" w:eastAsia="Segoe UI" w:hAnsi="Segoe UI" w:cs="Segoe UI" w:hint="default"/>
+                <w:rFonts w:hint="default" w:ascii="Segoe UI" w:hAnsi="Segoe UI" w:eastAsia="Segoe UI" w:cs="Segoe UI"/>
                 <w:i w:val="0"/>
                 <w:iCs w:val="0"/>
                 <w:caps w:val="0"/>
@@ -4455,7 +4642,7 @@
               <w:spacing w:line="300" w:lineRule="atLeast"/>
               <w:jc w:val="left"/>
               <w:rPr>
-                <w:rFonts w:ascii="Segoe UI" w:eastAsia="Segoe UI" w:hAnsi="Segoe UI" w:cs="Segoe UI" w:hint="default"/>
+                <w:rFonts w:hint="default" w:ascii="Segoe UI" w:hAnsi="Segoe UI" w:eastAsia="Segoe UI" w:cs="Segoe UI"/>
                 <w:i w:val="0"/>
                 <w:iCs w:val="0"/>
                 <w:caps w:val="0"/>
@@ -4467,7 +4654,7 @@
             </w:pPr>
             <w:r>
               <w:rPr>
-                <w:rFonts w:ascii="Segoe UI" w:eastAsia="Segoe UI" w:hAnsi="Segoe UI" w:cs="Segoe UI" w:hint="default"/>
+                <w:rFonts w:hint="default" w:ascii="Segoe UI" w:hAnsi="Segoe UI" w:eastAsia="Segoe UI" w:cs="Segoe UI"/>
                 <w:i w:val="0"/>
                 <w:iCs w:val="0"/>
                 <w:caps w:val="0"/>
@@ -4487,173 +4674,173 @@
     </w:tbl>
     <w:p>
       <w:pPr>
-        <w:pStyle w:val="1"/>
+        <w:pStyle w:val="28"/>
         <w:bidi w:val="0"/>
         <w:rPr>
           <w:rFonts w:hint="default"/>
           <w:lang w:val="en-US" w:eastAsia="zh-CN"/>
         </w:rPr>
       </w:pPr>
-      <w:bookmarkStart w:id="8" w:name="_Toc31907"/>
+      <w:bookmarkStart w:id="7" w:name="_Toc31907"/>
       <w:r>
         <w:rPr>
           <w:rFonts w:hint="default"/>
           <w:lang w:val="en-US" w:eastAsia="zh-CN"/>
         </w:rPr>
         <w:t>培训组织与实施</w:t>
+      </w:r>
+      <w:bookmarkEnd w:id="7"/>
+    </w:p>
+    <w:p>
+      <w:pPr>
+        <w:pStyle w:val="29"/>
+        <w:rPr>
+          <w:rFonts w:hint="default"/>
+          <w:lang w:val="en-US" w:eastAsia="zh-CN"/>
+        </w:rPr>
+      </w:pPr>
+      <w:r>
+        <w:rPr>
+          <w:rFonts w:hint="default"/>
+          <w:lang w:val="en-US" w:eastAsia="zh-CN"/>
+        </w:rPr>
+        <w:t>领导支持与纪律：公司领导应重视并支持培训工作，各级管理者带头参与，确保培训的严肃性和出勤率。</w:t>
+      </w:r>
+    </w:p>
+    <w:p>
+      <w:pPr>
+        <w:pStyle w:val="29"/>
+        <w:rPr>
+          <w:rFonts w:hint="default"/>
+          <w:lang w:val="en-US" w:eastAsia="zh-CN"/>
+        </w:rPr>
+      </w:pPr>
+      <w:r>
+        <w:rPr>
+          <w:rFonts w:hint="default"/>
+          <w:lang w:val="en-US" w:eastAsia="zh-CN"/>
+        </w:rPr>
+        <w:t>师资选拔：根据培训项目要求，优先选拔内部业务骨干、技术专家担任讲师；必要时外聘专业讲师或机构。确保师资具备扎实的专业知识和实践经验。</w:t>
+      </w:r>
+    </w:p>
+    <w:p>
+      <w:pPr>
+        <w:pStyle w:val="29"/>
+        <w:rPr>
+          <w:rFonts w:hint="default"/>
+          <w:lang w:val="en-US" w:eastAsia="zh-CN"/>
+        </w:rPr>
+      </w:pPr>
+      <w:r>
+        <w:rPr>
+          <w:rFonts w:hint="default"/>
+          <w:lang w:val="en-US" w:eastAsia="zh-CN"/>
+        </w:rPr>
+        <w:t>教材准备：确保培训教材（含PPT、手册、案例等）内容准确、针对性强、难度适中，符合培训目标与学员水平。</w:t>
+      </w:r>
+    </w:p>
+    <w:p>
+      <w:pPr>
+        <w:pStyle w:val="29"/>
+        <w:rPr>
+          <w:rFonts w:hint="default"/>
+          <w:lang w:val="en-US" w:eastAsia="zh-CN"/>
+        </w:rPr>
+      </w:pPr>
+      <w:r>
+        <w:rPr>
+          <w:rFonts w:hint="default"/>
+          <w:lang w:val="en-US" w:eastAsia="zh-CN"/>
+        </w:rPr>
+        <w:t>训前动员：明确每次培训的目的、内容、要求及对工作的帮助，激发学员的学习积极性。</w:t>
+      </w:r>
+    </w:p>
+    <w:p>
+      <w:pPr>
+        <w:pStyle w:val="29"/>
+        <w:rPr>
+          <w:rFonts w:hint="default"/>
+          <w:lang w:val="en-US" w:eastAsia="zh-CN"/>
+        </w:rPr>
+      </w:pPr>
+      <w:r>
+        <w:rPr>
+          <w:rFonts w:hint="default"/>
+          <w:lang w:val="en-US" w:eastAsia="zh-CN"/>
+        </w:rPr>
+        <w:t>方法选择：灵活运用案例研讨、实战演练、讲授、工作指导、在线学习等多种方法，提升培训吸引力和实效性。</w:t>
+      </w:r>
+    </w:p>
+    <w:p>
+      <w:pPr>
+        <w:pStyle w:val="29"/>
+        <w:rPr>
+          <w:rFonts w:hint="default"/>
+          <w:lang w:val="en-US" w:eastAsia="zh-CN"/>
+        </w:rPr>
+      </w:pPr>
+      <w:r>
+        <w:rPr>
+          <w:rFonts w:hint="default"/>
+          <w:lang w:val="en-US" w:eastAsia="zh-CN"/>
+        </w:rPr>
+        <w:t>过程监控：人力资源部及培训组织者需监控培训进度与质量，保持与讲师、学员的沟通，及时解决出现的问题。</w:t>
+      </w:r>
+    </w:p>
+    <w:p>
+      <w:pPr>
+        <w:pStyle w:val="29"/>
+        <w:rPr>
+          <w:rFonts w:hint="default"/>
+          <w:lang w:val="en-US" w:eastAsia="zh-CN"/>
+        </w:rPr>
+      </w:pPr>
+      <w:r>
+        <w:rPr>
+          <w:rFonts w:hint="default"/>
+          <w:lang w:val="en-US" w:eastAsia="zh-CN"/>
+        </w:rPr>
+        <w:t>事务管理：妥善安排培训场地、设备、时间通知、经费控制、资料管理及后勤支持。</w:t>
+      </w:r>
+    </w:p>
+    <w:p>
+      <w:pPr>
+        <w:pStyle w:val="29"/>
+        <w:rPr>
+          <w:rFonts w:hint="default"/>
+          <w:lang w:val="en-US" w:eastAsia="zh-CN"/>
+        </w:rPr>
+      </w:pPr>
+      <w:r>
+        <w:rPr>
+          <w:rFonts w:hint="default"/>
+          <w:lang w:val="en-US" w:eastAsia="zh-CN"/>
+        </w:rPr>
+        <w:t>学员管理：做好考勤、纪律管理，关注学员学习状态与困难，营造积极的学习氛围。</w:t>
+      </w:r>
+    </w:p>
+    <w:p>
+      <w:pPr>
+        <w:pStyle w:val="28"/>
+        <w:bidi w:val="0"/>
+        <w:rPr>
+          <w:rFonts w:hint="default"/>
+          <w:lang w:val="en-US" w:eastAsia="zh-CN"/>
+        </w:rPr>
+      </w:pPr>
+      <w:bookmarkStart w:id="8" w:name="_Toc5647"/>
+      <w:r>
+        <w:rPr>
+          <w:rFonts w:hint="default"/>
+          <w:lang w:val="en-US" w:eastAsia="zh-CN"/>
+        </w:rPr>
+        <w:t>培训效果评估与改进</w:t>
       </w:r>
       <w:bookmarkEnd w:id="8"/>
     </w:p>
     <w:p>
       <w:pPr>
-        <w:pStyle w:val="a1"/>
-        <w:rPr>
-          <w:rFonts w:hint="default"/>
-          <w:lang w:val="en-US" w:eastAsia="zh-CN"/>
-        </w:rPr>
-      </w:pPr>
-      <w:r>
-        <w:rPr>
-          <w:rFonts w:hint="default"/>
-          <w:lang w:val="en-US" w:eastAsia="zh-CN"/>
-        </w:rPr>
-        <w:t>领导支持与纪律：公司领导应重视并支持培训工作，各级管理者带头参与，确保培训的严肃性和出勤率。</w:t>
-      </w:r>
-    </w:p>
-    <w:p>
-      <w:pPr>
-        <w:pStyle w:val="a1"/>
-        <w:rPr>
-          <w:rFonts w:hint="default"/>
-          <w:lang w:val="en-US" w:eastAsia="zh-CN"/>
-        </w:rPr>
-      </w:pPr>
-      <w:r>
-        <w:rPr>
-          <w:rFonts w:hint="default"/>
-          <w:lang w:val="en-US" w:eastAsia="zh-CN"/>
-        </w:rPr>
-        <w:t>师资选拔：根据培训项目要求，优先选拔内部业务骨干、技术专家担任讲师；必要时外聘专业讲师或机构。确保师资具备扎实的专业知识和实践经验。</w:t>
-      </w:r>
-    </w:p>
-    <w:p>
-      <w:pPr>
-        <w:pStyle w:val="a1"/>
-        <w:rPr>
-          <w:rFonts w:hint="default"/>
-          <w:lang w:val="en-US" w:eastAsia="zh-CN"/>
-        </w:rPr>
-      </w:pPr>
-      <w:r>
-        <w:rPr>
-          <w:rFonts w:hint="default"/>
-          <w:lang w:val="en-US" w:eastAsia="zh-CN"/>
-        </w:rPr>
-        <w:t>教材准备：确保培训教材（含PPT、手册、案例等）内容准确、针对性强、难度适中，符合培训目标与学员水平。</w:t>
-      </w:r>
-    </w:p>
-    <w:p>
-      <w:pPr>
-        <w:pStyle w:val="a1"/>
-        <w:rPr>
-          <w:rFonts w:hint="default"/>
-          <w:lang w:val="en-US" w:eastAsia="zh-CN"/>
-        </w:rPr>
-      </w:pPr>
-      <w:r>
-        <w:rPr>
-          <w:rFonts w:hint="default"/>
-          <w:lang w:val="en-US" w:eastAsia="zh-CN"/>
-        </w:rPr>
-        <w:t>训前动员：明确每次培训的目的、内容、要求及对工作的帮助，激发学员的学习积极性。</w:t>
-      </w:r>
-    </w:p>
-    <w:p>
-      <w:pPr>
-        <w:pStyle w:val="a1"/>
-        <w:rPr>
-          <w:rFonts w:hint="default"/>
-          <w:lang w:val="en-US" w:eastAsia="zh-CN"/>
-        </w:rPr>
-      </w:pPr>
-      <w:r>
-        <w:rPr>
-          <w:rFonts w:hint="default"/>
-          <w:lang w:val="en-US" w:eastAsia="zh-CN"/>
-        </w:rPr>
-        <w:t>方法选择：灵活运用案例研讨、实战演练、讲授、工作指导、在线学习等多种方法，提升培训吸引力和实效性。</w:t>
-      </w:r>
-    </w:p>
-    <w:p>
-      <w:pPr>
-        <w:pStyle w:val="a1"/>
-        <w:rPr>
-          <w:rFonts w:hint="default"/>
-          <w:lang w:val="en-US" w:eastAsia="zh-CN"/>
-        </w:rPr>
-      </w:pPr>
-      <w:r>
-        <w:rPr>
-          <w:rFonts w:hint="default"/>
-          <w:lang w:val="en-US" w:eastAsia="zh-CN"/>
-        </w:rPr>
-        <w:t>过程监控：人力资源部及培训组织者需监控培训进度与质量，保持与讲师、学员的沟通，及时解决出现的问题。</w:t>
-      </w:r>
-    </w:p>
-    <w:p>
-      <w:pPr>
-        <w:pStyle w:val="a1"/>
-        <w:rPr>
-          <w:rFonts w:hint="default"/>
-          <w:lang w:val="en-US" w:eastAsia="zh-CN"/>
-        </w:rPr>
-      </w:pPr>
-      <w:r>
-        <w:rPr>
-          <w:rFonts w:hint="default"/>
-          <w:lang w:val="en-US" w:eastAsia="zh-CN"/>
-        </w:rPr>
-        <w:t>事务管理：妥善安排培训场地、设备、时间通知、经费控制、资料管理及后勤支持。</w:t>
-      </w:r>
-    </w:p>
-    <w:p>
-      <w:pPr>
-        <w:pStyle w:val="a1"/>
-        <w:rPr>
-          <w:rFonts w:hint="default"/>
-          <w:lang w:val="en-US" w:eastAsia="zh-CN"/>
-        </w:rPr>
-      </w:pPr>
-      <w:r>
-        <w:rPr>
-          <w:rFonts w:hint="default"/>
-          <w:lang w:val="en-US" w:eastAsia="zh-CN"/>
-        </w:rPr>
-        <w:t>学员管理：做好考勤、纪律管理，关注学员学习状态与困难，营造积极的学习氛围。</w:t>
-      </w:r>
-    </w:p>
-    <w:p>
-      <w:pPr>
-        <w:pStyle w:val="1"/>
-        <w:bidi w:val="0"/>
-        <w:rPr>
-          <w:rFonts w:hint="default"/>
-          <w:lang w:val="en-US" w:eastAsia="zh-CN"/>
-        </w:rPr>
-      </w:pPr>
-      <w:bookmarkStart w:id="9" w:name="_Toc5647"/>
-      <w:r>
-        <w:rPr>
-          <w:rFonts w:hint="default"/>
-          <w:lang w:val="en-US" w:eastAsia="zh-CN"/>
-        </w:rPr>
-        <w:t>培训效果评估与改进</w:t>
-      </w:r>
-      <w:bookmarkEnd w:id="9"/>
-    </w:p>
-    <w:p>
-      <w:pPr>
-        <w:pStyle w:val="a1"/>
+        <w:pStyle w:val="29"/>
         <w:rPr>
           <w:rFonts w:hint="default"/>
           <w:lang w:val="en-US" w:eastAsia="zh-CN"/>
@@ -4669,7 +4856,7 @@
     </w:p>
     <w:p>
       <w:pPr>
-        <w:pStyle w:val="a1"/>
+        <w:pStyle w:val="29"/>
         <w:rPr>
           <w:rFonts w:hint="default"/>
           <w:lang w:val="en-US" w:eastAsia="zh-CN"/>
@@ -4685,7 +4872,7 @@
     </w:p>
     <w:p>
       <w:pPr>
-        <w:pStyle w:val="a1"/>
+        <w:pStyle w:val="29"/>
         <w:rPr>
           <w:rFonts w:hint="default"/>
           <w:lang w:val="en-US" w:eastAsia="zh-CN"/>
@@ -4701,7 +4888,7 @@
     </w:p>
     <w:p>
       <w:pPr>
-        <w:pStyle w:val="a1"/>
+        <w:pStyle w:val="29"/>
         <w:rPr>
           <w:rFonts w:hint="default"/>
           <w:lang w:val="en-US" w:eastAsia="zh-CN"/>
@@ -4717,7 +4904,7 @@
     </w:p>
     <w:p>
       <w:pPr>
-        <w:pStyle w:val="a1"/>
+        <w:pStyle w:val="29"/>
         <w:rPr>
           <w:rFonts w:hint="default"/>
           <w:lang w:val="en-US" w:eastAsia="zh-CN"/>
@@ -4733,7 +4920,7 @@
     </w:p>
     <w:p>
       <w:pPr>
-        <w:pStyle w:val="a1"/>
+        <w:pStyle w:val="29"/>
         <w:rPr>
           <w:rFonts w:hint="default"/>
           <w:lang w:val="en-US" w:eastAsia="zh-CN"/>
@@ -4749,7 +4936,7 @@
     </w:p>
     <w:p>
       <w:pPr>
-        <w:pStyle w:val="a1"/>
+        <w:pStyle w:val="29"/>
         <w:rPr>
           <w:rFonts w:hint="default"/>
           <w:lang w:val="en-US" w:eastAsia="zh-CN"/>
@@ -4765,7 +4952,7 @@
     </w:p>
     <w:p>
       <w:pPr>
-        <w:pStyle w:val="1"/>
+        <w:pStyle w:val="28"/>
         <w:keepNext w:val="0"/>
         <w:keepLines w:val="0"/>
         <w:pageBreakBefore w:val="0"/>
@@ -4785,7 +4972,7 @@
           <w:lang w:val="en-US" w:eastAsia="zh-CN"/>
         </w:rPr>
       </w:pPr>
-      <w:bookmarkStart w:id="10" w:name="_Toc24341"/>
+      <w:bookmarkStart w:id="9" w:name="_Toc24341"/>
       <w:r>
         <w:rPr>
           <w:rFonts w:hint="eastAsia"/>
@@ -4793,22 +4980,23 @@
         </w:rPr>
         <w:t>考核指标</w:t>
       </w:r>
-      <w:bookmarkEnd w:id="10"/>
+      <w:bookmarkEnd w:id="9"/>
     </w:p>
     <w:tbl>
       <w:tblPr>
-        <w:tblStyle w:val="TableNormal"/>
+        <w:tblStyle w:val="20"/>
         <w:tblW w:w="7675" w:type="dxa"/>
         <w:tblInd w:w="96" w:type="dxa"/>
         <w:tblBorders>
-          <w:top w:val="nil"/>
-          <w:left w:val="nil"/>
-          <w:bottom w:val="nil"/>
-          <w:right w:val="nil"/>
-          <w:insideH w:val="nil"/>
-          <w:insideV w:val="nil"/>
+          <w:top w:val="none" w:color="auto" w:sz="0" w:space="0"/>
+          <w:left w:val="none" w:color="auto" w:sz="0" w:space="0"/>
+          <w:bottom w:val="none" w:color="auto" w:sz="0" w:space="0"/>
+          <w:right w:val="none" w:color="auto" w:sz="0" w:space="0"/>
+          <w:insideH w:val="none" w:color="auto" w:sz="0" w:space="0"/>
+          <w:insideV w:val="none" w:color="auto" w:sz="0" w:space="0"/>
         </w:tblBorders>
         <w:shd w:val="clear" w:color="auto" w:fill="auto"/>
+        <w:tblLayout w:type="autofit"/>
         <w:tblCellMar>
           <w:top w:w="0" w:type="dxa"/>
           <w:left w:w="108" w:type="dxa"/>
@@ -4824,15 +5012,13 @@
       </w:tblGrid>
       <w:tr>
         <w:tblPrEx>
-          <w:tblW w:w="7675" w:type="dxa"/>
-          <w:tblInd w:w="96" w:type="dxa"/>
           <w:tblBorders>
-            <w:top w:val="nil"/>
-            <w:left w:val="nil"/>
-            <w:bottom w:val="nil"/>
-            <w:right w:val="nil"/>
-            <w:insideH w:val="nil"/>
-            <w:insideV w:val="nil"/>
+            <w:top w:val="none" w:color="auto" w:sz="0" w:space="0"/>
+            <w:left w:val="none" w:color="auto" w:sz="0" w:space="0"/>
+            <w:bottom w:val="none" w:color="auto" w:sz="0" w:space="0"/>
+            <w:right w:val="none" w:color="auto" w:sz="0" w:space="0"/>
+            <w:insideH w:val="none" w:color="auto" w:sz="0" w:space="0"/>
+            <w:insideV w:val="none" w:color="auto" w:sz="0" w:space="0"/>
           </w:tblBorders>
           <w:shd w:val="clear" w:color="auto" w:fill="auto"/>
           <w:tblCellMar>
@@ -4843,16 +5029,16 @@
           </w:tblCellMar>
         </w:tblPrEx>
         <w:trPr>
-          <w:trHeight w:val="493"/>
+          <w:trHeight w:val="493" w:hRule="atLeast"/>
         </w:trPr>
         <w:tc>
           <w:tcPr>
             <w:tcW w:w="1927" w:type="dxa"/>
             <w:tcBorders>
-              <w:top w:val="single" w:sz="4" w:space="0" w:color="000000"/>
-              <w:left w:val="single" w:sz="4" w:space="0" w:color="000000"/>
-              <w:bottom w:val="single" w:sz="4" w:space="0" w:color="000000"/>
-              <w:right w:val="single" w:sz="4" w:space="0" w:color="000000"/>
+              <w:top w:val="single" w:color="000000" w:sz="4" w:space="0"/>
+              <w:left w:val="single" w:color="000000" w:sz="4" w:space="0"/>
+              <w:bottom w:val="single" w:color="000000" w:sz="4" w:space="0"/>
+              <w:right w:val="single" w:color="000000" w:sz="4" w:space="0"/>
             </w:tcBorders>
             <w:shd w:val="clear" w:color="auto" w:fill="C0C0C0"/>
             <w:vAlign w:val="center"/>
@@ -4866,7 +5052,7 @@
               <w:jc w:val="center"/>
               <w:textAlignment w:val="center"/>
               <w:rPr>
-                <w:rFonts w:ascii="楷体_GB2312" w:eastAsia="楷体_GB2312" w:hAnsi="宋体" w:cs="楷体_GB2312" w:hint="default"/>
+                <w:rFonts w:hint="default" w:ascii="楷体_GB2312" w:hAnsi="宋体" w:eastAsia="楷体_GB2312" w:cs="楷体_GB2312"/>
                 <w:b/>
                 <w:bCs/>
                 <w:i w:val="0"/>
@@ -4879,7 +5065,7 @@
             </w:pPr>
             <w:r>
               <w:rPr>
-                <w:rFonts w:ascii="楷体_GB2312" w:eastAsia="楷体_GB2312" w:hAnsi="宋体" w:cs="楷体_GB2312" w:hint="default"/>
+                <w:rFonts w:hint="default" w:ascii="楷体_GB2312" w:hAnsi="宋体" w:eastAsia="楷体_GB2312" w:cs="楷体_GB2312"/>
                 <w:b/>
                 <w:bCs/>
                 <w:i w:val="0"/>
@@ -4900,10 +5086,10 @@
           <w:tcPr>
             <w:tcW w:w="888" w:type="dxa"/>
             <w:tcBorders>
-              <w:top w:val="single" w:sz="4" w:space="0" w:color="000000"/>
-              <w:left w:val="single" w:sz="4" w:space="0" w:color="000000"/>
-              <w:bottom w:val="single" w:sz="4" w:space="0" w:color="000000"/>
-              <w:right w:val="single" w:sz="4" w:space="0" w:color="000000"/>
+              <w:top w:val="single" w:color="000000" w:sz="4" w:space="0"/>
+              <w:left w:val="single" w:color="000000" w:sz="4" w:space="0"/>
+              <w:bottom w:val="single" w:color="000000" w:sz="4" w:space="0"/>
+              <w:right w:val="single" w:color="000000" w:sz="4" w:space="0"/>
             </w:tcBorders>
             <w:shd w:val="clear" w:color="auto" w:fill="C0C0C0"/>
             <w:vAlign w:val="center"/>
@@ -4917,7 +5103,7 @@
               <w:jc w:val="center"/>
               <w:textAlignment w:val="center"/>
               <w:rPr>
-                <w:rFonts w:ascii="楷体_GB2312" w:eastAsia="楷体_GB2312" w:hAnsi="宋体" w:cs="楷体_GB2312" w:hint="default"/>
+                <w:rFonts w:hint="default" w:ascii="楷体_GB2312" w:hAnsi="宋体" w:eastAsia="楷体_GB2312" w:cs="楷体_GB2312"/>
                 <w:b/>
                 <w:bCs/>
                 <w:i w:val="0"/>
@@ -4930,7 +5116,7 @@
             </w:pPr>
             <w:r>
               <w:rPr>
-                <w:rFonts w:ascii="楷体_GB2312" w:eastAsia="楷体_GB2312" w:hAnsi="宋体" w:cs="楷体_GB2312" w:hint="default"/>
+                <w:rFonts w:hint="default" w:ascii="楷体_GB2312" w:hAnsi="宋体" w:eastAsia="楷体_GB2312" w:cs="楷体_GB2312"/>
                 <w:b/>
                 <w:bCs/>
                 <w:i w:val="0"/>
@@ -4951,10 +5137,10 @@
           <w:tcPr>
             <w:tcW w:w="3552" w:type="dxa"/>
             <w:tcBorders>
-              <w:top w:val="single" w:sz="4" w:space="0" w:color="000000"/>
-              <w:left w:val="single" w:sz="4" w:space="0" w:color="000000"/>
-              <w:bottom w:val="single" w:sz="4" w:space="0" w:color="000000"/>
-              <w:right w:val="single" w:sz="4" w:space="0" w:color="000000"/>
+              <w:top w:val="single" w:color="000000" w:sz="4" w:space="0"/>
+              <w:left w:val="single" w:color="000000" w:sz="4" w:space="0"/>
+              <w:bottom w:val="single" w:color="000000" w:sz="4" w:space="0"/>
+              <w:right w:val="single" w:color="000000" w:sz="4" w:space="0"/>
             </w:tcBorders>
             <w:shd w:val="clear" w:color="auto" w:fill="C0C0C0"/>
             <w:vAlign w:val="center"/>
@@ -4968,7 +5154,7 @@
               <w:jc w:val="center"/>
               <w:textAlignment w:val="center"/>
               <w:rPr>
-                <w:rFonts w:ascii="楷体_GB2312" w:eastAsia="楷体_GB2312" w:hAnsi="宋体" w:cs="楷体_GB2312" w:hint="default"/>
+                <w:rFonts w:hint="default" w:ascii="楷体_GB2312" w:hAnsi="宋体" w:eastAsia="楷体_GB2312" w:cs="楷体_GB2312"/>
                 <w:b/>
                 <w:bCs/>
                 <w:i w:val="0"/>
@@ -4981,7 +5167,7 @@
             </w:pPr>
             <w:r>
               <w:rPr>
-                <w:rFonts w:ascii="楷体_GB2312" w:eastAsia="楷体_GB2312" w:hAnsi="宋体" w:cs="楷体_GB2312" w:hint="default"/>
+                <w:rFonts w:hint="default" w:ascii="楷体_GB2312" w:hAnsi="宋体" w:eastAsia="楷体_GB2312" w:cs="楷体_GB2312"/>
                 <w:b/>
                 <w:bCs/>
                 <w:i w:val="0"/>
@@ -5002,10 +5188,10 @@
           <w:tcPr>
             <w:tcW w:w="1308" w:type="dxa"/>
             <w:tcBorders>
-              <w:top w:val="single" w:sz="4" w:space="0" w:color="000000"/>
-              <w:left w:val="single" w:sz="4" w:space="0" w:color="000000"/>
-              <w:bottom w:val="single" w:sz="4" w:space="0" w:color="000000"/>
-              <w:right w:val="single" w:sz="4" w:space="0" w:color="000000"/>
+              <w:top w:val="single" w:color="000000" w:sz="4" w:space="0"/>
+              <w:left w:val="single" w:color="000000" w:sz="4" w:space="0"/>
+              <w:bottom w:val="single" w:color="000000" w:sz="4" w:space="0"/>
+              <w:right w:val="single" w:color="000000" w:sz="4" w:space="0"/>
             </w:tcBorders>
             <w:shd w:val="clear" w:color="auto" w:fill="C0C0C0"/>
             <w:vAlign w:val="center"/>
@@ -5019,7 +5205,7 @@
               <w:jc w:val="center"/>
               <w:textAlignment w:val="center"/>
               <w:rPr>
-                <w:rFonts w:ascii="楷体_GB2312" w:eastAsia="楷体_GB2312" w:hAnsi="宋体" w:cs="楷体_GB2312" w:hint="default"/>
+                <w:rFonts w:hint="default" w:ascii="楷体_GB2312" w:hAnsi="宋体" w:eastAsia="楷体_GB2312" w:cs="楷体_GB2312"/>
                 <w:b/>
                 <w:bCs/>
                 <w:i w:val="0"/>
@@ -5032,7 +5218,7 @@
             </w:pPr>
             <w:r>
               <w:rPr>
-                <w:rFonts w:ascii="楷体_GB2312" w:eastAsia="楷体_GB2312" w:hAnsi="宋体" w:cs="楷体_GB2312" w:hint="default"/>
+                <w:rFonts w:hint="default" w:ascii="楷体_GB2312" w:hAnsi="宋体" w:eastAsia="楷体_GB2312" w:cs="楷体_GB2312"/>
                 <w:b/>
                 <w:bCs/>
                 <w:i w:val="0"/>
@@ -5052,8 +5238,14 @@
       </w:tr>
       <w:tr>
         <w:tblPrEx>
-          <w:tblW w:w="7675" w:type="dxa"/>
-          <w:tblInd w:w="96" w:type="dxa"/>
+          <w:tblBorders>
+            <w:top w:val="none" w:color="auto" w:sz="0" w:space="0"/>
+            <w:left w:val="none" w:color="auto" w:sz="0" w:space="0"/>
+            <w:bottom w:val="none" w:color="auto" w:sz="0" w:space="0"/>
+            <w:right w:val="none" w:color="auto" w:sz="0" w:space="0"/>
+            <w:insideH w:val="none" w:color="auto" w:sz="0" w:space="0"/>
+            <w:insideV w:val="none" w:color="auto" w:sz="0" w:space="0"/>
+          </w:tblBorders>
           <w:shd w:val="clear" w:color="auto" w:fill="auto"/>
           <w:tblCellMar>
             <w:top w:w="0" w:type="dxa"/>
@@ -5063,16 +5255,16 @@
           </w:tblCellMar>
         </w:tblPrEx>
         <w:trPr>
-          <w:trHeight w:val="493"/>
+          <w:trHeight w:val="493" w:hRule="atLeast"/>
         </w:trPr>
         <w:tc>
           <w:tcPr>
             <w:tcW w:w="1927" w:type="dxa"/>
             <w:tcBorders>
-              <w:top w:val="single" w:sz="4" w:space="0" w:color="000000"/>
-              <w:left w:val="single" w:sz="4" w:space="0" w:color="000000"/>
-              <w:bottom w:val="single" w:sz="4" w:space="0" w:color="000000"/>
-              <w:right w:val="single" w:sz="4" w:space="0" w:color="000000"/>
+              <w:top w:val="single" w:color="000000" w:sz="4" w:space="0"/>
+              <w:left w:val="single" w:color="000000" w:sz="4" w:space="0"/>
+              <w:bottom w:val="single" w:color="000000" w:sz="4" w:space="0"/>
+              <w:right w:val="single" w:color="000000" w:sz="4" w:space="0"/>
             </w:tcBorders>
             <w:shd w:val="clear" w:color="auto" w:fill="auto"/>
             <w:vAlign w:val="center"/>
@@ -5086,7 +5278,7 @@
               <w:jc w:val="left"/>
               <w:textAlignment w:val="center"/>
               <w:rPr>
-                <w:rFonts w:ascii="楷体_GB2312" w:eastAsia="楷体_GB2312" w:hAnsi="宋体" w:cs="楷体_GB2312" w:hint="default"/>
+                <w:rFonts w:hint="default" w:ascii="楷体_GB2312" w:hAnsi="宋体" w:eastAsia="楷体_GB2312" w:cs="楷体_GB2312"/>
                 <w:b/>
                 <w:bCs/>
                 <w:i w:val="0"/>
@@ -5102,7 +5294,7 @@
             </w:pPr>
             <w:r>
               <w:rPr>
-                <w:rFonts w:ascii="宋体" w:eastAsia="宋体" w:hAnsi="宋体" w:cs="宋体" w:hint="eastAsia"/>
+                <w:rFonts w:hint="eastAsia" w:ascii="宋体" w:hAnsi="宋体" w:eastAsia="宋体" w:cs="宋体"/>
                 <w:i w:val="0"/>
                 <w:iCs w:val="0"/>
                 <w:snapToGrid w:val="0"/>
@@ -5121,10 +5313,10 @@
           <w:tcPr>
             <w:tcW w:w="888" w:type="dxa"/>
             <w:tcBorders>
-              <w:top w:val="single" w:sz="4" w:space="0" w:color="000000"/>
-              <w:left w:val="single" w:sz="4" w:space="0" w:color="000000"/>
-              <w:bottom w:val="single" w:sz="4" w:space="0" w:color="000000"/>
-              <w:right w:val="single" w:sz="4" w:space="0" w:color="000000"/>
+              <w:top w:val="single" w:color="000000" w:sz="4" w:space="0"/>
+              <w:left w:val="single" w:color="000000" w:sz="4" w:space="0"/>
+              <w:bottom w:val="single" w:color="000000" w:sz="4" w:space="0"/>
+              <w:right w:val="single" w:color="000000" w:sz="4" w:space="0"/>
             </w:tcBorders>
             <w:shd w:val="clear" w:color="auto" w:fill="auto"/>
             <w:vAlign w:val="center"/>
@@ -5138,7 +5330,7 @@
               <w:jc w:val="left"/>
               <w:textAlignment w:val="center"/>
               <w:rPr>
-                <w:rFonts w:ascii="楷体_GB2312" w:eastAsia="楷体_GB2312" w:hAnsi="宋体" w:cs="楷体_GB2312" w:hint="default"/>
+                <w:rFonts w:hint="default" w:ascii="楷体_GB2312" w:hAnsi="宋体" w:eastAsia="楷体_GB2312" w:cs="楷体_GB2312"/>
                 <w:b/>
                 <w:bCs/>
                 <w:i w:val="0"/>
@@ -5154,7 +5346,7 @@
             </w:pPr>
             <w:r>
               <w:rPr>
-                <w:rFonts w:ascii="宋体" w:eastAsia="宋体" w:hAnsi="宋体" w:cs="宋体" w:hint="eastAsia"/>
+                <w:rFonts w:hint="eastAsia" w:ascii="宋体" w:hAnsi="宋体" w:eastAsia="宋体" w:cs="宋体"/>
                 <w:i w:val="0"/>
                 <w:iCs w:val="0"/>
                 <w:snapToGrid w:val="0"/>
@@ -5173,10 +5365,10 @@
           <w:tcPr>
             <w:tcW w:w="3552" w:type="dxa"/>
             <w:tcBorders>
-              <w:top w:val="single" w:sz="4" w:space="0" w:color="000000"/>
-              <w:left w:val="single" w:sz="4" w:space="0" w:color="000000"/>
-              <w:bottom w:val="single" w:sz="4" w:space="0" w:color="000000"/>
-              <w:right w:val="single" w:sz="4" w:space="0" w:color="000000"/>
+              <w:top w:val="single" w:color="000000" w:sz="4" w:space="0"/>
+              <w:left w:val="single" w:color="000000" w:sz="4" w:space="0"/>
+              <w:bottom w:val="single" w:color="000000" w:sz="4" w:space="0"/>
+              <w:right w:val="single" w:color="000000" w:sz="4" w:space="0"/>
             </w:tcBorders>
             <w:shd w:val="clear" w:color="auto" w:fill="auto"/>
             <w:vAlign w:val="center"/>
@@ -5190,7 +5382,7 @@
               <w:jc w:val="left"/>
               <w:textAlignment w:val="center"/>
               <w:rPr>
-                <w:rFonts w:ascii="楷体_GB2312" w:eastAsia="楷体_GB2312" w:hAnsi="宋体" w:cs="楷体_GB2312" w:hint="default"/>
+                <w:rFonts w:hint="default" w:ascii="楷体_GB2312" w:hAnsi="宋体" w:eastAsia="楷体_GB2312" w:cs="楷体_GB2312"/>
                 <w:b/>
                 <w:bCs/>
                 <w:i w:val="0"/>
@@ -5206,7 +5398,7 @@
             </w:pPr>
             <w:r>
               <w:rPr>
-                <w:rFonts w:ascii="宋体" w:eastAsia="宋体" w:hAnsi="宋体" w:cs="宋体" w:hint="eastAsia"/>
+                <w:rFonts w:hint="eastAsia" w:ascii="宋体" w:hAnsi="宋体" w:eastAsia="宋体" w:cs="宋体"/>
                 <w:i w:val="0"/>
                 <w:iCs w:val="0"/>
                 <w:snapToGrid w:val="0"/>
@@ -5225,10 +5417,10 @@
           <w:tcPr>
             <w:tcW w:w="1308" w:type="dxa"/>
             <w:tcBorders>
-              <w:top w:val="single" w:sz="4" w:space="0" w:color="000000"/>
-              <w:left w:val="single" w:sz="4" w:space="0" w:color="000000"/>
-              <w:bottom w:val="single" w:sz="4" w:space="0" w:color="000000"/>
-              <w:right w:val="single" w:sz="4" w:space="0" w:color="000000"/>
+              <w:top w:val="single" w:color="000000" w:sz="4" w:space="0"/>
+              <w:left w:val="single" w:color="000000" w:sz="4" w:space="0"/>
+              <w:bottom w:val="single" w:color="000000" w:sz="4" w:space="0"/>
+              <w:right w:val="single" w:color="000000" w:sz="4" w:space="0"/>
             </w:tcBorders>
             <w:shd w:val="clear" w:color="auto" w:fill="auto"/>
             <w:vAlign w:val="center"/>
@@ -5242,7 +5434,7 @@
               <w:jc w:val="left"/>
               <w:textAlignment w:val="center"/>
               <w:rPr>
-                <w:rFonts w:ascii="楷体_GB2312" w:eastAsia="楷体_GB2312" w:hAnsi="宋体" w:cs="楷体_GB2312" w:hint="default"/>
+                <w:rFonts w:hint="default" w:ascii="楷体_GB2312" w:hAnsi="宋体" w:eastAsia="楷体_GB2312" w:cs="楷体_GB2312"/>
                 <w:b/>
                 <w:bCs/>
                 <w:i w:val="0"/>
@@ -5258,7 +5450,7 @@
             </w:pPr>
             <w:r>
               <w:rPr>
-                <w:rFonts w:ascii="宋体" w:eastAsia="宋体" w:hAnsi="宋体" w:cs="宋体" w:hint="eastAsia"/>
+                <w:rFonts w:hint="eastAsia" w:ascii="宋体" w:hAnsi="宋体" w:eastAsia="宋体" w:cs="宋体"/>
                 <w:i w:val="0"/>
                 <w:iCs w:val="0"/>
                 <w:snapToGrid w:val="0"/>
@@ -5277,14 +5469,14 @@
     </w:tbl>
     <w:p>
       <w:pPr>
-        <w:pStyle w:val="1"/>
+        <w:pStyle w:val="28"/>
         <w:bidi w:val="0"/>
         <w:rPr>
           <w:rFonts w:hint="default"/>
           <w:lang w:val="en-US" w:eastAsia="zh-CN"/>
         </w:rPr>
       </w:pPr>
-      <w:bookmarkStart w:id="11" w:name="_Toc5592"/>
+      <w:bookmarkStart w:id="10" w:name="_Toc5592"/>
       <w:r>
         <w:rPr>
           <w:rFonts w:hint="default"/>
@@ -5292,16 +5484,16 @@
         </w:rPr>
         <w:t>附则</w:t>
       </w:r>
-      <w:bookmarkEnd w:id="11"/>
+      <w:bookmarkEnd w:id="10"/>
     </w:p>
     <w:p>
       <w:pPr>
-        <w:pStyle w:val="a1"/>
+        <w:pStyle w:val="29"/>
         <w:numPr>
           <w:ilvl w:val="0"/>
           <w:numId w:val="3"/>
         </w:numPr>
-        <w:ind w:left="425" w:hanging="425" w:leftChars="0" w:firstLineChars="0"/>
+        <w:ind w:left="425" w:leftChars="0" w:hanging="425" w:firstLineChars="0"/>
         <w:rPr>
           <w:rFonts w:hint="default"/>
           <w:lang w:val="en-US" w:eastAsia="zh-CN"/>
@@ -5317,12 +5509,12 @@
     </w:p>
     <w:p>
       <w:pPr>
-        <w:pStyle w:val="a1"/>
+        <w:pStyle w:val="29"/>
         <w:numPr>
           <w:ilvl w:val="0"/>
           <w:numId w:val="3"/>
         </w:numPr>
-        <w:ind w:left="425" w:hanging="425" w:leftChars="0" w:firstLineChars="0"/>
+        <w:ind w:left="425" w:leftChars="0" w:hanging="425" w:firstLineChars="0"/>
         <w:rPr>
           <w:rFonts w:hint="default"/>
           <w:lang w:val="en-US" w:eastAsia="zh-CN"/>
@@ -5338,12 +5530,12 @@
     </w:p>
     <w:p>
       <w:pPr>
-        <w:pStyle w:val="a1"/>
+        <w:pStyle w:val="29"/>
         <w:numPr>
           <w:ilvl w:val="0"/>
           <w:numId w:val="3"/>
         </w:numPr>
-        <w:ind w:left="425" w:hanging="425" w:leftChars="0" w:firstLineChars="0"/>
+        <w:ind w:left="425" w:leftChars="0" w:hanging="425" w:firstLineChars="0"/>
         <w:rPr>
           <w:rFonts w:hint="default"/>
           <w:lang w:val="en-US" w:eastAsia="zh-CN"/>
@@ -5358,34 +5550,84 @@
       </w:r>
     </w:p>
     <w:sectPr>
-      <w:headerReference w:type="default" r:id="rId7"/>
-      <w:footerReference w:type="default" r:id="rId8"/>
+      <w:headerReference r:id="rId5" w:type="default"/>
+      <w:footerReference r:id="rId6" w:type="default"/>
       <w:pgSz w:w="11906" w:h="16838"/>
       <w:pgMar w:top="1417" w:right="1800" w:bottom="1440" w:left="1800" w:header="1140" w:footer="992" w:gutter="0"/>
-      <w:cols w:num="1" w:space="425"/>
+      <w:cols w:space="425" w:num="1"/>
       <w:docGrid w:type="lines" w:linePitch="312" w:charSpace="0"/>
     </w:sectPr>
   </w:body>
 </w:document>
 </file>
 
+<file path=word/endnotes.xml><?xml version="1.0" encoding="utf-8"?>
+<w:endnotes xmlns:wpc="http://schemas.microsoft.com/office/word/2010/wordprocessingCanvas" xmlns:mc="http://schemas.openxmlformats.org/markup-compatibility/2006" xmlns:o="urn:schemas-microsoft-com:office:office" xmlns:r="http://schemas.openxmlformats.org/officeDocument/2006/relationships" xmlns:m="http://schemas.openxmlformats.org/officeDocument/2006/math" xmlns:v="urn:schemas-microsoft-com:vml" xmlns:wp14="http://schemas.microsoft.com/office/word/2010/wordprocessingDrawing" xmlns:wp="http://schemas.openxmlformats.org/drawingml/2006/wordprocessingDrawing" xmlns:w="http://schemas.openxmlformats.org/wordprocessingml/2006/main" xmlns:w14="http://schemas.microsoft.com/office/word/2010/wordml" xmlns:w15="http://schemas.microsoft.com/office/word/2012/wordml" xmlns:w10="urn:schemas-microsoft-com:office:word" xmlns:wpg="http://schemas.microsoft.com/office/word/2010/wordprocessingGroup" xmlns:wpi="http://schemas.microsoft.com/office/word/2010/wordprocessingInk" xmlns:wne="http://schemas.microsoft.com/office/word/2006/wordml" xmlns:wps="http://schemas.microsoft.com/office/word/2010/wordprocessingShape" xmlns:wpsCustomData="http://www.wps.cn/officeDocument/2013/wpsCustomData" mc:Ignorable="w14 w15 wp14">
+  <w:endnote w:type="separator" w:id="0">
+    <w:p>
+      <w:pPr>
+        <w:spacing w:line="240" w:lineRule="auto"/>
+      </w:pPr>
+      <w:r>
+        <w:separator/>
+      </w:r>
+    </w:p>
+  </w:endnote>
+  <w:endnote w:type="continuationSeparator" w:id="1">
+    <w:p>
+      <w:pPr>
+        <w:spacing w:line="240" w:lineRule="auto"/>
+      </w:pPr>
+      <w:r>
+        <w:continuationSeparator/>
+      </w:r>
+    </w:p>
+  </w:endnote>
+</w:endnotes>
+</file>
+
 <file path=word/footer1.xml><?xml version="1.0" encoding="utf-8"?>
-<w:ftr xmlns:wpc="http://schemas.microsoft.com/office/word/2010/wordprocessingCanvas" xmlns:mc="http://schemas.openxmlformats.org/markup-compatibility/2006" xmlns:o="urn:schemas-microsoft-com:office:office" xmlns:r="http://schemas.openxmlformats.org/officeDocument/2006/relationships" xmlns:m="http://schemas.openxmlformats.org/officeDocument/2006/math" xmlns:v="urn:schemas-microsoft-com:vml" xmlns:wp14="http://schemas.microsoft.com/office/word/2010/wordprocessingDrawing" xmlns:wp="http://schemas.openxmlformats.org/drawingml/2006/wordprocessingDrawing" xmlns:w10="urn:schemas-microsoft-com:office:word" xmlns:w="http://schemas.openxmlformats.org/wordprocessingml/2006/main" xmlns:w14="http://schemas.microsoft.com/office/word/2010/wordml" xmlns:w15="http://schemas.microsoft.com/office/word/2012/wordml" xmlns:wne="http://schemas.microsoft.com/office/word/2006/wordml" xmlns:wpg="http://schemas.microsoft.com/office/word/2010/wordprocessingGroup" xmlns:wpi="http://schemas.microsoft.com/office/word/2010/wordprocessingInk" xmlns:wps="http://schemas.microsoft.com/office/word/2010/wordprocessingShape" mc:Ignorable="w14 w15 wp14">
+<w:ftr xmlns:wpc="http://schemas.microsoft.com/office/word/2010/wordprocessingCanvas" xmlns:mc="http://schemas.openxmlformats.org/markup-compatibility/2006" xmlns:o="urn:schemas-microsoft-com:office:office" xmlns:r="http://schemas.openxmlformats.org/officeDocument/2006/relationships" xmlns:m="http://schemas.openxmlformats.org/officeDocument/2006/math" xmlns:v="urn:schemas-microsoft-com:vml" xmlns:wp14="http://schemas.microsoft.com/office/word/2010/wordprocessingDrawing" xmlns:wp="http://schemas.openxmlformats.org/drawingml/2006/wordprocessingDrawing" xmlns:w10="urn:schemas-microsoft-com:office:word" xmlns:w="http://schemas.openxmlformats.org/wordprocessingml/2006/main" xmlns:w14="http://schemas.microsoft.com/office/word/2010/wordml" xmlns:w15="http://schemas.microsoft.com/office/word/2012/wordml" xmlns:wpg="http://schemas.microsoft.com/office/word/2010/wordprocessingGroup" xmlns:wpi="http://schemas.microsoft.com/office/word/2010/wordprocessingInk" xmlns:wne="http://schemas.microsoft.com/office/word/2006/wordml" xmlns:wps="http://schemas.microsoft.com/office/word/2010/wordprocessingShape" xmlns:wpsCustomData="http://www.wps.cn/officeDocument/2013/wpsCustomData" mc:Ignorable="w14 w15 wp14">
   <w:p>
     <w:pPr>
-      <w:pStyle w:val="Footer"/>
+      <w:pStyle w:val="14"/>
     </w:pPr>
   </w:p>
 </w:ftr>
 </file>
 
+<file path=word/footnotes.xml><?xml version="1.0" encoding="utf-8"?>
+<w:footnotes xmlns:wpc="http://schemas.microsoft.com/office/word/2010/wordprocessingCanvas" xmlns:mc="http://schemas.openxmlformats.org/markup-compatibility/2006" xmlns:o="urn:schemas-microsoft-com:office:office" xmlns:r="http://schemas.openxmlformats.org/officeDocument/2006/relationships" xmlns:m="http://schemas.openxmlformats.org/officeDocument/2006/math" xmlns:v="urn:schemas-microsoft-com:vml" xmlns:wp14="http://schemas.microsoft.com/office/word/2010/wordprocessingDrawing" xmlns:wp="http://schemas.openxmlformats.org/drawingml/2006/wordprocessingDrawing" xmlns:w="http://schemas.openxmlformats.org/wordprocessingml/2006/main" xmlns:w14="http://schemas.microsoft.com/office/word/2010/wordml" xmlns:w15="http://schemas.microsoft.com/office/word/2012/wordml" xmlns:w10="urn:schemas-microsoft-com:office:word" xmlns:wpg="http://schemas.microsoft.com/office/word/2010/wordprocessingGroup" xmlns:wpi="http://schemas.microsoft.com/office/word/2010/wordprocessingInk" xmlns:wne="http://schemas.microsoft.com/office/word/2006/wordml" xmlns:wps="http://schemas.microsoft.com/office/word/2010/wordprocessingShape" xmlns:wpsCustomData="http://www.wps.cn/officeDocument/2013/wpsCustomData" mc:Ignorable="w14 w15 wp14">
+  <w:footnote w:type="separator" w:id="0">
+    <w:p>
+      <w:pPr>
+        <w:spacing w:line="360" w:lineRule="auto"/>
+      </w:pPr>
+      <w:r>
+        <w:separator/>
+      </w:r>
+    </w:p>
+  </w:footnote>
+  <w:footnote w:type="continuationSeparator" w:id="1">
+    <w:p>
+      <w:pPr>
+        <w:spacing w:line="360" w:lineRule="auto"/>
+      </w:pPr>
+      <w:r>
+        <w:continuationSeparator/>
+      </w:r>
+    </w:p>
+  </w:footnote>
+</w:footnotes>
+</file>
+
 <file path=word/header1.xml><?xml version="1.0" encoding="utf-8"?>
-<w:hdr xmlns:wpc="http://schemas.microsoft.com/office/word/2010/wordprocessingCanvas" xmlns:mc="http://schemas.openxmlformats.org/markup-compatibility/2006" xmlns:o="urn:schemas-microsoft-com:office:office" xmlns:r="http://schemas.openxmlformats.org/officeDocument/2006/relationships" xmlns:m="http://schemas.openxmlformats.org/officeDocument/2006/math" xmlns:v="urn:schemas-microsoft-com:vml" xmlns:wp14="http://schemas.microsoft.com/office/word/2010/wordprocessingDrawing" xmlns:wp="http://schemas.openxmlformats.org/drawingml/2006/wordprocessingDrawing" xmlns:w10="urn:schemas-microsoft-com:office:word" xmlns:w="http://schemas.openxmlformats.org/wordprocessingml/2006/main" xmlns:w14="http://schemas.microsoft.com/office/word/2010/wordml" xmlns:w15="http://schemas.microsoft.com/office/word/2012/wordml" xmlns:wne="http://schemas.microsoft.com/office/word/2006/wordml" xmlns:wpg="http://schemas.microsoft.com/office/word/2010/wordprocessingGroup" xmlns:wpi="http://schemas.microsoft.com/office/word/2010/wordprocessingInk" xmlns:wps="http://schemas.microsoft.com/office/word/2010/wordprocessingShape" mc:Ignorable="w14 w15 wp14">
+<w:hdr xmlns:wpc="http://schemas.microsoft.com/office/word/2010/wordprocessingCanvas" xmlns:mc="http://schemas.openxmlformats.org/markup-compatibility/2006" xmlns:o="urn:schemas-microsoft-com:office:office" xmlns:r="http://schemas.openxmlformats.org/officeDocument/2006/relationships" xmlns:m="http://schemas.openxmlformats.org/officeDocument/2006/math" xmlns:v="urn:schemas-microsoft-com:vml" xmlns:wp14="http://schemas.microsoft.com/office/word/2010/wordprocessingDrawing" xmlns:wp="http://schemas.openxmlformats.org/drawingml/2006/wordprocessingDrawing" xmlns:w10="urn:schemas-microsoft-com:office:word" xmlns:w="http://schemas.openxmlformats.org/wordprocessingml/2006/main" xmlns:w14="http://schemas.microsoft.com/office/word/2010/wordml" xmlns:w15="http://schemas.microsoft.com/office/word/2012/wordml" xmlns:wpg="http://schemas.microsoft.com/office/word/2010/wordprocessingGroup" xmlns:wpi="http://schemas.microsoft.com/office/word/2010/wordprocessingInk" xmlns:wne="http://schemas.microsoft.com/office/word/2006/wordml" xmlns:wps="http://schemas.microsoft.com/office/word/2010/wordprocessingShape" xmlns:wpsCustomData="http://www.wps.cn/officeDocument/2013/wpsCustomData" mc:Ignorable="w14 w15 wp14">
   <w:p>
     <w:pPr>
-      <w:pStyle w:val="Header"/>
+      <w:pStyle w:val="15"/>
       <w:pBdr>
-        <w:bottom w:val="single" w:sz="4" w:space="1" w:color="auto"/>
+        <w:bottom w:val="single" w:color="auto" w:sz="4" w:space="1"/>
       </w:pBdr>
       <w:tabs>
         <w:tab w:val="left" w:pos="335"/>
@@ -5393,27 +5635,27 @@
       </w:tabs>
       <w:jc w:val="right"/>
       <w:rPr>
-        <w:rFonts w:eastAsiaTheme="minorEastAsia" w:hint="eastAsia"/>
+        <w:rFonts w:hint="eastAsia" w:eastAsiaTheme="minorEastAsia"/>
         <w:lang w:eastAsia="zh-CN"/>
       </w:rPr>
     </w:pPr>
     <w:r>
       <w:rPr>
-        <w:rFonts w:eastAsiaTheme="minorEastAsia" w:hint="eastAsia"/>
+        <w:rFonts w:hint="eastAsia" w:eastAsiaTheme="minorEastAsia"/>
         <w:lang w:val="en-US" w:eastAsia="zh-CN"/>
       </w:rPr>
       <w:tab/>
     </w:r>
     <w:r>
       <w:rPr>
-        <w:rFonts w:eastAsiaTheme="minorEastAsia" w:hint="eastAsia"/>
+        <w:rFonts w:hint="eastAsia" w:eastAsiaTheme="minorEastAsia"/>
         <w:lang w:val="en-US" w:eastAsia="zh-CN"/>
       </w:rPr>
       <w:tab/>
     </w:r>
     <w:r>
       <w:rPr>
-        <w:rFonts w:eastAsiaTheme="minorEastAsia" w:hint="eastAsia"/>
+        <w:rFonts w:hint="eastAsia" w:eastAsiaTheme="minorEastAsia"/>
         <w:lang w:val="en-US" w:eastAsia="zh-CN"/>
       </w:rPr>
       <w:t>桐乡华数广电网络有限公司</w:t>
@@ -5423,12 +5665,12 @@
 </file>
 
 <file path=word/numbering.xml><?xml version="1.0" encoding="utf-8"?>
-<w:numbering xmlns:wpc="http://schemas.microsoft.com/office/word/2010/wordprocessingCanvas" xmlns:mc="http://schemas.openxmlformats.org/markup-compatibility/2006" xmlns:o="urn:schemas-microsoft-com:office:office" xmlns:r="http://schemas.openxmlformats.org/officeDocument/2006/relationships" xmlns:m="http://schemas.openxmlformats.org/officeDocument/2006/math" xmlns:v="urn:schemas-microsoft-com:vml" xmlns:wp14="http://schemas.microsoft.com/office/word/2010/wordprocessingDrawing" xmlns:wp="http://schemas.openxmlformats.org/drawingml/2006/wordprocessingDrawing" xmlns:w10="urn:schemas-microsoft-com:office:word" xmlns:w="http://schemas.openxmlformats.org/wordprocessingml/2006/main" xmlns:w14="http://schemas.microsoft.com/office/word/2010/wordml" xmlns:w15="http://schemas.microsoft.com/office/word/2012/wordml" xmlns:wne="http://schemas.microsoft.com/office/word/2006/wordml" xmlns:wpg="http://schemas.microsoft.com/office/word/2010/wordprocessingGroup" xmlns:wpi="http://schemas.microsoft.com/office/word/2010/wordprocessingInk" xmlns:wps="http://schemas.microsoft.com/office/word/2010/wordprocessingShape" mc:Ignorable="w14 w15 wp14">
+<w:numbering xmlns:wpc="http://schemas.microsoft.com/office/word/2010/wordprocessingCanvas" xmlns:mc="http://schemas.openxmlformats.org/markup-compatibility/2006" xmlns:o="urn:schemas-microsoft-com:office:office" xmlns:r="http://schemas.openxmlformats.org/officeDocument/2006/relationships" xmlns:m="http://schemas.openxmlformats.org/officeDocument/2006/math" xmlns:v="urn:schemas-microsoft-com:vml" xmlns:wp14="http://schemas.microsoft.com/office/word/2010/wordprocessingDrawing" xmlns:wp="http://schemas.openxmlformats.org/drawingml/2006/wordprocessingDrawing" xmlns:w10="urn:schemas-microsoft-com:office:word" xmlns:w="http://schemas.openxmlformats.org/wordprocessingml/2006/main" xmlns:w14="http://schemas.microsoft.com/office/word/2010/wordml" xmlns:wpg="http://schemas.microsoft.com/office/word/2010/wordprocessingGroup" xmlns:wpi="http://schemas.microsoft.com/office/word/2010/wordprocessingInk" xmlns:wne="http://schemas.microsoft.com/office/word/2006/wordml" xmlns:wps="http://schemas.microsoft.com/office/word/2010/wordprocessingShape" xmlns:wpsCustomData="http://www.wps.cn/officeDocument/2013/wpsCustomData" mc:Ignorable="w14 wp14">
   <w:abstractNum w:abstractNumId="0">
     <w:nsid w:val="8C9C0A9E"/>
     <w:multiLevelType w:val="singleLevel"/>
     <w:tmpl w:val="8C9C0A9E"/>
-    <w:lvl w:ilvl="0">
+    <w:lvl w:ilvl="0" w:tentative="0">
       <w:start w:val="1"/>
       <w:numFmt w:val="decimal"/>
       <w:lvlText w:val="%1."/>
@@ -5445,10 +5687,10 @@
     <w:nsid w:val="8E964DCE"/>
     <w:multiLevelType w:val="multilevel"/>
     <w:tmpl w:val="8E964DCE"/>
-    <w:lvl w:ilvl="0">
+    <w:lvl w:ilvl="0" w:tentative="0">
       <w:start w:val="1"/>
       <w:numFmt w:val="decimal"/>
-      <w:pStyle w:val="Heading1"/>
+      <w:pStyle w:val="2"/>
       <w:lvlText w:val="%1."/>
       <w:lvlJc w:val="left"/>
       <w:pPr>
@@ -5458,10 +5700,10 @@
         <w:rFonts w:hint="default"/>
       </w:rPr>
     </w:lvl>
-    <w:lvl w:ilvl="1">
+    <w:lvl w:ilvl="1" w:tentative="0">
       <w:start w:val="1"/>
       <w:numFmt w:val="decimal"/>
-      <w:pStyle w:val="Heading2"/>
+      <w:pStyle w:val="3"/>
       <w:lvlText w:val="%1.%2."/>
       <w:lvlJc w:val="left"/>
       <w:pPr>
@@ -5471,10 +5713,10 @@
         <w:rFonts w:hint="default"/>
       </w:rPr>
     </w:lvl>
-    <w:lvl w:ilvl="2">
+    <w:lvl w:ilvl="2" w:tentative="0">
       <w:start w:val="1"/>
       <w:numFmt w:val="decimal"/>
-      <w:pStyle w:val="Heading3"/>
+      <w:pStyle w:val="4"/>
       <w:lvlText w:val="%1.%2.%3."/>
       <w:lvlJc w:val="left"/>
       <w:pPr>
@@ -5484,10 +5726,10 @@
         <w:rFonts w:hint="default"/>
       </w:rPr>
     </w:lvl>
-    <w:lvl w:ilvl="3">
+    <w:lvl w:ilvl="3" w:tentative="0">
       <w:start w:val="1"/>
       <w:numFmt w:val="decimal"/>
-      <w:pStyle w:val="Heading4"/>
+      <w:pStyle w:val="5"/>
       <w:lvlText w:val="%1.%2.%3.%4."/>
       <w:lvlJc w:val="left"/>
       <w:pPr>
@@ -5497,10 +5739,10 @@
         <w:rFonts w:hint="default"/>
       </w:rPr>
     </w:lvl>
-    <w:lvl w:ilvl="4">
+    <w:lvl w:ilvl="4" w:tentative="0">
       <w:start w:val="1"/>
       <w:numFmt w:val="decimal"/>
-      <w:pStyle w:val="Heading5"/>
+      <w:pStyle w:val="6"/>
       <w:lvlText w:val="%1.%2.%3.%4.%5."/>
       <w:lvlJc w:val="left"/>
       <w:pPr>
@@ -5510,10 +5752,10 @@
         <w:rFonts w:hint="default"/>
       </w:rPr>
     </w:lvl>
-    <w:lvl w:ilvl="5">
+    <w:lvl w:ilvl="5" w:tentative="0">
       <w:start w:val="1"/>
       <w:numFmt w:val="decimal"/>
-      <w:pStyle w:val="Heading6"/>
+      <w:pStyle w:val="7"/>
       <w:lvlText w:val="%1.%2.%3.%4.%5.%6."/>
       <w:lvlJc w:val="left"/>
       <w:pPr>
@@ -5523,10 +5765,10 @@
         <w:rFonts w:hint="default"/>
       </w:rPr>
     </w:lvl>
-    <w:lvl w:ilvl="6">
+    <w:lvl w:ilvl="6" w:tentative="0">
       <w:start w:val="1"/>
       <w:numFmt w:val="decimal"/>
-      <w:pStyle w:val="Heading7"/>
+      <w:pStyle w:val="8"/>
       <w:lvlText w:val="%1.%2.%3.%4.%5.%6.%7."/>
       <w:lvlJc w:val="left"/>
       <w:pPr>
@@ -5536,10 +5778,10 @@
         <w:rFonts w:hint="default"/>
       </w:rPr>
     </w:lvl>
-    <w:lvl w:ilvl="7">
+    <w:lvl w:ilvl="7" w:tentative="0">
       <w:start w:val="1"/>
       <w:numFmt w:val="decimal"/>
-      <w:pStyle w:val="Heading8"/>
+      <w:pStyle w:val="9"/>
       <w:lvlText w:val="%1.%2.%3.%4.%5.%6.%7.%8."/>
       <w:lvlJc w:val="left"/>
       <w:pPr>
@@ -5549,10 +5791,10 @@
         <w:rFonts w:hint="default"/>
       </w:rPr>
     </w:lvl>
-    <w:lvl w:ilvl="8">
+    <w:lvl w:ilvl="8" w:tentative="0">
       <w:start w:val="1"/>
       <w:numFmt w:val="decimal"/>
-      <w:pStyle w:val="Heading9"/>
+      <w:pStyle w:val="10"/>
       <w:lvlText w:val="%1.%2.%3.%4.%5.%6.%7.%8.%9."/>
       <w:lvlJc w:val="left"/>
       <w:pPr>
@@ -5567,7 +5809,7 @@
     <w:nsid w:val="0F1C296F"/>
     <w:multiLevelType w:val="singleLevel"/>
     <w:tmpl w:val="0F1C296F"/>
-    <w:lvl w:ilvl="0">
+    <w:lvl w:ilvl="0" w:tentative="0">
       <w:start w:val="1"/>
       <w:numFmt w:val="decimal"/>
       <w:lvlText w:val="%1."/>
@@ -5593,267 +5835,269 @@
 </file>
 
 <file path=word/styles.xml><?xml version="1.0" encoding="utf-8"?>
-<w:styles xmlns:mc="http://schemas.openxmlformats.org/markup-compatibility/2006" xmlns:r="http://schemas.openxmlformats.org/officeDocument/2006/relationships" xmlns:w="http://schemas.openxmlformats.org/wordprocessingml/2006/main" xmlns:w14="http://schemas.microsoft.com/office/word/2010/wordml" xmlns:w15="http://schemas.microsoft.com/office/word/2012/wordml" mc:Ignorable="w14 w15">
+<w:styles xmlns:mc="http://schemas.openxmlformats.org/markup-compatibility/2006" xmlns:o="urn:schemas-microsoft-com:office:office" xmlns:r="http://schemas.openxmlformats.org/officeDocument/2006/relationships" xmlns:m="http://schemas.openxmlformats.org/officeDocument/2006/math" xmlns:v="urn:schemas-microsoft-com:vml" xmlns:w="http://schemas.openxmlformats.org/wordprocessingml/2006/main" xmlns:w14="http://schemas.microsoft.com/office/word/2010/wordml" xmlns:w10="urn:schemas-microsoft-com:office:word" xmlns:sl="http://schemas.openxmlformats.org/schemaLibrary/2006/main" xmlns:wpsCustomData="http://www.wps.cn/officeDocument/2013/wpsCustomData" mc:Ignorable="w14">
   <w:docDefaults>
     <w:rPrDefault>
       <w:rPr>
-        <w:rFonts w:ascii="Times New Roman" w:eastAsia="宋体" w:hAnsi="Times New Roman" w:cs="Times New Roman"/>
+        <w:rFonts w:ascii="Times New Roman" w:hAnsi="Times New Roman" w:eastAsia="宋体" w:cs="Times New Roman"/>
       </w:rPr>
     </w:rPrDefault>
     <w:pPrDefault/>
   </w:docDefaults>
-  <w:latentStyles w:defLockedState="0" w:defUIPriority="99" w:defSemiHidden="1" w:defUnhideWhenUsed="1" w:defQFormat="0" w:count="260">
-    <w:lsdException w:name="Normal" w:semiHidden="0" w:uiPriority="0" w:unhideWhenUsed="0" w:qFormat="1"/>
-    <w:lsdException w:name="heading 1" w:semiHidden="0" w:uiPriority="0" w:unhideWhenUsed="0" w:qFormat="1"/>
-    <w:lsdException w:name="heading 2" w:semiHidden="0" w:uiPriority="0" w:qFormat="1"/>
-    <w:lsdException w:name="heading 3" w:uiPriority="0" w:qFormat="1"/>
-    <w:lsdException w:name="heading 4" w:semiHidden="0" w:uiPriority="0" w:qFormat="1"/>
-    <w:lsdException w:name="heading 5" w:uiPriority="0" w:qFormat="1"/>
-    <w:lsdException w:name="heading 6" w:uiPriority="0" w:qFormat="1"/>
-    <w:lsdException w:name="heading 7" w:uiPriority="0" w:qFormat="1"/>
-    <w:lsdException w:name="heading 8" w:uiPriority="0" w:qFormat="1"/>
-    <w:lsdException w:name="heading 9" w:uiPriority="0" w:qFormat="1"/>
-    <w:lsdException w:name="index 1" w:semiHidden="0" w:uiPriority="0" w:unhideWhenUsed="0"/>
-    <w:lsdException w:name="index 2" w:semiHidden="0" w:uiPriority="0" w:unhideWhenUsed="0"/>
-    <w:lsdException w:name="index 3" w:semiHidden="0" w:uiPriority="0" w:unhideWhenUsed="0"/>
-    <w:lsdException w:name="index 4" w:semiHidden="0" w:uiPriority="0" w:unhideWhenUsed="0"/>
-    <w:lsdException w:name="index 5" w:semiHidden="0" w:uiPriority="0" w:unhideWhenUsed="0"/>
-    <w:lsdException w:name="index 6" w:semiHidden="0" w:uiPriority="0" w:unhideWhenUsed="0"/>
-    <w:lsdException w:name="index 7" w:semiHidden="0" w:uiPriority="0" w:unhideWhenUsed="0"/>
-    <w:lsdException w:name="index 8" w:semiHidden="0" w:uiPriority="0" w:unhideWhenUsed="0"/>
-    <w:lsdException w:name="index 9" w:semiHidden="0" w:uiPriority="0" w:unhideWhenUsed="0"/>
-    <w:lsdException w:name="toc 1" w:semiHidden="0" w:uiPriority="0" w:unhideWhenUsed="0" w:qFormat="1"/>
-    <w:lsdException w:name="toc 2" w:semiHidden="0" w:uiPriority="0" w:unhideWhenUsed="0" w:qFormat="1"/>
-    <w:lsdException w:name="toc 3" w:semiHidden="0" w:uiPriority="0" w:unhideWhenUsed="0" w:qFormat="1"/>
-    <w:lsdException w:name="toc 4" w:semiHidden="0" w:uiPriority="0" w:unhideWhenUsed="0"/>
-    <w:lsdException w:name="toc 5" w:semiHidden="0" w:uiPriority="0" w:unhideWhenUsed="0"/>
-    <w:lsdException w:name="toc 6" w:semiHidden="0" w:uiPriority="0" w:unhideWhenUsed="0"/>
-    <w:lsdException w:name="toc 7" w:semiHidden="0" w:uiPriority="0" w:unhideWhenUsed="0"/>
-    <w:lsdException w:name="toc 8" w:semiHidden="0" w:uiPriority="0" w:unhideWhenUsed="0"/>
-    <w:lsdException w:name="toc 9" w:semiHidden="0" w:uiPriority="0" w:unhideWhenUsed="0"/>
-    <w:lsdException w:name="Normal Indent" w:semiHidden="0" w:uiPriority="0" w:unhideWhenUsed="0"/>
-    <w:lsdException w:name="footnote text" w:semiHidden="0" w:uiPriority="0" w:unhideWhenUsed="0"/>
-    <w:lsdException w:name="annotation text" w:semiHidden="0" w:uiPriority="0" w:unhideWhenUsed="0" w:qFormat="1"/>
-    <w:lsdException w:name="header" w:semiHidden="0" w:uiPriority="0" w:unhideWhenUsed="0" w:qFormat="1"/>
-    <w:lsdException w:name="footer" w:semiHidden="0" w:uiPriority="0" w:unhideWhenUsed="0" w:qFormat="1"/>
-    <w:lsdException w:name="index heading" w:semiHidden="0" w:uiPriority="0" w:unhideWhenUsed="0"/>
-    <w:lsdException w:name="caption" w:uiPriority="0" w:qFormat="1"/>
-    <w:lsdException w:name="table of figures" w:semiHidden="0" w:uiPriority="0" w:unhideWhenUsed="0"/>
-    <w:lsdException w:name="envelope address" w:semiHidden="0" w:uiPriority="0" w:unhideWhenUsed="0"/>
-    <w:lsdException w:name="envelope return" w:semiHidden="0" w:uiPriority="0" w:unhideWhenUsed="0"/>
-    <w:lsdException w:name="footnote reference" w:semiHidden="0" w:uiPriority="0" w:unhideWhenUsed="0"/>
-    <w:lsdException w:name="annotation reference" w:semiHidden="0" w:uiPriority="0" w:unhideWhenUsed="0"/>
-    <w:lsdException w:name="line number" w:semiHidden="0" w:uiPriority="0" w:unhideWhenUsed="0"/>
-    <w:lsdException w:name="page number" w:semiHidden="0" w:uiPriority="0" w:unhideWhenUsed="0"/>
-    <w:lsdException w:name="endnote reference" w:semiHidden="0" w:uiPriority="0" w:unhideWhenUsed="0"/>
-    <w:lsdException w:name="endnote text" w:semiHidden="0" w:uiPriority="0" w:unhideWhenUsed="0"/>
-    <w:lsdException w:name="table of authorities" w:semiHidden="0" w:uiPriority="0" w:unhideWhenUsed="0"/>
-    <w:lsdException w:name="macro" w:semiHidden="0" w:uiPriority="0" w:unhideWhenUsed="0"/>
-    <w:lsdException w:name="toa heading" w:semiHidden="0" w:uiPriority="0" w:unhideWhenUsed="0"/>
-    <w:lsdException w:name="List" w:semiHidden="0" w:uiPriority="0" w:unhideWhenUsed="0"/>
-    <w:lsdException w:name="List Bullet" w:semiHidden="0" w:uiPriority="0" w:unhideWhenUsed="0"/>
-    <w:lsdException w:name="List Number" w:semiHidden="0" w:uiPriority="0" w:unhideWhenUsed="0"/>
-    <w:lsdException w:name="List 2" w:semiHidden="0" w:uiPriority="0" w:unhideWhenUsed="0"/>
-    <w:lsdException w:name="List 3" w:semiHidden="0" w:uiPriority="0" w:unhideWhenUsed="0"/>
-    <w:lsdException w:name="List 4" w:semiHidden="0" w:uiPriority="0" w:unhideWhenUsed="0"/>
-    <w:lsdException w:name="List 5" w:semiHidden="0" w:uiPriority="0" w:unhideWhenUsed="0"/>
-    <w:lsdException w:name="List Bullet 2" w:semiHidden="0" w:uiPriority="0" w:unhideWhenUsed="0"/>
-    <w:lsdException w:name="List Bullet 3" w:semiHidden="0" w:uiPriority="0" w:unhideWhenUsed="0"/>
-    <w:lsdException w:name="List Bullet 4" w:semiHidden="0" w:uiPriority="0" w:unhideWhenUsed="0"/>
-    <w:lsdException w:name="List Bullet 5" w:semiHidden="0" w:uiPriority="0" w:unhideWhenUsed="0"/>
-    <w:lsdException w:name="List Number 2" w:semiHidden="0" w:uiPriority="0" w:unhideWhenUsed="0"/>
-    <w:lsdException w:name="List Number 3" w:semiHidden="0" w:uiPriority="0" w:unhideWhenUsed="0"/>
-    <w:lsdException w:name="List Number 4" w:semiHidden="0" w:uiPriority="0" w:unhideWhenUsed="0"/>
-    <w:lsdException w:name="List Number 5" w:semiHidden="0" w:uiPriority="0" w:unhideWhenUsed="0"/>
-    <w:lsdException w:name="Title" w:semiHidden="0" w:uiPriority="0" w:unhideWhenUsed="0" w:qFormat="1"/>
-    <w:lsdException w:name="Closing" w:semiHidden="0" w:uiPriority="0" w:unhideWhenUsed="0"/>
-    <w:lsdException w:name="Signature" w:semiHidden="0" w:uiPriority="0" w:unhideWhenUsed="0"/>
-    <w:lsdException w:name="Default Paragraph Font" w:uiPriority="0" w:unhideWhenUsed="0" w:qFormat="1"/>
-    <w:lsdException w:name="Body Text" w:uiPriority="0" w:unhideWhenUsed="0" w:qFormat="1"/>
-    <w:lsdException w:name="Body Text Indent" w:semiHidden="0" w:uiPriority="0" w:unhideWhenUsed="0"/>
-    <w:lsdException w:name="List Continue" w:semiHidden="0" w:uiPriority="0" w:unhideWhenUsed="0"/>
-    <w:lsdException w:name="List Continue 2" w:semiHidden="0" w:uiPriority="0" w:unhideWhenUsed="0"/>
-    <w:lsdException w:name="List Continue 3" w:semiHidden="0" w:uiPriority="0" w:unhideWhenUsed="0"/>
-    <w:lsdException w:name="List Continue 4" w:semiHidden="0" w:uiPriority="0" w:unhideWhenUsed="0"/>
-    <w:lsdException w:name="List Continue 5" w:semiHidden="0" w:uiPriority="0" w:unhideWhenUsed="0"/>
-    <w:lsdException w:name="Message Header" w:semiHidden="0" w:uiPriority="0" w:unhideWhenUsed="0"/>
-    <w:lsdException w:name="Subtitle" w:semiHidden="0" w:uiPriority="0" w:unhideWhenUsed="0" w:qFormat="1"/>
-    <w:lsdException w:name="Salutation" w:semiHidden="0" w:uiPriority="0" w:unhideWhenUsed="0"/>
-    <w:lsdException w:name="Date" w:semiHidden="0" w:uiPriority="0" w:unhideWhenUsed="0"/>
-    <w:lsdException w:name="Body Text First Indent" w:semiHidden="0" w:uiPriority="0" w:unhideWhenUsed="0"/>
-    <w:lsdException w:name="Body Text First Indent 2" w:semiHidden="0" w:uiPriority="0" w:unhideWhenUsed="0"/>
-    <w:lsdException w:name="Body Text 2" w:semiHidden="0" w:uiPriority="0" w:unhideWhenUsed="0"/>
-    <w:lsdException w:name="Body Text 3" w:semiHidden="0" w:uiPriority="0" w:unhideWhenUsed="0"/>
-    <w:lsdException w:name="Body Text Indent 2" w:semiHidden="0" w:uiPriority="0" w:unhideWhenUsed="0"/>
-    <w:lsdException w:name="Body Text Indent 3" w:semiHidden="0" w:uiPriority="0" w:unhideWhenUsed="0"/>
-    <w:lsdException w:name="Block Text" w:semiHidden="0" w:uiPriority="0" w:unhideWhenUsed="0"/>
-    <w:lsdException w:name="Hyperlink" w:semiHidden="0" w:uiPriority="0" w:unhideWhenUsed="0"/>
-    <w:lsdException w:name="FollowedHyperlink" w:semiHidden="0" w:uiPriority="0" w:unhideWhenUsed="0"/>
-    <w:lsdException w:name="Strong" w:semiHidden="0" w:uiPriority="0" w:unhideWhenUsed="0" w:qFormat="1"/>
-    <w:lsdException w:name="Emphasis" w:semiHidden="0" w:uiPriority="0" w:unhideWhenUsed="0" w:qFormat="1"/>
-    <w:lsdException w:name="Document Map" w:semiHidden="0" w:uiPriority="0" w:unhideWhenUsed="0"/>
-    <w:lsdException w:name="Plain Text" w:semiHidden="0" w:uiPriority="0" w:unhideWhenUsed="0"/>
-    <w:lsdException w:name="E-mail Signature" w:semiHidden="0" w:uiPriority="0" w:unhideWhenUsed="0"/>
-    <w:lsdException w:name="Normal (Web)" w:semiHidden="0" w:uiPriority="0" w:unhideWhenUsed="0" w:qFormat="1"/>
-    <w:lsdException w:name="HTML Acronym" w:semiHidden="0" w:uiPriority="0" w:unhideWhenUsed="0"/>
-    <w:lsdException w:name="HTML Address" w:semiHidden="0" w:uiPriority="0" w:unhideWhenUsed="0"/>
-    <w:lsdException w:name="HTML Cite" w:semiHidden="0" w:uiPriority="0" w:unhideWhenUsed="0"/>
-    <w:lsdException w:name="HTML Code" w:semiHidden="0" w:uiPriority="0" w:unhideWhenUsed="0"/>
-    <w:lsdException w:name="HTML Definition" w:semiHidden="0" w:uiPriority="0" w:unhideWhenUsed="0"/>
-    <w:lsdException w:name="HTML Keyboard" w:semiHidden="0" w:uiPriority="0" w:unhideWhenUsed="0"/>
-    <w:lsdException w:name="HTML Preformatted" w:semiHidden="0" w:uiPriority="0" w:unhideWhenUsed="0"/>
-    <w:lsdException w:name="HTML Sample" w:semiHidden="0" w:uiPriority="0" w:unhideWhenUsed="0"/>
-    <w:lsdException w:name="HTML Typewriter" w:semiHidden="0" w:uiPriority="0" w:unhideWhenUsed="0"/>
-    <w:lsdException w:name="HTML Variable" w:semiHidden="0" w:uiPriority="0" w:unhideWhenUsed="0"/>
-    <w:lsdException w:name="Normal Table" w:uiPriority="0" w:unhideWhenUsed="0" w:qFormat="1"/>
-    <w:lsdException w:name="annotation subject" w:semiHidden="0" w:uiPriority="0" w:unhideWhenUsed="0"/>
-    <w:lsdException w:name="Table Simple 1" w:semiHidden="0" w:uiPriority="0" w:unhideWhenUsed="0"/>
-    <w:lsdException w:name="Table Simple 2" w:semiHidden="0" w:uiPriority="0" w:unhideWhenUsed="0"/>
-    <w:lsdException w:name="Table Simple 3" w:semiHidden="0" w:uiPriority="0" w:unhideWhenUsed="0"/>
-    <w:lsdException w:name="Table Classic 1" w:semiHidden="0" w:uiPriority="0" w:unhideWhenUsed="0"/>
-    <w:lsdException w:name="Table Classic 2" w:semiHidden="0" w:uiPriority="0" w:unhideWhenUsed="0"/>
-    <w:lsdException w:name="Table Classic 3" w:semiHidden="0" w:uiPriority="0" w:unhideWhenUsed="0"/>
-    <w:lsdException w:name="Table Classic 4" w:semiHidden="0" w:uiPriority="0" w:unhideWhenUsed="0"/>
-    <w:lsdException w:name="Table Colorful 1" w:semiHidden="0" w:uiPriority="0" w:unhideWhenUsed="0"/>
-    <w:lsdException w:name="Table Colorful 2" w:semiHidden="0" w:uiPriority="0" w:unhideWhenUsed="0"/>
-    <w:lsdException w:name="Table Colorful 3" w:semiHidden="0" w:uiPriority="0" w:unhideWhenUsed="0"/>
-    <w:lsdException w:name="Table Columns 1" w:semiHidden="0" w:uiPriority="0" w:unhideWhenUsed="0"/>
-    <w:lsdException w:name="Table Columns 2" w:semiHidden="0" w:uiPriority="0" w:unhideWhenUsed="0"/>
-    <w:lsdException w:name="Table Columns 3" w:semiHidden="0" w:uiPriority="0" w:unhideWhenUsed="0"/>
-    <w:lsdException w:name="Table Columns 4" w:semiHidden="0" w:uiPriority="0" w:unhideWhenUsed="0"/>
-    <w:lsdException w:name="Table Columns 5" w:semiHidden="0" w:uiPriority="0" w:unhideWhenUsed="0"/>
-    <w:lsdException w:name="Table Grid 1" w:semiHidden="0" w:uiPriority="0" w:unhideWhenUsed="0"/>
-    <w:lsdException w:name="Table Grid 2" w:semiHidden="0" w:uiPriority="0" w:unhideWhenUsed="0"/>
-    <w:lsdException w:name="Table Grid 3" w:semiHidden="0" w:uiPriority="0" w:unhideWhenUsed="0"/>
-    <w:lsdException w:name="Table Grid 4" w:semiHidden="0" w:uiPriority="0" w:unhideWhenUsed="0"/>
-    <w:lsdException w:name="Table Grid 5" w:semiHidden="0" w:uiPriority="0" w:unhideWhenUsed="0"/>
-    <w:lsdException w:name="Table Grid 6" w:semiHidden="0" w:uiPriority="0" w:unhideWhenUsed="0"/>
-    <w:lsdException w:name="Table Grid 7" w:semiHidden="0" w:uiPriority="0" w:unhideWhenUsed="0"/>
-    <w:lsdException w:name="Table Grid 8" w:semiHidden="0" w:uiPriority="0" w:unhideWhenUsed="0"/>
-    <w:lsdException w:name="Table List 1" w:semiHidden="0" w:uiPriority="0" w:unhideWhenUsed="0"/>
-    <w:lsdException w:name="Table List 2" w:semiHidden="0" w:uiPriority="0" w:unhideWhenUsed="0"/>
-    <w:lsdException w:name="Table List 3" w:semiHidden="0" w:uiPriority="0" w:unhideWhenUsed="0"/>
-    <w:lsdException w:name="Table List 4" w:semiHidden="0" w:uiPriority="0" w:unhideWhenUsed="0"/>
-    <w:lsdException w:name="Table List 5" w:semiHidden="0" w:uiPriority="0" w:unhideWhenUsed="0"/>
-    <w:lsdException w:name="Table List 6" w:semiHidden="0" w:uiPriority="0" w:unhideWhenUsed="0"/>
-    <w:lsdException w:name="Table List 7" w:semiHidden="0" w:uiPriority="0" w:unhideWhenUsed="0"/>
-    <w:lsdException w:name="Table List 8" w:semiHidden="0" w:uiPriority="0" w:unhideWhenUsed="0"/>
-    <w:lsdException w:name="Table 3D effects 1" w:semiHidden="0" w:uiPriority="0" w:unhideWhenUsed="0"/>
-    <w:lsdException w:name="Table 3D effects 2" w:semiHidden="0" w:uiPriority="0" w:unhideWhenUsed="0"/>
-    <w:lsdException w:name="Table 3D effects 3" w:semiHidden="0" w:uiPriority="0" w:unhideWhenUsed="0"/>
-    <w:lsdException w:name="Table Contemporary" w:semiHidden="0" w:uiPriority="0" w:unhideWhenUsed="0"/>
-    <w:lsdException w:name="Table Elegant" w:semiHidden="0" w:uiPriority="0" w:unhideWhenUsed="0"/>
-    <w:lsdException w:name="Table Professional" w:semiHidden="0" w:uiPriority="0" w:unhideWhenUsed="0"/>
-    <w:lsdException w:name="Table Subtle 1" w:semiHidden="0" w:uiPriority="0" w:unhideWhenUsed="0"/>
-    <w:lsdException w:name="Table Subtle 2" w:semiHidden="0" w:uiPriority="0" w:unhideWhenUsed="0"/>
-    <w:lsdException w:name="Table Web 1" w:semiHidden="0" w:uiPriority="0" w:unhideWhenUsed="0"/>
-    <w:lsdException w:name="Table Web 2" w:semiHidden="0" w:uiPriority="0" w:unhideWhenUsed="0"/>
-    <w:lsdException w:name="Table Web 3" w:semiHidden="0" w:uiPriority="0" w:unhideWhenUsed="0"/>
-    <w:lsdException w:name="Balloon Text" w:semiHidden="0" w:uiPriority="0" w:unhideWhenUsed="0"/>
-    <w:lsdException w:name="Table Grid" w:semiHidden="0" w:uiPriority="0" w:unhideWhenUsed="0" w:qFormat="1"/>
-    <w:lsdException w:name="Table Theme" w:semiHidden="0" w:uiPriority="0" w:unhideWhenUsed="0"/>
-    <w:lsdException w:name="Light Shading" w:semiHidden="0" w:uiPriority="60" w:unhideWhenUsed="0"/>
-    <w:lsdException w:name="Light List" w:semiHidden="0" w:uiPriority="61" w:unhideWhenUsed="0"/>
-    <w:lsdException w:name="Light Grid" w:semiHidden="0" w:uiPriority="62" w:unhideWhenUsed="0"/>
-    <w:lsdException w:name="Medium Shading 1" w:semiHidden="0" w:uiPriority="63" w:unhideWhenUsed="0"/>
-    <w:lsdException w:name="Medium Shading 2" w:semiHidden="0" w:uiPriority="64" w:unhideWhenUsed="0"/>
-    <w:lsdException w:name="Medium List 1" w:semiHidden="0" w:uiPriority="65" w:unhideWhenUsed="0"/>
-    <w:lsdException w:name="Medium List 2" w:semiHidden="0" w:uiPriority="66" w:unhideWhenUsed="0"/>
-    <w:lsdException w:name="Medium Grid 1" w:semiHidden="0" w:uiPriority="67" w:unhideWhenUsed="0"/>
-    <w:lsdException w:name="Medium Grid 2" w:semiHidden="0" w:uiPriority="68" w:unhideWhenUsed="0"/>
-    <w:lsdException w:name="Medium Grid 3" w:semiHidden="0" w:uiPriority="69" w:unhideWhenUsed="0"/>
-    <w:lsdException w:name="Dark List" w:semiHidden="0" w:uiPriority="70" w:unhideWhenUsed="0"/>
-    <w:lsdException w:name="Colorful Shading" w:semiHidden="0" w:uiPriority="71" w:unhideWhenUsed="0"/>
-    <w:lsdException w:name="Colorful List" w:semiHidden="0" w:uiPriority="72" w:unhideWhenUsed="0"/>
-    <w:lsdException w:name="Colorful Grid" w:semiHidden="0" w:uiPriority="73" w:unhideWhenUsed="0"/>
-    <w:lsdException w:name="Light Shading Accent 1" w:semiHidden="0" w:uiPriority="60" w:unhideWhenUsed="0"/>
-    <w:lsdException w:name="Light List Accent 1" w:semiHidden="0" w:uiPriority="61" w:unhideWhenUsed="0"/>
-    <w:lsdException w:name="Light Grid Accent 1" w:semiHidden="0" w:uiPriority="62" w:unhideWhenUsed="0"/>
-    <w:lsdException w:name="Medium Shading 1 Accent 1" w:semiHidden="0" w:uiPriority="63" w:unhideWhenUsed="0"/>
-    <w:lsdException w:name="Medium Shading 2 Accent 1" w:semiHidden="0" w:uiPriority="64" w:unhideWhenUsed="0"/>
-    <w:lsdException w:name="Medium List 1 Accent 1" w:semiHidden="0" w:uiPriority="65" w:unhideWhenUsed="0"/>
-    <w:lsdException w:name="Medium List 2 Accent 1" w:semiHidden="0" w:uiPriority="66" w:unhideWhenUsed="0"/>
-    <w:lsdException w:name="Medium Grid 1 Accent 1" w:semiHidden="0" w:uiPriority="67" w:unhideWhenUsed="0"/>
-    <w:lsdException w:name="Medium Grid 2 Accent 1" w:semiHidden="0" w:uiPriority="68" w:unhideWhenUsed="0"/>
-    <w:lsdException w:name="Medium Grid 3 Accent 1" w:semiHidden="0" w:uiPriority="69" w:unhideWhenUsed="0"/>
-    <w:lsdException w:name="Dark List Accent 1" w:semiHidden="0" w:uiPriority="70" w:unhideWhenUsed="0"/>
-    <w:lsdException w:name="Colorful Shading Accent 1" w:semiHidden="0" w:uiPriority="71" w:unhideWhenUsed="0"/>
-    <w:lsdException w:name="Colorful List Accent 1" w:semiHidden="0" w:uiPriority="72" w:unhideWhenUsed="0"/>
-    <w:lsdException w:name="Colorful Grid Accent 1" w:semiHidden="0" w:uiPriority="73" w:unhideWhenUsed="0"/>
-    <w:lsdException w:name="Light Shading Accent 2" w:semiHidden="0" w:uiPriority="60" w:unhideWhenUsed="0"/>
-    <w:lsdException w:name="Light List Accent 2" w:semiHidden="0" w:uiPriority="61" w:unhideWhenUsed="0"/>
-    <w:lsdException w:name="Light Grid Accent 2" w:semiHidden="0" w:uiPriority="62" w:unhideWhenUsed="0"/>
-    <w:lsdException w:name="Medium Shading 1 Accent 2" w:semiHidden="0" w:uiPriority="63" w:unhideWhenUsed="0"/>
-    <w:lsdException w:name="Medium Shading 2 Accent 2" w:semiHidden="0" w:uiPriority="64" w:unhideWhenUsed="0"/>
-    <w:lsdException w:name="Medium List 1 Accent 2" w:semiHidden="0" w:uiPriority="65" w:unhideWhenUsed="0"/>
-    <w:lsdException w:name="Medium List 2 Accent 2" w:semiHidden="0" w:uiPriority="66" w:unhideWhenUsed="0"/>
-    <w:lsdException w:name="Medium Grid 1 Accent 2" w:semiHidden="0" w:uiPriority="67" w:unhideWhenUsed="0"/>
-    <w:lsdException w:name="Medium Grid 2 Accent 2" w:semiHidden="0" w:uiPriority="68" w:unhideWhenUsed="0"/>
-    <w:lsdException w:name="Medium Grid 3 Accent 2" w:semiHidden="0" w:uiPriority="69" w:unhideWhenUsed="0"/>
-    <w:lsdException w:name="Dark List Accent 2" w:semiHidden="0" w:uiPriority="70" w:unhideWhenUsed="0"/>
-    <w:lsdException w:name="Colorful Shading Accent 2" w:semiHidden="0" w:uiPriority="71" w:unhideWhenUsed="0"/>
-    <w:lsdException w:name="Colorful List Accent 2" w:semiHidden="0" w:uiPriority="72" w:unhideWhenUsed="0"/>
-    <w:lsdException w:name="Colorful Grid Accent 2" w:semiHidden="0" w:uiPriority="73" w:unhideWhenUsed="0"/>
-    <w:lsdException w:name="Light Shading Accent 3" w:semiHidden="0" w:uiPriority="60" w:unhideWhenUsed="0"/>
-    <w:lsdException w:name="Light List Accent 3" w:semiHidden="0" w:uiPriority="61" w:unhideWhenUsed="0"/>
-    <w:lsdException w:name="Light Grid Accent 3" w:semiHidden="0" w:uiPriority="62" w:unhideWhenUsed="0"/>
-    <w:lsdException w:name="Medium Shading 1 Accent 3" w:semiHidden="0" w:uiPriority="63" w:unhideWhenUsed="0"/>
-    <w:lsdException w:name="Medium Shading 2 Accent 3" w:semiHidden="0" w:uiPriority="64" w:unhideWhenUsed="0"/>
-    <w:lsdException w:name="Medium List 1 Accent 3" w:semiHidden="0" w:uiPriority="65" w:unhideWhenUsed="0"/>
-    <w:lsdException w:name="Medium List 2 Accent 3" w:semiHidden="0" w:uiPriority="66" w:unhideWhenUsed="0"/>
-    <w:lsdException w:name="Medium Grid 1 Accent 3" w:semiHidden="0" w:uiPriority="67" w:unhideWhenUsed="0"/>
-    <w:lsdException w:name="Medium Grid 2 Accent 3" w:semiHidden="0" w:uiPriority="68" w:unhideWhenUsed="0"/>
-    <w:lsdException w:name="Medium Grid 3 Accent 3" w:semiHidden="0" w:uiPriority="69" w:unhideWhenUsed="0"/>
-    <w:lsdException w:name="Dark List Accent 3" w:semiHidden="0" w:uiPriority="70" w:unhideWhenUsed="0"/>
-    <w:lsdException w:name="Colorful Shading Accent 3" w:semiHidden="0" w:uiPriority="71" w:unhideWhenUsed="0"/>
-    <w:lsdException w:name="Colorful List Accent 3" w:semiHidden="0" w:uiPriority="72" w:unhideWhenUsed="0"/>
-    <w:lsdException w:name="Colorful Grid Accent 3" w:semiHidden="0" w:uiPriority="73" w:unhideWhenUsed="0"/>
-    <w:lsdException w:name="Light Shading Accent 4" w:semiHidden="0" w:uiPriority="60" w:unhideWhenUsed="0"/>
-    <w:lsdException w:name="Light List Accent 4" w:semiHidden="0" w:uiPriority="61" w:unhideWhenUsed="0"/>
-    <w:lsdException w:name="Light Grid Accent 4" w:semiHidden="0" w:uiPriority="62" w:unhideWhenUsed="0"/>
-    <w:lsdException w:name="Medium Shading 1 Accent 4" w:semiHidden="0" w:uiPriority="63" w:unhideWhenUsed="0"/>
-    <w:lsdException w:name="Medium Shading 2 Accent 4" w:semiHidden="0" w:uiPriority="64" w:unhideWhenUsed="0"/>
-    <w:lsdException w:name="Medium List 1 Accent 4" w:semiHidden="0" w:uiPriority="65" w:unhideWhenUsed="0"/>
-    <w:lsdException w:name="Medium List 2 Accent 4" w:semiHidden="0" w:uiPriority="66" w:unhideWhenUsed="0"/>
-    <w:lsdException w:name="Medium Grid 1 Accent 4" w:semiHidden="0" w:uiPriority="67" w:unhideWhenUsed="0"/>
-    <w:lsdException w:name="Medium Grid 2 Accent 4" w:semiHidden="0" w:uiPriority="68" w:unhideWhenUsed="0"/>
-    <w:lsdException w:name="Medium Grid 3 Accent 4" w:semiHidden="0" w:uiPriority="69" w:unhideWhenUsed="0"/>
-    <w:lsdException w:name="Dark List Accent 4" w:semiHidden="0" w:uiPriority="70" w:unhideWhenUsed="0"/>
-    <w:lsdException w:name="Colorful Shading Accent 4" w:semiHidden="0" w:uiPriority="71" w:unhideWhenUsed="0"/>
-    <w:lsdException w:name="Colorful List Accent 4" w:semiHidden="0" w:uiPriority="72" w:unhideWhenUsed="0"/>
-    <w:lsdException w:name="Colorful Grid Accent 4" w:semiHidden="0" w:uiPriority="73" w:unhideWhenUsed="0"/>
-    <w:lsdException w:name="Light Shading Accent 5" w:semiHidden="0" w:uiPriority="60" w:unhideWhenUsed="0"/>
-    <w:lsdException w:name="Light List Accent 5" w:semiHidden="0" w:uiPriority="61" w:unhideWhenUsed="0"/>
-    <w:lsdException w:name="Light Grid Accent 5" w:semiHidden="0" w:uiPriority="62" w:unhideWhenUsed="0"/>
-    <w:lsdException w:name="Medium Shading 1 Accent 5" w:semiHidden="0" w:uiPriority="63" w:unhideWhenUsed="0"/>
-    <w:lsdException w:name="Medium Shading 2 Accent 5" w:semiHidden="0" w:uiPriority="64" w:unhideWhenUsed="0"/>
-    <w:lsdException w:name="Medium List 1 Accent 5" w:semiHidden="0" w:uiPriority="65" w:unhideWhenUsed="0"/>
-    <w:lsdException w:name="Medium List 2 Accent 5" w:semiHidden="0" w:uiPriority="66" w:unhideWhenUsed="0"/>
-    <w:lsdException w:name="Medium Grid 1 Accent 5" w:semiHidden="0" w:uiPriority="67" w:unhideWhenUsed="0"/>
-    <w:lsdException w:name="Medium Grid 2 Accent 5" w:semiHidden="0" w:uiPriority="68" w:unhideWhenUsed="0"/>
-    <w:lsdException w:name="Medium Grid 3 Accent 5" w:semiHidden="0" w:uiPriority="69" w:unhideWhenUsed="0"/>
-    <w:lsdException w:name="Dark List Accent 5" w:semiHidden="0" w:uiPriority="70" w:unhideWhenUsed="0"/>
-    <w:lsdException w:name="Colorful Shading Accent 5" w:semiHidden="0" w:uiPriority="71" w:unhideWhenUsed="0"/>
-    <w:lsdException w:name="Colorful List Accent 5" w:semiHidden="0" w:uiPriority="72" w:unhideWhenUsed="0"/>
-    <w:lsdException w:name="Colorful Grid Accent 5" w:semiHidden="0" w:uiPriority="73" w:unhideWhenUsed="0"/>
-    <w:lsdException w:name="Light Shading Accent 6" w:semiHidden="0" w:uiPriority="60" w:unhideWhenUsed="0"/>
-    <w:lsdException w:name="Light List Accent 6" w:semiHidden="0" w:uiPriority="61" w:unhideWhenUsed="0"/>
-    <w:lsdException w:name="Light Grid Accent 6" w:semiHidden="0" w:uiPriority="62" w:unhideWhenUsed="0"/>
-    <w:lsdException w:name="Medium Shading 1 Accent 6" w:semiHidden="0" w:uiPriority="63" w:unhideWhenUsed="0"/>
-    <w:lsdException w:name="Medium Shading 2 Accent 6" w:semiHidden="0" w:uiPriority="64" w:unhideWhenUsed="0"/>
-    <w:lsdException w:name="Medium List 1 Accent 6" w:semiHidden="0" w:uiPriority="65" w:unhideWhenUsed="0"/>
-    <w:lsdException w:name="Medium List 2 Accent 6" w:semiHidden="0" w:uiPriority="66" w:unhideWhenUsed="0"/>
-    <w:lsdException w:name="Medium Grid 1 Accent 6" w:semiHidden="0" w:uiPriority="67" w:unhideWhenUsed="0"/>
-    <w:lsdException w:name="Medium Grid 2 Accent 6" w:semiHidden="0" w:uiPriority="68" w:unhideWhenUsed="0"/>
-    <w:lsdException w:name="Medium Grid 3 Accent 6" w:semiHidden="0" w:uiPriority="69" w:unhideWhenUsed="0"/>
-    <w:lsdException w:name="Dark List Accent 6" w:semiHidden="0" w:uiPriority="70" w:unhideWhenUsed="0"/>
-    <w:lsdException w:name="Colorful Shading Accent 6" w:semiHidden="0" w:uiPriority="71" w:unhideWhenUsed="0"/>
-    <w:lsdException w:name="Colorful List Accent 6" w:semiHidden="0" w:uiPriority="72" w:unhideWhenUsed="0"/>
-    <w:lsdException w:name="Colorful Grid Accent 6" w:semiHidden="0" w:uiPriority="73" w:unhideWhenUsed="0"/>
+  <w:latentStyles w:count="260" w:defQFormat="0" w:defUnhideWhenUsed="1" w:defSemiHidden="1" w:defUIPriority="99" w:defLockedState="0">
+    <w:lsdException w:qFormat="1" w:unhideWhenUsed="0" w:uiPriority="0" w:semiHidden="0" w:name="Normal"/>
+    <w:lsdException w:qFormat="1" w:unhideWhenUsed="0" w:uiPriority="0" w:semiHidden="0" w:name="heading 1"/>
+    <w:lsdException w:qFormat="1" w:uiPriority="0" w:semiHidden="0" w:name="heading 2"/>
+    <w:lsdException w:qFormat="1" w:uiPriority="0" w:name="heading 3"/>
+    <w:lsdException w:qFormat="1" w:uiPriority="0" w:semiHidden="0" w:name="heading 4"/>
+    <w:lsdException w:qFormat="1" w:uiPriority="0" w:name="heading 5"/>
+    <w:lsdException w:qFormat="1" w:uiPriority="0" w:name="heading 6"/>
+    <w:lsdException w:qFormat="1" w:uiPriority="0" w:name="heading 7"/>
+    <w:lsdException w:qFormat="1" w:uiPriority="0" w:name="heading 8"/>
+    <w:lsdException w:qFormat="1" w:uiPriority="0" w:name="heading 9"/>
+    <w:lsdException w:unhideWhenUsed="0" w:uiPriority="0" w:semiHidden="0" w:name="index 1"/>
+    <w:lsdException w:unhideWhenUsed="0" w:uiPriority="0" w:semiHidden="0" w:name="index 2"/>
+    <w:lsdException w:unhideWhenUsed="0" w:uiPriority="0" w:semiHidden="0" w:name="index 3"/>
+    <w:lsdException w:unhideWhenUsed="0" w:uiPriority="0" w:semiHidden="0" w:name="index 4"/>
+    <w:lsdException w:unhideWhenUsed="0" w:uiPriority="0" w:semiHidden="0" w:name="index 5"/>
+    <w:lsdException w:unhideWhenUsed="0" w:uiPriority="0" w:semiHidden="0" w:name="index 6"/>
+    <w:lsdException w:unhideWhenUsed="0" w:uiPriority="0" w:semiHidden="0" w:name="index 7"/>
+    <w:lsdException w:unhideWhenUsed="0" w:uiPriority="0" w:semiHidden="0" w:name="index 8"/>
+    <w:lsdException w:unhideWhenUsed="0" w:uiPriority="0" w:semiHidden="0" w:name="index 9"/>
+    <w:lsdException w:qFormat="1" w:unhideWhenUsed="0" w:uiPriority="0" w:semiHidden="0" w:name="toc 1"/>
+    <w:lsdException w:qFormat="1" w:unhideWhenUsed="0" w:uiPriority="0" w:semiHidden="0" w:name="toc 2"/>
+    <w:lsdException w:qFormat="1" w:unhideWhenUsed="0" w:uiPriority="0" w:semiHidden="0" w:name="toc 3"/>
+    <w:lsdException w:unhideWhenUsed="0" w:uiPriority="0" w:semiHidden="0" w:name="toc 4"/>
+    <w:lsdException w:unhideWhenUsed="0" w:uiPriority="0" w:semiHidden="0" w:name="toc 5"/>
+    <w:lsdException w:unhideWhenUsed="0" w:uiPriority="0" w:semiHidden="0" w:name="toc 6"/>
+    <w:lsdException w:unhideWhenUsed="0" w:uiPriority="0" w:semiHidden="0" w:name="toc 7"/>
+    <w:lsdException w:unhideWhenUsed="0" w:uiPriority="0" w:semiHidden="0" w:name="toc 8"/>
+    <w:lsdException w:unhideWhenUsed="0" w:uiPriority="0" w:semiHidden="0" w:name="toc 9"/>
+    <w:lsdException w:unhideWhenUsed="0" w:uiPriority="0" w:semiHidden="0" w:name="Normal Indent"/>
+    <w:lsdException w:unhideWhenUsed="0" w:uiPriority="0" w:semiHidden="0" w:name="footnote text"/>
+    <w:lsdException w:qFormat="1" w:unhideWhenUsed="0" w:uiPriority="0" w:semiHidden="0" w:name="annotation text"/>
+    <w:lsdException w:qFormat="1" w:unhideWhenUsed="0" w:uiPriority="0" w:semiHidden="0" w:name="header"/>
+    <w:lsdException w:qFormat="1" w:unhideWhenUsed="0" w:uiPriority="0" w:semiHidden="0" w:name="footer"/>
+    <w:lsdException w:unhideWhenUsed="0" w:uiPriority="0" w:semiHidden="0" w:name="index heading"/>
+    <w:lsdException w:qFormat="1" w:uiPriority="0" w:name="caption"/>
+    <w:lsdException w:unhideWhenUsed="0" w:uiPriority="0" w:semiHidden="0" w:name="table of figures"/>
+    <w:lsdException w:unhideWhenUsed="0" w:uiPriority="0" w:semiHidden="0" w:name="envelope address"/>
+    <w:lsdException w:unhideWhenUsed="0" w:uiPriority="0" w:semiHidden="0" w:name="envelope return"/>
+    <w:lsdException w:unhideWhenUsed="0" w:uiPriority="0" w:semiHidden="0" w:name="footnote reference"/>
+    <w:lsdException w:unhideWhenUsed="0" w:uiPriority="0" w:semiHidden="0" w:name="annotation reference"/>
+    <w:lsdException w:unhideWhenUsed="0" w:uiPriority="0" w:semiHidden="0" w:name="line number"/>
+    <w:lsdException w:unhideWhenUsed="0" w:uiPriority="0" w:semiHidden="0" w:name="page number"/>
+    <w:lsdException w:unhideWhenUsed="0" w:uiPriority="0" w:semiHidden="0" w:name="endnote reference"/>
+    <w:lsdException w:unhideWhenUsed="0" w:uiPriority="0" w:semiHidden="0" w:name="endnote text"/>
+    <w:lsdException w:unhideWhenUsed="0" w:uiPriority="0" w:semiHidden="0" w:name="table of authorities"/>
+    <w:lsdException w:unhideWhenUsed="0" w:uiPriority="0" w:semiHidden="0" w:name="macro"/>
+    <w:lsdException w:unhideWhenUsed="0" w:uiPriority="0" w:semiHidden="0" w:name="toa heading"/>
+    <w:lsdException w:unhideWhenUsed="0" w:uiPriority="0" w:semiHidden="0" w:name="List"/>
+    <w:lsdException w:unhideWhenUsed="0" w:uiPriority="0" w:semiHidden="0" w:name="List Bullet"/>
+    <w:lsdException w:unhideWhenUsed="0" w:uiPriority="0" w:semiHidden="0" w:name="List Number"/>
+    <w:lsdException w:unhideWhenUsed="0" w:uiPriority="0" w:semiHidden="0" w:name="List 2"/>
+    <w:lsdException w:unhideWhenUsed="0" w:uiPriority="0" w:semiHidden="0" w:name="List 3"/>
+    <w:lsdException w:unhideWhenUsed="0" w:uiPriority="0" w:semiHidden="0" w:name="List 4"/>
+    <w:lsdException w:unhideWhenUsed="0" w:uiPriority="0" w:semiHidden="0" w:name="List 5"/>
+    <w:lsdException w:unhideWhenUsed="0" w:uiPriority="0" w:semiHidden="0" w:name="List Bullet 2"/>
+    <w:lsdException w:unhideWhenUsed="0" w:uiPriority="0" w:semiHidden="0" w:name="List Bullet 3"/>
+    <w:lsdException w:unhideWhenUsed="0" w:uiPriority="0" w:semiHidden="0" w:name="List Bullet 4"/>
+    <w:lsdException w:unhideWhenUsed="0" w:uiPriority="0" w:semiHidden="0" w:name="List Bullet 5"/>
+    <w:lsdException w:unhideWhenUsed="0" w:uiPriority="0" w:semiHidden="0" w:name="List Number 2"/>
+    <w:lsdException w:unhideWhenUsed="0" w:uiPriority="0" w:semiHidden="0" w:name="List Number 3"/>
+    <w:lsdException w:unhideWhenUsed="0" w:uiPriority="0" w:semiHidden="0" w:name="List Number 4"/>
+    <w:lsdException w:unhideWhenUsed="0" w:uiPriority="0" w:semiHidden="0" w:name="List Number 5"/>
+    <w:lsdException w:qFormat="1" w:unhideWhenUsed="0" w:uiPriority="0" w:semiHidden="0" w:name="Title"/>
+    <w:lsdException w:unhideWhenUsed="0" w:uiPriority="0" w:semiHidden="0" w:name="Closing"/>
+    <w:lsdException w:unhideWhenUsed="0" w:uiPriority="0" w:semiHidden="0" w:name="Signature"/>
+    <w:lsdException w:qFormat="1" w:unhideWhenUsed="0" w:uiPriority="0" w:name="Default Paragraph Font"/>
+    <w:lsdException w:qFormat="1" w:unhideWhenUsed="0" w:uiPriority="0" w:name="Body Text"/>
+    <w:lsdException w:unhideWhenUsed="0" w:uiPriority="0" w:semiHidden="0" w:name="Body Text Indent"/>
+    <w:lsdException w:unhideWhenUsed="0" w:uiPriority="0" w:semiHidden="0" w:name="List Continue"/>
+    <w:lsdException w:unhideWhenUsed="0" w:uiPriority="0" w:semiHidden="0" w:name="List Continue 2"/>
+    <w:lsdException w:unhideWhenUsed="0" w:uiPriority="0" w:semiHidden="0" w:name="List Continue 3"/>
+    <w:lsdException w:unhideWhenUsed="0" w:uiPriority="0" w:semiHidden="0" w:name="List Continue 4"/>
+    <w:lsdException w:unhideWhenUsed="0" w:uiPriority="0" w:semiHidden="0" w:name="List Continue 5"/>
+    <w:lsdException w:unhideWhenUsed="0" w:uiPriority="0" w:semiHidden="0" w:name="Message Header"/>
+    <w:lsdException w:qFormat="1" w:unhideWhenUsed="0" w:uiPriority="0" w:semiHidden="0" w:name="Subtitle"/>
+    <w:lsdException w:unhideWhenUsed="0" w:uiPriority="0" w:semiHidden="0" w:name="Salutation"/>
+    <w:lsdException w:unhideWhenUsed="0" w:uiPriority="0" w:semiHidden="0" w:name="Date"/>
+    <w:lsdException w:unhideWhenUsed="0" w:uiPriority="0" w:semiHidden="0" w:name="Body Text First Indent"/>
+    <w:lsdException w:unhideWhenUsed="0" w:uiPriority="0" w:semiHidden="0" w:name="Body Text First Indent 2"/>
+    <w:lsdException w:uiPriority="99" w:name="Note Heading"/>
+    <w:lsdException w:unhideWhenUsed="0" w:uiPriority="0" w:semiHidden="0" w:name="Body Text 2"/>
+    <w:lsdException w:unhideWhenUsed="0" w:uiPriority="0" w:semiHidden="0" w:name="Body Text 3"/>
+    <w:lsdException w:unhideWhenUsed="0" w:uiPriority="0" w:semiHidden="0" w:name="Body Text Indent 2"/>
+    <w:lsdException w:unhideWhenUsed="0" w:uiPriority="0" w:semiHidden="0" w:name="Body Text Indent 3"/>
+    <w:lsdException w:unhideWhenUsed="0" w:uiPriority="0" w:semiHidden="0" w:name="Block Text"/>
+    <w:lsdException w:unhideWhenUsed="0" w:uiPriority="0" w:semiHidden="0" w:name="Hyperlink"/>
+    <w:lsdException w:unhideWhenUsed="0" w:uiPriority="0" w:semiHidden="0" w:name="FollowedHyperlink"/>
+    <w:lsdException w:qFormat="1" w:unhideWhenUsed="0" w:uiPriority="0" w:semiHidden="0" w:name="Strong"/>
+    <w:lsdException w:qFormat="1" w:unhideWhenUsed="0" w:uiPriority="0" w:semiHidden="0" w:name="Emphasis"/>
+    <w:lsdException w:unhideWhenUsed="0" w:uiPriority="0" w:semiHidden="0" w:name="Document Map"/>
+    <w:lsdException w:unhideWhenUsed="0" w:uiPriority="0" w:semiHidden="0" w:name="Plain Text"/>
+    <w:lsdException w:unhideWhenUsed="0" w:uiPriority="0" w:semiHidden="0" w:name="E-mail Signature"/>
+    <w:lsdException w:qFormat="1" w:unhideWhenUsed="0" w:uiPriority="0" w:semiHidden="0" w:name="Normal (Web)"/>
+    <w:lsdException w:unhideWhenUsed="0" w:uiPriority="0" w:semiHidden="0" w:name="HTML Acronym"/>
+    <w:lsdException w:unhideWhenUsed="0" w:uiPriority="0" w:semiHidden="0" w:name="HTML Address"/>
+    <w:lsdException w:unhideWhenUsed="0" w:uiPriority="0" w:semiHidden="0" w:name="HTML Cite"/>
+    <w:lsdException w:unhideWhenUsed="0" w:uiPriority="0" w:semiHidden="0" w:name="HTML Code"/>
+    <w:lsdException w:unhideWhenUsed="0" w:uiPriority="0" w:semiHidden="0" w:name="HTML Definition"/>
+    <w:lsdException w:unhideWhenUsed="0" w:uiPriority="0" w:semiHidden="0" w:name="HTML Keyboard"/>
+    <w:lsdException w:unhideWhenUsed="0" w:uiPriority="0" w:semiHidden="0" w:name="HTML Preformatted"/>
+    <w:lsdException w:unhideWhenUsed="0" w:uiPriority="0" w:semiHidden="0" w:name="HTML Sample"/>
+    <w:lsdException w:unhideWhenUsed="0" w:uiPriority="0" w:semiHidden="0" w:name="HTML Typewriter"/>
+    <w:lsdException w:unhideWhenUsed="0" w:uiPriority="0" w:semiHidden="0" w:name="HTML Variable"/>
+    <w:lsdException w:qFormat="1" w:unhideWhenUsed="0" w:uiPriority="0" w:name="Normal Table"/>
+    <w:lsdException w:unhideWhenUsed="0" w:uiPriority="0" w:semiHidden="0" w:name="annotation subject"/>
+    <w:lsdException w:unhideWhenUsed="0" w:uiPriority="0" w:semiHidden="0" w:name="Table Simple 1"/>
+    <w:lsdException w:unhideWhenUsed="0" w:uiPriority="0" w:semiHidden="0" w:name="Table Simple 2"/>
+    <w:lsdException w:unhideWhenUsed="0" w:uiPriority="0" w:semiHidden="0" w:name="Table Simple 3"/>
+    <w:lsdException w:unhideWhenUsed="0" w:uiPriority="0" w:semiHidden="0" w:name="Table Classic 1"/>
+    <w:lsdException w:unhideWhenUsed="0" w:uiPriority="0" w:semiHidden="0" w:name="Table Classic 2"/>
+    <w:lsdException w:unhideWhenUsed="0" w:uiPriority="0" w:semiHidden="0" w:name="Table Classic 3"/>
+    <w:lsdException w:unhideWhenUsed="0" w:uiPriority="0" w:semiHidden="0" w:name="Table Classic 4"/>
+    <w:lsdException w:unhideWhenUsed="0" w:uiPriority="0" w:semiHidden="0" w:name="Table Colorful 1"/>
+    <w:lsdException w:unhideWhenUsed="0" w:uiPriority="0" w:semiHidden="0" w:name="Table Colorful 2"/>
+    <w:lsdException w:unhideWhenUsed="0" w:uiPriority="0" w:semiHidden="0" w:name="Table Colorful 3"/>
+    <w:lsdException w:unhideWhenUsed="0" w:uiPriority="0" w:semiHidden="0" w:name="Table Columns 1"/>
+    <w:lsdException w:unhideWhenUsed="0" w:uiPriority="0" w:semiHidden="0" w:name="Table Columns 2"/>
+    <w:lsdException w:unhideWhenUsed="0" w:uiPriority="0" w:semiHidden="0" w:name="Table Columns 3"/>
+    <w:lsdException w:unhideWhenUsed="0" w:uiPriority="0" w:semiHidden="0" w:name="Table Columns 4"/>
+    <w:lsdException w:unhideWhenUsed="0" w:uiPriority="0" w:semiHidden="0" w:name="Table Columns 5"/>
+    <w:lsdException w:unhideWhenUsed="0" w:uiPriority="0" w:semiHidden="0" w:name="Table Grid 1"/>
+    <w:lsdException w:unhideWhenUsed="0" w:uiPriority="0" w:semiHidden="0" w:name="Table Grid 2"/>
+    <w:lsdException w:unhideWhenUsed="0" w:uiPriority="0" w:semiHidden="0" w:name="Table Grid 3"/>
+    <w:lsdException w:unhideWhenUsed="0" w:uiPriority="0" w:semiHidden="0" w:name="Table Grid 4"/>
+    <w:lsdException w:unhideWhenUsed="0" w:uiPriority="0" w:semiHidden="0" w:name="Table Grid 5"/>
+    <w:lsdException w:unhideWhenUsed="0" w:uiPriority="0" w:semiHidden="0" w:name="Table Grid 6"/>
+    <w:lsdException w:unhideWhenUsed="0" w:uiPriority="0" w:semiHidden="0" w:name="Table Grid 7"/>
+    <w:lsdException w:unhideWhenUsed="0" w:uiPriority="0" w:semiHidden="0" w:name="Table Grid 8"/>
+    <w:lsdException w:unhideWhenUsed="0" w:uiPriority="0" w:semiHidden="0" w:name="Table List 1"/>
+    <w:lsdException w:unhideWhenUsed="0" w:uiPriority="0" w:semiHidden="0" w:name="Table List 2"/>
+    <w:lsdException w:unhideWhenUsed="0" w:uiPriority="0" w:semiHidden="0" w:name="Table List 3"/>
+    <w:lsdException w:unhideWhenUsed="0" w:uiPriority="0" w:semiHidden="0" w:name="Table List 4"/>
+    <w:lsdException w:unhideWhenUsed="0" w:uiPriority="0" w:semiHidden="0" w:name="Table List 5"/>
+    <w:lsdException w:unhideWhenUsed="0" w:uiPriority="0" w:semiHidden="0" w:name="Table List 6"/>
+    <w:lsdException w:unhideWhenUsed="0" w:uiPriority="0" w:semiHidden="0" w:name="Table List 7"/>
+    <w:lsdException w:unhideWhenUsed="0" w:uiPriority="0" w:semiHidden="0" w:name="Table List 8"/>
+    <w:lsdException w:unhideWhenUsed="0" w:uiPriority="0" w:semiHidden="0" w:name="Table 3D effects 1"/>
+    <w:lsdException w:unhideWhenUsed="0" w:uiPriority="0" w:semiHidden="0" w:name="Table 3D effects 2"/>
+    <w:lsdException w:unhideWhenUsed="0" w:uiPriority="0" w:semiHidden="0" w:name="Table 3D effects 3"/>
+    <w:lsdException w:unhideWhenUsed="0" w:uiPriority="0" w:semiHidden="0" w:name="Table Contemporary"/>
+    <w:lsdException w:unhideWhenUsed="0" w:uiPriority="0" w:semiHidden="0" w:name="Table Elegant"/>
+    <w:lsdException w:unhideWhenUsed="0" w:uiPriority="0" w:semiHidden="0" w:name="Table Professional"/>
+    <w:lsdException w:unhideWhenUsed="0" w:uiPriority="0" w:semiHidden="0" w:name="Table Subtle 1"/>
+    <w:lsdException w:unhideWhenUsed="0" w:uiPriority="0" w:semiHidden="0" w:name="Table Subtle 2"/>
+    <w:lsdException w:unhideWhenUsed="0" w:uiPriority="0" w:semiHidden="0" w:name="Table Web 1"/>
+    <w:lsdException w:unhideWhenUsed="0" w:uiPriority="0" w:semiHidden="0" w:name="Table Web 2"/>
+    <w:lsdException w:unhideWhenUsed="0" w:uiPriority="0" w:semiHidden="0" w:name="Table Web 3"/>
+    <w:lsdException w:unhideWhenUsed="0" w:uiPriority="0" w:semiHidden="0" w:name="Balloon Text"/>
+    <w:lsdException w:qFormat="1" w:unhideWhenUsed="0" w:uiPriority="0" w:semiHidden="0" w:name="Table Grid"/>
+    <w:lsdException w:unhideWhenUsed="0" w:uiPriority="0" w:semiHidden="0" w:name="Table Theme"/>
+    <w:lsdException w:unhideWhenUsed="0" w:uiPriority="60" w:semiHidden="0" w:name="Light Shading"/>
+    <w:lsdException w:unhideWhenUsed="0" w:uiPriority="61" w:semiHidden="0" w:name="Light List"/>
+    <w:lsdException w:unhideWhenUsed="0" w:uiPriority="62" w:semiHidden="0" w:name="Light Grid"/>
+    <w:lsdException w:unhideWhenUsed="0" w:uiPriority="63" w:semiHidden="0" w:name="Medium Shading 1"/>
+    <w:lsdException w:unhideWhenUsed="0" w:uiPriority="64" w:semiHidden="0" w:name="Medium Shading 2"/>
+    <w:lsdException w:unhideWhenUsed="0" w:uiPriority="65" w:semiHidden="0" w:name="Medium List 1"/>
+    <w:lsdException w:unhideWhenUsed="0" w:uiPriority="66" w:semiHidden="0" w:name="Medium List 2"/>
+    <w:lsdException w:unhideWhenUsed="0" w:uiPriority="67" w:semiHidden="0" w:name="Medium Grid 1"/>
+    <w:lsdException w:unhideWhenUsed="0" w:uiPriority="68" w:semiHidden="0" w:name="Medium Grid 2"/>
+    <w:lsdException w:unhideWhenUsed="0" w:uiPriority="69" w:semiHidden="0" w:name="Medium Grid 3"/>
+    <w:lsdException w:unhideWhenUsed="0" w:uiPriority="70" w:semiHidden="0" w:name="Dark List"/>
+    <w:lsdException w:unhideWhenUsed="0" w:uiPriority="71" w:semiHidden="0" w:name="Colorful Shading"/>
+    <w:lsdException w:unhideWhenUsed="0" w:uiPriority="72" w:semiHidden="0" w:name="Colorful List"/>
+    <w:lsdException w:unhideWhenUsed="0" w:uiPriority="73" w:semiHidden="0" w:name="Colorful Grid"/>
+    <w:lsdException w:unhideWhenUsed="0" w:uiPriority="60" w:semiHidden="0" w:name="Light Shading Accent 1"/>
+    <w:lsdException w:unhideWhenUsed="0" w:uiPriority="61" w:semiHidden="0" w:name="Light List Accent 1"/>
+    <w:lsdException w:unhideWhenUsed="0" w:uiPriority="62" w:semiHidden="0" w:name="Light Grid Accent 1"/>
+    <w:lsdException w:unhideWhenUsed="0" w:uiPriority="63" w:semiHidden="0" w:name="Medium Shading 1 Accent 1"/>
+    <w:lsdException w:unhideWhenUsed="0" w:uiPriority="64" w:semiHidden="0" w:name="Medium Shading 2 Accent 1"/>
+    <w:lsdException w:unhideWhenUsed="0" w:uiPriority="65" w:semiHidden="0" w:name="Medium List 1 Accent 1"/>
+    <w:lsdException w:unhideWhenUsed="0" w:uiPriority="66" w:semiHidden="0" w:name="Medium List 2 Accent 1"/>
+    <w:lsdException w:unhideWhenUsed="0" w:uiPriority="67" w:semiHidden="0" w:name="Medium Grid 1 Accent 1"/>
+    <w:lsdException w:unhideWhenUsed="0" w:uiPriority="68" w:semiHidden="0" w:name="Medium Grid 2 Accent 1"/>
+    <w:lsdException w:unhideWhenUsed="0" w:uiPriority="69" w:semiHidden="0" w:name="Medium Grid 3 Accent 1"/>
+    <w:lsdException w:unhideWhenUsed="0" w:uiPriority="70" w:semiHidden="0" w:name="Dark List Accent 1"/>
+    <w:lsdException w:unhideWhenUsed="0" w:uiPriority="71" w:semiHidden="0" w:name="Colorful Shading Accent 1"/>
+    <w:lsdException w:unhideWhenUsed="0" w:uiPriority="72" w:semiHidden="0" w:name="Colorful List Accent 1"/>
+    <w:lsdException w:unhideWhenUsed="0" w:uiPriority="73" w:semiHidden="0" w:name="Colorful Grid Accent 1"/>
+    <w:lsdException w:unhideWhenUsed="0" w:uiPriority="60" w:semiHidden="0" w:name="Light Shading Accent 2"/>
+    <w:lsdException w:unhideWhenUsed="0" w:uiPriority="61" w:semiHidden="0" w:name="Light List Accent 2"/>
+    <w:lsdException w:unhideWhenUsed="0" w:uiPriority="62" w:semiHidden="0" w:name="Light Grid Accent 2"/>
+    <w:lsdException w:unhideWhenUsed="0" w:uiPriority="63" w:semiHidden="0" w:name="Medium Shading 1 Accent 2"/>
+    <w:lsdException w:unhideWhenUsed="0" w:uiPriority="64" w:semiHidden="0" w:name="Medium Shading 2 Accent 2"/>
+    <w:lsdException w:unhideWhenUsed="0" w:uiPriority="65" w:semiHidden="0" w:name="Medium List 1 Accent 2"/>
+    <w:lsdException w:unhideWhenUsed="0" w:uiPriority="66" w:semiHidden="0" w:name="Medium List 2 Accent 2"/>
+    <w:lsdException w:unhideWhenUsed="0" w:uiPriority="67" w:semiHidden="0" w:name="Medium Grid 1 Accent 2"/>
+    <w:lsdException w:unhideWhenUsed="0" w:uiPriority="68" w:semiHidden="0" w:name="Medium Grid 2 Accent 2"/>
+    <w:lsdException w:unhideWhenUsed="0" w:uiPriority="69" w:semiHidden="0" w:name="Medium Grid 3 Accent 2"/>
+    <w:lsdException w:unhideWhenUsed="0" w:uiPriority="70" w:semiHidden="0" w:name="Dark List Accent 2"/>
+    <w:lsdException w:unhideWhenUsed="0" w:uiPriority="71" w:semiHidden="0" w:name="Colorful Shading Accent 2"/>
+    <w:lsdException w:unhideWhenUsed="0" w:uiPriority="72" w:semiHidden="0" w:name="Colorful List Accent 2"/>
+    <w:lsdException w:unhideWhenUsed="0" w:uiPriority="73" w:semiHidden="0" w:name="Colorful Grid Accent 2"/>
+    <w:lsdException w:unhideWhenUsed="0" w:uiPriority="60" w:semiHidden="0" w:name="Light Shading Accent 3"/>
+    <w:lsdException w:unhideWhenUsed="0" w:uiPriority="61" w:semiHidden="0" w:name="Light List Accent 3"/>
+    <w:lsdException w:unhideWhenUsed="0" w:uiPriority="62" w:semiHidden="0" w:name="Light Grid Accent 3"/>
+    <w:lsdException w:unhideWhenUsed="0" w:uiPriority="63" w:semiHidden="0" w:name="Medium Shading 1 Accent 3"/>
+    <w:lsdException w:unhideWhenUsed="0" w:uiPriority="64" w:semiHidden="0" w:name="Medium Shading 2 Accent 3"/>
+    <w:lsdException w:unhideWhenUsed="0" w:uiPriority="65" w:semiHidden="0" w:name="Medium List 1 Accent 3"/>
+    <w:lsdException w:unhideWhenUsed="0" w:uiPriority="66" w:semiHidden="0" w:name="Medium List 2 Accent 3"/>
+    <w:lsdException w:unhideWhenUsed="0" w:uiPriority="67" w:semiHidden="0" w:name="Medium Grid 1 Accent 3"/>
+    <w:lsdException w:unhideWhenUsed="0" w:uiPriority="68" w:semiHidden="0" w:name="Medium Grid 2 Accent 3"/>
+    <w:lsdException w:unhideWhenUsed="0" w:uiPriority="69" w:semiHidden="0" w:name="Medium Grid 3 Accent 3"/>
+    <w:lsdException w:unhideWhenUsed="0" w:uiPriority="70" w:semiHidden="0" w:name="Dark List Accent 3"/>
+    <w:lsdException w:unhideWhenUsed="0" w:uiPriority="71" w:semiHidden="0" w:name="Colorful Shading Accent 3"/>
+    <w:lsdException w:unhideWhenUsed="0" w:uiPriority="72" w:semiHidden="0" w:name="Colorful List Accent 3"/>
+    <w:lsdException w:unhideWhenUsed="0" w:uiPriority="73" w:semiHidden="0" w:name="Colorful Grid Accent 3"/>
+    <w:lsdException w:unhideWhenUsed="0" w:uiPriority="60" w:semiHidden="0" w:name="Light Shading Accent 4"/>
+    <w:lsdException w:unhideWhenUsed="0" w:uiPriority="61" w:semiHidden="0" w:name="Light List Accent 4"/>
+    <w:lsdException w:unhideWhenUsed="0" w:uiPriority="62" w:semiHidden="0" w:name="Light Grid Accent 4"/>
+    <w:lsdException w:unhideWhenUsed="0" w:uiPriority="63" w:semiHidden="0" w:name="Medium Shading 1 Accent 4"/>
+    <w:lsdException w:unhideWhenUsed="0" w:uiPriority="64" w:semiHidden="0" w:name="Medium Shading 2 Accent 4"/>
+    <w:lsdException w:unhideWhenUsed="0" w:uiPriority="65" w:semiHidden="0" w:name="Medium List 1 Accent 4"/>
+    <w:lsdException w:unhideWhenUsed="0" w:uiPriority="66" w:semiHidden="0" w:name="Medium List 2 Accent 4"/>
+    <w:lsdException w:unhideWhenUsed="0" w:uiPriority="67" w:semiHidden="0" w:name="Medium Grid 1 Accent 4"/>
+    <w:lsdException w:unhideWhenUsed="0" w:uiPriority="68" w:semiHidden="0" w:name="Medium Grid 2 Accent 4"/>
+    <w:lsdException w:unhideWhenUsed="0" w:uiPriority="69" w:semiHidden="0" w:name="Medium Grid 3 Accent 4"/>
+    <w:lsdException w:unhideWhenUsed="0" w:uiPriority="70" w:semiHidden="0" w:name="Dark List Accent 4"/>
+    <w:lsdException w:unhideWhenUsed="0" w:uiPriority="71" w:semiHidden="0" w:name="Colorful Shading Accent 4"/>
+    <w:lsdException w:unhideWhenUsed="0" w:uiPriority="72" w:semiHidden="0" w:name="Colorful List Accent 4"/>
+    <w:lsdException w:unhideWhenUsed="0" w:uiPriority="73" w:semiHidden="0" w:name="Colorful Grid Accent 4"/>
+    <w:lsdException w:unhideWhenUsed="0" w:uiPriority="60" w:semiHidden="0" w:name="Light Shading Accent 5"/>
+    <w:lsdException w:unhideWhenUsed="0" w:uiPriority="61" w:semiHidden="0" w:name="Light List Accent 5"/>
+    <w:lsdException w:unhideWhenUsed="0" w:uiPriority="62" w:semiHidden="0" w:name="Light Grid Accent 5"/>
+    <w:lsdException w:unhideWhenUsed="0" w:uiPriority="63" w:semiHidden="0" w:name="Medium Shading 1 Accent 5"/>
+    <w:lsdException w:unhideWhenUsed="0" w:uiPriority="64" w:semiHidden="0" w:name="Medium Shading 2 Accent 5"/>
+    <w:lsdException w:unhideWhenUsed="0" w:uiPriority="65" w:semiHidden="0" w:name="Medium List 1 Accent 5"/>
+    <w:lsdException w:unhideWhenUsed="0" w:uiPriority="66" w:semiHidden="0" w:name="Medium List 2 Accent 5"/>
+    <w:lsdException w:unhideWhenUsed="0" w:uiPriority="67" w:semiHidden="0" w:name="Medium Grid 1 Accent 5"/>
+    <w:lsdException w:unhideWhenUsed="0" w:uiPriority="68" w:semiHidden="0" w:name="Medium Grid 2 Accent 5"/>
+    <w:lsdException w:unhideWhenUsed="0" w:uiPriority="69" w:semiHidden="0" w:name="Medium Grid 3 Accent 5"/>
+    <w:lsdException w:unhideWhenUsed="0" w:uiPriority="70" w:semiHidden="0" w:name="Dark List Accent 5"/>
+    <w:lsdException w:unhideWhenUsed="0" w:uiPriority="71" w:semiHidden="0" w:name="Colorful Shading Accent 5"/>
+    <w:lsdException w:unhideWhenUsed="0" w:uiPriority="72" w:semiHidden="0" w:name="Colorful List Accent 5"/>
+    <w:lsdException w:unhideWhenUsed="0" w:uiPriority="73" w:semiHidden="0" w:name="Colorful Grid Accent 5"/>
+    <w:lsdException w:unhideWhenUsed="0" w:uiPriority="60" w:semiHidden="0" w:name="Light Shading Accent 6"/>
+    <w:lsdException w:unhideWhenUsed="0" w:uiPriority="61" w:semiHidden="0" w:name="Light List Accent 6"/>
+    <w:lsdException w:unhideWhenUsed="0" w:uiPriority="62" w:semiHidden="0" w:name="Light Grid Accent 6"/>
+    <w:lsdException w:unhideWhenUsed="0" w:uiPriority="63" w:semiHidden="0" w:name="Medium Shading 1 Accent 6"/>
+    <w:lsdException w:unhideWhenUsed="0" w:uiPriority="64" w:semiHidden="0" w:name="Medium Shading 2 Accent 6"/>
+    <w:lsdException w:unhideWhenUsed="0" w:uiPriority="65" w:semiHidden="0" w:name="Medium List 1 Accent 6"/>
+    <w:lsdException w:unhideWhenUsed="0" w:uiPriority="66" w:semiHidden="0" w:name="Medium List 2 Accent 6"/>
+    <w:lsdException w:unhideWhenUsed="0" w:uiPriority="67" w:semiHidden="0" w:name="Medium Grid 1 Accent 6"/>
+    <w:lsdException w:unhideWhenUsed="0" w:uiPriority="68" w:semiHidden="0" w:name="Medium Grid 2 Accent 6"/>
+    <w:lsdException w:unhideWhenUsed="0" w:uiPriority="69" w:semiHidden="0" w:name="Medium Grid 3 Accent 6"/>
+    <w:lsdException w:unhideWhenUsed="0" w:uiPriority="70" w:semiHidden="0" w:name="Dark List Accent 6"/>
+    <w:lsdException w:unhideWhenUsed="0" w:uiPriority="71" w:semiHidden="0" w:name="Colorful Shading Accent 6"/>
+    <w:lsdException w:unhideWhenUsed="0" w:uiPriority="72" w:semiHidden="0" w:name="Colorful List Accent 6"/>
+    <w:lsdException w:unhideWhenUsed="0" w:uiPriority="73" w:semiHidden="0" w:name="Colorful Grid Accent 6"/>
   </w:latentStyles>
-  <w:style w:type="paragraph" w:default="1" w:styleId="Normal">
+  <w:style w:type="paragraph" w:default="1" w:styleId="1">
     <w:name w:val="Normal"/>
     <w:qFormat/>
+    <w:uiPriority w:val="0"/>
     <w:pPr>
       <w:kinsoku w:val="0"/>
       <w:autoSpaceDE w:val="0"/>
@@ -5865,7 +6109,7 @@
       <w:textAlignment w:val="baseline"/>
     </w:pPr>
     <w:rPr>
-      <w:rFonts w:ascii="Arial" w:eastAsia="宋体" w:hAnsi="Arial" w:cs="Arial"/>
+      <w:rFonts w:ascii="Arial" w:hAnsi="Arial" w:eastAsia="宋体" w:cs="Arial"/>
       <w:snapToGrid w:val="0"/>
       <w:color w:val="000000"/>
       <w:kern w:val="0"/>
@@ -5874,11 +6118,12 @@
       <w:lang w:val="en-US" w:eastAsia="en-US" w:bidi="ar-SA"/>
     </w:rPr>
   </w:style>
-  <w:style w:type="paragraph" w:styleId="Heading1">
+  <w:style w:type="paragraph" w:styleId="2">
     <w:name w:val="heading 1"/>
-    <w:basedOn w:val="Normal"/>
-    <w:next w:val="Normal"/>
+    <w:basedOn w:val="1"/>
+    <w:next w:val="1"/>
     <w:qFormat/>
+    <w:uiPriority w:val="0"/>
     <w:pPr>
       <w:keepNext/>
       <w:keepLines/>
@@ -5896,12 +6141,13 @@
       <w:sz w:val="44"/>
     </w:rPr>
   </w:style>
-  <w:style w:type="paragraph" w:styleId="Heading2">
+  <w:style w:type="paragraph" w:styleId="3">
     <w:name w:val="heading 2"/>
-    <w:basedOn w:val="Normal"/>
-    <w:next w:val="Normal"/>
+    <w:basedOn w:val="1"/>
+    <w:next w:val="1"/>
     <w:unhideWhenUsed/>
     <w:qFormat/>
+    <w:uiPriority w:val="0"/>
     <w:pPr>
       <w:keepNext/>
       <w:keepLines/>
@@ -5914,18 +6160,19 @@
       <w:outlineLvl w:val="1"/>
     </w:pPr>
     <w:rPr>
-      <w:rFonts w:ascii="Arial" w:eastAsia="黑体" w:hAnsi="Arial"/>
+      <w:rFonts w:ascii="Arial" w:hAnsi="Arial" w:eastAsia="黑体"/>
       <w:b/>
       <w:sz w:val="32"/>
     </w:rPr>
   </w:style>
-  <w:style w:type="paragraph" w:styleId="Heading3">
+  <w:style w:type="paragraph" w:styleId="4">
     <w:name w:val="heading 3"/>
-    <w:basedOn w:val="Normal"/>
-    <w:next w:val="Normal"/>
+    <w:basedOn w:val="1"/>
+    <w:next w:val="1"/>
     <w:semiHidden/>
     <w:unhideWhenUsed/>
     <w:qFormat/>
+    <w:uiPriority w:val="0"/>
     <w:pPr>
       <w:keepNext/>
       <w:keepLines/>
@@ -5942,12 +6189,13 @@
       <w:sz w:val="32"/>
     </w:rPr>
   </w:style>
-  <w:style w:type="paragraph" w:styleId="Heading4">
+  <w:style w:type="paragraph" w:styleId="5">
     <w:name w:val="heading 4"/>
-    <w:basedOn w:val="Normal"/>
-    <w:next w:val="Normal"/>
+    <w:basedOn w:val="1"/>
+    <w:next w:val="1"/>
     <w:unhideWhenUsed/>
     <w:qFormat/>
+    <w:uiPriority w:val="0"/>
     <w:pPr>
       <w:keepNext/>
       <w:keepLines/>
@@ -5960,18 +6208,19 @@
       <w:outlineLvl w:val="3"/>
     </w:pPr>
     <w:rPr>
-      <w:rFonts w:ascii="Arial" w:eastAsia="黑体" w:hAnsi="Arial"/>
+      <w:rFonts w:ascii="Arial" w:hAnsi="Arial" w:eastAsia="黑体"/>
       <w:b/>
       <w:sz w:val="28"/>
     </w:rPr>
   </w:style>
-  <w:style w:type="paragraph" w:styleId="Heading5">
+  <w:style w:type="paragraph" w:styleId="6">
     <w:name w:val="heading 5"/>
-    <w:basedOn w:val="Normal"/>
-    <w:next w:val="Normal"/>
+    <w:basedOn w:val="1"/>
+    <w:next w:val="1"/>
     <w:semiHidden/>
     <w:unhideWhenUsed/>
     <w:qFormat/>
+    <w:uiPriority w:val="0"/>
     <w:pPr>
       <w:keepNext/>
       <w:keepLines/>
@@ -5988,13 +6237,14 @@
       <w:sz w:val="28"/>
     </w:rPr>
   </w:style>
-  <w:style w:type="paragraph" w:styleId="Heading6">
+  <w:style w:type="paragraph" w:styleId="7">
     <w:name w:val="heading 6"/>
-    <w:basedOn w:val="Normal"/>
-    <w:next w:val="Normal"/>
+    <w:basedOn w:val="1"/>
+    <w:next w:val="1"/>
     <w:semiHidden/>
     <w:unhideWhenUsed/>
     <w:qFormat/>
+    <w:uiPriority w:val="0"/>
     <w:pPr>
       <w:keepNext/>
       <w:keepLines/>
@@ -6007,18 +6257,19 @@
       <w:outlineLvl w:val="5"/>
     </w:pPr>
     <w:rPr>
-      <w:rFonts w:ascii="Arial" w:eastAsia="黑体" w:hAnsi="Arial"/>
+      <w:rFonts w:ascii="Arial" w:hAnsi="Arial" w:eastAsia="黑体"/>
       <w:b/>
       <w:sz w:val="24"/>
     </w:rPr>
   </w:style>
-  <w:style w:type="paragraph" w:styleId="Heading7">
+  <w:style w:type="paragraph" w:styleId="8">
     <w:name w:val="heading 7"/>
-    <w:basedOn w:val="Normal"/>
-    <w:next w:val="Normal"/>
+    <w:basedOn w:val="1"/>
+    <w:next w:val="1"/>
     <w:semiHidden/>
     <w:unhideWhenUsed/>
     <w:qFormat/>
+    <w:uiPriority w:val="0"/>
     <w:pPr>
       <w:keepNext/>
       <w:keepLines/>
@@ -6035,13 +6286,14 @@
       <w:sz w:val="24"/>
     </w:rPr>
   </w:style>
-  <w:style w:type="paragraph" w:styleId="Heading8">
+  <w:style w:type="paragraph" w:styleId="9">
     <w:name w:val="heading 8"/>
-    <w:basedOn w:val="Normal"/>
-    <w:next w:val="Normal"/>
+    <w:basedOn w:val="1"/>
+    <w:next w:val="1"/>
     <w:semiHidden/>
     <w:unhideWhenUsed/>
     <w:qFormat/>
+    <w:uiPriority w:val="0"/>
     <w:pPr>
       <w:keepNext/>
       <w:keepLines/>
@@ -6054,17 +6306,18 @@
       <w:outlineLvl w:val="7"/>
     </w:pPr>
     <w:rPr>
-      <w:rFonts w:ascii="Arial" w:eastAsia="黑体" w:hAnsi="Arial"/>
+      <w:rFonts w:ascii="Arial" w:hAnsi="Arial" w:eastAsia="黑体"/>
       <w:sz w:val="24"/>
     </w:rPr>
   </w:style>
-  <w:style w:type="paragraph" w:styleId="Heading9">
+  <w:style w:type="paragraph" w:styleId="10">
     <w:name w:val="heading 9"/>
-    <w:basedOn w:val="Normal"/>
-    <w:next w:val="Normal"/>
+    <w:basedOn w:val="1"/>
+    <w:next w:val="1"/>
     <w:semiHidden/>
     <w:unhideWhenUsed/>
     <w:qFormat/>
+    <w:uiPriority w:val="0"/>
     <w:pPr>
       <w:keepNext/>
       <w:keepLines/>
@@ -6077,19 +6330,21 @@
       <w:outlineLvl w:val="8"/>
     </w:pPr>
     <w:rPr>
-      <w:rFonts w:ascii="Arial" w:eastAsia="黑体" w:hAnsi="Arial"/>
+      <w:rFonts w:ascii="Arial" w:hAnsi="Arial" w:eastAsia="黑体"/>
       <w:sz w:val="21"/>
     </w:rPr>
   </w:style>
-  <w:style w:type="character" w:default="1" w:styleId="DefaultParagraphFont">
+  <w:style w:type="character" w:default="1" w:styleId="22">
     <w:name w:val="Default Paragraph Font"/>
     <w:semiHidden/>
     <w:qFormat/>
+    <w:uiPriority w:val="0"/>
   </w:style>
-  <w:style w:type="table" w:default="1" w:styleId="TableNormal">
+  <w:style w:type="table" w:default="1" w:styleId="20">
     <w:name w:val="Normal Table"/>
     <w:semiHidden/>
     <w:qFormat/>
+    <w:uiPriority w:val="0"/>
     <w:tblPr>
       <w:tblCellMar>
         <w:top w:w="0" w:type="dxa"/>
@@ -6099,39 +6354,43 @@
       </w:tblCellMar>
     </w:tblPr>
   </w:style>
-  <w:style w:type="paragraph" w:styleId="CommentText">
+  <w:style w:type="paragraph" w:styleId="11">
     <w:name w:val="annotation text"/>
-    <w:basedOn w:val="Normal"/>
+    <w:basedOn w:val="1"/>
     <w:qFormat/>
+    <w:uiPriority w:val="0"/>
     <w:pPr>
       <w:jc w:val="left"/>
     </w:pPr>
   </w:style>
-  <w:style w:type="paragraph" w:styleId="BodyText">
+  <w:style w:type="paragraph" w:styleId="12">
     <w:name w:val="Body Text"/>
-    <w:basedOn w:val="Normal"/>
+    <w:basedOn w:val="1"/>
     <w:semiHidden/>
     <w:qFormat/>
+    <w:uiPriority w:val="0"/>
     <w:rPr>
-      <w:rFonts w:ascii="Arial" w:eastAsia="Arial" w:hAnsi="Arial" w:cs="Arial"/>
+      <w:rFonts w:ascii="Arial" w:hAnsi="Arial" w:eastAsia="Arial" w:cs="Arial"/>
       <w:sz w:val="21"/>
       <w:szCs w:val="21"/>
       <w:lang w:val="en-US" w:eastAsia="en-US" w:bidi="ar-SA"/>
     </w:rPr>
   </w:style>
-  <w:style w:type="paragraph" w:styleId="TOC3">
+  <w:style w:type="paragraph" w:styleId="13">
     <w:name w:val="toc 3"/>
-    <w:basedOn w:val="Normal"/>
-    <w:next w:val="Normal"/>
+    <w:basedOn w:val="1"/>
+    <w:next w:val="1"/>
     <w:qFormat/>
+    <w:uiPriority w:val="0"/>
     <w:pPr>
       <w:ind w:left="840" w:leftChars="400"/>
     </w:pPr>
   </w:style>
-  <w:style w:type="paragraph" w:styleId="Footer">
+  <w:style w:type="paragraph" w:styleId="14">
     <w:name w:val="footer"/>
-    <w:basedOn w:val="Normal"/>
+    <w:basedOn w:val="1"/>
     <w:qFormat/>
+    <w:uiPriority w:val="0"/>
     <w:pPr>
       <w:tabs>
         <w:tab w:val="center" w:pos="4153"/>
@@ -6144,16 +6403,17 @@
       <w:sz w:val="18"/>
     </w:rPr>
   </w:style>
-  <w:style w:type="paragraph" w:styleId="Header">
+  <w:style w:type="paragraph" w:styleId="15">
     <w:name w:val="header"/>
-    <w:basedOn w:val="Normal"/>
+    <w:basedOn w:val="1"/>
     <w:qFormat/>
+    <w:uiPriority w:val="0"/>
     <w:pPr>
       <w:pBdr>
-        <w:top w:val="nil"/>
-        <w:left w:val="nil"/>
-        <w:bottom w:val="nil"/>
-        <w:right w:val="nil"/>
+        <w:top w:val="none" w:color="auto" w:sz="0" w:space="0"/>
+        <w:left w:val="none" w:color="auto" w:sz="0" w:space="0"/>
+        <w:bottom w:val="none" w:color="auto" w:sz="0" w:space="0"/>
+        <w:right w:val="none" w:color="auto" w:sz="0" w:space="0"/>
       </w:pBdr>
       <w:tabs>
         <w:tab w:val="center" w:pos="4153"/>
@@ -6168,37 +6428,41 @@
       <w:sz w:val="18"/>
     </w:rPr>
   </w:style>
-  <w:style w:type="paragraph" w:styleId="TOC1">
+  <w:style w:type="paragraph" w:styleId="16">
     <w:name w:val="toc 1"/>
-    <w:basedOn w:val="Normal"/>
-    <w:next w:val="Normal"/>
+    <w:basedOn w:val="1"/>
+    <w:next w:val="1"/>
     <w:qFormat/>
+    <w:uiPriority w:val="0"/>
     <w:rPr>
-      <w:rFonts w:ascii="Arial" w:eastAsia="Microsoft JhengHei" w:hAnsi="Arial"/>
+      <w:rFonts w:ascii="Arial" w:hAnsi="Arial" w:eastAsia="Microsoft JhengHei"/>
       <w:sz w:val="24"/>
     </w:rPr>
   </w:style>
-  <w:style w:type="paragraph" w:styleId="TOC2">
+  <w:style w:type="paragraph" w:styleId="17">
     <w:name w:val="toc 2"/>
-    <w:basedOn w:val="Normal"/>
-    <w:next w:val="Normal"/>
+    <w:basedOn w:val="1"/>
+    <w:next w:val="1"/>
     <w:qFormat/>
+    <w:uiPriority w:val="0"/>
     <w:pPr>
       <w:ind w:left="420" w:leftChars="200"/>
     </w:pPr>
   </w:style>
-  <w:style w:type="paragraph" w:styleId="NormalWeb">
+  <w:style w:type="paragraph" w:styleId="18">
     <w:name w:val="Normal (Web)"/>
-    <w:basedOn w:val="Normal"/>
+    <w:basedOn w:val="1"/>
     <w:qFormat/>
+    <w:uiPriority w:val="0"/>
     <w:rPr>
       <w:sz w:val="24"/>
     </w:rPr>
   </w:style>
-  <w:style w:type="paragraph" w:styleId="Title">
+  <w:style w:type="paragraph" w:styleId="19">
     <w:name w:val="Title"/>
-    <w:basedOn w:val="Normal"/>
+    <w:basedOn w:val="1"/>
     <w:qFormat/>
+    <w:uiPriority w:val="0"/>
     <w:pPr>
       <w:spacing w:before="240" w:beforeLines="0" w:beforeAutospacing="0" w:after="60" w:afterLines="0" w:afterAutospacing="0"/>
       <w:jc w:val="center"/>
@@ -6210,68 +6474,73 @@
       <w:sz w:val="32"/>
     </w:rPr>
   </w:style>
-  <w:style w:type="table" w:styleId="TableGrid">
+  <w:style w:type="table" w:styleId="21">
     <w:name w:val="Table Grid"/>
-    <w:basedOn w:val="TableNormal"/>
+    <w:basedOn w:val="20"/>
     <w:qFormat/>
+    <w:uiPriority w:val="0"/>
     <w:pPr>
       <w:widowControl w:val="0"/>
       <w:jc w:val="both"/>
     </w:pPr>
     <w:tblPr>
       <w:tblBorders>
-        <w:top w:val="single" w:sz="4" w:space="0" w:color="auto"/>
-        <w:left w:val="single" w:sz="4" w:space="0" w:color="auto"/>
-        <w:bottom w:val="single" w:sz="4" w:space="0" w:color="auto"/>
-        <w:right w:val="single" w:sz="4" w:space="0" w:color="auto"/>
-        <w:insideH w:val="single" w:sz="4" w:space="0" w:color="auto"/>
-        <w:insideV w:val="single" w:sz="4" w:space="0" w:color="auto"/>
+        <w:top w:val="single" w:color="auto" w:sz="4" w:space="0"/>
+        <w:left w:val="single" w:color="auto" w:sz="4" w:space="0"/>
+        <w:bottom w:val="single" w:color="auto" w:sz="4" w:space="0"/>
+        <w:right w:val="single" w:color="auto" w:sz="4" w:space="0"/>
+        <w:insideH w:val="single" w:color="auto" w:sz="4" w:space="0"/>
+        <w:insideV w:val="single" w:color="auto" w:sz="4" w:space="0"/>
       </w:tblBorders>
     </w:tblPr>
   </w:style>
-  <w:style w:type="character" w:styleId="Strong">
+  <w:style w:type="character" w:styleId="23">
     <w:name w:val="Strong"/>
-    <w:basedOn w:val="DefaultParagraphFont"/>
+    <w:basedOn w:val="22"/>
     <w:qFormat/>
+    <w:uiPriority w:val="0"/>
     <w:rPr>
       <w:b/>
     </w:rPr>
   </w:style>
-  <w:style w:type="paragraph" w:customStyle="1" w:styleId="a">
+  <w:style w:type="paragraph" w:customStyle="1" w:styleId="24">
     <w:name w:val="柴_公司名"/>
-    <w:basedOn w:val="Title"/>
+    <w:basedOn w:val="19"/>
     <w:qFormat/>
+    <w:uiPriority w:val="0"/>
     <w:pPr>
       <w:spacing w:after="600" w:afterLines="600"/>
     </w:pPr>
     <w:rPr>
-      <w:rFonts w:ascii="宋体" w:eastAsia="宋体" w:hAnsi="宋体" w:cs="宋体" w:hint="eastAsia"/>
+      <w:rFonts w:hint="eastAsia" w:ascii="宋体" w:hAnsi="宋体" w:eastAsia="宋体" w:cs="宋体"/>
       <w:bCs/>
       <w:spacing w:val="-6"/>
       <w:sz w:val="52"/>
       <w:szCs w:val="52"/>
     </w:rPr>
   </w:style>
-  <w:style w:type="paragraph" w:customStyle="1" w:styleId="a0">
+  <w:style w:type="paragraph" w:customStyle="1" w:styleId="25">
     <w:name w:val="柴_文档名"/>
-    <w:basedOn w:val="Title"/>
+    <w:basedOn w:val="19"/>
     <w:qFormat/>
+    <w:uiPriority w:val="0"/>
     <w:pPr>
       <w:spacing w:after="900" w:afterLines="900"/>
     </w:pPr>
     <w:rPr>
-      <w:rFonts w:ascii="黑体" w:eastAsia="黑体" w:hAnsi="黑体" w:cs="黑体"/>
+      <w:rFonts w:ascii="黑体" w:hAnsi="黑体" w:eastAsia="黑体" w:cs="黑体"/>
       <w:bCs/>
       <w:spacing w:val="-7"/>
       <w:sz w:val="52"/>
       <w:szCs w:val="52"/>
     </w:rPr>
   </w:style>
-  <w:style w:type="table" w:customStyle="1" w:styleId="TableNormal0">
+  <w:style w:type="table" w:customStyle="1" w:styleId="26">
     <w:name w:val="Table Normal_0"/>
     <w:semiHidden/>
     <w:unhideWhenUsed/>
     <w:qFormat/>
+    <w:uiPriority w:val="0"/>
     <w:tblPr>
       <w:tblCellMar>
         <w:top w:w="0" w:type="dxa"/>
@@ -6281,81 +6550,87 @@
       </w:tblCellMar>
     </w:tblPr>
   </w:style>
-  <w:style w:type="paragraph" w:customStyle="1" w:styleId="TableText">
+  <w:style w:type="paragraph" w:customStyle="1" w:styleId="27">
     <w:name w:val="Table Text"/>
-    <w:basedOn w:val="Normal"/>
+    <w:basedOn w:val="1"/>
     <w:semiHidden/>
     <w:qFormat/>
+    <w:uiPriority w:val="0"/>
     <w:rPr>
-      <w:rFonts w:ascii="宋体" w:eastAsia="宋体" w:hAnsi="宋体" w:cs="宋体"/>
+      <w:rFonts w:ascii="宋体" w:hAnsi="宋体" w:eastAsia="宋体" w:cs="宋体"/>
       <w:sz w:val="21"/>
       <w:szCs w:val="21"/>
       <w:lang w:val="en-US" w:eastAsia="en-US" w:bidi="ar-SA"/>
     </w:rPr>
   </w:style>
-  <w:style w:type="paragraph" w:customStyle="1" w:styleId="1">
+  <w:style w:type="paragraph" w:customStyle="1" w:styleId="28">
     <w:name w:val="柴_标题1"/>
-    <w:basedOn w:val="Heading1"/>
-    <w:next w:val="a1"/>
-    <w:link w:val="1Char"/>
+    <w:basedOn w:val="2"/>
+    <w:next w:val="29"/>
+    <w:link w:val="38"/>
     <w:qFormat/>
+    <w:uiPriority w:val="0"/>
     <w:pPr>
       <w:spacing w:before="100" w:after="90" w:line="360" w:lineRule="auto"/>
     </w:pPr>
     <w:rPr>
-      <w:rFonts w:ascii="Arial" w:eastAsia="宋体" w:hAnsi="Arial"/>
+      <w:rFonts w:ascii="Arial" w:hAnsi="Arial" w:eastAsia="宋体"/>
       <w:sz w:val="32"/>
     </w:rPr>
   </w:style>
-  <w:style w:type="paragraph" w:customStyle="1" w:styleId="a1">
+  <w:style w:type="paragraph" w:customStyle="1" w:styleId="29">
     <w:name w:val="柴_正文"/>
-    <w:basedOn w:val="BodyText"/>
-    <w:link w:val="Char"/>
+    <w:basedOn w:val="12"/>
+    <w:link w:val="42"/>
     <w:qFormat/>
+    <w:uiPriority w:val="0"/>
     <w:pPr>
       <w:spacing w:line="360" w:lineRule="auto"/>
       <w:ind w:firstLine="470" w:firstLineChars="200"/>
     </w:pPr>
     <w:rPr>
-      <w:rFonts w:ascii="Arial" w:eastAsia="宋体" w:hAnsi="Arial"/>
+      <w:rFonts w:ascii="Arial" w:hAnsi="Arial" w:eastAsia="宋体"/>
       <w:sz w:val="24"/>
       <w:lang w:eastAsia="zh-CN"/>
     </w:rPr>
   </w:style>
-  <w:style w:type="paragraph" w:customStyle="1" w:styleId="2">
+  <w:style w:type="paragraph" w:customStyle="1" w:styleId="30">
     <w:name w:val="柴_标题2"/>
-    <w:basedOn w:val="Heading2"/>
-    <w:next w:val="a1"/>
+    <w:basedOn w:val="3"/>
+    <w:next w:val="29"/>
     <w:qFormat/>
+    <w:uiPriority w:val="0"/>
     <w:pPr>
       <w:spacing w:line="360" w:lineRule="auto"/>
     </w:pPr>
     <w:rPr>
-      <w:rFonts w:ascii="Arial" w:eastAsia="宋体" w:hAnsi="Arial"/>
+      <w:rFonts w:ascii="Arial" w:hAnsi="Arial" w:eastAsia="宋体"/>
       <w:sz w:val="28"/>
     </w:rPr>
   </w:style>
-  <w:style w:type="paragraph" w:customStyle="1" w:styleId="3">
+  <w:style w:type="paragraph" w:customStyle="1" w:styleId="31">
     <w:name w:val="柴_标题3"/>
-    <w:basedOn w:val="Heading3"/>
-    <w:next w:val="a1"/>
+    <w:basedOn w:val="4"/>
+    <w:next w:val="29"/>
     <w:qFormat/>
+    <w:uiPriority w:val="0"/>
     <w:pPr>
       <w:spacing w:line="360" w:lineRule="auto"/>
       <w:ind w:left="0" w:firstLine="472" w:firstLineChars="200"/>
     </w:pPr>
     <w:rPr>
-      <w:rFonts w:ascii="宋体" w:eastAsia="宋体" w:hAnsi="宋体" w:cs="宋体"/>
+      <w:rFonts w:ascii="宋体" w:hAnsi="宋体" w:eastAsia="宋体" w:cs="宋体"/>
       <w:spacing w:val="-2"/>
       <w:sz w:val="24"/>
       <w:szCs w:val="24"/>
     </w:rPr>
   </w:style>
-  <w:style w:type="paragraph" w:customStyle="1" w:styleId="a2">
+  <w:style w:type="paragraph" w:customStyle="1" w:styleId="32">
     <w:name w:val="柴_目录"/>
-    <w:basedOn w:val="Normal"/>
-    <w:next w:val="BodyText"/>
+    <w:basedOn w:val="1"/>
+    <w:next w:val="12"/>
     <w:qFormat/>
+    <w:uiPriority w:val="0"/>
     <w:pPr>
       <w:tabs>
         <w:tab w:val="right" w:leader="dot" w:pos="8442"/>
@@ -6363,59 +6638,64 @@
       <w:ind w:left="0" w:leftChars="0"/>
     </w:pPr>
     <w:rPr>
-      <w:rFonts w:ascii="Arial" w:eastAsia="Microsoft JhengHei" w:hAnsi="Arial"/>
+      <w:rFonts w:ascii="Arial" w:hAnsi="Arial" w:eastAsia="Microsoft JhengHei"/>
       <w:sz w:val="24"/>
     </w:rPr>
   </w:style>
-  <w:style w:type="paragraph" w:customStyle="1" w:styleId="WPSOffice1">
+  <w:style w:type="paragraph" w:customStyle="1" w:styleId="33">
     <w:name w:val="WPSOffice手动目录 1"/>
     <w:qFormat/>
+    <w:uiPriority w:val="0"/>
     <w:pPr>
       <w:ind w:leftChars="0"/>
     </w:pPr>
     <w:rPr>
-      <w:rFonts w:ascii="Times New Roman" w:eastAsia="宋体" w:hAnsi="Times New Roman" w:cs="Times New Roman"/>
+      <w:rFonts w:ascii="Times New Roman" w:hAnsi="Times New Roman" w:eastAsia="宋体" w:cs="Times New Roman"/>
       <w:sz w:val="20"/>
       <w:szCs w:val="20"/>
     </w:rPr>
   </w:style>
-  <w:style w:type="paragraph" w:customStyle="1" w:styleId="WPSOffice2">
+  <w:style w:type="paragraph" w:customStyle="1" w:styleId="34">
     <w:name w:val="WPSOffice手动目录 2"/>
     <w:qFormat/>
+    <w:uiPriority w:val="0"/>
     <w:pPr>
       <w:ind w:leftChars="200"/>
     </w:pPr>
     <w:rPr>
-      <w:rFonts w:ascii="Times New Roman" w:eastAsia="宋体" w:hAnsi="Times New Roman" w:cs="Times New Roman"/>
+      <w:rFonts w:ascii="Times New Roman" w:hAnsi="Times New Roman" w:eastAsia="宋体" w:cs="Times New Roman"/>
       <w:sz w:val="20"/>
       <w:szCs w:val="20"/>
     </w:rPr>
   </w:style>
-  <w:style w:type="paragraph" w:customStyle="1" w:styleId="WPSOffice3">
+  <w:style w:type="paragraph" w:customStyle="1" w:styleId="35">
     <w:name w:val="WPSOffice手动目录 3"/>
     <w:qFormat/>
+    <w:uiPriority w:val="0"/>
     <w:pPr>
       <w:ind w:leftChars="400"/>
     </w:pPr>
     <w:rPr>
-      <w:rFonts w:ascii="Times New Roman" w:eastAsia="宋体" w:hAnsi="Times New Roman" w:cs="Times New Roman"/>
+      <w:rFonts w:ascii="Times New Roman" w:hAnsi="Times New Roman" w:eastAsia="宋体" w:cs="Times New Roman"/>
       <w:sz w:val="20"/>
       <w:szCs w:val="20"/>
     </w:rPr>
   </w:style>
-  <w:style w:type="paragraph" w:customStyle="1" w:styleId="Compact">
+  <w:style w:type="paragraph" w:customStyle="1" w:styleId="36">
     <w:name w:val="Compact"/>
-    <w:basedOn w:val="BodyText"/>
+    <w:basedOn w:val="12"/>
     <w:qFormat/>
+    <w:uiPriority w:val="0"/>
     <w:pPr>
       <w:spacing w:before="36" w:after="36"/>
     </w:pPr>
   </w:style>
-  <w:style w:type="table" w:customStyle="1" w:styleId="Table">
+  <w:style w:type="table" w:customStyle="1" w:styleId="37">
     <w:name w:val="Table"/>
     <w:semiHidden/>
     <w:unhideWhenUsed/>
     <w:qFormat/>
+    <w:uiPriority w:val="0"/>
     <w:tblPr>
       <w:tblCellMar>
         <w:top w:w="0" w:type="dxa"/>
@@ -6427,26 +6707,28 @@
     <w:tblStylePr w:type="firstRow">
       <w:tcPr>
         <w:tcBorders>
-          <w:bottom w:val="single" w:sz="0" w:space="0" w:color="auto"/>
+          <w:bottom w:val="single" w:color="auto" w:sz="0" w:space="0"/>
         </w:tcBorders>
         <w:vAlign w:val="bottom"/>
       </w:tcPr>
     </w:tblStylePr>
   </w:style>
-  <w:style w:type="character" w:customStyle="1" w:styleId="1Char">
+  <w:style w:type="character" w:customStyle="1" w:styleId="38">
     <w:name w:val="柴_标题1 Char"/>
-    <w:link w:val="1"/>
+    <w:link w:val="28"/>
     <w:qFormat/>
+    <w:uiPriority w:val="0"/>
     <w:rPr>
-      <w:rFonts w:ascii="Arial" w:eastAsia="宋体" w:hAnsi="Arial"/>
+      <w:rFonts w:ascii="Arial" w:hAnsi="Arial" w:eastAsia="宋体"/>
       <w:sz w:val="32"/>
     </w:rPr>
   </w:style>
-  <w:style w:type="table" w:customStyle="1" w:styleId="TableNormal1">
+  <w:style w:type="table" w:customStyle="1" w:styleId="39">
     <w:name w:val="Table Normal_1"/>
     <w:semiHidden/>
     <w:unhideWhenUsed/>
     <w:qFormat/>
+    <w:uiPriority w:val="0"/>
     <w:tblPr>
       <w:tblCellMar>
         <w:top w:w="0" w:type="dxa"/>
@@ -6456,10 +6738,11 @@
       </w:tblCellMar>
     </w:tblPr>
   </w:style>
-  <w:style w:type="paragraph" w:customStyle="1" w:styleId="a3">
+  <w:style w:type="paragraph" w:customStyle="1" w:styleId="40">
     <w:name w:val="柴_正文_无缩进"/>
-    <w:basedOn w:val="Normal"/>
+    <w:basedOn w:val="1"/>
     <w:qFormat/>
+    <w:uiPriority w:val="0"/>
     <w:pPr>
       <w:ind w:firstLine="0" w:firstLineChars="0"/>
     </w:pPr>
@@ -6469,29 +6752,31 @@
       <w:lang w:eastAsia="zh-CN"/>
     </w:rPr>
   </w:style>
-  <w:style w:type="paragraph" w:customStyle="1" w:styleId="4">
+  <w:style w:type="paragraph" w:customStyle="1" w:styleId="41">
     <w:name w:val="柴_标题4"/>
-    <w:basedOn w:val="Heading4"/>
-    <w:next w:val="Normal"/>
+    <w:basedOn w:val="5"/>
+    <w:next w:val="1"/>
     <w:qFormat/>
+    <w:uiPriority w:val="0"/>
     <w:pPr>
       <w:widowControl w:val="0"/>
       <w:spacing w:before="160" w:line="360" w:lineRule="auto"/>
-      <w:ind w:left="981" w:hanging="862" w:leftChars="300"/>
+      <w:ind w:left="981" w:leftChars="300" w:hanging="862"/>
     </w:pPr>
     <w:rPr>
-      <w:rFonts w:ascii="Calibri" w:eastAsia="宋体" w:hAnsi="Calibri" w:cs="宋体" w:hint="eastAsia"/>
+      <w:rFonts w:hint="eastAsia" w:ascii="Calibri" w:hAnsi="Calibri" w:eastAsia="宋体" w:cs="宋体"/>
       <w:sz w:val="24"/>
       <w:szCs w:val="24"/>
       <w:lang w:eastAsia="zh-CN" w:bidi="zh-CN"/>
     </w:rPr>
   </w:style>
-  <w:style w:type="character" w:customStyle="1" w:styleId="Char">
+  <w:style w:type="character" w:customStyle="1" w:styleId="42">
     <w:name w:val="柴_正文 Char"/>
-    <w:link w:val="a1"/>
+    <w:link w:val="29"/>
     <w:qFormat/>
+    <w:uiPriority w:val="0"/>
     <w:rPr>
-      <w:rFonts w:ascii="Arial" w:eastAsia="宋体" w:hAnsi="Arial"/>
+      <w:rFonts w:ascii="Arial" w:hAnsi="Arial" w:eastAsia="宋体"/>
       <w:sz w:val="24"/>
       <w:lang w:eastAsia="zh-CN"/>
     </w:rPr>
